--- a/Scripts/Project.docx
+++ b/Scripts/Project.docx
@@ -13,10 +13,10 @@
           <w:lang w:val="en-US"/>
         </w:rPr>
         <w:drawing>
-          <wp:inline distT="0" distB="0" distL="0" distR="0" wp14:anchorId="646F4EA2" wp14:editId="1D289437">
+          <wp:inline distT="0" distB="0" distL="0" distR="0" wp14:anchorId="28F5E2CA" wp14:editId="7C0A20B8">
             <wp:extent cx="2379345" cy="694055"/>
             <wp:effectExtent l="0" t="0" r="1905" b="0"/>
-            <wp:docPr id="1" name="Picture 1" descr="LA Grandee International College"/>
+            <wp:docPr id="1932844920" name="Picture 1932844920" descr="LA Grandee International College"/>
             <wp:cNvGraphicFramePr>
               <a:graphicFrameLocks xmlns:a="http://schemas.openxmlformats.org/drawingml/2006/main" noChangeAspect="1"/>
             </wp:cNvGraphicFramePr>
@@ -28,13 +28,13 @@
                     <pic:cNvPicPr/>
                   </pic:nvPicPr>
                   <pic:blipFill>
-                    <a:blip r:embed="rId6">
+                    <a:blip r:embed="rId8">
                       <a:extLst>
                         <a:ext uri="{BEBA8EAE-BF5A-486C-A8C5-ECC9F3942E4B}">
                           <a14:imgProps xmlns:a14="http://schemas.microsoft.com/office/drawing/2010/main">
-                            <a14:imgLayer r:embed="rId7">
+                            <a14:imgLayer r:embed="rId9">
                               <a14:imgEffect>
-                                <a14:saturation sat="0"/>
+                                <a14:saturation sat="400000"/>
                               </a14:imgEffect>
                             </a14:imgLayer>
                           </a14:imgProps>
@@ -99,7 +99,6 @@
           <w:szCs w:val="28"/>
         </w:rPr>
       </w:pPr>
-      <w:proofErr w:type="spellStart"/>
       <w:r>
         <w:rPr>
           <w:rFonts w:cs="Times New Roman"/>
@@ -108,18 +107,7 @@
           <w:sz w:val="28"/>
           <w:szCs w:val="28"/>
         </w:rPr>
-        <w:t>Simalchaur</w:t>
-      </w:r>
-      <w:proofErr w:type="spellEnd"/>
-      <w:r>
-        <w:rPr>
-          <w:rFonts w:cs="Times New Roman"/>
-          <w:b/>
-          <w:bCs/>
-          <w:sz w:val="28"/>
-          <w:szCs w:val="28"/>
-        </w:rPr>
-        <w:t>, Pokhara</w:t>
+        <w:t>Simalchaur, Pokhara</w:t>
       </w:r>
       <w:r>
         <w:rPr>
@@ -484,7 +472,7 @@
     </w:p>
     <w:p>
       <w:pPr>
-        <w:spacing w:line="278" w:lineRule="auto"/>
+        <w:spacing w:line="360" w:lineRule="auto"/>
         <w:rPr>
           <w:rFonts w:cs="Times New Roman"/>
           <w:b/>
@@ -508,10 +496,10 @@
         <w:tblLook w:val="04A0" w:firstRow="1" w:lastRow="0" w:firstColumn="1" w:lastColumn="0" w:noHBand="0" w:noVBand="1"/>
       </w:tblPr>
       <w:tblGrid>
-        <w:gridCol w:w="2340"/>
-        <w:gridCol w:w="2340"/>
-        <w:gridCol w:w="1406"/>
-        <w:gridCol w:w="3274"/>
+        <w:gridCol w:w="2076"/>
+        <w:gridCol w:w="2077"/>
+        <w:gridCol w:w="1248"/>
+        <w:gridCol w:w="2905"/>
       </w:tblGrid>
       <w:tr>
         <w:trPr>
@@ -658,19 +646,11 @@
                     <w:rFonts w:cs="Times New Roman"/>
                   </w:rPr>
                 </w:pPr>
-                <w:proofErr w:type="spellStart"/>
                 <w:r>
                   <w:rPr>
                     <w:rFonts w:cs="Times New Roman"/>
                   </w:rPr>
-                  <w:t>Aabishkar</w:t>
-                </w:r>
-                <w:proofErr w:type="spellEnd"/>
-                <w:r>
-                  <w:rPr>
-                    <w:rFonts w:cs="Times New Roman"/>
-                  </w:rPr>
-                  <w:t xml:space="preserve"> Acharya</w:t>
+                  <w:t>Aabishkar Acharya</w:t>
                 </w:r>
               </w:p>
             </w:tc>
@@ -742,7 +722,55 @@
               <w:rPr>
                 <w:rFonts w:cs="Times New Roman"/>
               </w:rPr>
-              <w:t>2019-00-00-0000</w:t>
+              <w:t>20</w:t>
+            </w:r>
+            <w:r>
+              <w:rPr>
+                <w:rFonts w:cs="Times New Roman"/>
+              </w:rPr>
+              <w:t>25</w:t>
+            </w:r>
+            <w:r>
+              <w:rPr>
+                <w:rFonts w:cs="Times New Roman"/>
+              </w:rPr>
+              <w:t>-</w:t>
+            </w:r>
+            <w:r>
+              <w:rPr>
+                <w:rFonts w:cs="Times New Roman"/>
+              </w:rPr>
+              <w:t>1</w:t>
+            </w:r>
+            <w:r>
+              <w:rPr>
+                <w:rFonts w:cs="Times New Roman"/>
+              </w:rPr>
+              <w:t>-</w:t>
+            </w:r>
+            <w:r>
+              <w:rPr>
+                <w:rFonts w:cs="Times New Roman"/>
+              </w:rPr>
+              <w:t>53</w:t>
+            </w:r>
+            <w:r>
+              <w:rPr>
+                <w:rFonts w:cs="Times New Roman"/>
+              </w:rPr>
+              <w:t>-0</w:t>
+            </w:r>
+            <w:r>
+              <w:rPr>
+                <w:rFonts w:cs="Times New Roman"/>
+              </w:rPr>
+              <w:t>31</w:t>
+            </w:r>
+            <w:r>
+              <w:rPr>
+                <w:rFonts w:cs="Times New Roman"/>
+              </w:rPr>
+              <w:t>0</w:t>
             </w:r>
           </w:p>
         </w:tc>
@@ -844,7 +872,49 @@
               <w:rPr>
                 <w:rFonts w:cs="Times New Roman"/>
               </w:rPr>
-              <w:t>2019-00-00-0000</w:t>
+              <w:t>20</w:t>
+            </w:r>
+            <w:r>
+              <w:rPr>
+                <w:rFonts w:cs="Times New Roman"/>
+              </w:rPr>
+              <w:t>25</w:t>
+            </w:r>
+            <w:r>
+              <w:rPr>
+                <w:rFonts w:cs="Times New Roman"/>
+              </w:rPr>
+              <w:t>-</w:t>
+            </w:r>
+            <w:r>
+              <w:rPr>
+                <w:rFonts w:cs="Times New Roman"/>
+              </w:rPr>
+              <w:t>1</w:t>
+            </w:r>
+            <w:r>
+              <w:rPr>
+                <w:rFonts w:cs="Times New Roman"/>
+              </w:rPr>
+              <w:t>-</w:t>
+            </w:r>
+            <w:r>
+              <w:rPr>
+                <w:rFonts w:cs="Times New Roman"/>
+              </w:rPr>
+              <w:t>53</w:t>
+            </w:r>
+            <w:r>
+              <w:rPr>
+                <w:rFonts w:cs="Times New Roman"/>
+              </w:rPr>
+              <w:t>-0</w:t>
+            </w:r>
+            <w:r>
+              <w:rPr>
+                <w:rFonts w:cs="Times New Roman"/>
+              </w:rPr>
+              <w:t>311</w:t>
             </w:r>
           </w:p>
         </w:tc>
@@ -948,7 +1018,49 @@
               <w:rPr>
                 <w:rFonts w:cs="Times New Roman"/>
               </w:rPr>
-              <w:t>2019-00-00-0000</w:t>
+              <w:t>20</w:t>
+            </w:r>
+            <w:r>
+              <w:rPr>
+                <w:rFonts w:cs="Times New Roman"/>
+              </w:rPr>
+              <w:t>25</w:t>
+            </w:r>
+            <w:r>
+              <w:rPr>
+                <w:rFonts w:cs="Times New Roman"/>
+              </w:rPr>
+              <w:t>-</w:t>
+            </w:r>
+            <w:r>
+              <w:rPr>
+                <w:rFonts w:cs="Times New Roman"/>
+              </w:rPr>
+              <w:t>1</w:t>
+            </w:r>
+            <w:r>
+              <w:rPr>
+                <w:rFonts w:cs="Times New Roman"/>
+              </w:rPr>
+              <w:t>-</w:t>
+            </w:r>
+            <w:r>
+              <w:rPr>
+                <w:rFonts w:cs="Times New Roman"/>
+              </w:rPr>
+              <w:t>53</w:t>
+            </w:r>
+            <w:r>
+              <w:rPr>
+                <w:rFonts w:cs="Times New Roman"/>
+              </w:rPr>
+              <w:t>-0</w:t>
+            </w:r>
+            <w:r>
+              <w:rPr>
+                <w:rFonts w:cs="Times New Roman"/>
+              </w:rPr>
+              <w:t>338</w:t>
             </w:r>
           </w:p>
         </w:tc>
@@ -958,12 +1070,6 @@
       <w:pPr>
         <w:spacing w:before="120" w:after="0" w:line="360" w:lineRule="auto"/>
         <w:jc w:val="center"/>
-        <w:rPr>
-          <w:rFonts w:cs="Times New Roman"/>
-          <w:b/>
-          <w:bCs/>
-          <w:szCs w:val="24"/>
-        </w:rPr>
       </w:pPr>
       <w:r>
         <w:rPr>
@@ -1009,7 +1115,7 @@
           <w:noProof/>
           <w:szCs w:val="24"/>
         </w:rPr>
-        <w:t>12/05/2026</w:t>
+        <w:t>13/05/2026</w:t>
       </w:r>
       <w:r>
         <w:rPr>
@@ -1020,6 +1126,9 @@
         </w:rPr>
         <w:fldChar w:fldCharType="end"/>
       </w:r>
+      <w:r>
+        <w:tab/>
+      </w:r>
     </w:p>
     <w:p>
       <w:pPr>
@@ -1031,164 +1140,1600 @@
           <w:bCs/>
           <w:szCs w:val="24"/>
         </w:rPr>
-      </w:pPr>
-    </w:p>
-    <w:p>
-      <w:pPr>
-        <w:spacing w:before="120" w:after="0" w:line="360" w:lineRule="auto"/>
+        <w:sectPr>
+          <w:footerReference w:type="default" r:id="rId10"/>
+          <w:pgSz w:w="11906" w:h="16838" w:code="9"/>
+          <w:pgMar w:top="1440" w:right="1440" w:bottom="1440" w:left="2160" w:header="720" w:footer="720" w:gutter="0"/>
+          <w:pgNumType w:start="1"/>
+          <w:cols w:space="720"/>
+          <w:titlePg/>
+          <w:docGrid w:linePitch="360"/>
+        </w:sectPr>
+      </w:pPr>
+    </w:p>
+    <w:sdt>
+      <w:sdtPr>
+        <w:rPr>
+          <w:rFonts w:ascii="Times New Roman" w:eastAsiaTheme="minorHAnsi" w:hAnsi="Times New Roman" w:cstheme="minorBidi"/>
+          <w:color w:val="auto"/>
+          <w:sz w:val="24"/>
+          <w:szCs w:val="22"/>
+          <w:lang w:val="en-GB"/>
+        </w:rPr>
+        <w:id w:val="1306585191"/>
+        <w:docPartObj>
+          <w:docPartGallery w:val="Table of Contents"/>
+          <w:docPartUnique/>
+        </w:docPartObj>
+      </w:sdtPr>
+      <w:sdtEndPr>
+        <w:rPr>
+          <w:b/>
+          <w:bCs/>
+          <w:noProof/>
+        </w:rPr>
+      </w:sdtEndPr>
+      <w:sdtContent>
+        <w:p>
+          <w:pPr>
+            <w:pStyle w:val="TOCHeading"/>
+            <w:spacing w:line="360" w:lineRule="auto"/>
+            <w:rPr>
+              <w:rFonts w:ascii="Times New Roman" w:hAnsi="Times New Roman" w:cs="Times New Roman"/>
+              <w:b/>
+              <w:bCs/>
+              <w:color w:val="000000" w:themeColor="text1"/>
+              <w14:shadow w14:blurRad="38100" w14:dist="19050" w14:dir="2700000" w14:sx="100000" w14:sy="100000" w14:kx="0" w14:ky="0" w14:algn="tl">
+                <w14:schemeClr w14:val="dk1">
+                  <w14:alpha w14:val="60000"/>
+                </w14:schemeClr>
+              </w14:shadow>
+              <w14:textOutline w14:w="0" w14:cap="flat" w14:cmpd="sng" w14:algn="ctr">
+                <w14:noFill/>
+                <w14:prstDash w14:val="solid"/>
+                <w14:round/>
+              </w14:textOutline>
+            </w:rPr>
+          </w:pPr>
+          <w:r>
+            <w:rPr>
+              <w:rFonts w:ascii="Times New Roman" w:hAnsi="Times New Roman" w:cs="Times New Roman"/>
+              <w:b/>
+              <w:bCs/>
+              <w:color w:val="000000" w:themeColor="text1"/>
+              <w14:shadow w14:blurRad="38100" w14:dist="19050" w14:dir="2700000" w14:sx="100000" w14:sy="100000" w14:kx="0" w14:ky="0" w14:algn="tl">
+                <w14:schemeClr w14:val="dk1">
+                  <w14:alpha w14:val="60000"/>
+                </w14:schemeClr>
+              </w14:shadow>
+              <w14:textOutline w14:w="0" w14:cap="flat" w14:cmpd="sng" w14:algn="ctr">
+                <w14:noFill/>
+                <w14:prstDash w14:val="solid"/>
+                <w14:round/>
+              </w14:textOutline>
+            </w:rPr>
+            <w:t>TABLE OF CONTENTS</w:t>
+          </w:r>
+        </w:p>
+        <w:p>
+          <w:pPr>
+            <w:pStyle w:val="TOC1"/>
+            <w:tabs>
+              <w:tab w:val="left" w:pos="480"/>
+              <w:tab w:val="right" w:leader="dot" w:pos="9350"/>
+            </w:tabs>
+            <w:spacing w:line="360" w:lineRule="auto"/>
+            <w:rPr>
+              <w:rFonts w:asciiTheme="minorHAnsi" w:eastAsiaTheme="minorEastAsia" w:hAnsiTheme="minorHAnsi"/>
+              <w:noProof/>
+              <w:kern w:val="2"/>
+              <w:szCs w:val="24"/>
+              <w:lang w:val="en-US"/>
+              <w14:ligatures w14:val="standardContextual"/>
+            </w:rPr>
+          </w:pPr>
+          <w:r>
+            <w:fldChar w:fldCharType="begin"/>
+          </w:r>
+          <w:r>
+            <w:instrText xml:space="preserve"> TOC \o "1-3" \h \z \u </w:instrText>
+          </w:r>
+          <w:r>
+            <w:fldChar w:fldCharType="separate"/>
+          </w:r>
+          <w:hyperlink w:anchor="_Toc229496463" w:history="1">
+            <w:r>
+              <w:rPr>
+                <w:rStyle w:val="Hyperlink"/>
+                <w:rFonts w:cs="Times New Roman"/>
+                <w:noProof/>
+                <w14:shadow w14:blurRad="38100" w14:dist="19050" w14:dir="2700000" w14:sx="100000" w14:sy="100000" w14:kx="0" w14:ky="0" w14:algn="tl">
+                  <w14:schemeClr w14:val="dk1">
+                    <w14:alpha w14:val="60000"/>
+                  </w14:schemeClr>
+                </w14:shadow>
+                <w14:textOutline w14:w="0" w14:cap="flat" w14:cmpd="sng" w14:algn="ctr">
+                  <w14:noFill/>
+                  <w14:prstDash w14:val="solid"/>
+                  <w14:round/>
+                </w14:textOutline>
+              </w:rPr>
+              <w:t>1.</w:t>
+            </w:r>
+            <w:r>
+              <w:rPr>
+                <w:rFonts w:asciiTheme="minorHAnsi" w:eastAsiaTheme="minorEastAsia" w:hAnsiTheme="minorHAnsi"/>
+                <w:noProof/>
+                <w:kern w:val="2"/>
+                <w:szCs w:val="24"/>
+                <w:lang w:val="en-US"/>
+                <w14:ligatures w14:val="standardContextual"/>
+              </w:rPr>
+              <w:tab/>
+            </w:r>
+            <w:r>
+              <w:rPr>
+                <w:rStyle w:val="Hyperlink"/>
+                <w:rFonts w:cs="Times New Roman"/>
+                <w:noProof/>
+                <w14:shadow w14:blurRad="38100" w14:dist="19050" w14:dir="2700000" w14:sx="100000" w14:sy="100000" w14:kx="0" w14:ky="0" w14:algn="tl">
+                  <w14:schemeClr w14:val="dk1">
+                    <w14:alpha w14:val="60000"/>
+                  </w14:schemeClr>
+                </w14:shadow>
+                <w14:textOutline w14:w="0" w14:cap="flat" w14:cmpd="sng" w14:algn="ctr">
+                  <w14:noFill/>
+                  <w14:prstDash w14:val="solid"/>
+                  <w14:round/>
+                </w14:textOutline>
+              </w:rPr>
+              <w:t>Introduction</w:t>
+            </w:r>
+            <w:r>
+              <w:rPr>
+                <w:noProof/>
+                <w:webHidden/>
+              </w:rPr>
+              <w:tab/>
+            </w:r>
+          </w:hyperlink>
+          <w:r>
+            <w:rPr>
+              <w:noProof/>
+            </w:rPr>
+            <w:t>1</w:t>
+          </w:r>
+        </w:p>
+        <w:p>
+          <w:pPr>
+            <w:pStyle w:val="TOC1"/>
+            <w:tabs>
+              <w:tab w:val="left" w:pos="480"/>
+              <w:tab w:val="right" w:leader="dot" w:pos="9350"/>
+            </w:tabs>
+            <w:spacing w:line="360" w:lineRule="auto"/>
+            <w:rPr>
+              <w:rFonts w:asciiTheme="minorHAnsi" w:eastAsiaTheme="minorEastAsia" w:hAnsiTheme="minorHAnsi"/>
+              <w:noProof/>
+              <w:kern w:val="2"/>
+              <w:szCs w:val="24"/>
+              <w:lang w:val="en-US"/>
+              <w14:ligatures w14:val="standardContextual"/>
+            </w:rPr>
+          </w:pPr>
+          <w:hyperlink w:anchor="_Toc229496464" w:history="1">
+            <w:r>
+              <w:rPr>
+                <w:rStyle w:val="Hyperlink"/>
+                <w:rFonts w:cs="Times New Roman"/>
+                <w:noProof/>
+                <w14:shadow w14:blurRad="38100" w14:dist="19050" w14:dir="2700000" w14:sx="100000" w14:sy="100000" w14:kx="0" w14:ky="0" w14:algn="tl">
+                  <w14:schemeClr w14:val="dk1">
+                    <w14:alpha w14:val="60000"/>
+                  </w14:schemeClr>
+                </w14:shadow>
+                <w14:textOutline w14:w="0" w14:cap="flat" w14:cmpd="sng" w14:algn="ctr">
+                  <w14:noFill/>
+                  <w14:prstDash w14:val="solid"/>
+                  <w14:round/>
+                </w14:textOutline>
+              </w:rPr>
+              <w:t>2.</w:t>
+            </w:r>
+            <w:r>
+              <w:rPr>
+                <w:rFonts w:asciiTheme="minorHAnsi" w:eastAsiaTheme="minorEastAsia" w:hAnsiTheme="minorHAnsi"/>
+                <w:noProof/>
+                <w:kern w:val="2"/>
+                <w:szCs w:val="24"/>
+                <w:lang w:val="en-US"/>
+                <w14:ligatures w14:val="standardContextual"/>
+              </w:rPr>
+              <w:tab/>
+            </w:r>
+            <w:r>
+              <w:rPr>
+                <w:rStyle w:val="Hyperlink"/>
+                <w:rFonts w:cs="Times New Roman"/>
+                <w:noProof/>
+                <w14:shadow w14:blurRad="38100" w14:dist="19050" w14:dir="2700000" w14:sx="100000" w14:sy="100000" w14:kx="0" w14:ky="0" w14:algn="tl">
+                  <w14:schemeClr w14:val="dk1">
+                    <w14:alpha w14:val="60000"/>
+                  </w14:schemeClr>
+                </w14:shadow>
+                <w14:textOutline w14:w="0" w14:cap="flat" w14:cmpd="sng" w14:algn="ctr">
+                  <w14:noFill/>
+                  <w14:prstDash w14:val="solid"/>
+                  <w14:round/>
+                </w14:textOutline>
+              </w:rPr>
+              <w:t>Aim and Scope</w:t>
+            </w:r>
+            <w:r>
+              <w:rPr>
+                <w:noProof/>
+                <w:webHidden/>
+              </w:rPr>
+              <w:tab/>
+            </w:r>
+            <w:r>
+              <w:rPr>
+                <w:noProof/>
+                <w:webHidden/>
+              </w:rPr>
+              <w:fldChar w:fldCharType="begin"/>
+            </w:r>
+            <w:r>
+              <w:rPr>
+                <w:noProof/>
+                <w:webHidden/>
+              </w:rPr>
+              <w:instrText xml:space="preserve"> PAGEREF _Toc229496464 \h </w:instrText>
+            </w:r>
+            <w:r>
+              <w:rPr>
+                <w:noProof/>
+                <w:webHidden/>
+              </w:rPr>
+            </w:r>
+            <w:r>
+              <w:rPr>
+                <w:noProof/>
+                <w:webHidden/>
+              </w:rPr>
+              <w:fldChar w:fldCharType="separate"/>
+            </w:r>
+            <w:r>
+              <w:rPr>
+                <w:noProof/>
+                <w:webHidden/>
+              </w:rPr>
+              <w:t>2</w:t>
+            </w:r>
+            <w:r>
+              <w:rPr>
+                <w:noProof/>
+                <w:webHidden/>
+              </w:rPr>
+              <w:fldChar w:fldCharType="end"/>
+            </w:r>
+          </w:hyperlink>
+        </w:p>
+        <w:p>
+          <w:pPr>
+            <w:pStyle w:val="TOC1"/>
+            <w:tabs>
+              <w:tab w:val="left" w:pos="480"/>
+              <w:tab w:val="right" w:leader="dot" w:pos="9350"/>
+            </w:tabs>
+            <w:spacing w:line="360" w:lineRule="auto"/>
+            <w:rPr>
+              <w:rFonts w:asciiTheme="minorHAnsi" w:eastAsiaTheme="minorEastAsia" w:hAnsiTheme="minorHAnsi"/>
+              <w:noProof/>
+              <w:kern w:val="2"/>
+              <w:szCs w:val="24"/>
+              <w:lang w:val="en-US"/>
+              <w14:ligatures w14:val="standardContextual"/>
+            </w:rPr>
+          </w:pPr>
+          <w:hyperlink w:anchor="_Toc229496465" w:history="1">
+            <w:r>
+              <w:rPr>
+                <w:rStyle w:val="Hyperlink"/>
+                <w:rFonts w:cs="Times New Roman"/>
+                <w:noProof/>
+                <w14:shadow w14:blurRad="38100" w14:dist="19050" w14:dir="2700000" w14:sx="100000" w14:sy="100000" w14:kx="0" w14:ky="0" w14:algn="tl">
+                  <w14:schemeClr w14:val="dk1">
+                    <w14:alpha w14:val="60000"/>
+                  </w14:schemeClr>
+                </w14:shadow>
+                <w14:textOutline w14:w="0" w14:cap="flat" w14:cmpd="sng" w14:algn="ctr">
+                  <w14:noFill/>
+                  <w14:prstDash w14:val="solid"/>
+                  <w14:round/>
+                </w14:textOutline>
+              </w:rPr>
+              <w:t>3.</w:t>
+            </w:r>
+            <w:r>
+              <w:rPr>
+                <w:rFonts w:asciiTheme="minorHAnsi" w:eastAsiaTheme="minorEastAsia" w:hAnsiTheme="minorHAnsi"/>
+                <w:noProof/>
+                <w:kern w:val="2"/>
+                <w:szCs w:val="24"/>
+                <w:lang w:val="en-US"/>
+                <w14:ligatures w14:val="standardContextual"/>
+              </w:rPr>
+              <w:tab/>
+            </w:r>
+            <w:r>
+              <w:rPr>
+                <w:rStyle w:val="Hyperlink"/>
+                <w:rFonts w:cs="Times New Roman"/>
+                <w:noProof/>
+                <w14:shadow w14:blurRad="38100" w14:dist="19050" w14:dir="2700000" w14:sx="100000" w14:sy="100000" w14:kx="0" w14:ky="0" w14:algn="tl">
+                  <w14:schemeClr w14:val="dk1">
+                    <w14:alpha w14:val="60000"/>
+                  </w14:schemeClr>
+                </w14:shadow>
+                <w14:textOutline w14:w="0" w14:cap="flat" w14:cmpd="sng" w14:algn="ctr">
+                  <w14:noFill/>
+                  <w14:prstDash w14:val="solid"/>
+                  <w14:round/>
+                </w14:textOutline>
+              </w:rPr>
+              <w:t>Objectives</w:t>
+            </w:r>
+            <w:r>
+              <w:rPr>
+                <w:noProof/>
+                <w:webHidden/>
+              </w:rPr>
+              <w:tab/>
+            </w:r>
+            <w:r>
+              <w:rPr>
+                <w:noProof/>
+                <w:webHidden/>
+              </w:rPr>
+              <w:fldChar w:fldCharType="begin"/>
+            </w:r>
+            <w:r>
+              <w:rPr>
+                <w:noProof/>
+                <w:webHidden/>
+              </w:rPr>
+              <w:instrText xml:space="preserve"> PAGEREF _Toc229496465 \h </w:instrText>
+            </w:r>
+            <w:r>
+              <w:rPr>
+                <w:noProof/>
+                <w:webHidden/>
+              </w:rPr>
+            </w:r>
+            <w:r>
+              <w:rPr>
+                <w:noProof/>
+                <w:webHidden/>
+              </w:rPr>
+              <w:fldChar w:fldCharType="separate"/>
+            </w:r>
+            <w:r>
+              <w:rPr>
+                <w:noProof/>
+                <w:webHidden/>
+              </w:rPr>
+              <w:t>3</w:t>
+            </w:r>
+            <w:r>
+              <w:rPr>
+                <w:noProof/>
+                <w:webHidden/>
+              </w:rPr>
+              <w:fldChar w:fldCharType="end"/>
+            </w:r>
+          </w:hyperlink>
+        </w:p>
+        <w:p>
+          <w:pPr>
+            <w:pStyle w:val="TOC1"/>
+            <w:tabs>
+              <w:tab w:val="left" w:pos="480"/>
+              <w:tab w:val="right" w:leader="dot" w:pos="9350"/>
+            </w:tabs>
+            <w:spacing w:line="360" w:lineRule="auto"/>
+            <w:rPr>
+              <w:rFonts w:asciiTheme="minorHAnsi" w:eastAsiaTheme="minorEastAsia" w:hAnsiTheme="minorHAnsi"/>
+              <w:noProof/>
+              <w:kern w:val="2"/>
+              <w:szCs w:val="24"/>
+              <w:lang w:val="en-US"/>
+              <w14:ligatures w14:val="standardContextual"/>
+            </w:rPr>
+          </w:pPr>
+          <w:hyperlink w:anchor="_Toc229496466" w:history="1">
+            <w:r>
+              <w:rPr>
+                <w:rStyle w:val="Hyperlink"/>
+                <w:rFonts w:cs="Times New Roman"/>
+                <w:noProof/>
+                <w14:shadow w14:blurRad="38100" w14:dist="19050" w14:dir="2700000" w14:sx="100000" w14:sy="100000" w14:kx="0" w14:ky="0" w14:algn="tl">
+                  <w14:schemeClr w14:val="dk1">
+                    <w14:alpha w14:val="60000"/>
+                  </w14:schemeClr>
+                </w14:shadow>
+                <w14:textOutline w14:w="0" w14:cap="flat" w14:cmpd="sng" w14:algn="ctr">
+                  <w14:noFill/>
+                  <w14:prstDash w14:val="solid"/>
+                  <w14:round/>
+                </w14:textOutline>
+              </w:rPr>
+              <w:t>4.</w:t>
+            </w:r>
+            <w:r>
+              <w:rPr>
+                <w:rFonts w:asciiTheme="minorHAnsi" w:eastAsiaTheme="minorEastAsia" w:hAnsiTheme="minorHAnsi"/>
+                <w:noProof/>
+                <w:kern w:val="2"/>
+                <w:szCs w:val="24"/>
+                <w:lang w:val="en-US"/>
+                <w14:ligatures w14:val="standardContextual"/>
+              </w:rPr>
+              <w:tab/>
+            </w:r>
+            <w:r>
+              <w:rPr>
+                <w:rStyle w:val="Hyperlink"/>
+                <w:rFonts w:cs="Times New Roman"/>
+                <w:noProof/>
+                <w14:shadow w14:blurRad="38100" w14:dist="19050" w14:dir="2700000" w14:sx="100000" w14:sy="100000" w14:kx="0" w14:ky="0" w14:algn="tl">
+                  <w14:schemeClr w14:val="dk1">
+                    <w14:alpha w14:val="60000"/>
+                  </w14:schemeClr>
+                </w14:shadow>
+                <w14:textOutline w14:w="0" w14:cap="flat" w14:cmpd="sng" w14:algn="ctr">
+                  <w14:noFill/>
+                  <w14:prstDash w14:val="solid"/>
+                  <w14:round/>
+                </w14:textOutline>
+              </w:rPr>
+              <w:t>Study Of Previous System</w:t>
+            </w:r>
+            <w:r>
+              <w:rPr>
+                <w:noProof/>
+                <w:webHidden/>
+              </w:rPr>
+              <w:tab/>
+            </w:r>
+            <w:r>
+              <w:rPr>
+                <w:noProof/>
+                <w:webHidden/>
+              </w:rPr>
+              <w:fldChar w:fldCharType="begin"/>
+            </w:r>
+            <w:r>
+              <w:rPr>
+                <w:noProof/>
+                <w:webHidden/>
+              </w:rPr>
+              <w:instrText xml:space="preserve"> PAGEREF _Toc229496466 \h </w:instrText>
+            </w:r>
+            <w:r>
+              <w:rPr>
+                <w:noProof/>
+                <w:webHidden/>
+              </w:rPr>
+            </w:r>
+            <w:r>
+              <w:rPr>
+                <w:noProof/>
+                <w:webHidden/>
+              </w:rPr>
+              <w:fldChar w:fldCharType="separate"/>
+            </w:r>
+            <w:r>
+              <w:rPr>
+                <w:noProof/>
+                <w:webHidden/>
+              </w:rPr>
+              <w:t>4</w:t>
+            </w:r>
+            <w:r>
+              <w:rPr>
+                <w:noProof/>
+                <w:webHidden/>
+              </w:rPr>
+              <w:fldChar w:fldCharType="end"/>
+            </w:r>
+          </w:hyperlink>
+        </w:p>
+        <w:p>
+          <w:pPr>
+            <w:pStyle w:val="TOC1"/>
+            <w:tabs>
+              <w:tab w:val="left" w:pos="480"/>
+              <w:tab w:val="right" w:leader="dot" w:pos="9350"/>
+            </w:tabs>
+            <w:spacing w:line="360" w:lineRule="auto"/>
+            <w:rPr>
+              <w:rFonts w:asciiTheme="minorHAnsi" w:eastAsiaTheme="minorEastAsia" w:hAnsiTheme="minorHAnsi"/>
+              <w:noProof/>
+              <w:kern w:val="2"/>
+              <w:szCs w:val="24"/>
+              <w:lang w:val="en-US"/>
+              <w14:ligatures w14:val="standardContextual"/>
+            </w:rPr>
+          </w:pPr>
+          <w:hyperlink w:anchor="_Toc229496467" w:history="1">
+            <w:r>
+              <w:rPr>
+                <w:rStyle w:val="Hyperlink"/>
+                <w:rFonts w:cs="Times New Roman"/>
+                <w:noProof/>
+                <w14:shadow w14:blurRad="38100" w14:dist="19050" w14:dir="2700000" w14:sx="100000" w14:sy="100000" w14:kx="0" w14:ky="0" w14:algn="tl">
+                  <w14:schemeClr w14:val="dk1">
+                    <w14:alpha w14:val="60000"/>
+                  </w14:schemeClr>
+                </w14:shadow>
+                <w14:textOutline w14:w="0" w14:cap="flat" w14:cmpd="sng" w14:algn="ctr">
+                  <w14:noFill/>
+                  <w14:prstDash w14:val="solid"/>
+                  <w14:round/>
+                </w14:textOutline>
+              </w:rPr>
+              <w:t>5.</w:t>
+            </w:r>
+            <w:r>
+              <w:rPr>
+                <w:rFonts w:asciiTheme="minorHAnsi" w:eastAsiaTheme="minorEastAsia" w:hAnsiTheme="minorHAnsi"/>
+                <w:noProof/>
+                <w:kern w:val="2"/>
+                <w:szCs w:val="24"/>
+                <w:lang w:val="en-US"/>
+                <w14:ligatures w14:val="standardContextual"/>
+              </w:rPr>
+              <w:tab/>
+            </w:r>
+            <w:r>
+              <w:rPr>
+                <w:rStyle w:val="Hyperlink"/>
+                <w:rFonts w:cs="Times New Roman"/>
+                <w:noProof/>
+                <w14:shadow w14:blurRad="38100" w14:dist="19050" w14:dir="2700000" w14:sx="100000" w14:sy="100000" w14:kx="0" w14:ky="0" w14:algn="tl">
+                  <w14:schemeClr w14:val="dk1">
+                    <w14:alpha w14:val="60000"/>
+                  </w14:schemeClr>
+                </w14:shadow>
+                <w14:textOutline w14:w="0" w14:cap="flat" w14:cmpd="sng" w14:algn="ctr">
+                  <w14:noFill/>
+                  <w14:prstDash w14:val="solid"/>
+                  <w14:round/>
+                </w14:textOutline>
+              </w:rPr>
+              <w:t>Current Problems and Proposed Solutions</w:t>
+            </w:r>
+            <w:r>
+              <w:rPr>
+                <w:noProof/>
+                <w:webHidden/>
+              </w:rPr>
+              <w:tab/>
+            </w:r>
+            <w:r>
+              <w:rPr>
+                <w:noProof/>
+                <w:webHidden/>
+              </w:rPr>
+              <w:fldChar w:fldCharType="begin"/>
+            </w:r>
+            <w:r>
+              <w:rPr>
+                <w:noProof/>
+                <w:webHidden/>
+              </w:rPr>
+              <w:instrText xml:space="preserve"> PAGEREF _Toc229496467 \h </w:instrText>
+            </w:r>
+            <w:r>
+              <w:rPr>
+                <w:noProof/>
+                <w:webHidden/>
+              </w:rPr>
+            </w:r>
+            <w:r>
+              <w:rPr>
+                <w:noProof/>
+                <w:webHidden/>
+              </w:rPr>
+              <w:fldChar w:fldCharType="separate"/>
+            </w:r>
+            <w:r>
+              <w:rPr>
+                <w:noProof/>
+                <w:webHidden/>
+              </w:rPr>
+              <w:t>5</w:t>
+            </w:r>
+            <w:r>
+              <w:rPr>
+                <w:noProof/>
+                <w:webHidden/>
+              </w:rPr>
+              <w:fldChar w:fldCharType="end"/>
+            </w:r>
+          </w:hyperlink>
+        </w:p>
+        <w:p>
+          <w:pPr>
+            <w:pStyle w:val="TOC1"/>
+            <w:tabs>
+              <w:tab w:val="left" w:pos="480"/>
+              <w:tab w:val="right" w:leader="dot" w:pos="9350"/>
+            </w:tabs>
+            <w:spacing w:line="360" w:lineRule="auto"/>
+            <w:rPr>
+              <w:rFonts w:asciiTheme="minorHAnsi" w:eastAsiaTheme="minorEastAsia" w:hAnsiTheme="minorHAnsi"/>
+              <w:noProof/>
+              <w:kern w:val="2"/>
+              <w:szCs w:val="24"/>
+              <w:lang w:val="en-US"/>
+              <w14:ligatures w14:val="standardContextual"/>
+            </w:rPr>
+          </w:pPr>
+          <w:hyperlink w:anchor="_Toc229496468" w:history="1">
+            <w:r>
+              <w:rPr>
+                <w:rStyle w:val="Hyperlink"/>
+                <w:rFonts w:cs="Times New Roman"/>
+                <w:noProof/>
+                <w14:shadow w14:blurRad="38100" w14:dist="19050" w14:dir="2700000" w14:sx="100000" w14:sy="100000" w14:kx="0" w14:ky="0" w14:algn="tl">
+                  <w14:schemeClr w14:val="dk1">
+                    <w14:alpha w14:val="60000"/>
+                  </w14:schemeClr>
+                </w14:shadow>
+                <w14:textOutline w14:w="0" w14:cap="flat" w14:cmpd="sng" w14:algn="ctr">
+                  <w14:noFill/>
+                  <w14:prstDash w14:val="solid"/>
+                  <w14:round/>
+                </w14:textOutline>
+              </w:rPr>
+              <w:t>6.</w:t>
+            </w:r>
+            <w:r>
+              <w:rPr>
+                <w:rFonts w:asciiTheme="minorHAnsi" w:eastAsiaTheme="minorEastAsia" w:hAnsiTheme="minorHAnsi"/>
+                <w:noProof/>
+                <w:kern w:val="2"/>
+                <w:szCs w:val="24"/>
+                <w:lang w:val="en-US"/>
+                <w14:ligatures w14:val="standardContextual"/>
+              </w:rPr>
+              <w:tab/>
+            </w:r>
+            <w:r>
+              <w:rPr>
+                <w:rStyle w:val="Hyperlink"/>
+                <w:rFonts w:cs="Times New Roman"/>
+                <w:noProof/>
+                <w14:shadow w14:blurRad="38100" w14:dist="19050" w14:dir="2700000" w14:sx="100000" w14:sy="100000" w14:kx="0" w14:ky="0" w14:algn="tl">
+                  <w14:schemeClr w14:val="dk1">
+                    <w14:alpha w14:val="60000"/>
+                  </w14:schemeClr>
+                </w14:shadow>
+                <w14:textOutline w14:w="0" w14:cap="flat" w14:cmpd="sng" w14:algn="ctr">
+                  <w14:noFill/>
+                  <w14:prstDash w14:val="solid"/>
+                  <w14:round/>
+                </w14:textOutline>
+              </w:rPr>
+              <w:t>Requirements</w:t>
+            </w:r>
+            <w:r>
+              <w:rPr>
+                <w:noProof/>
+                <w:webHidden/>
+              </w:rPr>
+              <w:tab/>
+            </w:r>
+            <w:r>
+              <w:rPr>
+                <w:noProof/>
+                <w:webHidden/>
+              </w:rPr>
+              <w:fldChar w:fldCharType="begin"/>
+            </w:r>
+            <w:r>
+              <w:rPr>
+                <w:noProof/>
+                <w:webHidden/>
+              </w:rPr>
+              <w:instrText xml:space="preserve"> PAGEREF _Toc229496468 \h </w:instrText>
+            </w:r>
+            <w:r>
+              <w:rPr>
+                <w:noProof/>
+                <w:webHidden/>
+              </w:rPr>
+            </w:r>
+            <w:r>
+              <w:rPr>
+                <w:noProof/>
+                <w:webHidden/>
+              </w:rPr>
+              <w:fldChar w:fldCharType="separate"/>
+            </w:r>
+            <w:r>
+              <w:rPr>
+                <w:noProof/>
+                <w:webHidden/>
+              </w:rPr>
+              <w:t>7</w:t>
+            </w:r>
+            <w:r>
+              <w:rPr>
+                <w:noProof/>
+                <w:webHidden/>
+              </w:rPr>
+              <w:fldChar w:fldCharType="end"/>
+            </w:r>
+          </w:hyperlink>
+        </w:p>
+        <w:p>
+          <w:pPr>
+            <w:pStyle w:val="TOC2"/>
+            <w:tabs>
+              <w:tab w:val="right" w:leader="dot" w:pos="9350"/>
+            </w:tabs>
+            <w:spacing w:line="360" w:lineRule="auto"/>
+            <w:rPr>
+              <w:rFonts w:asciiTheme="minorHAnsi" w:eastAsiaTheme="minorEastAsia" w:hAnsiTheme="minorHAnsi"/>
+              <w:noProof/>
+              <w:kern w:val="2"/>
+              <w:szCs w:val="24"/>
+              <w:lang w:val="en-US"/>
+              <w14:ligatures w14:val="standardContextual"/>
+            </w:rPr>
+          </w:pPr>
+          <w:hyperlink w:anchor="_Toc229496469" w:history="1">
+            <w:r>
+              <w:rPr>
+                <w:rStyle w:val="Hyperlink"/>
+                <w:rFonts w:cs="Times New Roman"/>
+                <w:noProof/>
+                <w:lang w:val="en-US"/>
+                <w14:shadow w14:blurRad="38100" w14:dist="19050" w14:dir="2700000" w14:sx="100000" w14:sy="100000" w14:kx="0" w14:ky="0" w14:algn="tl">
+                  <w14:schemeClr w14:val="dk1">
+                    <w14:alpha w14:val="60000"/>
+                  </w14:schemeClr>
+                </w14:shadow>
+                <w14:textOutline w14:w="0" w14:cap="flat" w14:cmpd="sng" w14:algn="ctr">
+                  <w14:noFill/>
+                  <w14:prstDash w14:val="solid"/>
+                  <w14:round/>
+                </w14:textOutline>
+              </w:rPr>
+              <w:t>6.1 Functional Requirements</w:t>
+            </w:r>
+            <w:r>
+              <w:rPr>
+                <w:noProof/>
+                <w:webHidden/>
+              </w:rPr>
+              <w:tab/>
+            </w:r>
+            <w:r>
+              <w:rPr>
+                <w:noProof/>
+                <w:webHidden/>
+              </w:rPr>
+              <w:fldChar w:fldCharType="begin"/>
+            </w:r>
+            <w:r>
+              <w:rPr>
+                <w:noProof/>
+                <w:webHidden/>
+              </w:rPr>
+              <w:instrText xml:space="preserve"> PAGEREF _Toc229496469 \h </w:instrText>
+            </w:r>
+            <w:r>
+              <w:rPr>
+                <w:noProof/>
+                <w:webHidden/>
+              </w:rPr>
+            </w:r>
+            <w:r>
+              <w:rPr>
+                <w:noProof/>
+                <w:webHidden/>
+              </w:rPr>
+              <w:fldChar w:fldCharType="separate"/>
+            </w:r>
+            <w:r>
+              <w:rPr>
+                <w:noProof/>
+                <w:webHidden/>
+              </w:rPr>
+              <w:t>7</w:t>
+            </w:r>
+            <w:r>
+              <w:rPr>
+                <w:noProof/>
+                <w:webHidden/>
+              </w:rPr>
+              <w:fldChar w:fldCharType="end"/>
+            </w:r>
+          </w:hyperlink>
+        </w:p>
+        <w:p>
+          <w:pPr>
+            <w:pStyle w:val="TOC2"/>
+            <w:tabs>
+              <w:tab w:val="right" w:leader="dot" w:pos="9350"/>
+            </w:tabs>
+            <w:spacing w:line="360" w:lineRule="auto"/>
+            <w:rPr>
+              <w:rFonts w:asciiTheme="minorHAnsi" w:eastAsiaTheme="minorEastAsia" w:hAnsiTheme="minorHAnsi"/>
+              <w:noProof/>
+              <w:kern w:val="2"/>
+              <w:szCs w:val="24"/>
+              <w:lang w:val="en-US"/>
+              <w14:ligatures w14:val="standardContextual"/>
+            </w:rPr>
+          </w:pPr>
+          <w:hyperlink w:anchor="_Toc229496470" w:history="1">
+            <w:r>
+              <w:rPr>
+                <w:rStyle w:val="Hyperlink"/>
+                <w:rFonts w:cs="Times New Roman"/>
+                <w:noProof/>
+                <w:lang w:val="en-US"/>
+                <w14:shadow w14:blurRad="38100" w14:dist="19050" w14:dir="2700000" w14:sx="100000" w14:sy="100000" w14:kx="0" w14:ky="0" w14:algn="tl">
+                  <w14:schemeClr w14:val="dk1">
+                    <w14:alpha w14:val="60000"/>
+                  </w14:schemeClr>
+                </w14:shadow>
+                <w14:textOutline w14:w="0" w14:cap="flat" w14:cmpd="sng" w14:algn="ctr">
+                  <w14:noFill/>
+                  <w14:prstDash w14:val="solid"/>
+                  <w14:round/>
+                </w14:textOutline>
+              </w:rPr>
+              <w:t>6.2 Non-Functional Requirements</w:t>
+            </w:r>
+            <w:r>
+              <w:rPr>
+                <w:noProof/>
+                <w:webHidden/>
+              </w:rPr>
+              <w:tab/>
+            </w:r>
+            <w:r>
+              <w:rPr>
+                <w:noProof/>
+                <w:webHidden/>
+              </w:rPr>
+              <w:fldChar w:fldCharType="begin"/>
+            </w:r>
+            <w:r>
+              <w:rPr>
+                <w:noProof/>
+                <w:webHidden/>
+              </w:rPr>
+              <w:instrText xml:space="preserve"> PAGEREF _Toc229496470 \h </w:instrText>
+            </w:r>
+            <w:r>
+              <w:rPr>
+                <w:noProof/>
+                <w:webHidden/>
+              </w:rPr>
+            </w:r>
+            <w:r>
+              <w:rPr>
+                <w:noProof/>
+                <w:webHidden/>
+              </w:rPr>
+              <w:fldChar w:fldCharType="separate"/>
+            </w:r>
+            <w:r>
+              <w:rPr>
+                <w:noProof/>
+                <w:webHidden/>
+              </w:rPr>
+              <w:t>7</w:t>
+            </w:r>
+            <w:r>
+              <w:rPr>
+                <w:noProof/>
+                <w:webHidden/>
+              </w:rPr>
+              <w:fldChar w:fldCharType="end"/>
+            </w:r>
+          </w:hyperlink>
+        </w:p>
+        <w:p>
+          <w:pPr>
+            <w:pStyle w:val="TOC1"/>
+            <w:tabs>
+              <w:tab w:val="left" w:pos="480"/>
+              <w:tab w:val="right" w:leader="dot" w:pos="9350"/>
+            </w:tabs>
+            <w:spacing w:line="360" w:lineRule="auto"/>
+            <w:rPr>
+              <w:rFonts w:asciiTheme="minorHAnsi" w:eastAsiaTheme="minorEastAsia" w:hAnsiTheme="minorHAnsi"/>
+              <w:noProof/>
+              <w:kern w:val="2"/>
+              <w:szCs w:val="24"/>
+              <w:lang w:val="en-US"/>
+              <w14:ligatures w14:val="standardContextual"/>
+            </w:rPr>
+          </w:pPr>
+          <w:hyperlink w:anchor="_Toc229496471" w:history="1">
+            <w:r>
+              <w:rPr>
+                <w:rStyle w:val="Hyperlink"/>
+                <w:rFonts w:cs="Times New Roman"/>
+                <w:noProof/>
+                <w14:shadow w14:blurRad="38100" w14:dist="19050" w14:dir="2700000" w14:sx="100000" w14:sy="100000" w14:kx="0" w14:ky="0" w14:algn="tl">
+                  <w14:schemeClr w14:val="dk1">
+                    <w14:alpha w14:val="60000"/>
+                  </w14:schemeClr>
+                </w14:shadow>
+                <w14:textOutline w14:w="0" w14:cap="flat" w14:cmpd="sng" w14:algn="ctr">
+                  <w14:noFill/>
+                  <w14:prstDash w14:val="solid"/>
+                  <w14:round/>
+                </w14:textOutline>
+              </w:rPr>
+              <w:t>7.</w:t>
+            </w:r>
+            <w:r>
+              <w:rPr>
+                <w:rFonts w:asciiTheme="minorHAnsi" w:eastAsiaTheme="minorEastAsia" w:hAnsiTheme="minorHAnsi"/>
+                <w:noProof/>
+                <w:kern w:val="2"/>
+                <w:szCs w:val="24"/>
+                <w:lang w:val="en-US"/>
+                <w14:ligatures w14:val="standardContextual"/>
+              </w:rPr>
+              <w:tab/>
+            </w:r>
+            <w:r>
+              <w:rPr>
+                <w:rStyle w:val="Hyperlink"/>
+                <w:rFonts w:cs="Times New Roman"/>
+                <w:noProof/>
+                <w14:shadow w14:blurRad="38100" w14:dist="19050" w14:dir="2700000" w14:sx="100000" w14:sy="100000" w14:kx="0" w14:ky="0" w14:algn="tl">
+                  <w14:schemeClr w14:val="dk1">
+                    <w14:alpha w14:val="60000"/>
+                  </w14:schemeClr>
+                </w14:shadow>
+                <w14:textOutline w14:w="0" w14:cap="flat" w14:cmpd="sng" w14:algn="ctr">
+                  <w14:noFill/>
+                  <w14:prstDash w14:val="solid"/>
+                  <w14:round/>
+                </w14:textOutline>
+              </w:rPr>
+              <w:t>System Design</w:t>
+            </w:r>
+            <w:r>
+              <w:rPr>
+                <w:noProof/>
+                <w:webHidden/>
+              </w:rPr>
+              <w:tab/>
+            </w:r>
+            <w:r>
+              <w:rPr>
+                <w:noProof/>
+                <w:webHidden/>
+              </w:rPr>
+              <w:fldChar w:fldCharType="begin"/>
+            </w:r>
+            <w:r>
+              <w:rPr>
+                <w:noProof/>
+                <w:webHidden/>
+              </w:rPr>
+              <w:instrText xml:space="preserve"> PAGEREF _Toc229496471 \h </w:instrText>
+            </w:r>
+            <w:r>
+              <w:rPr>
+                <w:noProof/>
+                <w:webHidden/>
+              </w:rPr>
+            </w:r>
+            <w:r>
+              <w:rPr>
+                <w:noProof/>
+                <w:webHidden/>
+              </w:rPr>
+              <w:fldChar w:fldCharType="separate"/>
+            </w:r>
+            <w:r>
+              <w:rPr>
+                <w:noProof/>
+                <w:webHidden/>
+              </w:rPr>
+              <w:t>9</w:t>
+            </w:r>
+            <w:r>
+              <w:rPr>
+                <w:noProof/>
+                <w:webHidden/>
+              </w:rPr>
+              <w:fldChar w:fldCharType="end"/>
+            </w:r>
+          </w:hyperlink>
+        </w:p>
+        <w:p>
+          <w:pPr>
+            <w:pStyle w:val="TOC1"/>
+            <w:tabs>
+              <w:tab w:val="left" w:pos="480"/>
+              <w:tab w:val="right" w:leader="dot" w:pos="9350"/>
+            </w:tabs>
+            <w:spacing w:line="360" w:lineRule="auto"/>
+            <w:rPr>
+              <w:rFonts w:asciiTheme="minorHAnsi" w:eastAsiaTheme="minorEastAsia" w:hAnsiTheme="minorHAnsi"/>
+              <w:noProof/>
+              <w:kern w:val="2"/>
+              <w:szCs w:val="24"/>
+              <w:lang w:val="en-US"/>
+              <w14:ligatures w14:val="standardContextual"/>
+            </w:rPr>
+          </w:pPr>
+          <w:hyperlink w:anchor="_Toc229496472" w:history="1">
+            <w:r>
+              <w:rPr>
+                <w:rStyle w:val="Hyperlink"/>
+                <w:rFonts w:cs="Times New Roman"/>
+                <w:noProof/>
+                <w14:shadow w14:blurRad="38100" w14:dist="19050" w14:dir="2700000" w14:sx="100000" w14:sy="100000" w14:kx="0" w14:ky="0" w14:algn="tl">
+                  <w14:schemeClr w14:val="dk1">
+                    <w14:alpha w14:val="60000"/>
+                  </w14:schemeClr>
+                </w14:shadow>
+                <w14:textOutline w14:w="0" w14:cap="flat" w14:cmpd="sng" w14:algn="ctr">
+                  <w14:noFill/>
+                  <w14:prstDash w14:val="solid"/>
+                  <w14:round/>
+                </w14:textOutline>
+              </w:rPr>
+              <w:t>8.</w:t>
+            </w:r>
+            <w:r>
+              <w:rPr>
+                <w:rFonts w:asciiTheme="minorHAnsi" w:eastAsiaTheme="minorEastAsia" w:hAnsiTheme="minorHAnsi"/>
+                <w:noProof/>
+                <w:kern w:val="2"/>
+                <w:szCs w:val="24"/>
+                <w:lang w:val="en-US"/>
+                <w14:ligatures w14:val="standardContextual"/>
+              </w:rPr>
+              <w:tab/>
+            </w:r>
+            <w:r>
+              <w:rPr>
+                <w:rStyle w:val="Hyperlink"/>
+                <w:rFonts w:cs="Times New Roman"/>
+                <w:noProof/>
+                <w14:shadow w14:blurRad="38100" w14:dist="19050" w14:dir="2700000" w14:sx="100000" w14:sy="100000" w14:kx="0" w14:ky="0" w14:algn="tl">
+                  <w14:schemeClr w14:val="dk1">
+                    <w14:alpha w14:val="60000"/>
+                  </w14:schemeClr>
+                </w14:shadow>
+                <w14:textOutline w14:w="0" w14:cap="flat" w14:cmpd="sng" w14:algn="ctr">
+                  <w14:noFill/>
+                  <w14:prstDash w14:val="solid"/>
+                  <w14:round/>
+                </w14:textOutline>
+              </w:rPr>
+              <w:t>Detail Timeline</w:t>
+            </w:r>
+            <w:r>
+              <w:rPr>
+                <w:noProof/>
+                <w:webHidden/>
+              </w:rPr>
+              <w:tab/>
+            </w:r>
+            <w:r>
+              <w:rPr>
+                <w:noProof/>
+                <w:webHidden/>
+              </w:rPr>
+              <w:fldChar w:fldCharType="begin"/>
+            </w:r>
+            <w:r>
+              <w:rPr>
+                <w:noProof/>
+                <w:webHidden/>
+              </w:rPr>
+              <w:instrText xml:space="preserve"> PAGEREF _Toc229496472 \h </w:instrText>
+            </w:r>
+            <w:r>
+              <w:rPr>
+                <w:noProof/>
+                <w:webHidden/>
+              </w:rPr>
+            </w:r>
+            <w:r>
+              <w:rPr>
+                <w:noProof/>
+                <w:webHidden/>
+              </w:rPr>
+              <w:fldChar w:fldCharType="separate"/>
+            </w:r>
+            <w:r>
+              <w:rPr>
+                <w:noProof/>
+                <w:webHidden/>
+              </w:rPr>
+              <w:t>10</w:t>
+            </w:r>
+            <w:r>
+              <w:rPr>
+                <w:noProof/>
+                <w:webHidden/>
+              </w:rPr>
+              <w:fldChar w:fldCharType="end"/>
+            </w:r>
+          </w:hyperlink>
+        </w:p>
+        <w:p>
+          <w:pPr>
+            <w:pStyle w:val="TOC1"/>
+            <w:tabs>
+              <w:tab w:val="left" w:pos="480"/>
+              <w:tab w:val="right" w:leader="dot" w:pos="9350"/>
+            </w:tabs>
+            <w:spacing w:line="360" w:lineRule="auto"/>
+            <w:rPr>
+              <w:rFonts w:asciiTheme="minorHAnsi" w:eastAsiaTheme="minorEastAsia" w:hAnsiTheme="minorHAnsi"/>
+              <w:noProof/>
+              <w:kern w:val="2"/>
+              <w:szCs w:val="24"/>
+              <w:lang w:val="en-US"/>
+              <w14:ligatures w14:val="standardContextual"/>
+            </w:rPr>
+          </w:pPr>
+          <w:hyperlink w:anchor="_Toc229496473" w:history="1">
+            <w:r>
+              <w:rPr>
+                <w:rStyle w:val="Hyperlink"/>
+                <w:rFonts w:cs="Times New Roman"/>
+                <w:noProof/>
+                <w14:shadow w14:blurRad="38100" w14:dist="19050" w14:dir="2700000" w14:sx="100000" w14:sy="100000" w14:kx="0" w14:ky="0" w14:algn="tl">
+                  <w14:schemeClr w14:val="dk1">
+                    <w14:alpha w14:val="60000"/>
+                  </w14:schemeClr>
+                </w14:shadow>
+                <w14:textOutline w14:w="0" w14:cap="flat" w14:cmpd="sng" w14:algn="ctr">
+                  <w14:noFill/>
+                  <w14:prstDash w14:val="solid"/>
+                  <w14:round/>
+                </w14:textOutline>
+              </w:rPr>
+              <w:t>9.</w:t>
+            </w:r>
+            <w:r>
+              <w:rPr>
+                <w:rFonts w:asciiTheme="minorHAnsi" w:eastAsiaTheme="minorEastAsia" w:hAnsiTheme="minorHAnsi"/>
+                <w:noProof/>
+                <w:kern w:val="2"/>
+                <w:szCs w:val="24"/>
+                <w:lang w:val="en-US"/>
+                <w14:ligatures w14:val="standardContextual"/>
+              </w:rPr>
+              <w:tab/>
+            </w:r>
+            <w:r>
+              <w:rPr>
+                <w:rStyle w:val="Hyperlink"/>
+                <w:rFonts w:cs="Times New Roman"/>
+                <w:noProof/>
+                <w14:shadow w14:blurRad="38100" w14:dist="19050" w14:dir="2700000" w14:sx="100000" w14:sy="100000" w14:kx="0" w14:ky="0" w14:algn="tl">
+                  <w14:schemeClr w14:val="dk1">
+                    <w14:alpha w14:val="60000"/>
+                  </w14:schemeClr>
+                </w14:shadow>
+                <w14:textOutline w14:w="0" w14:cap="flat" w14:cmpd="sng" w14:algn="ctr">
+                  <w14:noFill/>
+                  <w14:prstDash w14:val="solid"/>
+                  <w14:round/>
+                </w14:textOutline>
+              </w:rPr>
+              <w:t>Conclusion</w:t>
+            </w:r>
+            <w:r>
+              <w:rPr>
+                <w:noProof/>
+                <w:webHidden/>
+              </w:rPr>
+              <w:tab/>
+            </w:r>
+            <w:r>
+              <w:rPr>
+                <w:noProof/>
+                <w:webHidden/>
+              </w:rPr>
+              <w:fldChar w:fldCharType="begin"/>
+            </w:r>
+            <w:r>
+              <w:rPr>
+                <w:noProof/>
+                <w:webHidden/>
+              </w:rPr>
+              <w:instrText xml:space="preserve"> PAGEREF _Toc229496473 \h </w:instrText>
+            </w:r>
+            <w:r>
+              <w:rPr>
+                <w:noProof/>
+                <w:webHidden/>
+              </w:rPr>
+            </w:r>
+            <w:r>
+              <w:rPr>
+                <w:noProof/>
+                <w:webHidden/>
+              </w:rPr>
+              <w:fldChar w:fldCharType="separate"/>
+            </w:r>
+            <w:r>
+              <w:rPr>
+                <w:noProof/>
+                <w:webHidden/>
+              </w:rPr>
+              <w:t>11</w:t>
+            </w:r>
+            <w:r>
+              <w:rPr>
+                <w:noProof/>
+                <w:webHidden/>
+              </w:rPr>
+              <w:fldChar w:fldCharType="end"/>
+            </w:r>
+          </w:hyperlink>
+        </w:p>
+        <w:p>
+          <w:pPr>
+            <w:pStyle w:val="TOC1"/>
+            <w:tabs>
+              <w:tab w:val="left" w:pos="720"/>
+              <w:tab w:val="right" w:leader="dot" w:pos="9350"/>
+            </w:tabs>
+            <w:spacing w:line="360" w:lineRule="auto"/>
+            <w:rPr>
+              <w:rFonts w:asciiTheme="minorHAnsi" w:eastAsiaTheme="minorEastAsia" w:hAnsiTheme="minorHAnsi"/>
+              <w:noProof/>
+              <w:kern w:val="2"/>
+              <w:szCs w:val="24"/>
+              <w:lang w:val="en-US"/>
+              <w14:ligatures w14:val="standardContextual"/>
+            </w:rPr>
+          </w:pPr>
+          <w:hyperlink w:anchor="_Toc229496474" w:history="1">
+            <w:r>
+              <w:rPr>
+                <w:rStyle w:val="Hyperlink"/>
+                <w:rFonts w:cs="Times New Roman"/>
+                <w:noProof/>
+                <w14:shadow w14:blurRad="38100" w14:dist="19050" w14:dir="2700000" w14:sx="100000" w14:sy="100000" w14:kx="0" w14:ky="0" w14:algn="tl">
+                  <w14:schemeClr w14:val="dk1">
+                    <w14:alpha w14:val="60000"/>
+                  </w14:schemeClr>
+                </w14:shadow>
+                <w14:textOutline w14:w="0" w14:cap="flat" w14:cmpd="sng" w14:algn="ctr">
+                  <w14:noFill/>
+                  <w14:prstDash w14:val="solid"/>
+                  <w14:round/>
+                </w14:textOutline>
+              </w:rPr>
+              <w:t>10.</w:t>
+            </w:r>
+            <w:r>
+              <w:rPr>
+                <w:rFonts w:asciiTheme="minorHAnsi" w:eastAsiaTheme="minorEastAsia" w:hAnsiTheme="minorHAnsi"/>
+                <w:noProof/>
+                <w:kern w:val="2"/>
+                <w:szCs w:val="24"/>
+                <w:lang w:val="en-US"/>
+                <w14:ligatures w14:val="standardContextual"/>
+              </w:rPr>
+              <w:t xml:space="preserve">    </w:t>
+            </w:r>
+            <w:r>
+              <w:rPr>
+                <w:rStyle w:val="Hyperlink"/>
+                <w:rFonts w:cs="Times New Roman"/>
+                <w:noProof/>
+                <w14:shadow w14:blurRad="38100" w14:dist="19050" w14:dir="2700000" w14:sx="100000" w14:sy="100000" w14:kx="0" w14:ky="0" w14:algn="tl">
+                  <w14:schemeClr w14:val="dk1">
+                    <w14:alpha w14:val="60000"/>
+                  </w14:schemeClr>
+                </w14:shadow>
+                <w14:textOutline w14:w="0" w14:cap="flat" w14:cmpd="sng" w14:algn="ctr">
+                  <w14:noFill/>
+                  <w14:prstDash w14:val="solid"/>
+                  <w14:round/>
+                </w14:textOutline>
+              </w:rPr>
+              <w:t>Reference</w:t>
+            </w:r>
+            <w:r>
+              <w:rPr>
+                <w:noProof/>
+                <w:webHidden/>
+              </w:rPr>
+              <w:tab/>
+            </w:r>
+            <w:r>
+              <w:rPr>
+                <w:noProof/>
+                <w:webHidden/>
+              </w:rPr>
+              <w:fldChar w:fldCharType="begin"/>
+            </w:r>
+            <w:r>
+              <w:rPr>
+                <w:noProof/>
+                <w:webHidden/>
+              </w:rPr>
+              <w:instrText xml:space="preserve"> PAGEREF _Toc229496474 \h </w:instrText>
+            </w:r>
+            <w:r>
+              <w:rPr>
+                <w:noProof/>
+                <w:webHidden/>
+              </w:rPr>
+            </w:r>
+            <w:r>
+              <w:rPr>
+                <w:noProof/>
+                <w:webHidden/>
+              </w:rPr>
+              <w:fldChar w:fldCharType="separate"/>
+            </w:r>
+            <w:r>
+              <w:rPr>
+                <w:noProof/>
+                <w:webHidden/>
+              </w:rPr>
+              <w:t>12</w:t>
+            </w:r>
+            <w:r>
+              <w:rPr>
+                <w:noProof/>
+                <w:webHidden/>
+              </w:rPr>
+              <w:fldChar w:fldCharType="end"/>
+            </w:r>
+          </w:hyperlink>
+        </w:p>
+        <w:p>
+          <w:pPr>
+            <w:spacing w:line="360" w:lineRule="auto"/>
+          </w:pPr>
+          <w:r>
+            <w:rPr>
+              <w:noProof/>
+            </w:rPr>
+            <w:fldChar w:fldCharType="end"/>
+          </w:r>
+        </w:p>
+      </w:sdtContent>
+    </w:sdt>
+    <w:p>
+      <w:pPr>
+        <w:spacing w:line="360" w:lineRule="auto"/>
+      </w:pPr>
+      <w:r>
+        <w:br w:type="page"/>
+      </w:r>
+    </w:p>
+    <w:p>
+      <w:pPr>
+        <w:pStyle w:val="TableofFigures"/>
+        <w:tabs>
+          <w:tab w:val="right" w:leader="dot" w:pos="9350"/>
+        </w:tabs>
+        <w:spacing w:line="360" w:lineRule="auto"/>
         <w:jc w:val="center"/>
-        <w:rPr>
-          <w:rFonts w:cs="Times New Roman"/>
+      </w:pPr>
+      <w:r>
+        <w:rPr>
           <w:b/>
+          <w:bCs/>
           <w:sz w:val="32"/>
           <w:szCs w:val="32"/>
         </w:rPr>
-      </w:pPr>
-      <w:r>
-        <w:rPr>
-          <w:rFonts w:cs="Times New Roman"/>
+        <w:lastRenderedPageBreak/>
+        <w:t>L</w:t>
+      </w:r>
+      <w:bookmarkStart w:id="3" w:name="_Toc229496463"/>
+      <w:r>
+        <w:rPr>
           <w:b/>
+          <w:bCs/>
           <w:sz w:val="32"/>
           <w:szCs w:val="32"/>
         </w:rPr>
-        <w:lastRenderedPageBreak/>
-        <w:t>Acknowledgement</w:t>
-      </w:r>
-    </w:p>
-    <w:p>
-      <w:pPr>
-        <w:spacing w:before="120" w:after="0" w:line="360" w:lineRule="auto"/>
-        <w:jc w:val="both"/>
-      </w:pPr>
-      <w:r>
-        <w:t xml:space="preserve">The satisfaction that accompanies after the successful completion of any task will be incomplete without mentioning the people whose ceaseless and relentless cooperation, constant guidance and encouragement made this project possible. </w:t>
-      </w:r>
-    </w:p>
-    <w:p>
-      <w:pPr>
-        <w:spacing w:before="120" w:after="120" w:line="360" w:lineRule="auto"/>
-        <w:jc w:val="both"/>
-      </w:pPr>
-      <w:r>
-        <w:t xml:space="preserve">We are grateful to our project supervisor </w:t>
-      </w:r>
-      <w:r>
-        <w:rPr>
-          <w:b/>
-          <w:bCs/>
-        </w:rPr>
-        <w:t xml:space="preserve">Mr </w:t>
-      </w:r>
-      <w:r>
-        <w:rPr>
-          <w:b/>
-          <w:bCs/>
-        </w:rPr>
-        <w:t>Arpan Pokhrel</w:t>
-      </w:r>
-      <w:r>
-        <w:t xml:space="preserve">, our faculty teacher </w:t>
-      </w:r>
-      <w:r>
-        <w:rPr>
-          <w:b/>
-          <w:bCs/>
-        </w:rPr>
-        <w:t>Mr. Ramesh Chalise,</w:t>
-      </w:r>
-      <w:r>
-        <w:t xml:space="preserve"> for the guidance, inspiration and constructive suggestions that helped us in the preparation of this project.</w:t>
-      </w:r>
-    </w:p>
-    <w:p>
-      <w:pPr>
-        <w:spacing w:before="120" w:after="0" w:line="360" w:lineRule="auto"/>
-        <w:jc w:val="both"/>
-      </w:pPr>
-      <w:r>
-        <w:t xml:space="preserve">We are also appreciative among each other and have understood that teamwork, the designation of the task per the skillset one portrays, constant synchronisation and monitoring of progress and instilling new knowledge and skill is imperative for the success of any given work. </w:t>
-      </w:r>
-    </w:p>
-    <w:p>
-      <w:pPr>
-        <w:spacing w:before="120" w:after="0" w:line="360" w:lineRule="auto"/>
-        <w:jc w:val="both"/>
-      </w:pPr>
-      <w:r>
-        <w:t xml:space="preserve">Sincerely, </w:t>
-      </w:r>
+        <w:t>IST OF FIGURES</w:t>
+      </w:r>
+    </w:p>
+    <w:p>
+      <w:pPr>
+        <w:pStyle w:val="TableofFigures"/>
+        <w:tabs>
+          <w:tab w:val="right" w:leader="dot" w:pos="8296"/>
+        </w:tabs>
+        <w:spacing w:line="360" w:lineRule="auto"/>
+        <w:rPr>
+          <w:rFonts w:asciiTheme="minorHAnsi" w:eastAsiaTheme="minorEastAsia" w:hAnsiTheme="minorHAnsi"/>
+          <w:noProof/>
+          <w:kern w:val="2"/>
+          <w:szCs w:val="24"/>
+          <w:lang w:val="en-US"/>
+          <w14:ligatures w14:val="standardContextual"/>
+        </w:rPr>
+      </w:pPr>
+      <w:r>
+        <w:fldChar w:fldCharType="begin"/>
+      </w:r>
+      <w:r>
+        <w:instrText xml:space="preserve"> TOC \h \z \c "Figure" </w:instrText>
+      </w:r>
+      <w:r>
+        <w:fldChar w:fldCharType="separate"/>
+      </w:r>
+      <w:hyperlink w:anchor="_Toc229557598" w:history="1">
+        <w:r>
+          <w:rPr>
+            <w:rStyle w:val="Hyperlink"/>
+            <w:noProof/>
+          </w:rPr>
+          <w:t>Figure 1: Use Case Diagram</w:t>
+        </w:r>
+        <w:r>
+          <w:rPr>
+            <w:noProof/>
+            <w:webHidden/>
+          </w:rPr>
+          <w:tab/>
+        </w:r>
+        <w:r>
+          <w:rPr>
+            <w:noProof/>
+            <w:webHidden/>
+          </w:rPr>
+          <w:fldChar w:fldCharType="begin"/>
+        </w:r>
+        <w:r>
+          <w:rPr>
+            <w:noProof/>
+            <w:webHidden/>
+          </w:rPr>
+          <w:instrText xml:space="preserve"> PAGEREF _Toc229557598 \h </w:instrText>
+        </w:r>
+        <w:r>
+          <w:rPr>
+            <w:noProof/>
+            <w:webHidden/>
+          </w:rPr>
+        </w:r>
+        <w:r>
+          <w:rPr>
+            <w:noProof/>
+            <w:webHidden/>
+          </w:rPr>
+          <w:fldChar w:fldCharType="separate"/>
+        </w:r>
+        <w:r>
+          <w:rPr>
+            <w:noProof/>
+            <w:webHidden/>
+          </w:rPr>
+          <w:t>12</w:t>
+        </w:r>
+        <w:r>
+          <w:rPr>
+            <w:noProof/>
+            <w:webHidden/>
+          </w:rPr>
+          <w:fldChar w:fldCharType="end"/>
+        </w:r>
+      </w:hyperlink>
+    </w:p>
+    <w:p>
+      <w:pPr>
+        <w:pStyle w:val="TableofFigures"/>
+        <w:tabs>
+          <w:tab w:val="right" w:leader="dot" w:pos="8296"/>
+        </w:tabs>
+        <w:spacing w:line="360" w:lineRule="auto"/>
+        <w:rPr>
+          <w:rFonts w:asciiTheme="minorHAnsi" w:eastAsiaTheme="minorEastAsia" w:hAnsiTheme="minorHAnsi"/>
+          <w:noProof/>
+          <w:kern w:val="2"/>
+          <w:szCs w:val="24"/>
+          <w:lang w:val="en-US"/>
+          <w14:ligatures w14:val="standardContextual"/>
+        </w:rPr>
+      </w:pPr>
+      <w:hyperlink w:anchor="_Toc229557599" w:history="1">
+        <w:r>
+          <w:rPr>
+            <w:rStyle w:val="Hyperlink"/>
+            <w:noProof/>
+          </w:rPr>
+          <w:t>Figure 2: Gantt Chart</w:t>
+        </w:r>
+        <w:r>
+          <w:rPr>
+            <w:noProof/>
+            <w:webHidden/>
+          </w:rPr>
+          <w:tab/>
+        </w:r>
+        <w:r>
+          <w:rPr>
+            <w:noProof/>
+            <w:webHidden/>
+          </w:rPr>
+          <w:fldChar w:fldCharType="begin"/>
+        </w:r>
+        <w:r>
+          <w:rPr>
+            <w:noProof/>
+            <w:webHidden/>
+          </w:rPr>
+          <w:instrText xml:space="preserve"> PAGEREF _Toc229557599 \h </w:instrText>
+        </w:r>
+        <w:r>
+          <w:rPr>
+            <w:noProof/>
+            <w:webHidden/>
+          </w:rPr>
+        </w:r>
+        <w:r>
+          <w:rPr>
+            <w:noProof/>
+            <w:webHidden/>
+          </w:rPr>
+          <w:fldChar w:fldCharType="separate"/>
+        </w:r>
+        <w:r>
+          <w:rPr>
+            <w:noProof/>
+            <w:webHidden/>
+          </w:rPr>
+          <w:t>13</w:t>
+        </w:r>
+        <w:r>
+          <w:rPr>
+            <w:noProof/>
+            <w:webHidden/>
+          </w:rPr>
+          <w:fldChar w:fldCharType="end"/>
+        </w:r>
+      </w:hyperlink>
     </w:p>
     <w:p>
       <w:pPr>
         <w:spacing w:after="0" w:line="360" w:lineRule="auto"/>
-        <w:jc w:val="both"/>
-      </w:pPr>
-      <w:proofErr w:type="spellStart"/>
-      <w:r>
-        <w:t>Aabishkar</w:t>
-      </w:r>
-      <w:proofErr w:type="spellEnd"/>
-      <w:r>
-        <w:t xml:space="preserve"> Acharya</w:t>
-      </w:r>
-    </w:p>
-    <w:p>
-      <w:pPr>
-        <w:spacing w:after="0" w:line="360" w:lineRule="auto"/>
-        <w:jc w:val="both"/>
-      </w:pPr>
-      <w:r>
-        <w:t>Aakarshan Karki</w:t>
-      </w:r>
-    </w:p>
-    <w:p>
-      <w:pPr>
-        <w:spacing w:after="0"/>
-      </w:pPr>
-      <w:r>
-        <w:t>Prakat Baral</w:t>
-      </w:r>
-    </w:p>
-    <w:p/>
-    <w:p/>
-    <w:p/>
-    <w:p/>
-    <w:p/>
-    <w:p/>
-    <w:p/>
-    <w:p/>
-    <w:p/>
-    <w:p/>
-    <w:p/>
-    <w:p/>
-    <w:p/>
-    <w:p/>
-    <w:p/>
-    <w:p/>
-    <w:p>
-      <w:pPr>
-        <w:spacing w:line="278" w:lineRule="auto"/>
-      </w:pPr>
-      <w:r>
-        <w:br w:type="page"/>
-      </w:r>
-    </w:p>
-    <w:p/>
-    <w:p>
-      <w:pPr>
-        <w:spacing w:line="278" w:lineRule="auto"/>
-      </w:pPr>
-      <w:r>
-        <w:br w:type="page"/>
-      </w:r>
-    </w:p>
-    <w:p/>
-    <w:p>
-      <w:pPr>
-        <w:spacing w:line="278" w:lineRule="auto"/>
-      </w:pPr>
-      <w:r>
-        <w:br w:type="page"/>
+        <w:sectPr>
+          <w:footerReference w:type="first" r:id="rId11"/>
+          <w:pgSz w:w="11906" w:h="16838" w:code="9"/>
+          <w:pgMar w:top="1440" w:right="1440" w:bottom="1440" w:left="2160" w:header="720" w:footer="720" w:gutter="0"/>
+          <w:pgNumType w:fmt="lowerRoman" w:start="1"/>
+          <w:cols w:space="720"/>
+          <w:titlePg/>
+          <w:docGrid w:linePitch="360"/>
+        </w:sectPr>
+      </w:pPr>
+      <w:r>
+        <w:fldChar w:fldCharType="end"/>
       </w:r>
     </w:p>
     <w:p>
@@ -1201,7 +2746,7 @@
         <w:tabs>
           <w:tab w:val="num" w:pos="360"/>
         </w:tabs>
-        <w:spacing w:after="0" w:line="360" w:lineRule="auto"/>
+        <w:spacing w:before="0" w:after="0" w:line="360" w:lineRule="auto"/>
         <w:ind w:left="0" w:firstLine="0"/>
         <w:jc w:val="both"/>
         <w:rPr>
@@ -1209,8 +2754,8 @@
           <w:b/>
           <w:bCs/>
           <w:color w:val="000000" w:themeColor="text1"/>
-          <w:sz w:val="28"/>
-          <w:szCs w:val="28"/>
+          <w:sz w:val="32"/>
+          <w:szCs w:val="32"/>
           <w14:shadow w14:blurRad="38100" w14:dist="19050" w14:dir="2700000" w14:sx="100000" w14:sy="100000" w14:kx="0" w14:ky="0" w14:algn="tl">
             <w14:schemeClr w14:val="dk1">
               <w14:alpha w14:val="60000"/>
@@ -1229,8 +2774,8 @@
           <w:b/>
           <w:bCs/>
           <w:color w:val="000000" w:themeColor="text1"/>
-          <w:sz w:val="28"/>
-          <w:szCs w:val="28"/>
+          <w:sz w:val="32"/>
+          <w:szCs w:val="32"/>
           <w14:shadow w14:blurRad="38100" w14:dist="19050" w14:dir="2700000" w14:sx="100000" w14:sy="100000" w14:kx="0" w14:ky="0" w14:algn="tl">
             <w14:schemeClr w14:val="dk1">
               <w14:alpha w14:val="60000"/>
@@ -1245,38 +2790,52 @@
         <w:lastRenderedPageBreak/>
         <w:t>Introduction</w:t>
       </w:r>
-    </w:p>
-    <w:p>
-      <w:pPr>
-        <w:spacing w:before="120" w:after="0" w:line="360" w:lineRule="auto"/>
-        <w:jc w:val="both"/>
-      </w:pPr>
-      <w:r>
-        <w:t>The Tic Tac Toe game project will be a simple and interactive way to teach basic programming concepts, logical thinking, and interacting with the user. The Tic Tac Toe game is a 2-player game played on a 3 by 3 square grid. Each player takes their turn placing either an 'X' or an 'O' in one of the empty squares on the grid. The first player that has three of their respective letters lined up vertically, horizontally or diagonally will win the game.</w:t>
-      </w:r>
-    </w:p>
-    <w:p>
-      <w:pPr>
-        <w:spacing w:before="120" w:after="0" w:line="360" w:lineRule="auto"/>
-        <w:jc w:val="both"/>
-      </w:pPr>
-      <w:r>
-        <w:t>The goal of the Tic Tac Toe project is to produce a game program that is fun for users; at the same time, it teaches the person who develops the game how to program since it will require the application of basic programming concepts such as loops, conditional statements, arrays, functions and game logic. The Tic Tac Toe game project will be designed so that both players have an equal chance of winning, when a player has won, they will be notified and a message will display showing who the winner is.</w:t>
-      </w:r>
-    </w:p>
-    <w:p>
-      <w:pPr>
-        <w:spacing w:before="120" w:after="0" w:line="360" w:lineRule="auto"/>
-        <w:jc w:val="both"/>
-      </w:pPr>
-      <w:r>
-        <w:t>The Tic Tac Toe project can be developed in different programming languages and on different computer systems and will be useful to users of all levels (beginner or advanced) and can be used for instructional purposes. In addition, the Tic Tac Toe project will help improve problem solving skills, critical thinking skills, and knowledge of software development.</w:t>
-      </w:r>
-    </w:p>
-    <w:p>
-      <w:pPr>
-        <w:spacing w:line="278" w:lineRule="auto"/>
-      </w:pPr>
+      <w:bookmarkEnd w:id="3"/>
+    </w:p>
+    <w:p>
+      <w:pPr>
+        <w:spacing w:after="0" w:line="360" w:lineRule="auto"/>
+        <w:jc w:val="both"/>
+      </w:pPr>
+      <w:r>
+        <w:t>Tic Tac Toe game is a simple game-based system where two players can play the game digitally in an easy and interactive way. The main purpose of this project is to provide users with a simple platform to enjoy the Tic Tac Toe game while also understanding the concepts of programming, logic building, and game development. This system helps to manage player moves, check winning conditions automatically, and store game results efficiently.</w:t>
+      </w:r>
+    </w:p>
+    <w:p>
+      <w:pPr>
+        <w:spacing w:after="0" w:line="360" w:lineRule="auto"/>
+        <w:jc w:val="both"/>
+      </w:pPr>
+      <w:r>
+        <w:t>In the existing traditional method, Tic Tac Toe is usually played manually using paper and pen, which does not provide features such as automatic result checking, score management, or proper record keeping. To overcome these problems, this project was selected as it provides a computerized and user-friendly gaming environment. The system helps users play smoothly without calculation errors and improves the overall gaming experience.</w:t>
+      </w:r>
+    </w:p>
+    <w:p>
+      <w:pPr>
+        <w:spacing w:after="0" w:line="360" w:lineRule="auto"/>
+        <w:jc w:val="both"/>
+      </w:pPr>
+      <w:r>
+        <w:t>This project also helps to reduce manual work and increase accuracy in the game process. The system can quickly identify the winner, detect draw situations, and restart the game whenever required. Since everything is handled digitally, the chances of mistakes are minimized and the game becomes faster and more reliable.</w:t>
+      </w:r>
+    </w:p>
+    <w:p>
+      <w:pPr>
+        <w:spacing w:after="0" w:line="360" w:lineRule="auto"/>
+        <w:jc w:val="both"/>
+      </w:pPr>
+      <w:r>
+        <w:t>During the development of this project, different tasks were divided among team members such as documentation, coding, designing flowcharts, testing, and research work. Every member contributed equally to improve the system and make it more effective. Research was also carried out to understand the problems in manual gameplay and to develop suitable solutions using programming concepts.</w:t>
+      </w:r>
+    </w:p>
+    <w:p>
+      <w:pPr>
+        <w:spacing w:after="0" w:line="360" w:lineRule="auto"/>
+        <w:jc w:val="both"/>
+      </w:pPr>
+      <w:r>
+        <w:t>In today’s digital world, computerized systems are more efficient and reliable than manual systems. By developing the Tic Tac Toe game, users can experience a simple digital game that is fast, accurate, and easy to use. This project also helps beginners improve their programming knowledge, problem-solving skills, and understanding of software development concepts.</w:t>
+      </w:r>
       <w:r>
         <w:br w:type="page"/>
       </w:r>
@@ -1288,15 +2847,15 @@
           <w:ilvl w:val="0"/>
           <w:numId w:val="1"/>
         </w:numPr>
-        <w:spacing w:after="0" w:line="360" w:lineRule="auto"/>
+        <w:spacing w:before="0" w:after="0" w:line="360" w:lineRule="auto"/>
         <w:jc w:val="both"/>
         <w:rPr>
           <w:rFonts w:ascii="Times New Roman" w:hAnsi="Times New Roman" w:cs="Times New Roman"/>
           <w:b/>
           <w:bCs/>
           <w:color w:val="000000" w:themeColor="text1"/>
-          <w:sz w:val="28"/>
-          <w:szCs w:val="28"/>
+          <w:sz w:val="32"/>
+          <w:szCs w:val="32"/>
           <w14:shadow w14:blurRad="38100" w14:dist="19050" w14:dir="2700000" w14:sx="100000" w14:sy="100000" w14:kx="0" w14:ky="0" w14:algn="tl">
             <w14:schemeClr w14:val="dk1">
               <w14:alpha w14:val="60000"/>
@@ -1309,14 +2868,15 @@
           </w14:textOutline>
         </w:rPr>
       </w:pPr>
+      <w:bookmarkStart w:id="4" w:name="_Toc229496464"/>
       <w:r>
         <w:rPr>
           <w:rFonts w:ascii="Times New Roman" w:hAnsi="Times New Roman" w:cs="Times New Roman"/>
           <w:b/>
           <w:bCs/>
           <w:color w:val="000000" w:themeColor="text1"/>
-          <w:sz w:val="28"/>
-          <w:szCs w:val="28"/>
+          <w:sz w:val="32"/>
+          <w:szCs w:val="32"/>
           <w14:shadow w14:blurRad="38100" w14:dist="19050" w14:dir="2700000" w14:sx="100000" w14:sy="100000" w14:kx="0" w14:ky="0" w14:algn="tl">
             <w14:schemeClr w14:val="dk1">
               <w14:alpha w14:val="60000"/>
@@ -1329,203 +2889,17 @@
           </w14:textOutline>
         </w:rPr>
         <w:lastRenderedPageBreak/>
-        <w:t>Problem Statement</w:t>
-      </w:r>
-    </w:p>
-    <w:p>
-      <w:pPr>
-        <w:spacing w:after="0" w:line="360" w:lineRule="auto"/>
-        <w:jc w:val="both"/>
-      </w:pPr>
-      <w:r>
-        <w:t>Creating Tic Tac Toe game was difficult since it was our first programming-based task and we had to solve problems such as dealing with player turns, checking for wins, dealing with wrong input data, and ensuring proper game process. Despite a number of mistakes and failures, we were able to solve all of these issues and create the system.</w:t>
-      </w:r>
-    </w:p>
-    <w:p>
-      <w:pPr>
-        <w:spacing w:after="0" w:line="360" w:lineRule="auto"/>
-        <w:jc w:val="both"/>
-      </w:pPr>
-      <w:r>
-        <w:t>The conventional method of Tic Tac Toe gaming uses paper which leads to lost information, invalid input data, inability to automate the game process, unorganized game process, and others. This system is not flexible, time-consuming, less safe, unable to store properly, less organized, and has poor interactivity. Furthermore, this approach employs outdated traditional methods which cannot easily adapt to new technologies.</w:t>
-      </w:r>
-    </w:p>
-    <w:p>
-      <w:pPr>
-        <w:spacing w:after="0" w:line="360" w:lineRule="auto"/>
-        <w:jc w:val="both"/>
-      </w:pPr>
-      <w:r>
-        <w:t>Problems</w:t>
-      </w:r>
-    </w:p>
-    <w:p>
-      <w:pPr>
-        <w:pStyle w:val="ListParagraph"/>
-        <w:numPr>
-          <w:ilvl w:val="0"/>
-          <w:numId w:val="2"/>
-        </w:numPr>
-        <w:spacing w:after="0" w:line="360" w:lineRule="auto"/>
-        <w:ind w:left="360"/>
-        <w:jc w:val="both"/>
-      </w:pPr>
-      <w:r>
-        <w:t>Data redundancy</w:t>
-      </w:r>
-    </w:p>
-    <w:p>
-      <w:pPr>
-        <w:pStyle w:val="ListParagraph"/>
-        <w:numPr>
-          <w:ilvl w:val="0"/>
-          <w:numId w:val="2"/>
-        </w:numPr>
-        <w:spacing w:after="0" w:line="360" w:lineRule="auto"/>
-        <w:ind w:left="360"/>
-        <w:jc w:val="both"/>
-      </w:pPr>
-      <w:r>
-        <w:t>Hardcopies of data</w:t>
-      </w:r>
-    </w:p>
-    <w:p>
-      <w:pPr>
-        <w:pStyle w:val="ListParagraph"/>
-        <w:numPr>
-          <w:ilvl w:val="0"/>
-          <w:numId w:val="2"/>
-        </w:numPr>
-        <w:spacing w:after="0" w:line="360" w:lineRule="auto"/>
-        <w:ind w:left="360"/>
-        <w:jc w:val="both"/>
-      </w:pPr>
-      <w:r>
-        <w:t>Lack of proper security</w:t>
-      </w:r>
-    </w:p>
-    <w:p>
-      <w:pPr>
-        <w:pStyle w:val="ListParagraph"/>
-        <w:numPr>
-          <w:ilvl w:val="0"/>
-          <w:numId w:val="2"/>
-        </w:numPr>
-        <w:spacing w:after="0" w:line="360" w:lineRule="auto"/>
-        <w:ind w:left="360"/>
-        <w:jc w:val="both"/>
-      </w:pPr>
-      <w:r>
-        <w:t>Problems with storing data</w:t>
-      </w:r>
-    </w:p>
-    <w:p>
-      <w:pPr>
-        <w:pStyle w:val="ListParagraph"/>
-        <w:numPr>
-          <w:ilvl w:val="0"/>
-          <w:numId w:val="2"/>
-        </w:numPr>
-        <w:spacing w:after="0" w:line="360" w:lineRule="auto"/>
-        <w:ind w:left="360"/>
-        <w:jc w:val="both"/>
-      </w:pPr>
-      <w:r>
-        <w:t>Unorganized game process</w:t>
-      </w:r>
-    </w:p>
-    <w:p>
-      <w:pPr>
-        <w:pStyle w:val="ListParagraph"/>
-        <w:numPr>
-          <w:ilvl w:val="0"/>
-          <w:numId w:val="2"/>
-        </w:numPr>
-        <w:spacing w:after="0" w:line="360" w:lineRule="auto"/>
-        <w:ind w:left="360"/>
-        <w:jc w:val="both"/>
-      </w:pPr>
-      <w:r>
-        <w:t>Invalid input data</w:t>
-      </w:r>
-    </w:p>
-    <w:p>
-      <w:pPr>
-        <w:pStyle w:val="ListParagraph"/>
-        <w:numPr>
-          <w:ilvl w:val="0"/>
-          <w:numId w:val="2"/>
-        </w:numPr>
-        <w:spacing w:after="0" w:line="360" w:lineRule="auto"/>
-        <w:ind w:left="360"/>
-        <w:jc w:val="both"/>
-      </w:pPr>
-      <w:r>
-        <w:t>Lack of flexibility</w:t>
-      </w:r>
-    </w:p>
-    <w:p>
-      <w:pPr>
-        <w:pStyle w:val="ListParagraph"/>
-        <w:numPr>
-          <w:ilvl w:val="0"/>
-          <w:numId w:val="2"/>
-        </w:numPr>
-        <w:spacing w:after="0" w:line="360" w:lineRule="auto"/>
-        <w:ind w:left="360"/>
-        <w:jc w:val="both"/>
-      </w:pPr>
-      <w:r>
-        <w:t>Outdated approach</w:t>
-      </w:r>
-    </w:p>
-    <w:p>
-      <w:pPr>
-        <w:pStyle w:val="ListParagraph"/>
-        <w:numPr>
-          <w:ilvl w:val="0"/>
-          <w:numId w:val="2"/>
-        </w:numPr>
-        <w:spacing w:after="0" w:line="360" w:lineRule="auto"/>
-        <w:ind w:left="360"/>
-        <w:jc w:val="both"/>
-      </w:pPr>
-      <w:r>
-        <w:t>Poor features and functionality</w:t>
-      </w:r>
-    </w:p>
-    <w:p>
-      <w:pPr>
-        <w:spacing w:before="120" w:after="0" w:line="360" w:lineRule="auto"/>
-        <w:jc w:val="both"/>
-      </w:pPr>
-      <w:r>
-        <w:t>This project was designed to solve these issues by creating an easy, organized, safe, user-friendly Tic Tac Toe game.</w:t>
-      </w:r>
-    </w:p>
-    <w:p>
-      <w:pPr>
-        <w:spacing w:line="278" w:lineRule="auto"/>
-      </w:pPr>
-      <w:r>
-        <w:br w:type="page"/>
-      </w:r>
-    </w:p>
-    <w:p>
-      <w:pPr>
-        <w:pStyle w:val="Heading1"/>
-        <w:numPr>
-          <w:ilvl w:val="0"/>
-          <w:numId w:val="1"/>
-        </w:numPr>
-        <w:spacing w:after="0" w:line="360" w:lineRule="auto"/>
-        <w:jc w:val="both"/>
+        <w:t>Aim and Scope</w:t>
+      </w:r>
+      <w:bookmarkEnd w:id="4"/>
+      <w:r>
         <w:rPr>
           <w:rFonts w:ascii="Times New Roman" w:hAnsi="Times New Roman" w:cs="Times New Roman"/>
           <w:b/>
+          <w:bCs/>
           <w:color w:val="000000" w:themeColor="text1"/>
-          <w:sz w:val="28"/>
-          <w:szCs w:val="28"/>
+          <w:sz w:val="32"/>
+          <w:szCs w:val="32"/>
           <w14:shadow w14:blurRad="38100" w14:dist="19050" w14:dir="2700000" w14:sx="100000" w14:sy="100000" w14:kx="0" w14:ky="0" w14:algn="tl">
             <w14:schemeClr w14:val="dk1">
               <w14:alpha w14:val="60000"/>
@@ -1537,14 +2911,200 @@
             <w14:round/>
           </w14:textOutline>
         </w:rPr>
-      </w:pPr>
-      <w:r>
+        <w:t xml:space="preserve"> </w:t>
+      </w:r>
+    </w:p>
+    <w:p>
+      <w:pPr>
+        <w:spacing w:after="0" w:line="360" w:lineRule="auto"/>
+      </w:pPr>
+      <w:r>
+        <w:t>The main aim of the Tic-Tac-Toe game is to develop a simple and interactive two-player game using programming concepts. The project helps users enjoy the game while learning logical thinking, problem-solving, and basic game development techniques. It is also designed to improve programming skills such as using arrays, loops, functions, conditional statements, and user input handling in the C programming language.</w:t>
+      </w:r>
+    </w:p>
+    <w:p>
+      <w:pPr>
+        <w:spacing w:after="0" w:line="360" w:lineRule="auto"/>
+        <w:rPr>
+          <w:lang w:val="en-US"/>
+        </w:rPr>
+      </w:pPr>
+      <w:r>
+        <w:rPr>
+          <w:lang w:val="en-US"/>
+        </w:rPr>
+        <w:t>The scope of the Tic-Tac-Toe game is limited to a 3×3 game board where two players take turns marking “X” and “O” in empty spaces. The system checks for winning conditions, draw situations, and valid player moves. The game can be used for educational purposes to help beginners understand the fundamentals of programming and game logic.</w:t>
+      </w:r>
+    </w:p>
+    <w:p>
+      <w:pPr>
+        <w:spacing w:after="0" w:line="360" w:lineRule="auto"/>
+        <w:rPr>
+          <w:lang w:val="en-US"/>
+        </w:rPr>
+      </w:pPr>
+      <w:r>
+        <w:rPr>
+          <w:lang w:val="en-US"/>
+        </w:rPr>
+        <w:t>The project can also be expanded in the future by adding features such as:</w:t>
+      </w:r>
+    </w:p>
+    <w:p>
+      <w:pPr>
+        <w:numPr>
+          <w:ilvl w:val="0"/>
+          <w:numId w:val="13"/>
+        </w:numPr>
+        <w:tabs>
+          <w:tab w:val="left" w:pos="270"/>
+        </w:tabs>
+        <w:spacing w:after="0" w:line="360" w:lineRule="auto"/>
+        <w:ind w:hanging="720"/>
+        <w:rPr>
+          <w:lang w:val="en-US"/>
+        </w:rPr>
+      </w:pPr>
+      <w:r>
+        <w:rPr>
+          <w:lang w:val="en-US"/>
+        </w:rPr>
+        <w:t xml:space="preserve">Single-player mode with computer AI </w:t>
+      </w:r>
+    </w:p>
+    <w:p>
+      <w:pPr>
+        <w:numPr>
+          <w:ilvl w:val="0"/>
+          <w:numId w:val="13"/>
+        </w:numPr>
+        <w:tabs>
+          <w:tab w:val="left" w:pos="270"/>
+        </w:tabs>
+        <w:spacing w:after="0" w:line="360" w:lineRule="auto"/>
+        <w:ind w:hanging="720"/>
+        <w:rPr>
+          <w:lang w:val="en-US"/>
+        </w:rPr>
+      </w:pPr>
+      <w:r>
+        <w:rPr>
+          <w:lang w:val="en-US"/>
+        </w:rPr>
+        <w:t xml:space="preserve">Score tracking system </w:t>
+      </w:r>
+    </w:p>
+    <w:p>
+      <w:pPr>
+        <w:numPr>
+          <w:ilvl w:val="0"/>
+          <w:numId w:val="13"/>
+        </w:numPr>
+        <w:tabs>
+          <w:tab w:val="left" w:pos="270"/>
+        </w:tabs>
+        <w:spacing w:after="0" w:line="360" w:lineRule="auto"/>
+        <w:ind w:hanging="720"/>
+        <w:rPr>
+          <w:lang w:val="en-US"/>
+        </w:rPr>
+      </w:pPr>
+      <w:r>
+        <w:rPr>
+          <w:lang w:val="en-US"/>
+        </w:rPr>
+        <w:t xml:space="preserve">Graphical user interface </w:t>
+      </w:r>
+    </w:p>
+    <w:p>
+      <w:pPr>
+        <w:numPr>
+          <w:ilvl w:val="0"/>
+          <w:numId w:val="13"/>
+        </w:numPr>
+        <w:tabs>
+          <w:tab w:val="left" w:pos="270"/>
+        </w:tabs>
+        <w:spacing w:after="0" w:line="360" w:lineRule="auto"/>
+        <w:ind w:hanging="720"/>
+        <w:rPr>
+          <w:lang w:val="en-US"/>
+        </w:rPr>
+      </w:pPr>
+      <w:r>
+        <w:rPr>
+          <w:lang w:val="en-US"/>
+        </w:rPr>
+        <w:t xml:space="preserve">Different board sizes </w:t>
+      </w:r>
+    </w:p>
+    <w:p>
+      <w:pPr>
+        <w:numPr>
+          <w:ilvl w:val="0"/>
+          <w:numId w:val="13"/>
+        </w:numPr>
+        <w:tabs>
+          <w:tab w:val="left" w:pos="270"/>
+        </w:tabs>
+        <w:spacing w:after="0" w:line="360" w:lineRule="auto"/>
+        <w:ind w:hanging="720"/>
+        <w:rPr>
+          <w:lang w:val="en-US"/>
+        </w:rPr>
+      </w:pPr>
+      <w:r>
+        <w:rPr>
+          <w:lang w:val="en-US"/>
+        </w:rPr>
+        <w:t xml:space="preserve">Online multiplayer support </w:t>
+      </w:r>
+    </w:p>
+    <w:p>
+      <w:pPr>
+        <w:numPr>
+          <w:ilvl w:val="0"/>
+          <w:numId w:val="13"/>
+        </w:numPr>
+        <w:tabs>
+          <w:tab w:val="left" w:pos="270"/>
+        </w:tabs>
+        <w:spacing w:after="0" w:line="360" w:lineRule="auto"/>
+        <w:ind w:hanging="720"/>
+        <w:rPr>
+          <w:lang w:val="en-US"/>
+        </w:rPr>
+      </w:pPr>
+      <w:r>
+        <w:rPr>
+          <w:lang w:val="en-US"/>
+        </w:rPr>
+        <w:t xml:space="preserve">Sound effects and animations </w:t>
+      </w:r>
+    </w:p>
+    <w:p>
+      <w:pPr>
+        <w:spacing w:after="0" w:line="360" w:lineRule="auto"/>
+      </w:pPr>
+      <w:r>
+        <w:br w:type="page"/>
+      </w:r>
+    </w:p>
+    <w:p>
+      <w:pPr>
+        <w:pStyle w:val="Heading1"/>
+        <w:numPr>
+          <w:ilvl w:val="0"/>
+          <w:numId w:val="1"/>
+        </w:numPr>
+        <w:spacing w:after="0" w:line="360" w:lineRule="auto"/>
+        <w:jc w:val="both"/>
         <w:rPr>
           <w:rFonts w:ascii="Times New Roman" w:hAnsi="Times New Roman" w:cs="Times New Roman"/>
           <w:b/>
           <w:color w:val="000000" w:themeColor="text1"/>
-          <w:sz w:val="28"/>
-          <w:szCs w:val="28"/>
+          <w:sz w:val="32"/>
+          <w:szCs w:val="32"/>
           <w14:shadow w14:blurRad="38100" w14:dist="19050" w14:dir="2700000" w14:sx="100000" w14:sy="100000" w14:kx="0" w14:ky="0" w14:algn="tl">
             <w14:schemeClr w14:val="dk1">
               <w14:alpha w14:val="60000"/>
@@ -1556,211 +3116,15 @@
             <w14:round/>
           </w14:textOutline>
         </w:rPr>
-        <w:lastRenderedPageBreak/>
-        <w:t>Objectives</w:t>
-      </w:r>
-    </w:p>
-    <w:p>
-      <w:pPr>
-        <w:keepNext/>
-        <w:spacing w:after="0" w:line="360" w:lineRule="auto"/>
-        <w:jc w:val="both"/>
-      </w:pPr>
-      <w:r>
-        <w:t>The importance of project objectives is essential since they indicate the objectives that are accomplished in the course of the project completion process. Project objectives are SMART; thus, they are specified, measurable, attainable, relevant, and time framed. The key emphasis in the project objectives lies on the development of the game and its attributes.</w:t>
-      </w:r>
-    </w:p>
-    <w:p>
-      <w:pPr>
-        <w:keepNext/>
-        <w:spacing w:after="0" w:line="360" w:lineRule="auto"/>
-        <w:jc w:val="both"/>
-      </w:pPr>
-      <w:r>
-        <w:t>Project Objectives:</w:t>
-      </w:r>
-    </w:p>
-    <w:p>
-      <w:pPr>
-        <w:pStyle w:val="ListParagraph"/>
-        <w:keepNext/>
-        <w:numPr>
-          <w:ilvl w:val="0"/>
-          <w:numId w:val="2"/>
-        </w:numPr>
-        <w:spacing w:after="0" w:line="360" w:lineRule="auto"/>
-        <w:ind w:left="360"/>
-        <w:jc w:val="both"/>
-      </w:pPr>
-      <w:r>
-        <w:t>Development of a simple and interactive Tic Tac Toe game system.</w:t>
-      </w:r>
-    </w:p>
-    <w:p>
-      <w:pPr>
-        <w:pStyle w:val="ListParagraph"/>
-        <w:keepNext/>
-        <w:numPr>
-          <w:ilvl w:val="0"/>
-          <w:numId w:val="2"/>
-        </w:numPr>
-        <w:spacing w:after="0" w:line="360" w:lineRule="auto"/>
-        <w:ind w:left="360"/>
-        <w:jc w:val="both"/>
-      </w:pPr>
-      <w:r>
-        <w:t>Player turns management at the stage of gaming.</w:t>
-      </w:r>
-    </w:p>
-    <w:p>
-      <w:pPr>
-        <w:pStyle w:val="ListParagraph"/>
-        <w:keepNext/>
-        <w:numPr>
-          <w:ilvl w:val="0"/>
-          <w:numId w:val="2"/>
-        </w:numPr>
-        <w:spacing w:after="0" w:line="360" w:lineRule="auto"/>
-        <w:ind w:left="360"/>
-        <w:jc w:val="both"/>
-      </w:pPr>
-      <w:r>
-        <w:t>Invalid or repeating moves recognition.</w:t>
-      </w:r>
-    </w:p>
-    <w:p>
-      <w:pPr>
-        <w:pStyle w:val="ListParagraph"/>
-        <w:keepNext/>
-        <w:numPr>
-          <w:ilvl w:val="0"/>
-          <w:numId w:val="2"/>
-        </w:numPr>
-        <w:spacing w:after="0" w:line="360" w:lineRule="auto"/>
-        <w:ind w:left="360"/>
-        <w:jc w:val="both"/>
-      </w:pPr>
-      <w:r>
-        <w:t>Winning or draw situations assessment automatically through programming.</w:t>
-      </w:r>
-    </w:p>
-    <w:p>
-      <w:pPr>
-        <w:pStyle w:val="ListParagraph"/>
-        <w:keepNext/>
-        <w:numPr>
-          <w:ilvl w:val="0"/>
-          <w:numId w:val="2"/>
-        </w:numPr>
-        <w:spacing w:after="0" w:line="360" w:lineRule="auto"/>
-        <w:ind w:left="360"/>
-        <w:jc w:val="both"/>
-      </w:pPr>
-      <w:r>
-        <w:t>Game process execution without errors due to coding techniques application.</w:t>
-      </w:r>
-    </w:p>
-    <w:p>
-      <w:pPr>
-        <w:pStyle w:val="ListParagraph"/>
-        <w:keepNext/>
-        <w:numPr>
-          <w:ilvl w:val="0"/>
-          <w:numId w:val="2"/>
-        </w:numPr>
-        <w:spacing w:after="0" w:line="360" w:lineRule="auto"/>
-        <w:ind w:left="360"/>
-        <w:jc w:val="both"/>
-      </w:pPr>
-      <w:r>
-        <w:t>Utilization of loops, arrays, conditions, and functions in programming practice.</w:t>
-      </w:r>
-    </w:p>
-    <w:p>
-      <w:pPr>
-        <w:pStyle w:val="ListParagraph"/>
-        <w:keepNext/>
-        <w:numPr>
-          <w:ilvl w:val="0"/>
-          <w:numId w:val="2"/>
-        </w:numPr>
-        <w:spacing w:after="0" w:line="360" w:lineRule="auto"/>
-        <w:ind w:left="360"/>
-        <w:jc w:val="both"/>
-      </w:pPr>
-      <w:r>
-        <w:t>Demonstration of an attractive interface for the users' convenience.</w:t>
-      </w:r>
-    </w:p>
-    <w:p>
-      <w:pPr>
-        <w:pStyle w:val="ListParagraph"/>
-        <w:keepNext/>
-        <w:numPr>
-          <w:ilvl w:val="0"/>
-          <w:numId w:val="2"/>
-        </w:numPr>
-        <w:spacing w:after="0" w:line="360" w:lineRule="auto"/>
-        <w:ind w:left="360"/>
-        <w:jc w:val="both"/>
-      </w:pPr>
-      <w:r>
-        <w:t>Limitations reduction in comparison with the usual paper Tic Tac Toe game.</w:t>
-      </w:r>
-    </w:p>
-    <w:p>
-      <w:pPr>
-        <w:pStyle w:val="ListParagraph"/>
-        <w:keepNext/>
-        <w:numPr>
-          <w:ilvl w:val="0"/>
-          <w:numId w:val="2"/>
-        </w:numPr>
-        <w:spacing w:after="0" w:line="360" w:lineRule="auto"/>
-        <w:ind w:left="360"/>
-        <w:jc w:val="both"/>
-      </w:pPr>
-      <w:r>
-        <w:t>Enhancement of logical reasoning and problem solving due to the project development.</w:t>
-      </w:r>
-    </w:p>
-    <w:p>
-      <w:pPr>
-        <w:pStyle w:val="ListParagraph"/>
-        <w:keepNext/>
-        <w:numPr>
-          <w:ilvl w:val="0"/>
-          <w:numId w:val="2"/>
-        </w:numPr>
-        <w:spacing w:after="0" w:line="360" w:lineRule="auto"/>
-        <w:ind w:left="360"/>
-        <w:jc w:val="both"/>
-      </w:pPr>
-      <w:r>
-        <w:t>Success in accomplishment of the assigned task within the specified time period and required resources.</w:t>
-      </w:r>
-    </w:p>
-    <w:p>
-      <w:pPr>
-        <w:spacing w:line="278" w:lineRule="auto"/>
-      </w:pPr>
-      <w:r>
-        <w:br w:type="page"/>
-      </w:r>
-    </w:p>
-    <w:p>
-      <w:pPr>
-        <w:pStyle w:val="Heading1"/>
-        <w:numPr>
-          <w:ilvl w:val="0"/>
-          <w:numId w:val="1"/>
-        </w:numPr>
+      </w:pPr>
+      <w:bookmarkStart w:id="5" w:name="_Toc229496465"/>
+      <w:r>
         <w:rPr>
           <w:rFonts w:ascii="Times New Roman" w:hAnsi="Times New Roman" w:cs="Times New Roman"/>
           <w:b/>
           <w:color w:val="000000" w:themeColor="text1"/>
-          <w:sz w:val="28"/>
-          <w:szCs w:val="28"/>
+          <w:sz w:val="32"/>
+          <w:szCs w:val="32"/>
           <w14:shadow w14:blurRad="38100" w14:dist="19050" w14:dir="2700000" w14:sx="100000" w14:sy="100000" w14:kx="0" w14:ky="0" w14:algn="tl">
             <w14:schemeClr w14:val="dk1">
               <w14:alpha w14:val="60000"/>
@@ -1772,14 +3136,213 @@
             <w14:round/>
           </w14:textOutline>
         </w:rPr>
-      </w:pPr>
-      <w:r>
+        <w:lastRenderedPageBreak/>
+        <w:t>Objectives</w:t>
+      </w:r>
+      <w:bookmarkEnd w:id="5"/>
+    </w:p>
+    <w:p>
+      <w:pPr>
+        <w:keepNext/>
+        <w:spacing w:after="0" w:line="360" w:lineRule="auto"/>
+        <w:jc w:val="both"/>
+      </w:pPr>
+      <w:r>
+        <w:t>The importance of project objectives is essential since they indicate the objectives that are accomplished in the course of the project completion process. Project objectives are SMART; thus, they are specified, measurable, attainable, relevant, and time framed. The key emphasis in the project objectives lies on the development of the game and its attributes.</w:t>
+      </w:r>
+    </w:p>
+    <w:p>
+      <w:pPr>
+        <w:keepNext/>
+        <w:spacing w:after="0" w:line="360" w:lineRule="auto"/>
+        <w:jc w:val="both"/>
+      </w:pPr>
+      <w:r>
+        <w:t>Project Objectives:</w:t>
+      </w:r>
+    </w:p>
+    <w:p>
+      <w:pPr>
+        <w:pStyle w:val="ListParagraph"/>
+        <w:keepNext/>
+        <w:numPr>
+          <w:ilvl w:val="0"/>
+          <w:numId w:val="2"/>
+        </w:numPr>
+        <w:spacing w:after="0" w:line="360" w:lineRule="auto"/>
+        <w:ind w:left="360"/>
+        <w:jc w:val="both"/>
+      </w:pPr>
+      <w:r>
+        <w:t>Development of a simple and interactive Tic Tac Toe game system.</w:t>
+      </w:r>
+    </w:p>
+    <w:p>
+      <w:pPr>
+        <w:pStyle w:val="ListParagraph"/>
+        <w:keepNext/>
+        <w:numPr>
+          <w:ilvl w:val="0"/>
+          <w:numId w:val="2"/>
+        </w:numPr>
+        <w:spacing w:after="0" w:line="360" w:lineRule="auto"/>
+        <w:ind w:left="360"/>
+        <w:jc w:val="both"/>
+      </w:pPr>
+      <w:r>
+        <w:t>Player turns management at the stage of gaming.</w:t>
+      </w:r>
+    </w:p>
+    <w:p>
+      <w:pPr>
+        <w:pStyle w:val="ListParagraph"/>
+        <w:keepNext/>
+        <w:numPr>
+          <w:ilvl w:val="0"/>
+          <w:numId w:val="2"/>
+        </w:numPr>
+        <w:spacing w:after="0" w:line="360" w:lineRule="auto"/>
+        <w:ind w:left="360"/>
+        <w:jc w:val="both"/>
+      </w:pPr>
+      <w:r>
+        <w:t>Invalid or repeating moves recognition.</w:t>
+      </w:r>
+    </w:p>
+    <w:p>
+      <w:pPr>
+        <w:pStyle w:val="ListParagraph"/>
+        <w:keepNext/>
+        <w:numPr>
+          <w:ilvl w:val="0"/>
+          <w:numId w:val="2"/>
+        </w:numPr>
+        <w:spacing w:after="0" w:line="360" w:lineRule="auto"/>
+        <w:ind w:left="360"/>
+        <w:jc w:val="both"/>
+      </w:pPr>
+      <w:r>
+        <w:t>Winning or draw situations assessment automatically through programming.</w:t>
+      </w:r>
+    </w:p>
+    <w:p>
+      <w:pPr>
+        <w:pStyle w:val="ListParagraph"/>
+        <w:keepNext/>
+        <w:numPr>
+          <w:ilvl w:val="0"/>
+          <w:numId w:val="2"/>
+        </w:numPr>
+        <w:spacing w:after="0" w:line="360" w:lineRule="auto"/>
+        <w:ind w:left="360"/>
+        <w:jc w:val="both"/>
+      </w:pPr>
+      <w:r>
+        <w:t>Game process execution without errors due to coding techniques application.</w:t>
+      </w:r>
+    </w:p>
+    <w:p>
+      <w:pPr>
+        <w:pStyle w:val="ListParagraph"/>
+        <w:keepNext/>
+        <w:numPr>
+          <w:ilvl w:val="0"/>
+          <w:numId w:val="2"/>
+        </w:numPr>
+        <w:spacing w:after="0" w:line="360" w:lineRule="auto"/>
+        <w:ind w:left="360"/>
+        <w:jc w:val="both"/>
+      </w:pPr>
+      <w:r>
+        <w:t>Utilization of loops, arrays, conditions, and functions in programming practice.</w:t>
+      </w:r>
+    </w:p>
+    <w:p>
+      <w:pPr>
+        <w:pStyle w:val="ListParagraph"/>
+        <w:keepNext/>
+        <w:numPr>
+          <w:ilvl w:val="0"/>
+          <w:numId w:val="2"/>
+        </w:numPr>
+        <w:spacing w:after="0" w:line="360" w:lineRule="auto"/>
+        <w:ind w:left="360"/>
+        <w:jc w:val="both"/>
+      </w:pPr>
+      <w:r>
+        <w:t>Demonstration of an attractive interface for the users' convenience.</w:t>
+      </w:r>
+    </w:p>
+    <w:p>
+      <w:pPr>
+        <w:pStyle w:val="ListParagraph"/>
+        <w:keepNext/>
+        <w:numPr>
+          <w:ilvl w:val="0"/>
+          <w:numId w:val="2"/>
+        </w:numPr>
+        <w:spacing w:after="0" w:line="360" w:lineRule="auto"/>
+        <w:ind w:left="360"/>
+        <w:jc w:val="both"/>
+      </w:pPr>
+      <w:r>
+        <w:t>Limitations reduction in comparison with the usual paper Tic Tac Toe game.</w:t>
+      </w:r>
+    </w:p>
+    <w:p>
+      <w:pPr>
+        <w:pStyle w:val="ListParagraph"/>
+        <w:keepNext/>
+        <w:numPr>
+          <w:ilvl w:val="0"/>
+          <w:numId w:val="2"/>
+        </w:numPr>
+        <w:spacing w:after="0" w:line="360" w:lineRule="auto"/>
+        <w:ind w:left="360"/>
+        <w:jc w:val="both"/>
+      </w:pPr>
+      <w:r>
+        <w:t>Enhancement of logical reasoning and problem solving due to the project development.</w:t>
+      </w:r>
+    </w:p>
+    <w:p>
+      <w:pPr>
+        <w:pStyle w:val="ListParagraph"/>
+        <w:keepNext/>
+        <w:numPr>
+          <w:ilvl w:val="0"/>
+          <w:numId w:val="2"/>
+        </w:numPr>
+        <w:spacing w:after="0" w:line="360" w:lineRule="auto"/>
+        <w:ind w:left="360"/>
+        <w:jc w:val="both"/>
+      </w:pPr>
+      <w:r>
+        <w:t>Success in accomplishment of the assigned task within the specified time period and required resources.</w:t>
+      </w:r>
+    </w:p>
+    <w:p>
+      <w:pPr>
+        <w:spacing w:line="360" w:lineRule="auto"/>
+      </w:pPr>
+      <w:r>
+        <w:br w:type="page"/>
+      </w:r>
+    </w:p>
+    <w:p>
+      <w:pPr>
+        <w:pStyle w:val="Heading1"/>
+        <w:numPr>
+          <w:ilvl w:val="0"/>
+          <w:numId w:val="1"/>
+        </w:numPr>
+        <w:spacing w:line="360" w:lineRule="auto"/>
         <w:rPr>
           <w:rFonts w:ascii="Times New Roman" w:hAnsi="Times New Roman" w:cs="Times New Roman"/>
           <w:b/>
           <w:color w:val="000000" w:themeColor="text1"/>
-          <w:sz w:val="28"/>
-          <w:szCs w:val="28"/>
+          <w:sz w:val="32"/>
+          <w:szCs w:val="32"/>
           <w14:shadow w14:blurRad="38100" w14:dist="19050" w14:dir="2700000" w14:sx="100000" w14:sy="100000" w14:kx="0" w14:ky="0" w14:algn="tl">
             <w14:schemeClr w14:val="dk1">
               <w14:alpha w14:val="60000"/>
@@ -1791,58 +3354,15 @@
             <w14:round/>
           </w14:textOutline>
         </w:rPr>
-        <w:lastRenderedPageBreak/>
-        <w:t>Background Study</w:t>
-      </w:r>
-    </w:p>
-    <w:p>
-      <w:pPr>
-        <w:spacing w:after="0" w:line="360" w:lineRule="auto"/>
-        <w:jc w:val="both"/>
-      </w:pPr>
-      <w:r>
-        <w:t>The development process for Tic Tac Toe has progressed through multiple stages which established it as both a fun game and an educational resource. The game started as a pure manual game which people played with paper and pencils during the time of ancient Rome when they called it Terni Lapilli. The traditional system offers simple access to users, yet it suffers from higher risk of theft and data loss through various operational hazards because players frequently misplace their papers, which can be torn or water damaged, and they lose track of previous game results according to Adams in his book about board games. The first digital version of OXO appeared in 1950 when A.S.</w:t>
-      </w:r>
-      <w:r>
-        <w:t xml:space="preserve"> </w:t>
-      </w:r>
-      <w:r>
-        <w:t>Douglas created the game for EDSAC computer systems, which marked the change from traditional physical gaming to electronic gaming. The system resolved issues regarding data loss and data preservation, but customers needed to pay for costly mainframe systems, which restricted</w:t>
-      </w:r>
-      <w:r>
-        <w:t xml:space="preserve"> </w:t>
-      </w:r>
-      <w:r>
-        <w:t xml:space="preserve">system usage to research facilities. The 1990s and 2000s saw web-based and mobile app systems emerge as the leading technologies, which provided users with unlimited game replay options and tracking capabilities for their scores. The Academic </w:t>
-      </w:r>
-      <w:r>
-        <w:t xml:space="preserve">study </w:t>
-      </w:r>
-      <w:r>
-        <w:t xml:space="preserve">in Computers &amp; Education, discovered that most existing apps focus on entertainment only, because they lack two design elements: adaptive difficulty and educational feedback, while also failing to provide offline-first design for classrooms which experience poor connectivity. </w:t>
-      </w:r>
-    </w:p>
-    <w:p>
-      <w:pPr>
-        <w:spacing w:line="278" w:lineRule="auto"/>
-      </w:pPr>
-      <w:r>
-        <w:br w:type="page"/>
-      </w:r>
-    </w:p>
-    <w:p>
-      <w:pPr>
-        <w:pStyle w:val="Heading1"/>
-        <w:numPr>
-          <w:ilvl w:val="0"/>
-          <w:numId w:val="1"/>
-        </w:numPr>
+      </w:pPr>
+      <w:bookmarkStart w:id="6" w:name="_Toc229496466"/>
+      <w:r>
         <w:rPr>
           <w:rFonts w:ascii="Times New Roman" w:hAnsi="Times New Roman" w:cs="Times New Roman"/>
           <w:b/>
           <w:color w:val="000000" w:themeColor="text1"/>
-          <w:sz w:val="28"/>
-          <w:szCs w:val="28"/>
+          <w:sz w:val="32"/>
+          <w:szCs w:val="32"/>
           <w14:shadow w14:blurRad="38100" w14:dist="19050" w14:dir="2700000" w14:sx="100000" w14:sy="100000" w14:kx="0" w14:ky="0" w14:algn="tl">
             <w14:schemeClr w14:val="dk1">
               <w14:alpha w14:val="60000"/>
@@ -1854,14 +3374,16 @@
             <w14:round/>
           </w14:textOutline>
         </w:rPr>
-      </w:pPr>
+        <w:lastRenderedPageBreak/>
+        <w:t>Study</w:t>
+      </w:r>
       <w:r>
         <w:rPr>
           <w:rFonts w:ascii="Times New Roman" w:hAnsi="Times New Roman" w:cs="Times New Roman"/>
           <w:b/>
           <w:color w:val="000000" w:themeColor="text1"/>
-          <w:sz w:val="28"/>
-          <w:szCs w:val="28"/>
+          <w:sz w:val="32"/>
+          <w:szCs w:val="32"/>
           <w14:shadow w14:blurRad="38100" w14:dist="19050" w14:dir="2700000" w14:sx="100000" w14:sy="100000" w14:kx="0" w14:ky="0" w14:algn="tl">
             <w14:schemeClr w14:val="dk1">
               <w14:alpha w14:val="60000"/>
@@ -1873,562 +3395,15 @@
             <w14:round/>
           </w14:textOutline>
         </w:rPr>
-        <w:lastRenderedPageBreak/>
-        <w:t>Requirement Document</w:t>
-      </w:r>
-    </w:p>
-    <w:p>
-      <w:pPr>
-        <w:spacing w:after="0" w:line="360" w:lineRule="auto"/>
-        <w:jc w:val="both"/>
-      </w:pPr>
-      <w:r>
-        <w:t>A project cannot be implemented without proper requirements being studied. The requirements are mainly directed towards the needs of the project and the expectations of the users. This requirement document for the Tic-Tac-Toe game is prepared to identify the features, functions, and overall system requirements needed for successful development.</w:t>
-      </w:r>
-    </w:p>
-    <w:p>
-      <w:pPr>
-        <w:spacing w:after="0" w:line="360" w:lineRule="auto"/>
-        <w:jc w:val="both"/>
-      </w:pPr>
-      <w:r>
-        <w:t>The main purpose of this document is to capture the needs of the users and ensure that the game meets the expectations of the stakeholders.</w:t>
-      </w:r>
-    </w:p>
-    <w:p>
-      <w:pPr>
-        <w:spacing w:after="0" w:line="360" w:lineRule="auto"/>
-        <w:jc w:val="both"/>
-      </w:pPr>
-      <w:r>
-        <w:t>Requirements help define the goals, functions, and limitations of the project. They also provide a clear direction for design, development, testing, and maintenance. Proper requirement analysis helps reduce errors, improve productivity, and complete the project successfully.</w:t>
-      </w:r>
-    </w:p>
-    <w:p>
-      <w:pPr>
-        <w:spacing w:after="0" w:line="360" w:lineRule="auto"/>
-        <w:jc w:val="both"/>
-      </w:pPr>
-      <w:r>
-        <w:t>The benefits include:</w:t>
-      </w:r>
-    </w:p>
-    <w:p>
-      <w:pPr>
-        <w:pStyle w:val="ListParagraph"/>
-        <w:numPr>
-          <w:ilvl w:val="0"/>
-          <w:numId w:val="2"/>
-        </w:numPr>
-        <w:spacing w:after="0" w:line="360" w:lineRule="auto"/>
-        <w:ind w:left="360"/>
-        <w:jc w:val="both"/>
-      </w:pPr>
-      <w:r>
-        <w:t>Alignment: Clear understanding among developers and users.</w:t>
-      </w:r>
-    </w:p>
-    <w:p>
-      <w:pPr>
-        <w:pStyle w:val="ListParagraph"/>
-        <w:numPr>
-          <w:ilvl w:val="0"/>
-          <w:numId w:val="2"/>
-        </w:numPr>
-        <w:spacing w:after="0" w:line="360" w:lineRule="auto"/>
-        <w:ind w:left="360"/>
-        <w:jc w:val="both"/>
-      </w:pPr>
-      <w:r>
-        <w:t>Preparation: Better planning for coding and testing.</w:t>
-      </w:r>
-    </w:p>
-    <w:p>
-      <w:pPr>
-        <w:pStyle w:val="ListParagraph"/>
-        <w:numPr>
-          <w:ilvl w:val="0"/>
-          <w:numId w:val="2"/>
-        </w:numPr>
-        <w:spacing w:after="0" w:line="360" w:lineRule="auto"/>
-        <w:ind w:left="360"/>
-        <w:jc w:val="both"/>
-      </w:pPr>
-      <w:r>
-        <w:t>Direction: Guidance for design and development.</w:t>
-      </w:r>
-    </w:p>
-    <w:p>
-      <w:pPr>
-        <w:pStyle w:val="ListParagraph"/>
-        <w:numPr>
-          <w:ilvl w:val="0"/>
-          <w:numId w:val="2"/>
-        </w:numPr>
-        <w:spacing w:after="0" w:line="360" w:lineRule="auto"/>
-        <w:ind w:left="360"/>
-        <w:jc w:val="both"/>
-      </w:pPr>
-      <w:r>
-        <w:t>Efficiency: Proper planning before implementation.</w:t>
-      </w:r>
-    </w:p>
-    <w:p>
-      <w:pPr>
-        <w:pStyle w:val="ListParagraph"/>
-        <w:numPr>
-          <w:ilvl w:val="0"/>
-          <w:numId w:val="2"/>
-        </w:numPr>
-        <w:spacing w:after="0" w:line="360" w:lineRule="auto"/>
-        <w:ind w:left="360"/>
-        <w:jc w:val="both"/>
-      </w:pPr>
-      <w:r>
-        <w:t>Productivity: Less rework and easier maintenance.</w:t>
-      </w:r>
-    </w:p>
-    <w:p>
-      <w:pPr>
-        <w:spacing w:after="0" w:line="360" w:lineRule="auto"/>
-        <w:jc w:val="both"/>
-      </w:pPr>
-      <w:r>
-        <w:t>A requirement document acts as a guide for the project. It helps the developer understand what features should be included in the system and how the system should behave.</w:t>
-      </w:r>
-    </w:p>
-    <w:p>
-      <w:pPr>
-        <w:spacing w:after="0" w:line="360" w:lineRule="auto"/>
-        <w:jc w:val="both"/>
-      </w:pPr>
-      <w:r>
-        <w:t>The requirement document should also describe the quality and performance requirements of the system so that the project can be developed efficiently.</w:t>
-      </w:r>
-    </w:p>
-    <w:p>
-      <w:pPr>
-        <w:spacing w:after="0" w:line="360" w:lineRule="auto"/>
-        <w:jc w:val="both"/>
-      </w:pPr>
-      <w:r>
-        <w:t>The best way to create a requirement document is by using a requirement matrix which prioritizes the requirements.</w:t>
-      </w:r>
-    </w:p>
-    <w:p>
-      <w:pPr>
-        <w:keepNext/>
-        <w:spacing w:after="0" w:line="360" w:lineRule="auto"/>
-        <w:jc w:val="both"/>
-        <w:rPr>
-          <w:b/>
-          <w:bCs/>
-          <w:sz w:val="28"/>
-          <w:szCs w:val="28"/>
-        </w:rPr>
-      </w:pPr>
-      <w:r>
-        <w:rPr>
-          <w:b/>
-          <w:bCs/>
-          <w:sz w:val="28"/>
-          <w:szCs w:val="28"/>
-        </w:rPr>
-        <w:lastRenderedPageBreak/>
-        <w:t>Types of Requirements</w:t>
-      </w:r>
-    </w:p>
-    <w:p>
-      <w:pPr>
-        <w:keepNext/>
-        <w:spacing w:after="0" w:line="360" w:lineRule="auto"/>
-        <w:jc w:val="both"/>
-      </w:pPr>
-      <w:r>
-        <w:t>1. Business Requirements</w:t>
-      </w:r>
-    </w:p>
-    <w:p>
-      <w:pPr>
-        <w:keepNext/>
-        <w:spacing w:after="0" w:line="360" w:lineRule="auto"/>
-        <w:jc w:val="both"/>
-      </w:pPr>
-      <w:r>
-        <w:t>The Tic-Tac-Toe project should provide a simple and interactive gaming system for users. The project should also help students understand programming concepts such as arrays, loops, conditions, and functions.</w:t>
-      </w:r>
-    </w:p>
-    <w:p>
-      <w:pPr>
-        <w:keepNext/>
-        <w:spacing w:after="0" w:line="360" w:lineRule="auto"/>
-        <w:jc w:val="both"/>
-      </w:pPr>
-      <w:r>
-        <w:t>2. Users’ Requirements</w:t>
-      </w:r>
-    </w:p>
-    <w:p>
-      <w:pPr>
-        <w:pStyle w:val="ListParagraph"/>
-        <w:keepNext/>
-        <w:numPr>
-          <w:ilvl w:val="0"/>
-          <w:numId w:val="2"/>
-        </w:numPr>
-        <w:spacing w:after="0" w:line="360" w:lineRule="auto"/>
-        <w:ind w:left="360"/>
-        <w:jc w:val="both"/>
-      </w:pPr>
-      <w:r>
-        <w:t>Users should be able to start the game easily.</w:t>
-      </w:r>
-    </w:p>
-    <w:p>
-      <w:pPr>
-        <w:pStyle w:val="ListParagraph"/>
-        <w:keepNext/>
-        <w:numPr>
-          <w:ilvl w:val="0"/>
-          <w:numId w:val="2"/>
-        </w:numPr>
-        <w:spacing w:after="0" w:line="360" w:lineRule="auto"/>
-        <w:ind w:left="360"/>
-        <w:jc w:val="both"/>
-      </w:pPr>
-      <w:r>
-        <w:t>Users should be able to enter moves using keyboard input.</w:t>
-      </w:r>
-    </w:p>
-    <w:p>
-      <w:pPr>
-        <w:pStyle w:val="ListParagraph"/>
-        <w:keepNext/>
-        <w:numPr>
-          <w:ilvl w:val="0"/>
-          <w:numId w:val="2"/>
-        </w:numPr>
-        <w:spacing w:after="0" w:line="360" w:lineRule="auto"/>
-        <w:ind w:left="360"/>
-        <w:jc w:val="both"/>
-      </w:pPr>
-      <w:r>
-        <w:t>Users should clearly view the game board after each move.</w:t>
-      </w:r>
-    </w:p>
-    <w:p>
-      <w:pPr>
-        <w:pStyle w:val="ListParagraph"/>
-        <w:keepNext/>
-        <w:numPr>
-          <w:ilvl w:val="0"/>
-          <w:numId w:val="2"/>
-        </w:numPr>
-        <w:spacing w:after="0" w:line="360" w:lineRule="auto"/>
-        <w:ind w:left="360"/>
-        <w:jc w:val="both"/>
-      </w:pPr>
-      <w:r>
-        <w:t>Users should receive notifications for winner, draw, or invalid input.</w:t>
-      </w:r>
-    </w:p>
-    <w:p>
-      <w:pPr>
-        <w:pStyle w:val="ListParagraph"/>
-        <w:keepNext/>
-        <w:numPr>
-          <w:ilvl w:val="0"/>
-          <w:numId w:val="2"/>
-        </w:numPr>
-        <w:spacing w:after="0" w:line="360" w:lineRule="auto"/>
-        <w:ind w:left="360"/>
-        <w:jc w:val="both"/>
-      </w:pPr>
-      <w:r>
-        <w:t>Users should be able to restart or exit the game.</w:t>
-      </w:r>
-    </w:p>
-    <w:p>
-      <w:pPr>
-        <w:keepNext/>
-        <w:spacing w:after="0" w:line="360" w:lineRule="auto"/>
-        <w:jc w:val="both"/>
-      </w:pPr>
-      <w:r>
-        <w:t>3. Functional Requirements</w:t>
-      </w:r>
-    </w:p>
-    <w:p>
-      <w:pPr>
-        <w:keepNext/>
-        <w:spacing w:after="0" w:line="360" w:lineRule="auto"/>
-        <w:jc w:val="both"/>
-      </w:pPr>
-      <w:r>
-        <w:t>The system must:</w:t>
-      </w:r>
-    </w:p>
-    <w:p>
-      <w:pPr>
-        <w:pStyle w:val="ListParagraph"/>
-        <w:keepNext/>
-        <w:numPr>
-          <w:ilvl w:val="0"/>
-          <w:numId w:val="2"/>
-        </w:numPr>
-        <w:spacing w:after="0" w:line="360" w:lineRule="auto"/>
-        <w:ind w:left="360"/>
-        <w:jc w:val="both"/>
-      </w:pPr>
-      <w:r>
-        <w:t>Display a 3×3 game board.</w:t>
-      </w:r>
-    </w:p>
-    <w:p>
-      <w:pPr>
-        <w:pStyle w:val="ListParagraph"/>
-        <w:keepNext/>
-        <w:numPr>
-          <w:ilvl w:val="0"/>
-          <w:numId w:val="2"/>
-        </w:numPr>
-        <w:spacing w:after="0" w:line="360" w:lineRule="auto"/>
-        <w:ind w:left="360"/>
-        <w:jc w:val="both"/>
-      </w:pPr>
-      <w:r>
-        <w:t>Allow two players to play alternately.</w:t>
-      </w:r>
-    </w:p>
-    <w:p>
-      <w:pPr>
-        <w:pStyle w:val="ListParagraph"/>
-        <w:keepNext/>
-        <w:numPr>
-          <w:ilvl w:val="0"/>
-          <w:numId w:val="2"/>
-        </w:numPr>
-        <w:spacing w:after="0" w:line="360" w:lineRule="auto"/>
-        <w:ind w:left="360"/>
-        <w:jc w:val="both"/>
-      </w:pPr>
-      <w:r>
-        <w:t>Accept and process player input.</w:t>
-      </w:r>
-    </w:p>
-    <w:p>
-      <w:pPr>
-        <w:pStyle w:val="ListParagraph"/>
-        <w:keepNext/>
-        <w:numPr>
-          <w:ilvl w:val="0"/>
-          <w:numId w:val="2"/>
-        </w:numPr>
-        <w:spacing w:after="0" w:line="360" w:lineRule="auto"/>
-        <w:ind w:left="360"/>
-        <w:jc w:val="both"/>
-      </w:pPr>
-      <w:r>
-        <w:t>Validate entered positions.</w:t>
-      </w:r>
-    </w:p>
-    <w:p>
-      <w:pPr>
-        <w:pStyle w:val="ListParagraph"/>
-        <w:keepNext/>
-        <w:numPr>
-          <w:ilvl w:val="0"/>
-          <w:numId w:val="2"/>
-        </w:numPr>
-        <w:spacing w:after="0" w:line="360" w:lineRule="auto"/>
-        <w:ind w:left="360"/>
-        <w:jc w:val="both"/>
-      </w:pPr>
-      <w:r>
-        <w:t>Update the board after every move.</w:t>
-      </w:r>
-    </w:p>
-    <w:p>
-      <w:pPr>
-        <w:pStyle w:val="ListParagraph"/>
-        <w:keepNext/>
-        <w:numPr>
-          <w:ilvl w:val="0"/>
-          <w:numId w:val="2"/>
-        </w:numPr>
-        <w:spacing w:after="0" w:line="360" w:lineRule="auto"/>
-        <w:ind w:left="360"/>
-        <w:jc w:val="both"/>
-      </w:pPr>
-      <w:r>
-        <w:t>Detect winner conditions.</w:t>
-      </w:r>
-    </w:p>
-    <w:p>
-      <w:pPr>
-        <w:pStyle w:val="ListParagraph"/>
-        <w:keepNext/>
-        <w:numPr>
-          <w:ilvl w:val="0"/>
-          <w:numId w:val="2"/>
-        </w:numPr>
-        <w:spacing w:after="0" w:line="360" w:lineRule="auto"/>
-        <w:ind w:left="360"/>
-        <w:jc w:val="both"/>
-      </w:pPr>
-      <w:r>
-        <w:t>Detect draw conditions.</w:t>
-      </w:r>
-    </w:p>
-    <w:p>
-      <w:pPr>
-        <w:pStyle w:val="ListParagraph"/>
-        <w:keepNext/>
-        <w:numPr>
-          <w:ilvl w:val="0"/>
-          <w:numId w:val="2"/>
-        </w:numPr>
-        <w:spacing w:after="0" w:line="360" w:lineRule="auto"/>
-        <w:ind w:left="360"/>
-        <w:jc w:val="both"/>
-      </w:pPr>
-      <w:r>
-        <w:t>Display game results correctly.</w:t>
-      </w:r>
-    </w:p>
-    <w:p>
-      <w:pPr>
-        <w:pStyle w:val="ListParagraph"/>
-        <w:keepNext/>
-        <w:numPr>
-          <w:ilvl w:val="0"/>
-          <w:numId w:val="2"/>
-        </w:numPr>
-        <w:spacing w:after="0" w:line="360" w:lineRule="auto"/>
-        <w:ind w:left="360"/>
-        <w:jc w:val="both"/>
-      </w:pPr>
-      <w:r>
-        <w:t>Allow restarting the game.</w:t>
-      </w:r>
-    </w:p>
-    <w:p>
-      <w:pPr>
-        <w:keepNext/>
-        <w:spacing w:after="0" w:line="360" w:lineRule="auto"/>
-        <w:jc w:val="both"/>
-      </w:pPr>
-      <w:r>
-        <w:t>4. Non-Functional Requirements</w:t>
-      </w:r>
-    </w:p>
-    <w:p>
-      <w:pPr>
-        <w:pStyle w:val="ListParagraph"/>
-        <w:keepNext/>
-        <w:numPr>
-          <w:ilvl w:val="0"/>
-          <w:numId w:val="2"/>
-        </w:numPr>
-        <w:spacing w:after="0" w:line="360" w:lineRule="auto"/>
-        <w:ind w:left="360"/>
-        <w:jc w:val="both"/>
-      </w:pPr>
-      <w:r>
-        <w:t>The system should be simple and user-friendly.</w:t>
-      </w:r>
-    </w:p>
-    <w:p>
-      <w:pPr>
-        <w:pStyle w:val="ListParagraph"/>
-        <w:keepNext/>
-        <w:numPr>
-          <w:ilvl w:val="0"/>
-          <w:numId w:val="2"/>
-        </w:numPr>
-        <w:spacing w:after="0" w:line="360" w:lineRule="auto"/>
-        <w:ind w:left="360"/>
-        <w:jc w:val="both"/>
-      </w:pPr>
-      <w:r>
-        <w:t>The program should respond quickly to user input.</w:t>
-      </w:r>
-    </w:p>
-    <w:p>
-      <w:pPr>
-        <w:pStyle w:val="ListParagraph"/>
-        <w:keepNext/>
-        <w:numPr>
-          <w:ilvl w:val="0"/>
-          <w:numId w:val="2"/>
-        </w:numPr>
-        <w:spacing w:after="0" w:line="360" w:lineRule="auto"/>
-        <w:ind w:left="360"/>
-        <w:jc w:val="both"/>
-      </w:pPr>
-      <w:r>
-        <w:t>The game should run without crashes or infinite loops.</w:t>
-      </w:r>
-    </w:p>
-    <w:p>
-      <w:pPr>
-        <w:pStyle w:val="ListParagraph"/>
-        <w:keepNext/>
-        <w:numPr>
-          <w:ilvl w:val="0"/>
-          <w:numId w:val="2"/>
-        </w:numPr>
-        <w:spacing w:after="0" w:line="360" w:lineRule="auto"/>
-        <w:ind w:left="360"/>
-        <w:jc w:val="both"/>
-      </w:pPr>
-      <w:r>
-        <w:t>The code should be easy to maintain and understand.</w:t>
-      </w:r>
-    </w:p>
-    <w:p>
-      <w:pPr>
-        <w:pStyle w:val="ListParagraph"/>
-        <w:keepNext/>
-        <w:numPr>
-          <w:ilvl w:val="0"/>
-          <w:numId w:val="2"/>
-        </w:numPr>
-        <w:spacing w:after="0" w:line="360" w:lineRule="auto"/>
-        <w:ind w:left="360"/>
-        <w:jc w:val="both"/>
-      </w:pPr>
-      <w:r>
-        <w:t>The display should be clear and readable.</w:t>
-      </w:r>
-    </w:p>
-    <w:p>
-      <w:pPr>
-        <w:keepNext/>
-        <w:spacing w:after="0" w:line="360" w:lineRule="auto"/>
-        <w:jc w:val="both"/>
-      </w:pPr>
-    </w:p>
-    <w:p>
-      <w:pPr>
-        <w:spacing w:before="120" w:after="0" w:line="360" w:lineRule="auto"/>
-        <w:jc w:val="both"/>
-      </w:pPr>
-    </w:p>
-    <w:p>
-      <w:pPr>
-        <w:pStyle w:val="Heading1"/>
-        <w:numPr>
-          <w:ilvl w:val="0"/>
-          <w:numId w:val="1"/>
-        </w:numPr>
+        <w:t xml:space="preserve"> Of Previous</w:t>
+      </w:r>
+      <w:r>
         <w:rPr>
           <w:rFonts w:ascii="Times New Roman" w:hAnsi="Times New Roman" w:cs="Times New Roman"/>
           <w:b/>
-          <w:bCs/>
           <w:color w:val="000000" w:themeColor="text1"/>
-          <w:sz w:val="28"/>
-          <w:szCs w:val="28"/>
+          <w:sz w:val="32"/>
+          <w:szCs w:val="32"/>
           <w14:shadow w14:blurRad="38100" w14:dist="19050" w14:dir="2700000" w14:sx="100000" w14:sy="100000" w14:kx="0" w14:ky="0" w14:algn="tl">
             <w14:schemeClr w14:val="dk1">
               <w14:alpha w14:val="60000"/>
@@ -2440,15 +3415,81 @@
             <w14:round/>
           </w14:textOutline>
         </w:rPr>
-      </w:pPr>
-      <w:r>
+        <w:t xml:space="preserve"> System</w:t>
+      </w:r>
+      <w:bookmarkEnd w:id="6"/>
+    </w:p>
+    <w:p>
+      <w:pPr>
+        <w:pStyle w:val="NormalWeb"/>
+        <w:spacing w:before="0" w:beforeAutospacing="0" w:after="0" w:afterAutospacing="0" w:line="360" w:lineRule="auto"/>
+        <w:jc w:val="both"/>
+      </w:pPr>
+      <w:r>
+        <w:t>The study of the previous Tic-Tac-Toe game helps developers understand how the game was designed, developed, and improved over time. Earlier versions of the game were mostly simple paper-based or console-based games where two players used symbols “X” and “O” on a 3×3 grid. These games focused on basic game logic such as player turns, input handling, checking winning conditions, and displaying results.</w:t>
+      </w:r>
+    </w:p>
+    <w:p>
+      <w:pPr>
+        <w:pStyle w:val="NormalWeb"/>
+        <w:spacing w:before="0" w:beforeAutospacing="0" w:after="0" w:afterAutospacing="0" w:line="360" w:lineRule="auto"/>
+        <w:jc w:val="both"/>
+      </w:pPr>
+      <w:r>
+        <w:t>In traditional computer-based Tic-Tac-Toe games, the program was developed using simple programming concepts like loops, arrays, conditional statements, and functions. Most previous systems allowed only two human players, while advanced versions included computer opponents using algorithms like random moves or artificial intelligence. The study of these systems shows that simplicity, easy controls, and quick gameplay made the game popular among beginners learning programming.</w:t>
+      </w:r>
+    </w:p>
+    <w:p>
+      <w:pPr>
+        <w:pStyle w:val="NormalWeb"/>
+        <w:spacing w:before="0" w:beforeAutospacing="0" w:after="0" w:afterAutospacing="0" w:line="360" w:lineRule="auto"/>
+        <w:jc w:val="both"/>
+      </w:pPr>
+      <w:r>
+        <w:t>The previous Tic-Tac-Toe games also revealed some limitations. Many older versions had poor user interfaces, lacked error handling, and did not support features such as score tracking, restart options, or single-player mode. Some games entered infinite loops due to improper condition checking, while others did not validate user inputs correctly.</w:t>
+      </w:r>
+    </w:p>
+    <w:p>
+      <w:pPr>
+        <w:pStyle w:val="NormalWeb"/>
+        <w:spacing w:before="0" w:beforeAutospacing="0" w:after="0" w:afterAutospacing="0" w:line="360" w:lineRule="auto"/>
+        <w:jc w:val="both"/>
+      </w:pPr>
+      <w:r>
+        <w:t>By studying earlier Tic-Tac-Toe systems, developers can identify strengths and weaknesses and create a better version of the game. The new system can improve gameplay, provide a clearer interface, prevent invalid inputs, and include additional features for better user experience.</w:t>
+      </w:r>
+    </w:p>
+    <w:p>
+      <w:pPr>
+        <w:spacing w:after="0" w:line="360" w:lineRule="auto"/>
+        <w:jc w:val="both"/>
+      </w:pPr>
+      <w:r>
+        <w:t xml:space="preserve">. </w:t>
+      </w:r>
+    </w:p>
+    <w:p>
+      <w:pPr>
+        <w:spacing w:line="360" w:lineRule="auto"/>
+      </w:pPr>
+      <w:r>
+        <w:br w:type="page"/>
+      </w:r>
+    </w:p>
+    <w:p>
+      <w:pPr>
+        <w:pStyle w:val="Heading1"/>
+        <w:numPr>
+          <w:ilvl w:val="0"/>
+          <w:numId w:val="1"/>
+        </w:numPr>
+        <w:spacing w:line="360" w:lineRule="auto"/>
         <w:rPr>
           <w:rFonts w:ascii="Times New Roman" w:hAnsi="Times New Roman" w:cs="Times New Roman"/>
           <w:b/>
-          <w:bCs/>
           <w:color w:val="000000" w:themeColor="text1"/>
-          <w:sz w:val="28"/>
-          <w:szCs w:val="28"/>
+          <w:sz w:val="32"/>
+          <w:szCs w:val="32"/>
           <w14:shadow w14:blurRad="38100" w14:dist="19050" w14:dir="2700000" w14:sx="100000" w14:sy="100000" w14:kx="0" w14:ky="0" w14:algn="tl">
             <w14:schemeClr w14:val="dk1">
               <w14:alpha w14:val="60000"/>
@@ -2460,111 +3501,15 @@
             <w14:round/>
           </w14:textOutline>
         </w:rPr>
-        <w:lastRenderedPageBreak/>
-        <w:t>System Design</w:t>
-      </w:r>
-    </w:p>
-    <w:p/>
-    <w:p>
-      <w:pPr>
-        <w:jc w:val="center"/>
-      </w:pPr>
-      <w:r>
-        <w:rPr>
-          <w:noProof/>
-          <w14:ligatures w14:val="standardContextual"/>
-        </w:rPr>
-        <w:drawing>
-          <wp:inline distT="0" distB="0" distL="0" distR="0" wp14:anchorId="4DEFED07" wp14:editId="448687FC">
-            <wp:extent cx="3416300" cy="7571008"/>
-            <wp:effectExtent l="0" t="0" r="0" b="0"/>
-            <wp:docPr id="1442417490" name="Picture 1"/>
-            <wp:cNvGraphicFramePr>
-              <a:graphicFrameLocks xmlns:a="http://schemas.openxmlformats.org/drawingml/2006/main" noChangeAspect="1"/>
-            </wp:cNvGraphicFramePr>
-            <a:graphic xmlns:a="http://schemas.openxmlformats.org/drawingml/2006/main">
-              <a:graphicData uri="http://schemas.openxmlformats.org/drawingml/2006/picture">
-                <pic:pic xmlns:pic="http://schemas.openxmlformats.org/drawingml/2006/picture">
-                  <pic:nvPicPr>
-                    <pic:cNvPr id="1442417490" name="Picture 1442417490"/>
-                    <pic:cNvPicPr/>
-                  </pic:nvPicPr>
-                  <pic:blipFill>
-                    <a:blip r:embed="rId8" cstate="print">
-                      <a:extLst>
-                        <a:ext uri="{28A0092B-C50C-407E-A947-70E740481C1C}">
-                          <a14:useLocalDpi xmlns:a14="http://schemas.microsoft.com/office/drawing/2010/main" val="0"/>
-                        </a:ext>
-                      </a:extLst>
-                    </a:blip>
-                    <a:stretch>
-                      <a:fillRect/>
-                    </a:stretch>
-                  </pic:blipFill>
-                  <pic:spPr>
-                    <a:xfrm>
-                      <a:off x="0" y="0"/>
-                      <a:ext cx="3442317" cy="7628666"/>
-                    </a:xfrm>
-                    <a:prstGeom prst="rect">
-                      <a:avLst/>
-                    </a:prstGeom>
-                  </pic:spPr>
-                </pic:pic>
-              </a:graphicData>
-            </a:graphic>
-          </wp:inline>
-        </w:drawing>
-      </w:r>
-    </w:p>
-    <w:p>
-      <w:pPr>
-        <w:spacing w:after="0"/>
-        <w:jc w:val="both"/>
-        <w:rPr>
-          <w:rFonts w:cs="Times New Roman"/>
-          <w:szCs w:val="24"/>
-          <w:lang w:val="en-US"/>
-        </w:rPr>
-      </w:pPr>
-      <w:r>
-        <w:rPr>
-          <w:rFonts w:cs="Times New Roman"/>
-          <w:szCs w:val="24"/>
-          <w:lang w:val="en-US"/>
-        </w:rPr>
-        <w:lastRenderedPageBreak/>
-        <w:t>The process starts by initializing the game board and setting the first player as X. The player then enters a move by choosing a position on the board. The system checks whether the move is valid; if it is not, the player is asked to enter another move. If the move is valid, the board is updated with the player’s symbol. After each move, the program checks if the current player has won the game; if a winning condition is met, the game ends and the winner is displayed. If there is no winner, the system checks whether the board is full, which would result in a draw and end the game. If neither condition is met, the turn switches to the other player and the process repeats until the game finishes.</w:t>
-      </w:r>
-    </w:p>
-    <w:p>
-      <w:pPr>
-        <w:spacing w:line="278" w:lineRule="auto"/>
-        <w:rPr>
-          <w:rFonts w:cs="Times New Roman"/>
-          <w:szCs w:val="24"/>
-          <w:lang w:val="en-US"/>
-        </w:rPr>
-      </w:pPr>
-      <w:r>
-        <w:rPr>
-          <w:rFonts w:cs="Times New Roman"/>
-          <w:szCs w:val="24"/>
-          <w:lang w:val="en-US"/>
-        </w:rPr>
-        <w:br w:type="page"/>
-      </w:r>
-    </w:p>
-    <w:p>
-      <w:pPr>
-        <w:pStyle w:val="Heading1"/>
+      </w:pPr>
+      <w:bookmarkStart w:id="7" w:name="_Toc229496467"/>
+      <w:r>
         <w:rPr>
           <w:rFonts w:ascii="Times New Roman" w:hAnsi="Times New Roman" w:cs="Times New Roman"/>
           <w:b/>
-          <w:bCs/>
           <w:color w:val="000000" w:themeColor="text1"/>
-          <w:sz w:val="28"/>
-          <w:szCs w:val="28"/>
+          <w:sz w:val="32"/>
+          <w:szCs w:val="32"/>
           <w14:shadow w14:blurRad="38100" w14:dist="19050" w14:dir="2700000" w14:sx="100000" w14:sy="100000" w14:kx="0" w14:ky="0" w14:algn="tl">
             <w14:schemeClr w14:val="dk1">
               <w14:alpha w14:val="60000"/>
@@ -2576,8 +3521,505 @@
             <w14:round/>
           </w14:textOutline>
         </w:rPr>
-      </w:pPr>
-      <w:r>
+        <w:lastRenderedPageBreak/>
+        <w:t xml:space="preserve">Current Problems and Proposed </w:t>
+      </w:r>
+      <w:r>
+        <w:rPr>
+          <w:rFonts w:ascii="Times New Roman" w:hAnsi="Times New Roman" w:cs="Times New Roman"/>
+          <w:b/>
+          <w:color w:val="000000" w:themeColor="text1"/>
+          <w:sz w:val="32"/>
+          <w:szCs w:val="32"/>
+          <w14:shadow w14:blurRad="38100" w14:dist="19050" w14:dir="2700000" w14:sx="100000" w14:sy="100000" w14:kx="0" w14:ky="0" w14:algn="tl">
+            <w14:schemeClr w14:val="dk1">
+              <w14:alpha w14:val="60000"/>
+            </w14:schemeClr>
+          </w14:shadow>
+          <w14:textOutline w14:w="0" w14:cap="flat" w14:cmpd="sng" w14:algn="ctr">
+            <w14:noFill/>
+            <w14:prstDash w14:val="solid"/>
+            <w14:round/>
+          </w14:textOutline>
+        </w:rPr>
+        <w:t>Solutions</w:t>
+      </w:r>
+      <w:bookmarkEnd w:id="7"/>
+    </w:p>
+    <w:p>
+      <w:pPr>
+        <w:pStyle w:val="NormalWeb"/>
+        <w:spacing w:before="0" w:beforeAutospacing="0" w:after="0" w:afterAutospacing="0" w:line="360" w:lineRule="auto"/>
+        <w:jc w:val="both"/>
+      </w:pPr>
+      <w:r>
+        <w:t>Many beginner-level games available today are either too complex or lack proper interaction for new users and programming learners. Traditional Tic-Tac-Toe games often have limited features, poor input validation, unclear game displays, and no proper checking for invalid moves. Some existing console-based programs may also contain logical errors such as infinite loops, incorrect winner detection, or difficulty restarting the game after completion.</w:t>
+      </w:r>
+    </w:p>
+    <w:p>
+      <w:pPr>
+        <w:pStyle w:val="NormalWeb"/>
+        <w:spacing w:before="0" w:beforeAutospacing="0" w:after="0" w:afterAutospacing="0" w:line="360" w:lineRule="auto"/>
+        <w:jc w:val="both"/>
+      </w:pPr>
+      <w:r>
+        <w:t>In educational environments, students learning programming need simple projects that help them understand concepts like arrays, loops, functions, and conditional statements. However, many available examples are incomplete, difficult to understand, or not user-friendly. This creates difficulty for beginners in learning game development and logical problem-solving skills effectively.</w:t>
+      </w:r>
+    </w:p>
+    <w:p>
+      <w:pPr>
+        <w:pStyle w:val="NormalWeb"/>
+        <w:spacing w:before="0" w:beforeAutospacing="0" w:after="0" w:afterAutospacing="0" w:line="360" w:lineRule="auto"/>
+        <w:jc w:val="both"/>
+      </w:pPr>
+      <w:r>
+        <w:t>To solve the problems found in previous Tic-Tac-Toe games, a simple and reliable game system will be developed using the C programming language. The proposed system will focus on easy gameplay, proper input handling, and accurate result checking so that users can enjoy the game without errors or confusion.</w:t>
+      </w:r>
+    </w:p>
+    <w:p>
+      <w:pPr>
+        <w:pStyle w:val="NormalWeb"/>
+        <w:spacing w:before="0" w:beforeAutospacing="0" w:after="0" w:afterAutospacing="0" w:line="360" w:lineRule="auto"/>
+        <w:jc w:val="both"/>
+      </w:pPr>
+      <w:r>
+        <w:t>The main solutions included in the proposed system are:</w:t>
+      </w:r>
+    </w:p>
+    <w:p>
+      <w:pPr>
+        <w:pStyle w:val="NormalWeb"/>
+        <w:numPr>
+          <w:ilvl w:val="0"/>
+          <w:numId w:val="14"/>
+        </w:numPr>
+        <w:tabs>
+          <w:tab w:val="clear" w:pos="720"/>
+          <w:tab w:val="num" w:pos="360"/>
+        </w:tabs>
+        <w:spacing w:before="0" w:beforeAutospacing="0" w:after="0" w:afterAutospacing="0" w:line="360" w:lineRule="auto"/>
+        <w:ind w:hanging="720"/>
+        <w:jc w:val="both"/>
+      </w:pPr>
+      <w:r>
+        <w:t xml:space="preserve">Develop the game with a simple and user-friendly console interface. </w:t>
+      </w:r>
+    </w:p>
+    <w:p>
+      <w:pPr>
+        <w:pStyle w:val="NormalWeb"/>
+        <w:numPr>
+          <w:ilvl w:val="0"/>
+          <w:numId w:val="14"/>
+        </w:numPr>
+        <w:tabs>
+          <w:tab w:val="clear" w:pos="720"/>
+          <w:tab w:val="num" w:pos="360"/>
+        </w:tabs>
+        <w:spacing w:before="0" w:beforeAutospacing="0" w:after="0" w:afterAutospacing="0" w:line="360" w:lineRule="auto"/>
+        <w:ind w:hanging="720"/>
+        <w:jc w:val="both"/>
+      </w:pPr>
+      <w:r>
+        <w:t xml:space="preserve">Use a 3×3 game board for easy understanding and gameplay. </w:t>
+      </w:r>
+    </w:p>
+    <w:p>
+      <w:pPr>
+        <w:pStyle w:val="NormalWeb"/>
+        <w:numPr>
+          <w:ilvl w:val="0"/>
+          <w:numId w:val="14"/>
+        </w:numPr>
+        <w:tabs>
+          <w:tab w:val="clear" w:pos="720"/>
+          <w:tab w:val="num" w:pos="360"/>
+        </w:tabs>
+        <w:spacing w:before="0" w:beforeAutospacing="0" w:after="0" w:afterAutospacing="0" w:line="360" w:lineRule="auto"/>
+        <w:ind w:hanging="720"/>
+        <w:jc w:val="both"/>
+      </w:pPr>
+      <w:r>
+        <w:t xml:space="preserve">Allow two players to play using “X” and “O” symbols. </w:t>
+      </w:r>
+    </w:p>
+    <w:p>
+      <w:pPr>
+        <w:pStyle w:val="NormalWeb"/>
+        <w:numPr>
+          <w:ilvl w:val="0"/>
+          <w:numId w:val="14"/>
+        </w:numPr>
+        <w:tabs>
+          <w:tab w:val="clear" w:pos="720"/>
+          <w:tab w:val="num" w:pos="360"/>
+        </w:tabs>
+        <w:spacing w:before="0" w:beforeAutospacing="0" w:after="0" w:afterAutospacing="0" w:line="360" w:lineRule="auto"/>
+        <w:ind w:hanging="720"/>
+        <w:jc w:val="both"/>
+      </w:pPr>
+      <w:r>
+        <w:t xml:space="preserve">Validate user input to prevent invalid entries. </w:t>
+      </w:r>
+    </w:p>
+    <w:p>
+      <w:pPr>
+        <w:pStyle w:val="NormalWeb"/>
+        <w:numPr>
+          <w:ilvl w:val="0"/>
+          <w:numId w:val="14"/>
+        </w:numPr>
+        <w:tabs>
+          <w:tab w:val="clear" w:pos="720"/>
+          <w:tab w:val="num" w:pos="360"/>
+        </w:tabs>
+        <w:spacing w:before="0" w:beforeAutospacing="0" w:after="0" w:afterAutospacing="0" w:line="360" w:lineRule="auto"/>
+        <w:ind w:hanging="720"/>
+        <w:jc w:val="both"/>
+      </w:pPr>
+      <w:r>
+        <w:t xml:space="preserve">Prevent players from selecting already occupied positions. </w:t>
+      </w:r>
+    </w:p>
+    <w:p>
+      <w:pPr>
+        <w:pStyle w:val="NormalWeb"/>
+        <w:numPr>
+          <w:ilvl w:val="0"/>
+          <w:numId w:val="14"/>
+        </w:numPr>
+        <w:tabs>
+          <w:tab w:val="clear" w:pos="720"/>
+          <w:tab w:val="num" w:pos="360"/>
+        </w:tabs>
+        <w:spacing w:before="0" w:beforeAutospacing="0" w:after="0" w:afterAutospacing="0" w:line="360" w:lineRule="auto"/>
+        <w:ind w:hanging="720"/>
+        <w:jc w:val="both"/>
+      </w:pPr>
+      <w:r>
+        <w:t xml:space="preserve">Check winning conditions correctly in rows, columns, and diagonals. </w:t>
+      </w:r>
+    </w:p>
+    <w:p>
+      <w:pPr>
+        <w:pStyle w:val="NormalWeb"/>
+        <w:numPr>
+          <w:ilvl w:val="0"/>
+          <w:numId w:val="14"/>
+        </w:numPr>
+        <w:tabs>
+          <w:tab w:val="clear" w:pos="720"/>
+          <w:tab w:val="num" w:pos="360"/>
+        </w:tabs>
+        <w:spacing w:before="0" w:beforeAutospacing="0" w:after="0" w:afterAutospacing="0" w:line="360" w:lineRule="auto"/>
+        <w:ind w:hanging="720"/>
+        <w:jc w:val="both"/>
+      </w:pPr>
+      <w:r>
+        <w:t xml:space="preserve">Detect draw situations automatically. </w:t>
+      </w:r>
+    </w:p>
+    <w:p>
+      <w:pPr>
+        <w:pStyle w:val="NormalWeb"/>
+        <w:numPr>
+          <w:ilvl w:val="0"/>
+          <w:numId w:val="14"/>
+        </w:numPr>
+        <w:tabs>
+          <w:tab w:val="clear" w:pos="720"/>
+          <w:tab w:val="num" w:pos="360"/>
+        </w:tabs>
+        <w:spacing w:before="0" w:beforeAutospacing="0" w:after="0" w:afterAutospacing="0" w:line="360" w:lineRule="auto"/>
+        <w:ind w:hanging="720"/>
+        <w:jc w:val="both"/>
+      </w:pPr>
+      <w:r>
+        <w:t xml:space="preserve">Avoid infinite loops and logical programming errors. </w:t>
+      </w:r>
+    </w:p>
+    <w:p>
+      <w:pPr>
+        <w:pStyle w:val="NormalWeb"/>
+        <w:numPr>
+          <w:ilvl w:val="0"/>
+          <w:numId w:val="14"/>
+        </w:numPr>
+        <w:tabs>
+          <w:tab w:val="clear" w:pos="720"/>
+          <w:tab w:val="num" w:pos="360"/>
+        </w:tabs>
+        <w:spacing w:before="0" w:beforeAutospacing="0" w:after="0" w:afterAutospacing="0" w:line="360" w:lineRule="auto"/>
+        <w:ind w:hanging="720"/>
+        <w:jc w:val="both"/>
+      </w:pPr>
+      <w:r>
+        <w:t xml:space="preserve">Provide options to restart or exit the game. </w:t>
+      </w:r>
+    </w:p>
+    <w:p>
+      <w:pPr>
+        <w:pStyle w:val="NormalWeb"/>
+        <w:numPr>
+          <w:ilvl w:val="0"/>
+          <w:numId w:val="14"/>
+        </w:numPr>
+        <w:tabs>
+          <w:tab w:val="clear" w:pos="720"/>
+          <w:tab w:val="num" w:pos="360"/>
+        </w:tabs>
+        <w:spacing w:before="0" w:beforeAutospacing="0" w:after="0" w:afterAutospacing="0" w:line="360" w:lineRule="auto"/>
+        <w:ind w:hanging="720"/>
+        <w:jc w:val="both"/>
+      </w:pPr>
+      <w:r>
+        <w:t xml:space="preserve">Use programming concepts like arrays, loops, functions, and conditional statements properly. </w:t>
+      </w:r>
+    </w:p>
+    <w:p>
+      <w:pPr>
+        <w:pStyle w:val="NormalWeb"/>
+        <w:spacing w:before="0" w:beforeAutospacing="0" w:after="0" w:afterAutospacing="0" w:line="360" w:lineRule="auto"/>
+        <w:jc w:val="both"/>
+      </w:pPr>
+      <w:r>
+        <w:t xml:space="preserve">In addition, the project will be designed in a simple and understandable manner so that beginners can learn programming logic easily. The system can also be improved in the </w:t>
+      </w:r>
+      <w:r>
+        <w:lastRenderedPageBreak/>
+        <w:t xml:space="preserve">future by adding features such as computer AI, </w:t>
+      </w:r>
+      <w:r>
+        <w:t>GUI</w:t>
+      </w:r>
+      <w:r>
+        <w:t>, score tracking system, and multiplayer support.</w:t>
+      </w:r>
+    </w:p>
+    <w:p>
+      <w:pPr>
+        <w:pStyle w:val="NormalWeb"/>
+        <w:spacing w:before="0" w:beforeAutospacing="0" w:after="0" w:afterAutospacing="0" w:line="360" w:lineRule="auto"/>
+        <w:jc w:val="both"/>
+      </w:pPr>
+    </w:p>
+    <w:p>
+      <w:pPr>
+        <w:pStyle w:val="NormalWeb"/>
+        <w:spacing w:before="0" w:beforeAutospacing="0" w:after="0" w:afterAutospacing="0" w:line="360" w:lineRule="auto"/>
+        <w:jc w:val="both"/>
+      </w:pPr>
+    </w:p>
+    <w:p>
+      <w:pPr>
+        <w:pStyle w:val="NormalWeb"/>
+        <w:spacing w:before="0" w:beforeAutospacing="0" w:after="0" w:afterAutospacing="0" w:line="360" w:lineRule="auto"/>
+        <w:jc w:val="both"/>
+      </w:pPr>
+    </w:p>
+    <w:p>
+      <w:pPr>
+        <w:pStyle w:val="NormalWeb"/>
+        <w:spacing w:before="0" w:beforeAutospacing="0" w:after="0" w:afterAutospacing="0" w:line="360" w:lineRule="auto"/>
+        <w:jc w:val="both"/>
+      </w:pPr>
+    </w:p>
+    <w:p>
+      <w:pPr>
+        <w:pStyle w:val="NormalWeb"/>
+        <w:spacing w:before="0" w:beforeAutospacing="0" w:after="0" w:afterAutospacing="0" w:line="360" w:lineRule="auto"/>
+        <w:jc w:val="both"/>
+      </w:pPr>
+    </w:p>
+    <w:p>
+      <w:pPr>
+        <w:pStyle w:val="NormalWeb"/>
+        <w:spacing w:before="0" w:beforeAutospacing="0" w:after="0" w:afterAutospacing="0" w:line="360" w:lineRule="auto"/>
+        <w:jc w:val="both"/>
+      </w:pPr>
+    </w:p>
+    <w:p>
+      <w:pPr>
+        <w:pStyle w:val="NormalWeb"/>
+        <w:spacing w:before="0" w:beforeAutospacing="0" w:after="0" w:afterAutospacing="0" w:line="360" w:lineRule="auto"/>
+        <w:jc w:val="both"/>
+      </w:pPr>
+    </w:p>
+    <w:p>
+      <w:pPr>
+        <w:pStyle w:val="NormalWeb"/>
+        <w:spacing w:before="0" w:beforeAutospacing="0" w:after="0" w:afterAutospacing="0" w:line="360" w:lineRule="auto"/>
+        <w:jc w:val="both"/>
+      </w:pPr>
+    </w:p>
+    <w:p>
+      <w:pPr>
+        <w:pStyle w:val="NormalWeb"/>
+        <w:spacing w:before="0" w:beforeAutospacing="0" w:after="0" w:afterAutospacing="0" w:line="360" w:lineRule="auto"/>
+        <w:jc w:val="both"/>
+      </w:pPr>
+    </w:p>
+    <w:p>
+      <w:pPr>
+        <w:pStyle w:val="NormalWeb"/>
+        <w:spacing w:before="0" w:beforeAutospacing="0" w:after="0" w:afterAutospacing="0" w:line="360" w:lineRule="auto"/>
+        <w:jc w:val="both"/>
+      </w:pPr>
+    </w:p>
+    <w:p>
+      <w:pPr>
+        <w:pStyle w:val="NormalWeb"/>
+        <w:spacing w:before="0" w:beforeAutospacing="0" w:after="0" w:afterAutospacing="0" w:line="360" w:lineRule="auto"/>
+        <w:jc w:val="both"/>
+      </w:pPr>
+    </w:p>
+    <w:p>
+      <w:pPr>
+        <w:pStyle w:val="NormalWeb"/>
+        <w:spacing w:before="0" w:beforeAutospacing="0" w:after="0" w:afterAutospacing="0" w:line="360" w:lineRule="auto"/>
+        <w:jc w:val="both"/>
+      </w:pPr>
+    </w:p>
+    <w:p>
+      <w:pPr>
+        <w:pStyle w:val="NormalWeb"/>
+        <w:spacing w:before="0" w:beforeAutospacing="0" w:after="0" w:afterAutospacing="0" w:line="360" w:lineRule="auto"/>
+        <w:jc w:val="both"/>
+      </w:pPr>
+    </w:p>
+    <w:p>
+      <w:pPr>
+        <w:pStyle w:val="NormalWeb"/>
+        <w:spacing w:before="0" w:beforeAutospacing="0" w:after="0" w:afterAutospacing="0" w:line="360" w:lineRule="auto"/>
+        <w:jc w:val="both"/>
+      </w:pPr>
+    </w:p>
+    <w:p>
+      <w:pPr>
+        <w:pStyle w:val="NormalWeb"/>
+        <w:spacing w:before="0" w:beforeAutospacing="0" w:after="0" w:afterAutospacing="0" w:line="360" w:lineRule="auto"/>
+        <w:jc w:val="both"/>
+      </w:pPr>
+    </w:p>
+    <w:p>
+      <w:pPr>
+        <w:pStyle w:val="NormalWeb"/>
+        <w:spacing w:before="0" w:beforeAutospacing="0" w:after="0" w:afterAutospacing="0" w:line="360" w:lineRule="auto"/>
+        <w:jc w:val="both"/>
+      </w:pPr>
+    </w:p>
+    <w:p>
+      <w:pPr>
+        <w:pStyle w:val="NormalWeb"/>
+        <w:spacing w:before="0" w:beforeAutospacing="0" w:after="0" w:afterAutospacing="0" w:line="360" w:lineRule="auto"/>
+        <w:jc w:val="both"/>
+      </w:pPr>
+    </w:p>
+    <w:p>
+      <w:pPr>
+        <w:pStyle w:val="NormalWeb"/>
+        <w:spacing w:before="0" w:beforeAutospacing="0" w:after="0" w:afterAutospacing="0" w:line="360" w:lineRule="auto"/>
+        <w:jc w:val="both"/>
+      </w:pPr>
+    </w:p>
+    <w:p>
+      <w:pPr>
+        <w:pStyle w:val="NormalWeb"/>
+        <w:spacing w:before="0" w:beforeAutospacing="0" w:after="0" w:afterAutospacing="0" w:line="360" w:lineRule="auto"/>
+        <w:jc w:val="both"/>
+      </w:pPr>
+    </w:p>
+    <w:p>
+      <w:pPr>
+        <w:pStyle w:val="NormalWeb"/>
+        <w:spacing w:before="0" w:beforeAutospacing="0" w:after="0" w:afterAutospacing="0" w:line="360" w:lineRule="auto"/>
+        <w:jc w:val="both"/>
+      </w:pPr>
+    </w:p>
+    <w:p>
+      <w:pPr>
+        <w:pStyle w:val="NormalWeb"/>
+        <w:spacing w:before="0" w:beforeAutospacing="0" w:after="0" w:afterAutospacing="0" w:line="360" w:lineRule="auto"/>
+        <w:jc w:val="both"/>
+      </w:pPr>
+    </w:p>
+    <w:p>
+      <w:pPr>
+        <w:pStyle w:val="NormalWeb"/>
+        <w:spacing w:before="0" w:beforeAutospacing="0" w:after="0" w:afterAutospacing="0" w:line="360" w:lineRule="auto"/>
+        <w:jc w:val="both"/>
+      </w:pPr>
+    </w:p>
+    <w:p>
+      <w:pPr>
+        <w:pStyle w:val="NormalWeb"/>
+        <w:spacing w:before="0" w:beforeAutospacing="0" w:after="0" w:afterAutospacing="0" w:line="360" w:lineRule="auto"/>
+        <w:jc w:val="both"/>
+      </w:pPr>
+    </w:p>
+    <w:p>
+      <w:pPr>
+        <w:pStyle w:val="NormalWeb"/>
+        <w:spacing w:before="0" w:beforeAutospacing="0" w:after="0" w:afterAutospacing="0" w:line="360" w:lineRule="auto"/>
+        <w:jc w:val="both"/>
+      </w:pPr>
+    </w:p>
+    <w:p>
+      <w:pPr>
+        <w:pStyle w:val="Heading1"/>
+        <w:numPr>
+          <w:ilvl w:val="0"/>
+          <w:numId w:val="1"/>
+        </w:numPr>
+        <w:spacing w:line="360" w:lineRule="auto"/>
+        <w:rPr>
+          <w:rFonts w:ascii="Times New Roman" w:hAnsi="Times New Roman" w:cs="Times New Roman"/>
+          <w:b/>
+          <w:bCs/>
+          <w:color w:val="000000" w:themeColor="text1"/>
+          <w:sz w:val="32"/>
+          <w:szCs w:val="32"/>
+          <w14:shadow w14:blurRad="38100" w14:dist="19050" w14:dir="2700000" w14:sx="100000" w14:sy="100000" w14:kx="0" w14:ky="0" w14:algn="tl">
+            <w14:schemeClr w14:val="dk1">
+              <w14:alpha w14:val="60000"/>
+            </w14:schemeClr>
+          </w14:shadow>
+          <w14:textOutline w14:w="0" w14:cap="flat" w14:cmpd="sng" w14:algn="ctr">
+            <w14:noFill/>
+            <w14:prstDash w14:val="solid"/>
+            <w14:round/>
+          </w14:textOutline>
+        </w:rPr>
+      </w:pPr>
+      <w:bookmarkStart w:id="8" w:name="_Toc229496468"/>
+      <w:r>
+        <w:rPr>
+          <w:rFonts w:ascii="Times New Roman" w:hAnsi="Times New Roman" w:cs="Times New Roman"/>
+          <w:b/>
+          <w:bCs/>
+          <w:color w:val="000000" w:themeColor="text1"/>
+          <w:sz w:val="32"/>
+          <w:szCs w:val="32"/>
+          <w14:shadow w14:blurRad="38100" w14:dist="19050" w14:dir="2700000" w14:sx="100000" w14:sy="100000" w14:kx="0" w14:ky="0" w14:algn="tl">
+            <w14:schemeClr w14:val="dk1">
+              <w14:alpha w14:val="60000"/>
+            </w14:schemeClr>
+          </w14:shadow>
+          <w14:textOutline w14:w="0" w14:cap="flat" w14:cmpd="sng" w14:algn="ctr">
+            <w14:noFill/>
+            <w14:prstDash w14:val="solid"/>
+            <w14:round/>
+          </w14:textOutline>
+        </w:rPr>
+        <w:lastRenderedPageBreak/>
+        <w:t>Requirements</w:t>
+      </w:r>
+      <w:bookmarkEnd w:id="8"/>
+    </w:p>
+    <w:p>
+      <w:pPr>
+        <w:pStyle w:val="Heading2"/>
+        <w:spacing w:line="360" w:lineRule="auto"/>
         <w:rPr>
           <w:rFonts w:ascii="Times New Roman" w:hAnsi="Times New Roman" w:cs="Times New Roman"/>
           <w:b/>
@@ -2597,9 +4039,8 @@
             <w14:round/>
           </w14:textOutline>
         </w:rPr>
-        <w:lastRenderedPageBreak/>
-        <w:t>7.</w:t>
-      </w:r>
+      </w:pPr>
+      <w:bookmarkStart w:id="9" w:name="_Toc229496469"/>
       <w:r>
         <w:rPr>
           <w:rFonts w:ascii="Times New Roman" w:hAnsi="Times New Roman" w:cs="Times New Roman"/>
@@ -2608,6 +4049,7 @@
           <w:color w:val="000000" w:themeColor="text1"/>
           <w:sz w:val="28"/>
           <w:szCs w:val="28"/>
+          <w:lang w:val="en-US"/>
           <w14:shadow w14:blurRad="38100" w14:dist="19050" w14:dir="2700000" w14:sx="100000" w14:sy="100000" w14:kx="0" w14:ky="0" w14:algn="tl">
             <w14:schemeClr w14:val="dk1">
               <w14:alpha w14:val="60000"/>
@@ -2619,288 +4061,1025 @@
             <w14:round/>
           </w14:textOutline>
         </w:rPr>
-        <w:t xml:space="preserve"> Development</w:t>
-      </w:r>
-    </w:p>
-    <w:p>
-      <w:pPr>
-        <w:rPr>
+        <w:t>6.1</w:t>
+      </w:r>
+      <w:r>
+        <w:rPr>
+          <w:rFonts w:ascii="Times New Roman" w:hAnsi="Times New Roman" w:cs="Times New Roman"/>
+          <w:b/>
+          <w:bCs/>
+          <w:color w:val="000000" w:themeColor="text1"/>
+          <w:sz w:val="28"/>
+          <w:szCs w:val="28"/>
           <w:lang w:val="en-US"/>
-        </w:rPr>
-      </w:pPr>
-      <w:r>
-        <w:rPr>
+          <w14:shadow w14:blurRad="38100" w14:dist="19050" w14:dir="2700000" w14:sx="100000" w14:sy="100000" w14:kx="0" w14:ky="0" w14:algn="tl">
+            <w14:schemeClr w14:val="dk1">
+              <w14:alpha w14:val="60000"/>
+            </w14:schemeClr>
+          </w14:shadow>
+          <w14:textOutline w14:w="0" w14:cap="flat" w14:cmpd="sng" w14:algn="ctr">
+            <w14:noFill/>
+            <w14:prstDash w14:val="solid"/>
+            <w14:round/>
+          </w14:textOutline>
+        </w:rPr>
+        <w:t xml:space="preserve"> </w:t>
+      </w:r>
+      <w:r>
+        <w:rPr>
+          <w:rFonts w:ascii="Times New Roman" w:hAnsi="Times New Roman" w:cs="Times New Roman"/>
+          <w:b/>
+          <w:bCs/>
+          <w:color w:val="000000" w:themeColor="text1"/>
+          <w:sz w:val="28"/>
+          <w:szCs w:val="28"/>
           <w:lang w:val="en-US"/>
-        </w:rPr>
-        <w:t>The Waterfall Model is a traditional software development model that follows a linear and step-by-step approach. In this model, each phase must be completed before moving to the next phase. The process flows downward like a waterfall, which is why it is called the Waterfall Model. It is simple, organized, and suitable for small projects where the requirements are clearly defined from the beginning. While creating a Tic-Tac-Toe game, the Waterfall Model helps developers complete the project in a structured and systematic way.</w:t>
-      </w:r>
-    </w:p>
-    <w:p>
-      <w:pPr>
-        <w:pStyle w:val="ListParagraph"/>
+          <w14:shadow w14:blurRad="38100" w14:dist="19050" w14:dir="2700000" w14:sx="100000" w14:sy="100000" w14:kx="0" w14:ky="0" w14:algn="tl">
+            <w14:schemeClr w14:val="dk1">
+              <w14:alpha w14:val="60000"/>
+            </w14:schemeClr>
+          </w14:shadow>
+          <w14:textOutline w14:w="0" w14:cap="flat" w14:cmpd="sng" w14:algn="ctr">
+            <w14:noFill/>
+            <w14:prstDash w14:val="solid"/>
+            <w14:round/>
+          </w14:textOutline>
+        </w:rPr>
+        <w:t>Functional Requirements</w:t>
+      </w:r>
+      <w:bookmarkEnd w:id="9"/>
+    </w:p>
+    <w:p>
+      <w:pPr>
+        <w:keepNext/>
+        <w:spacing w:after="0" w:line="360" w:lineRule="auto"/>
+        <w:jc w:val="both"/>
+        <w:rPr>
+          <w:lang w:val="en-US"/>
+        </w:rPr>
+      </w:pPr>
+      <w:r>
+        <w:rPr>
+          <w:lang w:val="en-US"/>
+        </w:rPr>
+        <w:t>The Tic Tac Toe system is designed to support a simple two-player game where users take turns marking X and O on a 3×3 grid. The system should display the game board clearly and allow players to enter their moves by selecting empty positions. It must ensure that only valid moves are accepted and prevent overwriting already filled cells. After each move, the system should automatically check for a winning condition or a draw. If a player meets the winning criteria, the system should declare that player as the winner. If all cells are filled without a winner, the game should be declared a draw. Additionally, the system should allow the game to be restarted after completion and should display appropriate messages for wins, draws, and invalid inputs.</w:t>
+      </w:r>
+    </w:p>
+    <w:p>
+      <w:pPr>
+        <w:keepNext/>
         <w:numPr>
           <w:ilvl w:val="0"/>
-          <w:numId w:val="11"/>
+          <w:numId w:val="15"/>
         </w:numPr>
         <w:tabs>
-          <w:tab w:val="left" w:pos="450"/>
+          <w:tab w:val="clear" w:pos="720"/>
+          <w:tab w:val="num" w:pos="270"/>
         </w:tabs>
-        <w:spacing w:after="0"/>
-        <w:ind w:left="360" w:hanging="360"/>
+        <w:spacing w:after="0" w:line="360" w:lineRule="auto"/>
+        <w:ind w:hanging="720"/>
+        <w:jc w:val="both"/>
         <w:rPr>
           <w:lang w:val="en-US"/>
         </w:rPr>
       </w:pPr>
       <w:r>
         <w:rPr>
+          <w:lang w:val="en-US"/>
+        </w:rPr>
+        <w:t xml:space="preserve">Allow two players (X and O) to play the game </w:t>
+      </w:r>
+    </w:p>
+    <w:p>
+      <w:pPr>
+        <w:keepNext/>
+        <w:numPr>
+          <w:ilvl w:val="0"/>
+          <w:numId w:val="15"/>
+        </w:numPr>
+        <w:tabs>
+          <w:tab w:val="clear" w:pos="720"/>
+          <w:tab w:val="num" w:pos="270"/>
+        </w:tabs>
+        <w:spacing w:after="0" w:line="360" w:lineRule="auto"/>
+        <w:ind w:hanging="720"/>
+        <w:jc w:val="both"/>
+        <w:rPr>
+          <w:lang w:val="en-US"/>
+        </w:rPr>
+      </w:pPr>
+      <w:r>
+        <w:rPr>
+          <w:lang w:val="en-US"/>
+        </w:rPr>
+        <w:t xml:space="preserve">Display a 3×3 game board </w:t>
+      </w:r>
+    </w:p>
+    <w:p>
+      <w:pPr>
+        <w:keepNext/>
+        <w:numPr>
+          <w:ilvl w:val="0"/>
+          <w:numId w:val="15"/>
+        </w:numPr>
+        <w:tabs>
+          <w:tab w:val="clear" w:pos="720"/>
+          <w:tab w:val="num" w:pos="270"/>
+        </w:tabs>
+        <w:spacing w:after="0" w:line="360" w:lineRule="auto"/>
+        <w:ind w:hanging="720"/>
+        <w:jc w:val="both"/>
+        <w:rPr>
+          <w:lang w:val="en-US"/>
+        </w:rPr>
+      </w:pPr>
+      <w:r>
+        <w:rPr>
+          <w:lang w:val="en-US"/>
+        </w:rPr>
+        <w:t xml:space="preserve">Take turns between players </w:t>
+      </w:r>
+    </w:p>
+    <w:p>
+      <w:pPr>
+        <w:keepNext/>
+        <w:numPr>
+          <w:ilvl w:val="0"/>
+          <w:numId w:val="15"/>
+        </w:numPr>
+        <w:tabs>
+          <w:tab w:val="clear" w:pos="720"/>
+          <w:tab w:val="num" w:pos="270"/>
+        </w:tabs>
+        <w:spacing w:after="0" w:line="360" w:lineRule="auto"/>
+        <w:ind w:hanging="720"/>
+        <w:jc w:val="both"/>
+        <w:rPr>
+          <w:lang w:val="en-US"/>
+        </w:rPr>
+      </w:pPr>
+      <w:r>
+        <w:rPr>
+          <w:lang w:val="en-US"/>
+        </w:rPr>
+        <w:t xml:space="preserve">Accept valid moves only </w:t>
+      </w:r>
+    </w:p>
+    <w:p>
+      <w:pPr>
+        <w:keepNext/>
+        <w:numPr>
+          <w:ilvl w:val="0"/>
+          <w:numId w:val="15"/>
+        </w:numPr>
+        <w:tabs>
+          <w:tab w:val="clear" w:pos="720"/>
+          <w:tab w:val="num" w:pos="270"/>
+        </w:tabs>
+        <w:spacing w:after="0" w:line="360" w:lineRule="auto"/>
+        <w:ind w:hanging="720"/>
+        <w:jc w:val="both"/>
+        <w:rPr>
+          <w:lang w:val="en-US"/>
+        </w:rPr>
+      </w:pPr>
+      <w:r>
+        <w:rPr>
+          <w:lang w:val="en-US"/>
+        </w:rPr>
+        <w:t xml:space="preserve">Prevent selection of already filled positions </w:t>
+      </w:r>
+    </w:p>
+    <w:p>
+      <w:pPr>
+        <w:keepNext/>
+        <w:numPr>
+          <w:ilvl w:val="0"/>
+          <w:numId w:val="15"/>
+        </w:numPr>
+        <w:tabs>
+          <w:tab w:val="clear" w:pos="720"/>
+          <w:tab w:val="num" w:pos="270"/>
+        </w:tabs>
+        <w:spacing w:after="0" w:line="360" w:lineRule="auto"/>
+        <w:ind w:hanging="720"/>
+        <w:jc w:val="both"/>
+        <w:rPr>
+          <w:lang w:val="en-US"/>
+        </w:rPr>
+      </w:pPr>
+      <w:r>
+        <w:rPr>
+          <w:lang w:val="en-US"/>
+        </w:rPr>
+        <w:t xml:space="preserve">Check win condition after every move </w:t>
+      </w:r>
+    </w:p>
+    <w:p>
+      <w:pPr>
+        <w:keepNext/>
+        <w:numPr>
+          <w:ilvl w:val="0"/>
+          <w:numId w:val="15"/>
+        </w:numPr>
+        <w:tabs>
+          <w:tab w:val="clear" w:pos="720"/>
+          <w:tab w:val="num" w:pos="270"/>
+        </w:tabs>
+        <w:spacing w:after="0" w:line="360" w:lineRule="auto"/>
+        <w:ind w:hanging="720"/>
+        <w:jc w:val="both"/>
+        <w:rPr>
+          <w:lang w:val="en-US"/>
+        </w:rPr>
+      </w:pPr>
+      <w:r>
+        <w:rPr>
+          <w:lang w:val="en-US"/>
+        </w:rPr>
+        <w:t xml:space="preserve">Declare winner when conditions are met </w:t>
+      </w:r>
+    </w:p>
+    <w:p>
+      <w:pPr>
+        <w:keepNext/>
+        <w:numPr>
+          <w:ilvl w:val="0"/>
+          <w:numId w:val="15"/>
+        </w:numPr>
+        <w:tabs>
+          <w:tab w:val="clear" w:pos="720"/>
+          <w:tab w:val="num" w:pos="270"/>
+        </w:tabs>
+        <w:spacing w:after="0" w:line="360" w:lineRule="auto"/>
+        <w:ind w:hanging="720"/>
+        <w:jc w:val="both"/>
+        <w:rPr>
+          <w:lang w:val="en-US"/>
+        </w:rPr>
+      </w:pPr>
+      <w:r>
+        <w:rPr>
+          <w:lang w:val="en-US"/>
+        </w:rPr>
+        <w:t xml:space="preserve">Detect and declare draw condition </w:t>
+      </w:r>
+    </w:p>
+    <w:p>
+      <w:pPr>
+        <w:keepNext/>
+        <w:numPr>
+          <w:ilvl w:val="0"/>
+          <w:numId w:val="15"/>
+        </w:numPr>
+        <w:tabs>
+          <w:tab w:val="clear" w:pos="720"/>
+          <w:tab w:val="num" w:pos="270"/>
+        </w:tabs>
+        <w:spacing w:after="0" w:line="360" w:lineRule="auto"/>
+        <w:ind w:hanging="720"/>
+        <w:jc w:val="both"/>
+        <w:rPr>
+          <w:lang w:val="en-US"/>
+        </w:rPr>
+      </w:pPr>
+      <w:r>
+        <w:rPr>
+          <w:lang w:val="en-US"/>
+        </w:rPr>
+        <w:t xml:space="preserve">Allow game restart </w:t>
+      </w:r>
+    </w:p>
+    <w:p>
+      <w:pPr>
+        <w:keepNext/>
+        <w:numPr>
+          <w:ilvl w:val="0"/>
+          <w:numId w:val="15"/>
+        </w:numPr>
+        <w:tabs>
+          <w:tab w:val="clear" w:pos="720"/>
+          <w:tab w:val="num" w:pos="270"/>
+        </w:tabs>
+        <w:spacing w:after="0" w:line="360" w:lineRule="auto"/>
+        <w:ind w:hanging="720"/>
+        <w:jc w:val="both"/>
+        <w:rPr>
+          <w:lang w:val="en-US"/>
+        </w:rPr>
+      </w:pPr>
+      <w:r>
+        <w:rPr>
+          <w:lang w:val="en-US"/>
+        </w:rPr>
+        <w:t xml:space="preserve">Show messages for win, draw, and invalid input </w:t>
+      </w:r>
+    </w:p>
+    <w:p>
+      <w:pPr>
+        <w:pStyle w:val="Heading2"/>
+        <w:spacing w:line="360" w:lineRule="auto"/>
+        <w:rPr>
+          <w:rFonts w:ascii="Times New Roman" w:hAnsi="Times New Roman" w:cs="Times New Roman"/>
           <w:b/>
           <w:bCs/>
+          <w:color w:val="000000" w:themeColor="text1"/>
+          <w:sz w:val="28"/>
+          <w:szCs w:val="28"/>
           <w:lang w:val="en-US"/>
-        </w:rPr>
-        <w:t>R</w:t>
-      </w:r>
-      <w:r>
-        <w:rPr>
+          <w14:shadow w14:blurRad="38100" w14:dist="19050" w14:dir="2700000" w14:sx="100000" w14:sy="100000" w14:kx="0" w14:ky="0" w14:algn="tl">
+            <w14:schemeClr w14:val="dk1">
+              <w14:alpha w14:val="60000"/>
+            </w14:schemeClr>
+          </w14:shadow>
+          <w14:textOutline w14:w="0" w14:cap="flat" w14:cmpd="sng" w14:algn="ctr">
+            <w14:noFill/>
+            <w14:prstDash w14:val="solid"/>
+            <w14:round/>
+          </w14:textOutline>
+        </w:rPr>
+      </w:pPr>
+      <w:bookmarkStart w:id="10" w:name="_Toc229496470"/>
+      <w:r>
+        <w:rPr>
+          <w:rFonts w:ascii="Times New Roman" w:hAnsi="Times New Roman" w:cs="Times New Roman"/>
           <w:b/>
           <w:bCs/>
+          <w:color w:val="000000" w:themeColor="text1"/>
+          <w:sz w:val="28"/>
+          <w:szCs w:val="28"/>
           <w:lang w:val="en-US"/>
-        </w:rPr>
-        <w:t>equirement Analysis</w:t>
-      </w:r>
-    </w:p>
-    <w:p>
-      <w:pPr>
-        <w:spacing w:after="0"/>
-        <w:rPr>
+          <w14:shadow w14:blurRad="38100" w14:dist="19050" w14:dir="2700000" w14:sx="100000" w14:sy="100000" w14:kx="0" w14:ky="0" w14:algn="tl">
+            <w14:schemeClr w14:val="dk1">
+              <w14:alpha w14:val="60000"/>
+            </w14:schemeClr>
+          </w14:shadow>
+          <w14:textOutline w14:w="0" w14:cap="flat" w14:cmpd="sng" w14:algn="ctr">
+            <w14:noFill/>
+            <w14:prstDash w14:val="solid"/>
+            <w14:round/>
+          </w14:textOutline>
+        </w:rPr>
+        <w:t>6.2</w:t>
+      </w:r>
+      <w:r>
+        <w:rPr>
+          <w:rFonts w:ascii="Times New Roman" w:hAnsi="Times New Roman" w:cs="Times New Roman"/>
+          <w:b/>
+          <w:bCs/>
+          <w:color w:val="000000" w:themeColor="text1"/>
+          <w:sz w:val="28"/>
+          <w:szCs w:val="28"/>
           <w:lang w:val="en-US"/>
-        </w:rPr>
-      </w:pPr>
-      <w:r>
-        <w:rPr>
+          <w14:shadow w14:blurRad="38100" w14:dist="19050" w14:dir="2700000" w14:sx="100000" w14:sy="100000" w14:kx="0" w14:ky="0" w14:algn="tl">
+            <w14:schemeClr w14:val="dk1">
+              <w14:alpha w14:val="60000"/>
+            </w14:schemeClr>
+          </w14:shadow>
+          <w14:textOutline w14:w="0" w14:cap="flat" w14:cmpd="sng" w14:algn="ctr">
+            <w14:noFill/>
+            <w14:prstDash w14:val="solid"/>
+            <w14:round/>
+          </w14:textOutline>
+        </w:rPr>
+        <w:t xml:space="preserve"> </w:t>
+      </w:r>
+      <w:r>
+        <w:rPr>
+          <w:rFonts w:ascii="Times New Roman" w:hAnsi="Times New Roman" w:cs="Times New Roman"/>
+          <w:b/>
+          <w:bCs/>
+          <w:color w:val="000000" w:themeColor="text1"/>
+          <w:sz w:val="28"/>
+          <w:szCs w:val="28"/>
           <w:lang w:val="en-US"/>
-        </w:rPr>
-        <w:t>In this stage, all the requirements of the Tic-Tac-Toe game are collected and analyzed. The developer decides what features the game should have. For example, the game should support two players, display a 3×3 board, allow players to take turns using symbols X and O, detect the winner, and show a draw if no player wins. The rules and objectives of the game are clearly defined before starting development.</w:t>
-      </w:r>
-    </w:p>
-    <w:p>
-      <w:pPr>
-        <w:pStyle w:val="ListParagraph"/>
+          <w14:shadow w14:blurRad="38100" w14:dist="19050" w14:dir="2700000" w14:sx="100000" w14:sy="100000" w14:kx="0" w14:ky="0" w14:algn="tl">
+            <w14:schemeClr w14:val="dk1">
+              <w14:alpha w14:val="60000"/>
+            </w14:schemeClr>
+          </w14:shadow>
+          <w14:textOutline w14:w="0" w14:cap="flat" w14:cmpd="sng" w14:algn="ctr">
+            <w14:noFill/>
+            <w14:prstDash w14:val="solid"/>
+            <w14:round/>
+          </w14:textOutline>
+        </w:rPr>
+        <w:t>Non-Functional Requirements</w:t>
+      </w:r>
+      <w:bookmarkEnd w:id="10"/>
+    </w:p>
+    <w:p>
+      <w:pPr>
+        <w:keepNext/>
+        <w:spacing w:after="0" w:line="360" w:lineRule="auto"/>
+        <w:jc w:val="both"/>
+        <w:rPr>
+          <w:lang w:val="en-US"/>
+        </w:rPr>
+      </w:pPr>
+      <w:r>
+        <w:rPr>
+          <w:lang w:val="en-US"/>
+        </w:rPr>
+        <w:t xml:space="preserve">The system should be designed to be simple, efficient, and user-friendly. It must be easy to understand and play, even for beginners. The game should respond quickly to user inputs without delays, ensuring smooth gameplay. It should reliably detect all game outcomes correctly, including win and draw situations. If developed in a language like C, it should be portable and able to run on different </w:t>
+      </w:r>
+      <w:r>
+        <w:rPr>
+          <w:lang w:val="en-US"/>
+        </w:rPr>
+        <w:t>OS</w:t>
+      </w:r>
+      <w:r>
+        <w:rPr>
+          <w:lang w:val="en-US"/>
+        </w:rPr>
+        <w:t xml:space="preserve"> without major changes. The code should be structured in a way that makes it easy to modify and maintain in the future. In addition, the </w:t>
+      </w:r>
+      <w:r>
+        <w:rPr>
+          <w:lang w:val="en-US"/>
+        </w:rPr>
+        <w:lastRenderedPageBreak/>
+        <w:t>system should use minimal system resources and provide a clear interface, especially if implemented in a console-based format.</w:t>
+      </w:r>
+    </w:p>
+    <w:p>
+      <w:pPr>
+        <w:keepNext/>
         <w:numPr>
           <w:ilvl w:val="0"/>
-          <w:numId w:val="11"/>
+          <w:numId w:val="16"/>
         </w:numPr>
-        <w:spacing w:after="0"/>
-        <w:ind w:left="360" w:hanging="360"/>
+        <w:tabs>
+          <w:tab w:val="clear" w:pos="720"/>
+          <w:tab w:val="num" w:pos="270"/>
+        </w:tabs>
+        <w:spacing w:after="0" w:line="360" w:lineRule="auto"/>
+        <w:ind w:hanging="720"/>
+        <w:jc w:val="both"/>
         <w:rPr>
           <w:lang w:val="en-US"/>
         </w:rPr>
       </w:pPr>
       <w:r>
         <w:rPr>
+          <w:lang w:val="en-US"/>
+        </w:rPr>
+        <w:t xml:space="preserve">Easy and user-friendly interface </w:t>
+      </w:r>
+    </w:p>
+    <w:p>
+      <w:pPr>
+        <w:keepNext/>
+        <w:numPr>
+          <w:ilvl w:val="0"/>
+          <w:numId w:val="16"/>
+        </w:numPr>
+        <w:tabs>
+          <w:tab w:val="clear" w:pos="720"/>
+          <w:tab w:val="num" w:pos="270"/>
+        </w:tabs>
+        <w:spacing w:after="0" w:line="360" w:lineRule="auto"/>
+        <w:ind w:hanging="720"/>
+        <w:jc w:val="both"/>
+        <w:rPr>
+          <w:lang w:val="en-US"/>
+        </w:rPr>
+      </w:pPr>
+      <w:r>
+        <w:rPr>
+          <w:lang w:val="en-US"/>
+        </w:rPr>
+        <w:t xml:space="preserve">Fast response to user moves </w:t>
+      </w:r>
+    </w:p>
+    <w:p>
+      <w:pPr>
+        <w:keepNext/>
+        <w:numPr>
+          <w:ilvl w:val="0"/>
+          <w:numId w:val="16"/>
+        </w:numPr>
+        <w:tabs>
+          <w:tab w:val="clear" w:pos="720"/>
+          <w:tab w:val="num" w:pos="270"/>
+        </w:tabs>
+        <w:spacing w:after="0" w:line="360" w:lineRule="auto"/>
+        <w:ind w:hanging="720"/>
+        <w:jc w:val="both"/>
+        <w:rPr>
+          <w:lang w:val="en-US"/>
+        </w:rPr>
+      </w:pPr>
+      <w:r>
+        <w:rPr>
+          <w:lang w:val="en-US"/>
+        </w:rPr>
+        <w:t xml:space="preserve">Reliable and error-free outcome detection </w:t>
+      </w:r>
+    </w:p>
+    <w:p>
+      <w:pPr>
+        <w:keepNext/>
+        <w:numPr>
+          <w:ilvl w:val="0"/>
+          <w:numId w:val="16"/>
+        </w:numPr>
+        <w:tabs>
+          <w:tab w:val="clear" w:pos="720"/>
+          <w:tab w:val="num" w:pos="270"/>
+        </w:tabs>
+        <w:spacing w:after="0" w:line="360" w:lineRule="auto"/>
+        <w:ind w:hanging="720"/>
+        <w:jc w:val="both"/>
+        <w:rPr>
+          <w:lang w:val="en-US"/>
+        </w:rPr>
+      </w:pPr>
+      <w:r>
+        <w:rPr>
+          <w:lang w:val="en-US"/>
+        </w:rPr>
+        <w:t xml:space="preserve">Portable across different systems (if applicable) </w:t>
+      </w:r>
+    </w:p>
+    <w:p>
+      <w:pPr>
+        <w:keepNext/>
+        <w:numPr>
+          <w:ilvl w:val="0"/>
+          <w:numId w:val="16"/>
+        </w:numPr>
+        <w:tabs>
+          <w:tab w:val="clear" w:pos="720"/>
+          <w:tab w:val="num" w:pos="270"/>
+        </w:tabs>
+        <w:spacing w:after="0" w:line="360" w:lineRule="auto"/>
+        <w:ind w:hanging="720"/>
+        <w:jc w:val="both"/>
+        <w:rPr>
+          <w:lang w:val="en-US"/>
+        </w:rPr>
+      </w:pPr>
+      <w:r>
+        <w:rPr>
+          <w:lang w:val="en-US"/>
+        </w:rPr>
+        <w:t xml:space="preserve">Maintainable and well-structured code </w:t>
+      </w:r>
+    </w:p>
+    <w:p>
+      <w:pPr>
+        <w:keepNext/>
+        <w:numPr>
+          <w:ilvl w:val="0"/>
+          <w:numId w:val="16"/>
+        </w:numPr>
+        <w:tabs>
+          <w:tab w:val="clear" w:pos="720"/>
+          <w:tab w:val="num" w:pos="270"/>
+        </w:tabs>
+        <w:spacing w:after="0" w:line="360" w:lineRule="auto"/>
+        <w:ind w:hanging="720"/>
+        <w:jc w:val="both"/>
+        <w:rPr>
+          <w:lang w:val="en-US"/>
+        </w:rPr>
+      </w:pPr>
+      <w:r>
+        <w:rPr>
+          <w:lang w:val="en-US"/>
+        </w:rPr>
+        <w:t xml:space="preserve">Efficient use of memory and processing power </w:t>
+      </w:r>
+    </w:p>
+    <w:p>
+      <w:pPr>
+        <w:keepNext/>
+        <w:numPr>
+          <w:ilvl w:val="0"/>
+          <w:numId w:val="16"/>
+        </w:numPr>
+        <w:tabs>
+          <w:tab w:val="clear" w:pos="720"/>
+          <w:tab w:val="num" w:pos="270"/>
+        </w:tabs>
+        <w:spacing w:after="0" w:line="360" w:lineRule="auto"/>
+        <w:ind w:hanging="720"/>
+        <w:jc w:val="both"/>
+        <w:rPr>
+          <w:lang w:val="en-US"/>
+        </w:rPr>
+      </w:pPr>
+      <w:r>
+        <w:rPr>
+          <w:lang w:val="en-US"/>
+        </w:rPr>
+        <w:t xml:space="preserve">Clear and simple display of game status </w:t>
+      </w:r>
+    </w:p>
+    <w:p>
+      <w:pPr>
+        <w:keepNext/>
+        <w:numPr>
+          <w:ilvl w:val="0"/>
+          <w:numId w:val="16"/>
+        </w:numPr>
+        <w:tabs>
+          <w:tab w:val="clear" w:pos="720"/>
+          <w:tab w:val="num" w:pos="270"/>
+        </w:tabs>
+        <w:spacing w:after="0" w:line="360" w:lineRule="auto"/>
+        <w:ind w:hanging="720"/>
+        <w:jc w:val="both"/>
+        <w:rPr>
+          <w:lang w:val="en-US"/>
+        </w:rPr>
+      </w:pPr>
+      <w:r>
+        <w:rPr>
+          <w:lang w:val="en-US"/>
+        </w:rPr>
+        <w:t>Smooth and uninterrupted gameplay</w:t>
+      </w:r>
+    </w:p>
+    <w:p>
+      <w:pPr>
+        <w:keepNext/>
+        <w:spacing w:after="0" w:line="360" w:lineRule="auto"/>
+        <w:jc w:val="both"/>
+      </w:pPr>
+    </w:p>
+    <w:p>
+      <w:pPr>
+        <w:keepNext/>
+        <w:spacing w:after="0" w:line="360" w:lineRule="auto"/>
+        <w:jc w:val="both"/>
+      </w:pPr>
+    </w:p>
+    <w:p>
+      <w:pPr>
+        <w:keepNext/>
+        <w:spacing w:after="0" w:line="360" w:lineRule="auto"/>
+        <w:jc w:val="both"/>
+      </w:pPr>
+    </w:p>
+    <w:p>
+      <w:pPr>
+        <w:keepNext/>
+        <w:spacing w:after="0" w:line="360" w:lineRule="auto"/>
+        <w:jc w:val="both"/>
+      </w:pPr>
+    </w:p>
+    <w:p>
+      <w:pPr>
+        <w:keepNext/>
+        <w:spacing w:after="0" w:line="360" w:lineRule="auto"/>
+        <w:jc w:val="both"/>
+      </w:pPr>
+    </w:p>
+    <w:p>
+      <w:pPr>
+        <w:keepNext/>
+        <w:spacing w:after="0" w:line="360" w:lineRule="auto"/>
+        <w:jc w:val="both"/>
+      </w:pPr>
+    </w:p>
+    <w:p>
+      <w:pPr>
+        <w:keepNext/>
+        <w:spacing w:after="0" w:line="360" w:lineRule="auto"/>
+        <w:jc w:val="both"/>
+      </w:pPr>
+    </w:p>
+    <w:p>
+      <w:pPr>
+        <w:keepNext/>
+        <w:spacing w:after="0" w:line="360" w:lineRule="auto"/>
+        <w:jc w:val="both"/>
+      </w:pPr>
+    </w:p>
+    <w:p>
+      <w:pPr>
+        <w:keepNext/>
+        <w:spacing w:after="0" w:line="360" w:lineRule="auto"/>
+        <w:jc w:val="both"/>
+      </w:pPr>
+    </w:p>
+    <w:p>
+      <w:pPr>
+        <w:keepNext/>
+        <w:spacing w:after="0" w:line="360" w:lineRule="auto"/>
+        <w:jc w:val="both"/>
+      </w:pPr>
+    </w:p>
+    <w:p>
+      <w:pPr>
+        <w:keepNext/>
+        <w:spacing w:after="0" w:line="360" w:lineRule="auto"/>
+        <w:jc w:val="both"/>
+      </w:pPr>
+    </w:p>
+    <w:p>
+      <w:pPr>
+        <w:keepNext/>
+        <w:spacing w:after="0" w:line="360" w:lineRule="auto"/>
+        <w:jc w:val="both"/>
+      </w:pPr>
+    </w:p>
+    <w:p>
+      <w:pPr>
+        <w:keepNext/>
+        <w:spacing w:after="0" w:line="360" w:lineRule="auto"/>
+        <w:jc w:val="both"/>
+      </w:pPr>
+    </w:p>
+    <w:p>
+      <w:pPr>
+        <w:keepNext/>
+        <w:spacing w:after="0" w:line="360" w:lineRule="auto"/>
+        <w:jc w:val="both"/>
+      </w:pPr>
+    </w:p>
+    <w:p>
+      <w:pPr>
+        <w:keepNext/>
+        <w:spacing w:after="0" w:line="360" w:lineRule="auto"/>
+        <w:jc w:val="both"/>
+      </w:pPr>
+    </w:p>
+    <w:p>
+      <w:pPr>
+        <w:keepNext/>
+        <w:spacing w:after="0" w:line="360" w:lineRule="auto"/>
+        <w:jc w:val="both"/>
+      </w:pPr>
+    </w:p>
+    <w:p>
+      <w:pPr>
+        <w:keepNext/>
+        <w:spacing w:after="0" w:line="360" w:lineRule="auto"/>
+        <w:jc w:val="both"/>
+      </w:pPr>
+    </w:p>
+    <w:p>
+      <w:pPr>
+        <w:keepNext/>
+        <w:spacing w:after="0" w:line="360" w:lineRule="auto"/>
+        <w:jc w:val="both"/>
+      </w:pPr>
+    </w:p>
+    <w:p>
+      <w:pPr>
+        <w:keepNext/>
+        <w:spacing w:after="0" w:line="360" w:lineRule="auto"/>
+        <w:jc w:val="both"/>
+      </w:pPr>
+    </w:p>
+    <w:p>
+      <w:pPr>
+        <w:keepNext/>
+        <w:spacing w:after="0" w:line="360" w:lineRule="auto"/>
+        <w:jc w:val="both"/>
+      </w:pPr>
+    </w:p>
+    <w:p>
+      <w:pPr>
+        <w:spacing w:before="120" w:after="0" w:line="360" w:lineRule="auto"/>
+        <w:jc w:val="both"/>
+      </w:pPr>
+    </w:p>
+    <w:p>
+      <w:pPr>
+        <w:pStyle w:val="Heading1"/>
+        <w:numPr>
+          <w:ilvl w:val="0"/>
+          <w:numId w:val="1"/>
+        </w:numPr>
+        <w:spacing w:line="360" w:lineRule="auto"/>
+        <w:rPr>
+          <w:rFonts w:ascii="Times New Roman" w:hAnsi="Times New Roman" w:cs="Times New Roman"/>
           <w:b/>
           <w:bCs/>
-          <w:lang w:val="en-US"/>
-        </w:rPr>
-        <w:t>System Design</w:t>
-      </w:r>
-    </w:p>
-    <w:p>
-      <w:pPr>
-        <w:spacing w:after="0"/>
-        <w:rPr>
-          <w:lang w:val="en-US"/>
-        </w:rPr>
-      </w:pPr>
-      <w:r>
-        <w:rPr>
-          <w:lang w:val="en-US"/>
-        </w:rPr>
-        <w:t>In this phase, the structure of the Tic-Tac-Toe game is planned. The developer designs how the game board will look and how different functions will work. The board may be represented using a 2D array in C programming. Functions such as displaying the board, taking player input, checking the winner, and switching turns are designed. A flowchart or algorithm is also prepared to describe the overall working process of the game.</w:t>
-      </w:r>
-    </w:p>
-    <w:p>
-      <w:pPr>
-        <w:pStyle w:val="ListParagraph"/>
-        <w:numPr>
-          <w:ilvl w:val="0"/>
-          <w:numId w:val="11"/>
-        </w:numPr>
-        <w:spacing w:after="0"/>
-        <w:ind w:left="360" w:hanging="360"/>
-        <w:rPr>
-          <w:lang w:val="en-US"/>
-        </w:rPr>
-      </w:pPr>
-      <w:r>
-        <w:rPr>
+          <w:color w:val="000000" w:themeColor="text1"/>
+          <w:sz w:val="32"/>
+          <w:szCs w:val="32"/>
+          <w14:shadow w14:blurRad="38100" w14:dist="19050" w14:dir="2700000" w14:sx="100000" w14:sy="100000" w14:kx="0" w14:ky="0" w14:algn="tl">
+            <w14:schemeClr w14:val="dk1">
+              <w14:alpha w14:val="60000"/>
+            </w14:schemeClr>
+          </w14:shadow>
+          <w14:textOutline w14:w="0" w14:cap="flat" w14:cmpd="sng" w14:algn="ctr">
+            <w14:noFill/>
+            <w14:prstDash w14:val="solid"/>
+            <w14:round/>
+          </w14:textOutline>
+        </w:rPr>
+      </w:pPr>
+      <w:bookmarkStart w:id="11" w:name="_Toc229496471"/>
+      <w:r>
+        <w:rPr>
+          <w:rFonts w:ascii="Times New Roman" w:hAnsi="Times New Roman" w:cs="Times New Roman"/>
           <w:b/>
           <w:bCs/>
-          <w:lang w:val="en-US"/>
-        </w:rPr>
-        <w:t>Implementation</w:t>
-      </w:r>
-    </w:p>
-    <w:p>
-      <w:pPr>
-        <w:spacing w:after="0"/>
-        <w:rPr>
-          <w:lang w:val="en-US"/>
-        </w:rPr>
-      </w:pPr>
-      <w:r>
-        <w:rPr>
-          <w:lang w:val="en-US"/>
-        </w:rPr>
-        <w:t>In this stage, the actual program for the Tic-Tac-Toe game is written in C language. The developer writes code for displaying the board, accepting player moves, checking valid positions, and determining the winner. Each function designed earlier is implemented one by one. After coding, the game becomes functional and players can start interacting with it.</w:t>
-      </w:r>
-    </w:p>
-    <w:p>
-      <w:pPr>
-        <w:pStyle w:val="ListParagraph"/>
-        <w:numPr>
-          <w:ilvl w:val="0"/>
-          <w:numId w:val="11"/>
-        </w:numPr>
-        <w:spacing w:after="0"/>
-        <w:ind w:left="360" w:hanging="360"/>
-        <w:rPr>
-          <w:lang w:val="en-US"/>
-        </w:rPr>
-      </w:pPr>
-      <w:r>
-        <w:rPr>
-          <w:b/>
-          <w:bCs/>
-          <w:lang w:val="en-US"/>
-        </w:rPr>
-        <w:t>Testing</w:t>
-      </w:r>
-      <w:r>
-        <w:rPr>
-          <w:lang w:val="en-US"/>
-        </w:rPr>
-        <w:t xml:space="preserve"> </w:t>
-      </w:r>
-    </w:p>
-    <w:p>
-      <w:pPr>
-        <w:spacing w:after="0"/>
-        <w:rPr>
-          <w:lang w:val="en-US"/>
-        </w:rPr>
-      </w:pPr>
-      <w:r>
-        <w:rPr>
-          <w:lang w:val="en-US"/>
-        </w:rPr>
-        <w:t>In this phase, the Tic-Tac-Toe game is tested to find errors and bugs. Different test cases are checked such as horizontal wins, vertical wins, diagonal wins, draw conditions, and invalid inputs. If any problem is found, it is corrected before moving to the next stage. Testing ensures that the game works properly and produces correct results.</w:t>
-      </w:r>
-    </w:p>
-    <w:p>
-      <w:pPr>
-        <w:pStyle w:val="ListParagraph"/>
-        <w:numPr>
-          <w:ilvl w:val="0"/>
-          <w:numId w:val="11"/>
-        </w:numPr>
-        <w:tabs>
-          <w:tab w:val="left" w:pos="450"/>
-        </w:tabs>
-        <w:spacing w:after="0"/>
-        <w:ind w:hanging="1080"/>
-        <w:rPr>
-          <w:lang w:val="en-US"/>
-        </w:rPr>
-      </w:pPr>
-      <w:r>
-        <w:rPr>
-          <w:b/>
-          <w:bCs/>
-          <w:lang w:val="en-US"/>
-        </w:rPr>
-        <w:t>Deployment</w:t>
-      </w:r>
-    </w:p>
-    <w:p>
-      <w:pPr>
-        <w:spacing w:after="0"/>
-        <w:rPr>
-          <w:lang w:val="en-US"/>
-        </w:rPr>
-      </w:pPr>
-      <w:r>
-        <w:rPr>
-          <w:lang w:val="en-US"/>
-        </w:rPr>
-        <w:t>After successful testing, the Tic-Tac-Toe game is released to users. The program can be run on a computer or shared with others. In some cases, the game may also be converted into an executable file so that users can easily play it without needing the source code.</w:t>
-      </w:r>
-    </w:p>
-    <w:p>
-      <w:pPr>
-        <w:pStyle w:val="ListParagraph"/>
-        <w:numPr>
-          <w:ilvl w:val="0"/>
-          <w:numId w:val="11"/>
-        </w:numPr>
-        <w:spacing w:after="0"/>
-        <w:ind w:left="450" w:hanging="450"/>
-        <w:rPr>
-          <w:lang w:val="en-US"/>
-        </w:rPr>
-      </w:pPr>
-      <w:r>
-        <w:rPr>
-          <w:b/>
-          <w:bCs/>
-          <w:lang w:val="en-US"/>
-        </w:rPr>
-        <w:t>Maintenance</w:t>
-      </w:r>
-    </w:p>
-    <w:p>
-      <w:pPr>
-        <w:spacing w:after="0"/>
-        <w:rPr>
-          <w:lang w:val="en-US"/>
-        </w:rPr>
-      </w:pPr>
-      <w:r>
-        <w:rPr>
-          <w:lang w:val="en-US"/>
-        </w:rPr>
-        <w:t>In this stage, improvements and updates are made to the Tic-Tac-Toe game after deployment. Bugs that appear later are fixed and new features may be added. For example, the developer may improve the user interface, add score tracking, or create a single-player mode with computer AI. Maintenance helps keep the software updated and more user-friendly.</w:t>
-      </w:r>
-    </w:p>
-    <w:p>
-      <w:pPr>
-        <w:spacing w:after="0"/>
-        <w:rPr>
-          <w:lang w:val="en-US"/>
-        </w:rPr>
-      </w:pPr>
-      <w:r>
-        <w:rPr>
-          <w:lang w:val="en-US"/>
-        </w:rPr>
-        <w:t>Thus, the Waterfall Model provides a clear and organized method for developing a Tic-Tac-Toe game. Since each phase is completed one after another, the development process becomes easier to manage and understand.</w:t>
-      </w:r>
-    </w:p>
-    <w:p/>
-    <w:p>
-      <w:pPr>
-        <w:jc w:val="both"/>
-      </w:pPr>
+          <w:color w:val="000000" w:themeColor="text1"/>
+          <w:sz w:val="32"/>
+          <w:szCs w:val="32"/>
+          <w14:shadow w14:blurRad="38100" w14:dist="19050" w14:dir="2700000" w14:sx="100000" w14:sy="100000" w14:kx="0" w14:ky="0" w14:algn="tl">
+            <w14:schemeClr w14:val="dk1">
+              <w14:alpha w14:val="60000"/>
+            </w14:schemeClr>
+          </w14:shadow>
+          <w14:textOutline w14:w="0" w14:cap="flat" w14:cmpd="sng" w14:algn="ctr">
+            <w14:noFill/>
+            <w14:prstDash w14:val="solid"/>
+            <w14:round/>
+          </w14:textOutline>
+        </w:rPr>
+        <w:lastRenderedPageBreak/>
+        <w:t>System Design</w:t>
+      </w:r>
+      <w:bookmarkEnd w:id="11"/>
+    </w:p>
+    <w:p>
+      <w:pPr>
+        <w:spacing w:line="360" w:lineRule="auto"/>
+      </w:pPr>
+      <w:r>
+        <w:rPr>
+          <w:noProof/>
+        </w:rPr>
+        <mc:AlternateContent>
+          <mc:Choice Requires="wps">
+            <w:drawing>
+              <wp:anchor distT="0" distB="0" distL="114300" distR="114300" simplePos="0" relativeHeight="251660288" behindDoc="0" locked="0" layoutInCell="1" allowOverlap="1" wp14:anchorId="08E7EED3" wp14:editId="254CCD77">
+                <wp:simplePos x="0" y="0"/>
+                <wp:positionH relativeFrom="column">
+                  <wp:posOffset>-228600</wp:posOffset>
+                </wp:positionH>
+                <wp:positionV relativeFrom="paragraph">
+                  <wp:posOffset>2398395</wp:posOffset>
+                </wp:positionV>
+                <wp:extent cx="5486400" cy="635"/>
+                <wp:effectExtent l="0" t="0" r="0" b="0"/>
+                <wp:wrapThrough wrapText="bothSides">
+                  <wp:wrapPolygon edited="0">
+                    <wp:start x="0" y="0"/>
+                    <wp:lineTo x="0" y="21600"/>
+                    <wp:lineTo x="21600" y="21600"/>
+                    <wp:lineTo x="21600" y="0"/>
+                  </wp:wrapPolygon>
+                </wp:wrapThrough>
+                <wp:docPr id="481234092" name="Text Box 1"/>
+                <wp:cNvGraphicFramePr/>
+                <a:graphic xmlns:a="http://schemas.openxmlformats.org/drawingml/2006/main">
+                  <a:graphicData uri="http://schemas.microsoft.com/office/word/2010/wordprocessingShape">
+                    <wps:wsp>
+                      <wps:cNvSpPr txBox="1"/>
+                      <wps:spPr>
+                        <a:xfrm>
+                          <a:off x="0" y="0"/>
+                          <a:ext cx="5486400" cy="635"/>
+                        </a:xfrm>
+                        <a:prstGeom prst="rect">
+                          <a:avLst/>
+                        </a:prstGeom>
+                        <a:solidFill>
+                          <a:prstClr val="white"/>
+                        </a:solidFill>
+                        <a:ln>
+                          <a:noFill/>
+                        </a:ln>
+                      </wps:spPr>
+                      <wps:txbx>
+                        <w:txbxContent>
+                          <w:p>
+                            <w:pPr>
+                              <w:pStyle w:val="Caption"/>
+                              <w:rPr>
+                                <w:noProof/>
+                                <w:szCs w:val="22"/>
+                              </w:rPr>
+                            </w:pPr>
+                            <w:bookmarkStart w:id="12" w:name="_Toc229557598"/>
+                            <w:r>
+                              <w:t xml:space="preserve">Figure </w:t>
+                            </w:r>
+                            <w:r>
+                              <w:fldChar w:fldCharType="begin"/>
+                            </w:r>
+                            <w:r>
+                              <w:instrText xml:space="preserve"> SEQ Figure \* ARABIC </w:instrText>
+                            </w:r>
+                            <w:r>
+                              <w:fldChar w:fldCharType="separate"/>
+                            </w:r>
+                            <w:r>
+                              <w:rPr>
+                                <w:noProof/>
+                              </w:rPr>
+                              <w:t>1</w:t>
+                            </w:r>
+                            <w:r>
+                              <w:fldChar w:fldCharType="end"/>
+                            </w:r>
+                            <w:r>
+                              <w:t>: Use Case Diagram</w:t>
+                            </w:r>
+                            <w:bookmarkEnd w:id="12"/>
+                          </w:p>
+                        </w:txbxContent>
+                      </wps:txbx>
+                      <wps:bodyPr rot="0" spcFirstLastPara="0" vertOverflow="overflow" horzOverflow="overflow" vert="horz" wrap="square" lIns="0" tIns="0" rIns="0" bIns="0" numCol="1" spcCol="0" rtlCol="0" fromWordArt="0" anchor="t" anchorCtr="0" forceAA="0" compatLnSpc="1">
+                        <a:prstTxWarp prst="textNoShape">
+                          <a:avLst/>
+                        </a:prstTxWarp>
+                        <a:spAutoFit/>
+                      </wps:bodyPr>
+                    </wps:wsp>
+                  </a:graphicData>
+                </a:graphic>
+              </wp:anchor>
+            </w:drawing>
+          </mc:Choice>
+          <mc:Fallback>
+            <w:pict>
+              <v:shapetype w14:anchorId="08E7EED3" id="_x0000_t202" coordsize="21600,21600" o:spt="202" path="m,l,21600r21600,l21600,xe">
+                <v:stroke joinstyle="miter"/>
+                <v:path gradientshapeok="t" o:connecttype="rect"/>
+              </v:shapetype>
+              <v:shape id="Text Box 1" o:spid="_x0000_s1026" type="#_x0000_t202" style="position:absolute;margin-left:-18pt;margin-top:188.85pt;width:6in;height:.05pt;z-index:251660288;visibility:visible;mso-wrap-style:square;mso-wrap-distance-left:9pt;mso-wrap-distance-top:0;mso-wrap-distance-right:9pt;mso-wrap-distance-bottom:0;mso-position-horizontal:absolute;mso-position-horizontal-relative:text;mso-position-vertical:absolute;mso-position-vertical-relative:text;v-text-anchor:top" o:gfxdata="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" stroked="f">
+                <v:textbox style="mso-fit-shape-to-text:t" inset="0,0,0,0">
+                  <w:txbxContent>
+                    <w:p>
+                      <w:pPr>
+                        <w:pStyle w:val="Caption"/>
+                        <w:rPr>
+                          <w:noProof/>
+                          <w:szCs w:val="22"/>
+                        </w:rPr>
+                      </w:pPr>
+                      <w:bookmarkStart w:id="13" w:name="_Toc229557598"/>
+                      <w:r>
+                        <w:t xml:space="preserve">Figure </w:t>
+                      </w:r>
+                      <w:r>
+                        <w:fldChar w:fldCharType="begin"/>
+                      </w:r>
+                      <w:r>
+                        <w:instrText xml:space="preserve"> SEQ Figure \* ARABIC </w:instrText>
+                      </w:r>
+                      <w:r>
+                        <w:fldChar w:fldCharType="separate"/>
+                      </w:r>
+                      <w:r>
+                        <w:rPr>
+                          <w:noProof/>
+                        </w:rPr>
+                        <w:t>1</w:t>
+                      </w:r>
+                      <w:r>
+                        <w:fldChar w:fldCharType="end"/>
+                      </w:r>
+                      <w:r>
+                        <w:t>: Use Case Diagram</w:t>
+                      </w:r>
+                      <w:bookmarkEnd w:id="13"/>
+                    </w:p>
+                  </w:txbxContent>
+                </v:textbox>
+                <w10:wrap type="through"/>
+              </v:shape>
+            </w:pict>
+          </mc:Fallback>
+        </mc:AlternateContent>
+      </w:r>
       <w:r>
         <w:rPr>
           <w:noProof/>
           <w14:ligatures w14:val="standardContextual"/>
         </w:rPr>
-        <w:lastRenderedPageBreak/>
         <w:drawing>
-          <wp:inline distT="0" distB="0" distL="0" distR="0" wp14:anchorId="3F0F73DE" wp14:editId="4F659529">
-            <wp:extent cx="5646420" cy="3764280"/>
-            <wp:effectExtent l="0" t="0" r="0" b="7620"/>
-            <wp:docPr id="537566096" name="Picture 4"/>
+          <wp:anchor distT="0" distB="0" distL="114300" distR="114300" simplePos="0" relativeHeight="251658240" behindDoc="0" locked="0" layoutInCell="1" allowOverlap="1" wp14:anchorId="66314381" wp14:editId="1016654A">
+            <wp:simplePos x="0" y="0"/>
+            <wp:positionH relativeFrom="page">
+              <wp:align>center</wp:align>
+            </wp:positionH>
+            <wp:positionV relativeFrom="paragraph">
+              <wp:posOffset>465455</wp:posOffset>
+            </wp:positionV>
+            <wp:extent cx="5486400" cy="1876278"/>
+            <wp:effectExtent l="0" t="0" r="0" b="0"/>
+            <wp:wrapThrough wrapText="bothSides">
+              <wp:wrapPolygon edited="0">
+                <wp:start x="0" y="0"/>
+                <wp:lineTo x="0" y="21278"/>
+                <wp:lineTo x="21525" y="21278"/>
+                <wp:lineTo x="21525" y="0"/>
+                <wp:lineTo x="0" y="0"/>
+              </wp:wrapPolygon>
+            </wp:wrapThrough>
+            <wp:docPr id="1755199686" name="Picture 4"/>
             <wp:cNvGraphicFramePr>
               <a:graphicFrameLocks xmlns:a="http://schemas.openxmlformats.org/drawingml/2006/main" noChangeAspect="1"/>
             </wp:cNvGraphicFramePr>
@@ -2908,12 +5087,24 @@
               <a:graphicData uri="http://schemas.openxmlformats.org/drawingml/2006/picture">
                 <pic:pic xmlns:pic="http://schemas.openxmlformats.org/drawingml/2006/picture">
                   <pic:nvPicPr>
-                    <pic:cNvPr id="537566096" name="Picture 537566096"/>
+                    <pic:cNvPr id="1755199686" name="Picture 1755199686"/>
                     <pic:cNvPicPr/>
                   </pic:nvPicPr>
                   <pic:blipFill>
-                    <a:blip r:embed="rId9" cstate="print">
+                    <a:blip r:embed="rId12">
                       <a:extLst>
+                        <a:ext uri="{BEBA8EAE-BF5A-486C-A8C5-ECC9F3942E4B}">
+                          <a14:imgProps xmlns:a14="http://schemas.microsoft.com/office/drawing/2010/main">
+                            <a14:imgLayer r:embed="rId13">
+                              <a14:imgEffect>
+                                <a14:sharpenSoften amount="50000"/>
+                              </a14:imgEffect>
+                              <a14:imgEffect>
+                                <a14:saturation sat="400000"/>
+                              </a14:imgEffect>
+                            </a14:imgLayer>
+                          </a14:imgProps>
+                        </a:ext>
                         <a:ext uri="{28A0092B-C50C-407E-A947-70E740481C1C}">
                           <a14:useLocalDpi xmlns:a14="http://schemas.microsoft.com/office/drawing/2010/main" val="0"/>
                         </a:ext>
@@ -2926,7 +5117,7 @@
                   <pic:spPr>
                     <a:xfrm>
                       <a:off x="0" y="0"/>
-                      <a:ext cx="5646420" cy="3764280"/>
+                      <a:ext cx="5486400" cy="1876278"/>
                     </a:xfrm>
                     <a:prstGeom prst="rect">
                       <a:avLst/>
@@ -2935,497 +5126,974 @@
                 </pic:pic>
               </a:graphicData>
             </a:graphic>
-          </wp:inline>
+          </wp:anchor>
         </w:drawing>
       </w:r>
     </w:p>
     <w:p>
       <w:pPr>
+        <w:pStyle w:val="Caption"/>
+        <w:spacing w:line="360" w:lineRule="auto"/>
+        <w:rPr>
+          <w:rFonts w:cs="Times New Roman"/>
+          <w:szCs w:val="24"/>
+          <w:lang w:val="en-US"/>
+        </w:rPr>
+      </w:pPr>
+    </w:p>
+    <w:p>
+      <w:pPr>
+        <w:spacing w:line="360" w:lineRule="auto"/>
+        <w:jc w:val="both"/>
+        <w:rPr>
+          <w:rFonts w:cs="Times New Roman"/>
+          <w:szCs w:val="24"/>
+          <w:lang w:val="en-US"/>
+        </w:rPr>
+      </w:pPr>
+      <w:r>
+        <w:rPr>
+          <w:rFonts w:cs="Times New Roman"/>
+          <w:szCs w:val="24"/>
+        </w:rPr>
+        <w:t>In the use case diagram, both players interact with the system by making moves on the board. Each move triggers the system to update the board and check for a win or draw. If neither condition is met, the game continues with the next player’s turn. The cycle repeats until either a player wins or the game ends in a draw. After that, players can restart the game to play again.</w:t>
+      </w:r>
+      <w:r>
+        <w:rPr>
+          <w:rFonts w:cs="Times New Roman"/>
+          <w:szCs w:val="24"/>
+          <w:lang w:val="en-US"/>
+        </w:rPr>
+        <w:br w:type="page"/>
+      </w:r>
+    </w:p>
+    <w:p>
+      <w:pPr>
+        <w:pStyle w:val="Heading1"/>
+        <w:numPr>
+          <w:ilvl w:val="0"/>
+          <w:numId w:val="1"/>
+        </w:numPr>
+        <w:spacing w:line="360" w:lineRule="auto"/>
+        <w:jc w:val="both"/>
+        <w:rPr>
+          <w:rFonts w:ascii="Times New Roman" w:hAnsi="Times New Roman" w:cs="Times New Roman"/>
+          <w:b/>
+          <w:bCs/>
+          <w:color w:val="000000" w:themeColor="text1"/>
+          <w:sz w:val="32"/>
+          <w:szCs w:val="32"/>
+          <w14:shadow w14:blurRad="38100" w14:dist="19050" w14:dir="2700000" w14:sx="100000" w14:sy="100000" w14:kx="0" w14:ky="0" w14:algn="tl">
+            <w14:schemeClr w14:val="dk1">
+              <w14:alpha w14:val="60000"/>
+            </w14:schemeClr>
+          </w14:shadow>
+          <w14:textOutline w14:w="0" w14:cap="flat" w14:cmpd="sng" w14:algn="ctr">
+            <w14:noFill/>
+            <w14:prstDash w14:val="solid"/>
+            <w14:round/>
+          </w14:textOutline>
+        </w:rPr>
+      </w:pPr>
+      <w:bookmarkStart w:id="14" w:name="_Toc229496472"/>
+      <w:r>
+        <w:rPr>
+          <w:noProof/>
+        </w:rPr>
+        <w:lastRenderedPageBreak/>
+        <mc:AlternateContent>
+          <mc:Choice Requires="wps">
+            <w:drawing>
+              <wp:anchor distT="0" distB="0" distL="114300" distR="114300" simplePos="0" relativeHeight="251663360" behindDoc="0" locked="0" layoutInCell="1" allowOverlap="1" wp14:anchorId="2CDF3B57" wp14:editId="0764358B">
+                <wp:simplePos x="0" y="0"/>
+                <wp:positionH relativeFrom="column">
+                  <wp:posOffset>-274320</wp:posOffset>
+                </wp:positionH>
+                <wp:positionV relativeFrom="paragraph">
+                  <wp:posOffset>3257550</wp:posOffset>
+                </wp:positionV>
+                <wp:extent cx="6309360" cy="635"/>
+                <wp:effectExtent l="0" t="0" r="0" b="0"/>
+                <wp:wrapThrough wrapText="bothSides">
+                  <wp:wrapPolygon edited="0">
+                    <wp:start x="0" y="0"/>
+                    <wp:lineTo x="0" y="21600"/>
+                    <wp:lineTo x="21600" y="21600"/>
+                    <wp:lineTo x="21600" y="0"/>
+                  </wp:wrapPolygon>
+                </wp:wrapThrough>
+                <wp:docPr id="1592394525" name="Text Box 1"/>
+                <wp:cNvGraphicFramePr/>
+                <a:graphic xmlns:a="http://schemas.openxmlformats.org/drawingml/2006/main">
+                  <a:graphicData uri="http://schemas.microsoft.com/office/word/2010/wordprocessingShape">
+                    <wps:wsp>
+                      <wps:cNvSpPr txBox="1"/>
+                      <wps:spPr>
+                        <a:xfrm>
+                          <a:off x="0" y="0"/>
+                          <a:ext cx="6309360" cy="635"/>
+                        </a:xfrm>
+                        <a:prstGeom prst="rect">
+                          <a:avLst/>
+                        </a:prstGeom>
+                        <a:solidFill>
+                          <a:prstClr val="white"/>
+                        </a:solidFill>
+                        <a:ln>
+                          <a:noFill/>
+                        </a:ln>
+                      </wps:spPr>
+                      <wps:txbx>
+                        <w:txbxContent>
+                          <w:p>
+                            <w:pPr>
+                              <w:pStyle w:val="Caption"/>
+                              <w:rPr>
+                                <w:noProof/>
+                                <w14:shadow w14:blurRad="38100" w14:dist="19050" w14:dir="2700000" w14:sx="100000" w14:sy="100000" w14:kx="0" w14:ky="0" w14:algn="tl">
+                                  <w14:schemeClr w14:val="dk1">
+                                    <w14:alpha w14:val="60000"/>
+                                  </w14:schemeClr>
+                                </w14:shadow>
+                                <w14:textOutline w14:w="0" w14:cap="flat" w14:cmpd="sng" w14:algn="ctr">
+                                  <w14:noFill/>
+                                  <w14:prstDash w14:val="solid"/>
+                                  <w14:round/>
+                                </w14:textOutline>
+                              </w:rPr>
+                            </w:pPr>
+                            <w:bookmarkStart w:id="15" w:name="_Toc229557599"/>
+                            <w:r>
+                              <w:t xml:space="preserve">Figure </w:t>
+                            </w:r>
+                            <w:r>
+                              <w:fldChar w:fldCharType="begin"/>
+                            </w:r>
+                            <w:r>
+                              <w:instrText xml:space="preserve"> SEQ Figure \* ARABIC </w:instrText>
+                            </w:r>
+                            <w:r>
+                              <w:fldChar w:fldCharType="separate"/>
+                            </w:r>
+                            <w:r>
+                              <w:rPr>
+                                <w:noProof/>
+                              </w:rPr>
+                              <w:t>2</w:t>
+                            </w:r>
+                            <w:r>
+                              <w:fldChar w:fldCharType="end"/>
+                            </w:r>
+                            <w:r>
+                              <w:t>: Gantt Chart</w:t>
+                            </w:r>
+                            <w:bookmarkEnd w:id="15"/>
+                          </w:p>
+                        </w:txbxContent>
+                      </wps:txbx>
+                      <wps:bodyPr rot="0" spcFirstLastPara="0" vertOverflow="overflow" horzOverflow="overflow" vert="horz" wrap="square" lIns="0" tIns="0" rIns="0" bIns="0" numCol="1" spcCol="0" rtlCol="0" fromWordArt="0" anchor="t" anchorCtr="0" forceAA="0" compatLnSpc="1">
+                        <a:prstTxWarp prst="textNoShape">
+                          <a:avLst/>
+                        </a:prstTxWarp>
+                        <a:spAutoFit/>
+                      </wps:bodyPr>
+                    </wps:wsp>
+                  </a:graphicData>
+                </a:graphic>
+              </wp:anchor>
+            </w:drawing>
+          </mc:Choice>
+          <mc:Fallback>
+            <w:pict>
+              <v:shape w14:anchorId="2CDF3B57" id="_x0000_s1027" type="#_x0000_t202" style="position:absolute;left:0;text-align:left;margin-left:-21.6pt;margin-top:256.5pt;width:496.8pt;height:.05pt;z-index:251663360;visibility:visible;mso-wrap-style:square;mso-wrap-distance-left:9pt;mso-wrap-distance-top:0;mso-wrap-distance-right:9pt;mso-wrap-distance-bottom:0;mso-position-horizontal:absolute;mso-position-horizontal-relative:text;mso-position-vertical:absolute;mso-position-vertical-relative:text;v-text-anchor:top" o:gfxdata="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" stroked="f">
+                <v:textbox style="mso-fit-shape-to-text:t" inset="0,0,0,0">
+                  <w:txbxContent>
+                    <w:p>
+                      <w:pPr>
+                        <w:pStyle w:val="Caption"/>
+                        <w:rPr>
+                          <w:noProof/>
+                          <w14:shadow w14:blurRad="38100" w14:dist="19050" w14:dir="2700000" w14:sx="100000" w14:sy="100000" w14:kx="0" w14:ky="0" w14:algn="tl">
+                            <w14:schemeClr w14:val="dk1">
+                              <w14:alpha w14:val="60000"/>
+                            </w14:schemeClr>
+                          </w14:shadow>
+                          <w14:textOutline w14:w="0" w14:cap="flat" w14:cmpd="sng" w14:algn="ctr">
+                            <w14:noFill/>
+                            <w14:prstDash w14:val="solid"/>
+                            <w14:round/>
+                          </w14:textOutline>
+                        </w:rPr>
+                      </w:pPr>
+                      <w:bookmarkStart w:id="16" w:name="_Toc229557599"/>
+                      <w:r>
+                        <w:t xml:space="preserve">Figure </w:t>
+                      </w:r>
+                      <w:r>
+                        <w:fldChar w:fldCharType="begin"/>
+                      </w:r>
+                      <w:r>
+                        <w:instrText xml:space="preserve"> SEQ Figure \* ARABIC </w:instrText>
+                      </w:r>
+                      <w:r>
+                        <w:fldChar w:fldCharType="separate"/>
+                      </w:r>
+                      <w:r>
+                        <w:rPr>
+                          <w:noProof/>
+                        </w:rPr>
+                        <w:t>2</w:t>
+                      </w:r>
+                      <w:r>
+                        <w:fldChar w:fldCharType="end"/>
+                      </w:r>
+                      <w:r>
+                        <w:t>: Gantt Chart</w:t>
+                      </w:r>
+                      <w:bookmarkEnd w:id="16"/>
+                    </w:p>
+                  </w:txbxContent>
+                </v:textbox>
+                <w10:wrap type="through"/>
+              </v:shape>
+            </w:pict>
+          </mc:Fallback>
+        </mc:AlternateContent>
+      </w:r>
+      <w:r>
+        <w:rPr>
+          <w:noProof/>
+          <w:color w:val="000000" w:themeColor="text1"/>
+          <w14:shadow w14:blurRad="38100" w14:dist="19050" w14:dir="2700000" w14:sx="100000" w14:sy="100000" w14:kx="0" w14:ky="0" w14:algn="tl">
+            <w14:schemeClr w14:val="dk1">
+              <w14:alpha w14:val="60000"/>
+            </w14:schemeClr>
+          </w14:shadow>
+          <w14:textOutline w14:w="0" w14:cap="flat" w14:cmpd="sng" w14:algn="ctr">
+            <w14:noFill/>
+            <w14:prstDash w14:val="solid"/>
+            <w14:round/>
+          </w14:textOutline>
+          <w14:ligatures w14:val="standardContextual"/>
+        </w:rPr>
+        <w:drawing>
+          <wp:anchor distT="0" distB="0" distL="114300" distR="114300" simplePos="0" relativeHeight="251661312" behindDoc="0" locked="0" layoutInCell="1" allowOverlap="1" wp14:anchorId="6C10B6B7" wp14:editId="2EDB685E">
+            <wp:simplePos x="0" y="0"/>
+            <wp:positionH relativeFrom="margin">
+              <wp:posOffset>-274320</wp:posOffset>
+            </wp:positionH>
+            <wp:positionV relativeFrom="paragraph">
+              <wp:posOffset>457200</wp:posOffset>
+            </wp:positionV>
+            <wp:extent cx="6309360" cy="2743200"/>
+            <wp:effectExtent l="0" t="0" r="15240" b="0"/>
+            <wp:wrapThrough wrapText="bothSides">
+              <wp:wrapPolygon edited="0">
+                <wp:start x="0" y="0"/>
+                <wp:lineTo x="0" y="21450"/>
+                <wp:lineTo x="21587" y="21450"/>
+                <wp:lineTo x="21587" y="0"/>
+                <wp:lineTo x="0" y="0"/>
+              </wp:wrapPolygon>
+            </wp:wrapThrough>
+            <wp:docPr id="1156844481" name="Chart 1">
+              <a:extLst xmlns:a="http://schemas.openxmlformats.org/drawingml/2006/main">
+                <a:ext uri="{FF2B5EF4-FFF2-40B4-BE49-F238E27FC236}">
+                  <a16:creationId xmlns:a16="http://schemas.microsoft.com/office/drawing/2014/main" id="{47863499-3DA7-CB8A-EC12-28D613420B24}"/>
+                </a:ext>
+              </a:extLst>
+            </wp:docPr>
+            <wp:cNvGraphicFramePr/>
+            <a:graphic xmlns:a="http://schemas.openxmlformats.org/drawingml/2006/main">
+              <a:graphicData uri="http://schemas.openxmlformats.org/drawingml/2006/chart">
+                <c:chart xmlns:c="http://schemas.openxmlformats.org/drawingml/2006/chart" xmlns:r="http://schemas.openxmlformats.org/officeDocument/2006/relationships" r:id="rId14"/>
+              </a:graphicData>
+            </a:graphic>
+            <wp14:sizeRelH relativeFrom="margin">
+              <wp14:pctWidth>0</wp14:pctWidth>
+            </wp14:sizeRelH>
+            <wp14:sizeRelV relativeFrom="margin">
+              <wp14:pctHeight>0</wp14:pctHeight>
+            </wp14:sizeRelV>
+          </wp:anchor>
+        </w:drawing>
+      </w:r>
+      <w:r>
+        <w:rPr>
+          <w:rFonts w:ascii="Times New Roman" w:hAnsi="Times New Roman" w:cs="Times New Roman"/>
+          <w:b/>
+          <w:bCs/>
+          <w:color w:val="000000" w:themeColor="text1"/>
+          <w:sz w:val="32"/>
+          <w:szCs w:val="32"/>
+          <w14:shadow w14:blurRad="38100" w14:dist="19050" w14:dir="2700000" w14:sx="100000" w14:sy="100000" w14:kx="0" w14:ky="0" w14:algn="tl">
+            <w14:schemeClr w14:val="dk1">
+              <w14:alpha w14:val="60000"/>
+            </w14:schemeClr>
+          </w14:shadow>
+          <w14:textOutline w14:w="0" w14:cap="flat" w14:cmpd="sng" w14:algn="ctr">
+            <w14:noFill/>
+            <w14:prstDash w14:val="solid"/>
+            <w14:round/>
+          </w14:textOutline>
+        </w:rPr>
+        <w:t>Detail Timeline</w:t>
+      </w:r>
+      <w:bookmarkEnd w:id="14"/>
+    </w:p>
+    <w:p>
+      <w:pPr>
         <w:keepNext/>
-      </w:pPr>
-      <w:r>
-        <w:rPr>
+        <w:spacing w:line="360" w:lineRule="auto"/>
+      </w:pPr>
+    </w:p>
+    <w:p>
+      <w:pPr>
+        <w:keepNext/>
+        <w:spacing w:line="360" w:lineRule="auto"/>
+        <w:jc w:val="both"/>
+        <w:rPr>
+          <w:color w:val="000000" w:themeColor="text1"/>
+          <w14:shadow w14:blurRad="38100" w14:dist="19050" w14:dir="2700000" w14:sx="100000" w14:sy="100000" w14:kx="0" w14:ky="0" w14:algn="tl">
+            <w14:schemeClr w14:val="dk1">
+              <w14:alpha w14:val="60000"/>
+            </w14:schemeClr>
+          </w14:shadow>
+          <w14:textOutline w14:w="0" w14:cap="flat" w14:cmpd="sng" w14:algn="ctr">
+            <w14:noFill/>
+            <w14:prstDash w14:val="solid"/>
+            <w14:round/>
+          </w14:textOutline>
+        </w:rPr>
+      </w:pPr>
+    </w:p>
+    <w:p>
+      <w:pPr>
+        <w:pStyle w:val="Caption"/>
+        <w:spacing w:line="360" w:lineRule="auto"/>
+        <w:jc w:val="left"/>
+        <w:rPr>
+          <w:i/>
+          <w:iCs w:val="0"/>
+          <w:szCs w:val="20"/>
+          <w14:shadow w14:blurRad="38100" w14:dist="19050" w14:dir="2700000" w14:sx="100000" w14:sy="100000" w14:kx="0" w14:ky="0" w14:algn="tl">
+            <w14:schemeClr w14:val="dk1">
+              <w14:alpha w14:val="60000"/>
+            </w14:schemeClr>
+          </w14:shadow>
+          <w14:textOutline w14:w="0" w14:cap="flat" w14:cmpd="sng" w14:algn="ctr">
+            <w14:noFill/>
+            <w14:prstDash w14:val="solid"/>
+            <w14:round/>
+          </w14:textOutline>
+        </w:rPr>
+      </w:pPr>
+    </w:p>
+    <w:p>
+      <w:pPr>
+        <w:spacing w:line="360" w:lineRule="auto"/>
+      </w:pPr>
+    </w:p>
+    <w:p>
+      <w:pPr>
+        <w:spacing w:line="360" w:lineRule="auto"/>
+      </w:pPr>
+      <w:r>
+        <w:br w:type="page"/>
+      </w:r>
+    </w:p>
+    <w:p>
+      <w:pPr>
+        <w:pStyle w:val="Heading1"/>
+        <w:numPr>
+          <w:ilvl w:val="0"/>
+          <w:numId w:val="1"/>
+        </w:numPr>
+        <w:spacing w:line="360" w:lineRule="auto"/>
+        <w:rPr>
+          <w:rFonts w:ascii="Times New Roman" w:hAnsi="Times New Roman" w:cs="Times New Roman"/>
+          <w:b/>
+          <w:color w:val="000000" w:themeColor="text1"/>
+          <w:sz w:val="32"/>
+          <w:szCs w:val="32"/>
+          <w14:shadow w14:blurRad="38100" w14:dist="19050" w14:dir="2700000" w14:sx="100000" w14:sy="100000" w14:kx="0" w14:ky="0" w14:algn="tl">
+            <w14:schemeClr w14:val="dk1">
+              <w14:alpha w14:val="60000"/>
+            </w14:schemeClr>
+          </w14:shadow>
+          <w14:textOutline w14:w="0" w14:cap="flat" w14:cmpd="sng" w14:algn="ctr">
+            <w14:noFill/>
+            <w14:prstDash w14:val="solid"/>
+            <w14:round/>
+          </w14:textOutline>
+        </w:rPr>
+      </w:pPr>
+      <w:bookmarkStart w:id="17" w:name="_Toc229496473"/>
+      <w:r>
+        <w:rPr>
+          <w:rFonts w:ascii="Times New Roman" w:hAnsi="Times New Roman" w:cs="Times New Roman"/>
+          <w:b/>
+          <w:color w:val="000000" w:themeColor="text1"/>
+          <w:sz w:val="32"/>
+          <w:szCs w:val="32"/>
+          <w14:shadow w14:blurRad="38100" w14:dist="19050" w14:dir="2700000" w14:sx="100000" w14:sy="100000" w14:kx="0" w14:ky="0" w14:algn="tl">
+            <w14:schemeClr w14:val="dk1">
+              <w14:alpha w14:val="60000"/>
+            </w14:schemeClr>
+          </w14:shadow>
+          <w14:textOutline w14:w="0" w14:cap="flat" w14:cmpd="sng" w14:algn="ctr">
+            <w14:noFill/>
+            <w14:prstDash w14:val="solid"/>
+            <w14:round/>
+          </w14:textOutline>
+        </w:rPr>
+        <w:lastRenderedPageBreak/>
+        <w:t>Conclusion</w:t>
+      </w:r>
+      <w:bookmarkEnd w:id="17"/>
+    </w:p>
+    <w:p>
+      <w:pPr>
+        <w:spacing w:after="0" w:line="360" w:lineRule="auto"/>
+        <w:jc w:val="both"/>
+        <w:rPr>
+          <w:lang w:val="en-US"/>
+        </w:rPr>
+      </w:pPr>
+      <w:r>
+        <w:rPr>
+          <w:lang w:val="en-US"/>
+        </w:rPr>
+        <w:t>In conclusion, the development of the Tic Tac Toe game using the C programming language is a valuable and practical project that helps in strengthening fundamental programming skills. This project demonstrates the effective use of basic concepts such as arrays, loops, conditional statements, functions, and logical operations, which are essential in structured programming.</w:t>
+      </w:r>
+    </w:p>
+    <w:p>
+      <w:pPr>
+        <w:spacing w:after="0" w:line="360" w:lineRule="auto"/>
+        <w:jc w:val="both"/>
+        <w:rPr>
+          <w:lang w:val="en-US"/>
+        </w:rPr>
+      </w:pPr>
+      <w:r>
+        <w:rPr>
+          <w:lang w:val="en-US"/>
+        </w:rPr>
+        <w:t>The game is simple in design but highly effective in improving problem-solving ability and logical thinking. It also provides an understanding of how a complete application can be designed, implemented, and executed step by step. Through this project, we learn how user input is handled, how game logic is processed, and how outcomes such as win, lose, or draw are determined.</w:t>
+      </w:r>
+    </w:p>
+    <w:p>
+      <w:pPr>
+        <w:spacing w:after="0" w:line="360" w:lineRule="auto"/>
+        <w:jc w:val="both"/>
+        <w:rPr>
+          <w:lang w:val="en-US"/>
+        </w:rPr>
+      </w:pPr>
+      <w:r>
+        <w:rPr>
+          <w:lang w:val="en-US"/>
+        </w:rPr>
+        <w:t>Additionally, this project highlights the importance of planning and proper program structure before coding. It also helps in developing debugging skills by identifying and fixing errors during implementation. Although Tic Tac Toe is a basic game, it forms a strong foundation for developing more complex applications in the future.</w:t>
+      </w:r>
+    </w:p>
+    <w:p>
+      <w:pPr>
+        <w:spacing w:after="0" w:line="360" w:lineRule="auto"/>
+        <w:jc w:val="both"/>
+        <w:rPr>
+          <w:lang w:val="en-US"/>
+        </w:rPr>
+      </w:pPr>
+      <w:r>
+        <w:rPr>
+          <w:lang w:val="en-US"/>
+        </w:rPr>
+        <w:t>Overall, this project not only fulfills academic requirements but also builds confidence in programming and enhances our ability to design efficient and logical solutions using the C language.</w:t>
+      </w:r>
+    </w:p>
+    <w:p>
+      <w:pPr>
+        <w:spacing w:line="360" w:lineRule="auto"/>
+      </w:pPr>
+      <w:r>
+        <w:br w:type="page"/>
+      </w:r>
+    </w:p>
+    <w:p>
+      <w:pPr>
+        <w:pStyle w:val="Heading1"/>
+        <w:numPr>
+          <w:ilvl w:val="0"/>
+          <w:numId w:val="1"/>
+        </w:numPr>
+        <w:spacing w:line="360" w:lineRule="auto"/>
+        <w:ind w:hanging="450"/>
+        <w:rPr>
+          <w:rFonts w:ascii="Times New Roman" w:hAnsi="Times New Roman" w:cs="Times New Roman"/>
+          <w:b/>
+          <w:bCs/>
+          <w:color w:val="000000" w:themeColor="text1"/>
+          <w:sz w:val="32"/>
+          <w:szCs w:val="32"/>
+          <w14:shadow w14:blurRad="38100" w14:dist="19050" w14:dir="2700000" w14:sx="100000" w14:sy="100000" w14:kx="0" w14:ky="0" w14:algn="tl">
+            <w14:schemeClr w14:val="dk1">
+              <w14:alpha w14:val="60000"/>
+            </w14:schemeClr>
+          </w14:shadow>
+          <w14:textOutline w14:w="0" w14:cap="flat" w14:cmpd="sng" w14:algn="ctr">
+            <w14:noFill/>
+            <w14:prstDash w14:val="solid"/>
+            <w14:round/>
+          </w14:textOutline>
+        </w:rPr>
+      </w:pPr>
+      <w:bookmarkStart w:id="18" w:name="_Toc229496474"/>
+      <w:r>
+        <w:rPr>
+          <w:rFonts w:ascii="Times New Roman" w:hAnsi="Times New Roman" w:cs="Times New Roman"/>
+          <w:b/>
+          <w:bCs/>
+          <w:color w:val="000000" w:themeColor="text1"/>
+          <w:sz w:val="32"/>
+          <w:szCs w:val="32"/>
+          <w14:shadow w14:blurRad="38100" w14:dist="19050" w14:dir="2700000" w14:sx="100000" w14:sy="100000" w14:kx="0" w14:ky="0" w14:algn="tl">
+            <w14:schemeClr w14:val="dk1">
+              <w14:alpha w14:val="60000"/>
+            </w14:schemeClr>
+          </w14:shadow>
+          <w14:textOutline w14:w="0" w14:cap="flat" w14:cmpd="sng" w14:algn="ctr">
+            <w14:noFill/>
+            <w14:prstDash w14:val="solid"/>
+            <w14:round/>
+          </w14:textOutline>
+        </w:rPr>
+        <w:lastRenderedPageBreak/>
+        <w:t xml:space="preserve"> </w:t>
+      </w:r>
+      <w:r>
+        <w:rPr>
+          <w:rFonts w:ascii="Times New Roman" w:hAnsi="Times New Roman" w:cs="Times New Roman"/>
+          <w:b/>
+          <w:bCs/>
+          <w:color w:val="000000" w:themeColor="text1"/>
+          <w:sz w:val="32"/>
+          <w:szCs w:val="32"/>
+          <w14:shadow w14:blurRad="38100" w14:dist="19050" w14:dir="2700000" w14:sx="100000" w14:sy="100000" w14:kx="0" w14:ky="0" w14:algn="tl">
+            <w14:schemeClr w14:val="dk1">
+              <w14:alpha w14:val="60000"/>
+            </w14:schemeClr>
+          </w14:shadow>
+          <w14:textOutline w14:w="0" w14:cap="flat" w14:cmpd="sng" w14:algn="ctr">
+            <w14:noFill/>
+            <w14:prstDash w14:val="solid"/>
+            <w14:round/>
+          </w14:textOutline>
+        </w:rPr>
+        <w:t>Reference</w:t>
+      </w:r>
+      <w:bookmarkEnd w:id="18"/>
+    </w:p>
+    <w:p>
+      <w:pPr>
+        <w:pStyle w:val="ListParagraph"/>
+        <w:numPr>
+          <w:ilvl w:val="0"/>
+          <w:numId w:val="17"/>
+        </w:numPr>
+        <w:spacing w:after="0" w:line="360" w:lineRule="auto"/>
+        <w:rPr>
+          <w:rFonts w:eastAsia="Times New Roman" w:cs="Times New Roman"/>
           <w:szCs w:val="24"/>
-        </w:rPr>
-        <w:t xml:space="preserve">                                             </w:t>
-      </w:r>
-      <w:r>
-        <w:rPr>
+          <w:lang w:val="en-US"/>
+        </w:rPr>
+      </w:pPr>
+      <w:r>
+        <w:rPr>
+          <w:rFonts w:eastAsia="Times New Roman" w:cs="Times New Roman"/>
           <w:szCs w:val="24"/>
+          <w:lang w:val="en-US"/>
+        </w:rPr>
+        <w:t xml:space="preserve"> Balagurusamy, E. Programming in ANSI C. Tata McGraw-Hill Education. </w:t>
+      </w:r>
+    </w:p>
+    <w:p>
+      <w:pPr>
+        <w:pStyle w:val="ListParagraph"/>
+        <w:numPr>
+          <w:ilvl w:val="0"/>
+          <w:numId w:val="17"/>
+        </w:numPr>
+        <w:tabs>
+          <w:tab w:val="left" w:pos="360"/>
+        </w:tabs>
+        <w:spacing w:after="0" w:line="360" w:lineRule="auto"/>
+        <w:rPr>
+          <w:rFonts w:eastAsia="Times New Roman" w:cs="Times New Roman"/>
+          <w:szCs w:val="24"/>
+          <w:lang w:val="en-US"/>
+        </w:rPr>
+      </w:pPr>
+      <w:r>
+        <w:rPr>
+          <w:rFonts w:eastAsia="Times New Roman" w:cs="Times New Roman"/>
+          <w:szCs w:val="24"/>
+          <w:lang w:val="en-US"/>
+        </w:rPr>
+        <w:t xml:space="preserve">  Kernighan, B. W., &amp; Ritchie, D. M. The C Programming Language. Prentice Hall. </w:t>
+      </w:r>
+    </w:p>
+    <w:p>
+      <w:pPr>
+        <w:pStyle w:val="ListParagraph"/>
+        <w:numPr>
+          <w:ilvl w:val="0"/>
+          <w:numId w:val="17"/>
+        </w:numPr>
+        <w:spacing w:after="0" w:line="360" w:lineRule="auto"/>
+        <w:ind w:left="450" w:hanging="450"/>
+        <w:rPr>
+          <w:rFonts w:eastAsia="Times New Roman" w:cs="Times New Roman"/>
+          <w:szCs w:val="24"/>
+          <w:lang w:val="en-US"/>
+        </w:rPr>
+      </w:pPr>
+      <w:r>
+        <w:rPr>
+          <w:rFonts w:eastAsia="Times New Roman" w:cs="Times New Roman"/>
+          <w:szCs w:val="24"/>
+          <w:lang w:val="en-US"/>
+        </w:rPr>
+        <w:t xml:space="preserve">NEB Grade XII Computer Science Curriculum (National Examination Board, Nepal). </w:t>
+      </w:r>
+    </w:p>
+    <w:p>
+      <w:pPr>
+        <w:pStyle w:val="ListParagraph"/>
+        <w:numPr>
+          <w:ilvl w:val="0"/>
+          <w:numId w:val="17"/>
+        </w:numPr>
+        <w:spacing w:after="0" w:line="360" w:lineRule="auto"/>
+        <w:rPr>
+          <w:rFonts w:eastAsia="Times New Roman" w:cs="Times New Roman"/>
+          <w:szCs w:val="24"/>
+          <w:lang w:val="en-US"/>
+        </w:rPr>
+      </w:pPr>
+      <w:r>
+        <w:rPr>
+          <w:rFonts w:eastAsia="Times New Roman" w:cs="Times New Roman"/>
+          <w:szCs w:val="24"/>
+          <w:lang w:val="en-US"/>
+        </w:rPr>
+        <w:t xml:space="preserve"> C Standard Library Documentation – </w:t>
+      </w:r>
+      <w:hyperlink r:id="rId15" w:tgtFrame="_new" w:history="1">
+        <w:r>
+          <w:rPr>
+            <w:rFonts w:eastAsia="Times New Roman" w:cs="Times New Roman"/>
+            <w:color w:val="0000FF"/>
+            <w:szCs w:val="24"/>
+            <w:lang w:val="en-US"/>
+          </w:rPr>
+          <w:t>https://en.cppreference.com/w/c</w:t>
+        </w:r>
+      </w:hyperlink>
+      <w:r>
+        <w:rPr>
+          <w:rFonts w:eastAsia="Times New Roman" w:cs="Times New Roman"/>
+          <w:szCs w:val="24"/>
+          <w:lang w:val="en-US"/>
         </w:rPr>
         <w:t xml:space="preserve"> </w:t>
       </w:r>
-      <w:r>
-        <w:rPr>
+    </w:p>
+    <w:p>
+      <w:pPr>
+        <w:pStyle w:val="ListParagraph"/>
+        <w:numPr>
+          <w:ilvl w:val="0"/>
+          <w:numId w:val="17"/>
+        </w:numPr>
+        <w:spacing w:line="360" w:lineRule="auto"/>
+      </w:pPr>
+      <w:r>
+        <w:rPr>
+          <w:rFonts w:eastAsia="Times New Roman" w:cs="Times New Roman"/>
           <w:szCs w:val="24"/>
-        </w:rPr>
-        <w:t xml:space="preserve">  </w:t>
-      </w:r>
-      <w:r>
-        <w:rPr>
+          <w:lang w:val="en-US"/>
+        </w:rPr>
+        <w:t xml:space="preserve"> Geeks</w:t>
+      </w:r>
+      <w:r>
+        <w:rPr>
+          <w:rFonts w:eastAsia="Times New Roman" w:cs="Times New Roman"/>
           <w:szCs w:val="24"/>
-        </w:rPr>
-        <w:t>Figure5.1: SDLC model</w:t>
-      </w:r>
-    </w:p>
-    <w:tbl>
-      <w:tblPr>
-        <w:tblStyle w:val="TableGrid"/>
-        <w:tblpPr w:leftFromText="180" w:rightFromText="180" w:vertAnchor="text" w:horzAnchor="margin" w:tblpXSpec="center" w:tblpY="382"/>
-        <w:tblW w:w="8835" w:type="dxa"/>
-        <w:tblLook w:val="04A0" w:firstRow="1" w:lastRow="0" w:firstColumn="1" w:lastColumn="0" w:noHBand="0" w:noVBand="1"/>
-      </w:tblPr>
-      <w:tblGrid>
-        <w:gridCol w:w="733"/>
-        <w:gridCol w:w="2649"/>
-        <w:gridCol w:w="3282"/>
-        <w:gridCol w:w="2171"/>
-      </w:tblGrid>
-      <w:tr>
-        <w:trPr>
-          <w:trHeight w:val="196"/>
-        </w:trPr>
-        <w:tc>
-          <w:tcPr>
-            <w:tcW w:w="733" w:type="dxa"/>
-          </w:tcPr>
-          <w:p>
-            <w:pPr>
-              <w:pStyle w:val="NormalWeb"/>
-              <w:spacing w:before="0" w:beforeAutospacing="0" w:after="0" w:afterAutospacing="0" w:line="360" w:lineRule="auto"/>
-              <w:jc w:val="both"/>
-            </w:pPr>
-            <w:r>
-              <w:t>S.N.</w:t>
-            </w:r>
-          </w:p>
-        </w:tc>
-        <w:tc>
-          <w:tcPr>
-            <w:tcW w:w="2649" w:type="dxa"/>
-          </w:tcPr>
-          <w:p>
-            <w:pPr>
-              <w:pStyle w:val="NormalWeb"/>
-              <w:spacing w:before="0" w:beforeAutospacing="0" w:after="0" w:afterAutospacing="0" w:line="360" w:lineRule="auto"/>
-              <w:jc w:val="both"/>
-            </w:pPr>
-            <w:r>
-              <w:t>Name of the member</w:t>
-            </w:r>
-          </w:p>
-        </w:tc>
-        <w:tc>
-          <w:tcPr>
-            <w:tcW w:w="3282" w:type="dxa"/>
-          </w:tcPr>
-          <w:p>
-            <w:pPr>
-              <w:pStyle w:val="NormalWeb"/>
-              <w:spacing w:before="0" w:beforeAutospacing="0" w:after="0" w:afterAutospacing="0" w:line="360" w:lineRule="auto"/>
-              <w:jc w:val="both"/>
-            </w:pPr>
-            <w:r>
-              <w:t xml:space="preserve">Work assigned </w:t>
-            </w:r>
-          </w:p>
-        </w:tc>
-        <w:tc>
-          <w:tcPr>
-            <w:tcW w:w="2171" w:type="dxa"/>
-          </w:tcPr>
-          <w:p>
-            <w:pPr>
-              <w:pStyle w:val="NormalWeb"/>
-              <w:spacing w:before="0" w:beforeAutospacing="0" w:after="0" w:afterAutospacing="0" w:line="360" w:lineRule="auto"/>
-              <w:jc w:val="both"/>
-            </w:pPr>
-            <w:r>
-              <w:t>Remarks</w:t>
-            </w:r>
-          </w:p>
-        </w:tc>
-      </w:tr>
-      <w:tr>
-        <w:trPr>
-          <w:trHeight w:val="1044"/>
-        </w:trPr>
-        <w:tc>
-          <w:tcPr>
-            <w:tcW w:w="733" w:type="dxa"/>
-          </w:tcPr>
-          <w:p>
-            <w:pPr>
-              <w:pStyle w:val="NormalWeb"/>
-              <w:spacing w:before="0" w:beforeAutospacing="0" w:after="0" w:afterAutospacing="0" w:line="360" w:lineRule="auto"/>
-              <w:jc w:val="both"/>
-            </w:pPr>
-            <w:r>
-              <w:t>1.</w:t>
-            </w:r>
-          </w:p>
-        </w:tc>
-        <w:tc>
-          <w:tcPr>
-            <w:tcW w:w="2649" w:type="dxa"/>
-          </w:tcPr>
-          <w:p>
-            <w:pPr>
-              <w:pStyle w:val="NormalWeb"/>
-              <w:spacing w:before="0" w:beforeAutospacing="0" w:after="0" w:afterAutospacing="0" w:line="360" w:lineRule="auto"/>
-              <w:jc w:val="both"/>
-            </w:pPr>
-            <w:proofErr w:type="spellStart"/>
-            <w:r>
-              <w:t>Aabishkar</w:t>
-            </w:r>
-            <w:proofErr w:type="spellEnd"/>
-            <w:r>
-              <w:t xml:space="preserve"> Acharya</w:t>
-            </w:r>
-          </w:p>
-        </w:tc>
-        <w:tc>
-          <w:tcPr>
-            <w:tcW w:w="3282" w:type="dxa"/>
-          </w:tcPr>
-          <w:p>
-            <w:pPr>
-              <w:pStyle w:val="NormalWeb"/>
-              <w:spacing w:before="0" w:beforeAutospacing="0" w:after="0" w:afterAutospacing="0" w:line="360" w:lineRule="auto"/>
-              <w:jc w:val="both"/>
-            </w:pPr>
-            <w:r>
-              <w:t>Documentation and coding.</w:t>
-            </w:r>
-          </w:p>
-          <w:p>
-            <w:pPr>
-              <w:pStyle w:val="NormalWeb"/>
-              <w:numPr>
-                <w:ilvl w:val="0"/>
-                <w:numId w:val="12"/>
-              </w:numPr>
-              <w:spacing w:before="0" w:beforeAutospacing="0" w:after="0" w:afterAutospacing="0" w:line="360" w:lineRule="auto"/>
-              <w:ind w:left="346"/>
-              <w:jc w:val="both"/>
-            </w:pPr>
-            <w:r>
-              <w:t xml:space="preserve">DFD </w:t>
-            </w:r>
-          </w:p>
-          <w:p>
-            <w:pPr>
-              <w:pStyle w:val="NormalWeb"/>
-              <w:numPr>
-                <w:ilvl w:val="0"/>
-                <w:numId w:val="12"/>
-              </w:numPr>
-              <w:spacing w:before="0" w:beforeAutospacing="0" w:after="0" w:afterAutospacing="0" w:line="360" w:lineRule="auto"/>
-              <w:ind w:left="346"/>
-              <w:jc w:val="both"/>
-            </w:pPr>
-            <w:r>
-              <w:t>Problem Identification</w:t>
-            </w:r>
-          </w:p>
-          <w:p>
-            <w:pPr>
-              <w:pStyle w:val="NormalWeb"/>
-              <w:numPr>
-                <w:ilvl w:val="0"/>
-                <w:numId w:val="12"/>
-              </w:numPr>
-              <w:spacing w:before="0" w:beforeAutospacing="0" w:after="0" w:afterAutospacing="0" w:line="360" w:lineRule="auto"/>
-              <w:ind w:left="346"/>
-              <w:jc w:val="both"/>
-            </w:pPr>
-            <w:r>
-              <w:t>Coding support</w:t>
-            </w:r>
-          </w:p>
-        </w:tc>
-        <w:tc>
-          <w:tcPr>
-            <w:tcW w:w="2171" w:type="dxa"/>
-          </w:tcPr>
-          <w:p>
-            <w:pPr>
-              <w:pStyle w:val="NormalWeb"/>
-              <w:spacing w:before="0" w:beforeAutospacing="0" w:after="0" w:afterAutospacing="0" w:line="360" w:lineRule="auto"/>
-              <w:jc w:val="both"/>
-            </w:pPr>
-          </w:p>
-        </w:tc>
-      </w:tr>
-      <w:tr>
-        <w:trPr>
-          <w:trHeight w:val="1038"/>
-        </w:trPr>
-        <w:tc>
-          <w:tcPr>
-            <w:tcW w:w="733" w:type="dxa"/>
-          </w:tcPr>
-          <w:p>
-            <w:pPr>
-              <w:pStyle w:val="NormalWeb"/>
-              <w:spacing w:before="0" w:beforeAutospacing="0" w:after="0" w:afterAutospacing="0" w:line="360" w:lineRule="auto"/>
-              <w:jc w:val="both"/>
-            </w:pPr>
-            <w:r>
-              <w:t>2.</w:t>
-            </w:r>
-          </w:p>
-        </w:tc>
-        <w:tc>
-          <w:tcPr>
-            <w:tcW w:w="2649" w:type="dxa"/>
-          </w:tcPr>
-          <w:p>
-            <w:pPr>
-              <w:pStyle w:val="NormalWeb"/>
-              <w:spacing w:before="0" w:beforeAutospacing="0" w:after="0" w:afterAutospacing="0" w:line="360" w:lineRule="auto"/>
-              <w:jc w:val="both"/>
-            </w:pPr>
-            <w:r>
-              <w:t>Aakarshan Karki</w:t>
-            </w:r>
-          </w:p>
-          <w:p>
-            <w:pPr>
-              <w:pStyle w:val="NormalWeb"/>
-              <w:spacing w:before="0" w:beforeAutospacing="0" w:after="0" w:afterAutospacing="0" w:line="360" w:lineRule="auto"/>
-              <w:jc w:val="both"/>
-            </w:pPr>
-          </w:p>
-        </w:tc>
-        <w:tc>
-          <w:tcPr>
-            <w:tcW w:w="3282" w:type="dxa"/>
-          </w:tcPr>
-          <w:p>
-            <w:pPr>
-              <w:pStyle w:val="NormalWeb"/>
-              <w:spacing w:before="0" w:beforeAutospacing="0" w:after="0" w:afterAutospacing="0" w:line="360" w:lineRule="auto"/>
-              <w:jc w:val="both"/>
-            </w:pPr>
-            <w:r>
-              <w:t>Documentation and coding.</w:t>
-            </w:r>
-          </w:p>
-          <w:p>
-            <w:pPr>
-              <w:pStyle w:val="NormalWeb"/>
-              <w:numPr>
-                <w:ilvl w:val="0"/>
-                <w:numId w:val="12"/>
-              </w:numPr>
-              <w:spacing w:before="0" w:beforeAutospacing="0" w:after="0" w:afterAutospacing="0" w:line="360" w:lineRule="auto"/>
-              <w:ind w:left="346"/>
-              <w:jc w:val="both"/>
-            </w:pPr>
-            <w:r>
-              <w:t xml:space="preserve">Gantt Chart </w:t>
-            </w:r>
-          </w:p>
-          <w:p>
-            <w:pPr>
-              <w:pStyle w:val="NormalWeb"/>
-              <w:numPr>
-                <w:ilvl w:val="0"/>
-                <w:numId w:val="12"/>
-              </w:numPr>
-              <w:spacing w:before="0" w:beforeAutospacing="0" w:after="0" w:afterAutospacing="0" w:line="360" w:lineRule="auto"/>
-              <w:ind w:left="346"/>
-              <w:jc w:val="both"/>
-            </w:pPr>
-            <w:r>
-              <w:t>Coding of login system</w:t>
-            </w:r>
-          </w:p>
-          <w:p>
-            <w:pPr>
-              <w:pStyle w:val="NormalWeb"/>
-              <w:numPr>
-                <w:ilvl w:val="0"/>
-                <w:numId w:val="12"/>
-              </w:numPr>
-              <w:spacing w:before="0" w:beforeAutospacing="0" w:after="0" w:afterAutospacing="0" w:line="360" w:lineRule="auto"/>
-              <w:ind w:left="346"/>
-              <w:jc w:val="both"/>
-            </w:pPr>
-            <w:r>
-              <w:t>Support in system design.</w:t>
-            </w:r>
-          </w:p>
-          <w:p>
-            <w:pPr>
-              <w:pStyle w:val="NormalWeb"/>
-              <w:numPr>
-                <w:ilvl w:val="0"/>
-                <w:numId w:val="12"/>
-              </w:numPr>
-              <w:spacing w:before="0" w:beforeAutospacing="0" w:after="0" w:afterAutospacing="0" w:line="360" w:lineRule="auto"/>
-              <w:ind w:left="346"/>
-              <w:jc w:val="both"/>
-            </w:pPr>
-            <w:r>
-              <w:t>Feasibility analysis.</w:t>
-            </w:r>
-          </w:p>
-        </w:tc>
-        <w:tc>
-          <w:tcPr>
-            <w:tcW w:w="2171" w:type="dxa"/>
-          </w:tcPr>
-          <w:p>
-            <w:pPr>
-              <w:pStyle w:val="NormalWeb"/>
-              <w:spacing w:before="0" w:beforeAutospacing="0" w:after="0" w:afterAutospacing="0" w:line="360" w:lineRule="auto"/>
-              <w:jc w:val="both"/>
-            </w:pPr>
-          </w:p>
-        </w:tc>
-      </w:tr>
-      <w:tr>
-        <w:trPr>
-          <w:trHeight w:val="1241"/>
-        </w:trPr>
-        <w:tc>
-          <w:tcPr>
-            <w:tcW w:w="733" w:type="dxa"/>
-          </w:tcPr>
-          <w:p>
-            <w:pPr>
-              <w:pStyle w:val="NormalWeb"/>
-              <w:spacing w:before="0" w:beforeAutospacing="0" w:after="0" w:afterAutospacing="0" w:line="360" w:lineRule="auto"/>
-              <w:jc w:val="both"/>
-            </w:pPr>
-            <w:r>
-              <w:t>3.</w:t>
-            </w:r>
-          </w:p>
-        </w:tc>
-        <w:tc>
-          <w:tcPr>
-            <w:tcW w:w="2649" w:type="dxa"/>
-          </w:tcPr>
-          <w:p>
-            <w:pPr>
-              <w:pStyle w:val="NormalWeb"/>
-              <w:spacing w:before="0" w:beforeAutospacing="0" w:after="0" w:afterAutospacing="0" w:line="360" w:lineRule="auto"/>
-              <w:jc w:val="both"/>
-            </w:pPr>
-            <w:r>
-              <w:t>Prakat Baral</w:t>
-            </w:r>
-          </w:p>
-        </w:tc>
-        <w:tc>
-          <w:tcPr>
-            <w:tcW w:w="3282" w:type="dxa"/>
-          </w:tcPr>
-          <w:p>
-            <w:pPr>
-              <w:pStyle w:val="NormalWeb"/>
-              <w:spacing w:before="0" w:beforeAutospacing="0" w:after="0" w:afterAutospacing="0" w:line="360" w:lineRule="auto"/>
-              <w:jc w:val="both"/>
-            </w:pPr>
-            <w:r>
-              <w:t>Documentation and coding.</w:t>
-            </w:r>
-          </w:p>
-          <w:p>
-            <w:pPr>
-              <w:pStyle w:val="NormalWeb"/>
-              <w:numPr>
-                <w:ilvl w:val="0"/>
-                <w:numId w:val="12"/>
-              </w:numPr>
-              <w:spacing w:before="0" w:beforeAutospacing="0" w:after="0" w:afterAutospacing="0" w:line="360" w:lineRule="auto"/>
-              <w:ind w:left="346"/>
-              <w:jc w:val="both"/>
-            </w:pPr>
-            <w:r>
-              <w:t>Designed Flowchart.</w:t>
-            </w:r>
-          </w:p>
-          <w:p>
-            <w:pPr>
-              <w:pStyle w:val="NormalWeb"/>
-              <w:numPr>
-                <w:ilvl w:val="0"/>
-                <w:numId w:val="12"/>
-              </w:numPr>
-              <w:spacing w:before="0" w:beforeAutospacing="0" w:after="0" w:afterAutospacing="0" w:line="360" w:lineRule="auto"/>
-              <w:ind w:left="346"/>
-              <w:jc w:val="both"/>
-            </w:pPr>
-            <w:r>
-              <w:t>Coding for seat selection.</w:t>
-            </w:r>
-          </w:p>
-          <w:p>
-            <w:pPr>
-              <w:pStyle w:val="NormalWeb"/>
-              <w:numPr>
-                <w:ilvl w:val="0"/>
-                <w:numId w:val="12"/>
-              </w:numPr>
-              <w:spacing w:before="0" w:beforeAutospacing="0" w:after="0" w:afterAutospacing="0" w:line="360" w:lineRule="auto"/>
-              <w:ind w:left="346"/>
-              <w:jc w:val="both"/>
-            </w:pPr>
-            <w:r>
-              <w:t>Support in system design.</w:t>
-            </w:r>
-          </w:p>
-          <w:p>
-            <w:pPr>
-              <w:pStyle w:val="NormalWeb"/>
-              <w:spacing w:before="0" w:beforeAutospacing="0" w:after="0" w:afterAutospacing="0" w:line="360" w:lineRule="auto"/>
-              <w:jc w:val="both"/>
-            </w:pPr>
-          </w:p>
-        </w:tc>
-        <w:tc>
-          <w:tcPr>
-            <w:tcW w:w="2171" w:type="dxa"/>
-          </w:tcPr>
-          <w:p>
-            <w:pPr>
-              <w:pStyle w:val="NormalWeb"/>
-              <w:spacing w:before="0" w:beforeAutospacing="0" w:after="0" w:afterAutospacing="0" w:line="360" w:lineRule="auto"/>
-              <w:jc w:val="both"/>
-            </w:pPr>
-          </w:p>
-        </w:tc>
-      </w:tr>
-    </w:tbl>
-    <w:p/>
-    <w:p/>
-    <w:p>
-      <w:pPr>
-        <w:spacing w:line="278" w:lineRule="auto"/>
-      </w:pPr>
-      <w:r>
-        <w:br w:type="page"/>
-      </w:r>
-    </w:p>
-    <w:p>
-      <w:pPr>
-        <w:spacing w:line="278" w:lineRule="auto"/>
-      </w:pPr>
-    </w:p>
-    <w:p/>
+          <w:lang w:val="en-US"/>
+        </w:rPr>
+        <w:t xml:space="preserve"> </w:t>
+      </w:r>
+      <w:r>
+        <w:rPr>
+          <w:rFonts w:eastAsia="Times New Roman" w:cs="Times New Roman"/>
+          <w:szCs w:val="24"/>
+          <w:lang w:val="en-US"/>
+        </w:rPr>
+        <w:t>for</w:t>
+      </w:r>
+      <w:r>
+        <w:rPr>
+          <w:rFonts w:eastAsia="Times New Roman" w:cs="Times New Roman"/>
+          <w:szCs w:val="24"/>
+          <w:lang w:val="en-US"/>
+        </w:rPr>
+        <w:t xml:space="preserve"> </w:t>
+      </w:r>
+      <w:r>
+        <w:rPr>
+          <w:rFonts w:eastAsia="Times New Roman" w:cs="Times New Roman"/>
+          <w:szCs w:val="24"/>
+          <w:lang w:val="en-US"/>
+        </w:rPr>
+        <w:t xml:space="preserve">Geeks – C Programming Tutorials – </w:t>
+      </w:r>
+      <w:hyperlink r:id="rId16" w:tgtFrame="_new" w:history="1">
+        <w:r>
+          <w:rPr>
+            <w:rFonts w:eastAsia="Times New Roman" w:cs="Times New Roman"/>
+            <w:color w:val="0000FF"/>
+            <w:szCs w:val="24"/>
+            <w:lang w:val="en-US"/>
+          </w:rPr>
+          <w:t>https://www.geeksforgeeks.org/c-programming-language/</w:t>
+        </w:r>
+      </w:hyperlink>
+    </w:p>
+    <w:p>
+      <w:pPr>
+        <w:spacing w:line="360" w:lineRule="auto"/>
+      </w:pPr>
+    </w:p>
     <w:sectPr>
+      <w:footerReference w:type="default" r:id="rId17"/>
       <w:pgSz w:w="12240" w:h="15840"/>
-      <w:pgMar w:top="1440" w:right="1440" w:bottom="1440" w:left="1440" w:header="720" w:footer="720" w:gutter="0"/>
+      <w:pgMar w:top="1440" w:right="1440" w:bottom="1440" w:left="2160" w:header="720" w:footer="720" w:gutter="0"/>
+      <w:pgNumType w:start="1"/>
       <w:cols w:space="720"/>
       <w:docGrid w:linePitch="360"/>
     </w:sectPr>
   </w:body>
 </w:document>
+</file>
+
+<file path=word/endnotes.xml><?xml version="1.0" encoding="utf-8"?>
+<w:endnotes xmlns:wpc="http://schemas.microsoft.com/office/word/2010/wordprocessingCanvas" xmlns:cx="http://schemas.microsoft.com/office/drawing/2014/chartex" xmlns:cx1="http://schemas.microsoft.com/office/drawing/2015/9/8/chartex" xmlns:cx2="http://schemas.microsoft.com/office/drawing/2015/10/21/chartex" xmlns:cx3="http://schemas.microsoft.com/office/drawing/2016/5/9/chartex" xmlns:cx4="http://schemas.microsoft.com/office/drawing/2016/5/10/chartex" xmlns:cx5="http://schemas.microsoft.com/office/drawing/2016/5/11/chartex" xmlns:cx6="http://schemas.microsoft.com/office/drawing/2016/5/12/chartex" xmlns:cx7="http://schemas.microsoft.com/office/drawing/2016/5/13/chartex" xmlns:cx8="http://schemas.microsoft.com/office/drawing/2016/5/14/chartex" xmlns:mc="http://schemas.openxmlformats.org/markup-compatibility/2006" xmlns:aink="http://schemas.microsoft.com/office/drawing/2016/ink" xmlns:am3d="http://schemas.microsoft.com/office/drawing/2017/model3d" xmlns:o="urn:schemas-microsoft-com:office:office" xmlns:oel="http://schemas.microsoft.com/office/2019/extlst" xmlns:r="http://schemas.openxmlformats.org/officeDocument/2006/relationships" xmlns:m="http://schemas.openxmlformats.org/officeDocument/2006/math" xmlns:v="urn:schemas-microsoft-com:vml" xmlns:wp14="http://schemas.microsoft.com/office/word/2010/wordprocessingDrawing" xmlns:wp="http://schemas.openxmlformats.org/drawingml/2006/wordprocessingDrawing" xmlns:w10="urn:schemas-microsoft-com:office:word" xmlns:w="http://schemas.openxmlformats.org/wordprocessingml/2006/main" xmlns:w14="http://schemas.microsoft.com/office/word/2010/wordml" xmlns:w15="http://schemas.microsoft.com/office/word/2012/wordml" xmlns:w16cex="http://schemas.microsoft.com/office/word/2018/wordml/cex" xmlns:w16cid="http://schemas.microsoft.com/office/word/2016/wordml/cid" xmlns:w16="http://schemas.microsoft.com/office/word/2018/wordml" xmlns:w16du="http://schemas.microsoft.com/office/word/2023/wordml/word16du" xmlns:w16sdtdh="http://schemas.microsoft.com/office/word/2020/wordml/sdtdatahash" xmlns:w16sdtfl="http://schemas.microsoft.com/office/word/2024/wordml/sdtformatlock" xmlns:w16se="http://schemas.microsoft.com/office/word/2015/wordml/symex" xmlns:wpg="http://schemas.microsoft.com/office/word/2010/wordprocessingGroup" xmlns:wpi="http://schemas.microsoft.com/office/word/2010/wordprocessingInk" xmlns:wne="http://schemas.microsoft.com/office/word/2006/wordml" xmlns:wps="http://schemas.microsoft.com/office/word/2010/wordprocessingShape" mc:Ignorable="w14 w15 w16se w16cid w16 w16cex w16sdtdh w16sdtfl w16du wp14">
+  <w:endnote w:type="separator" w:id="-1">
+    <w:p>
+      <w:pPr>
+        <w:spacing w:after="0" w:line="240" w:lineRule="auto"/>
+      </w:pPr>
+      <w:r>
+        <w:separator/>
+      </w:r>
+    </w:p>
+  </w:endnote>
+  <w:endnote w:type="continuationSeparator" w:id="0">
+    <w:p>
+      <w:pPr>
+        <w:spacing w:after="0" w:line="240" w:lineRule="auto"/>
+      </w:pPr>
+      <w:r>
+        <w:continuationSeparator/>
+      </w:r>
+    </w:p>
+  </w:endnote>
+</w:endnotes>
+</file>
+
+<file path=word/footer1.xml><?xml version="1.0" encoding="utf-8"?>
+<w:ftr xmlns:wpc="http://schemas.microsoft.com/office/word/2010/wordprocessingCanvas" xmlns:cx="http://schemas.microsoft.com/office/drawing/2014/chartex" xmlns:cx1="http://schemas.microsoft.com/office/drawing/2015/9/8/chartex" xmlns:cx2="http://schemas.microsoft.com/office/drawing/2015/10/21/chartex" xmlns:cx3="http://schemas.microsoft.com/office/drawing/2016/5/9/chartex" xmlns:cx4="http://schemas.microsoft.com/office/drawing/2016/5/10/chartex" xmlns:cx5="http://schemas.microsoft.com/office/drawing/2016/5/11/chartex" xmlns:cx6="http://schemas.microsoft.com/office/drawing/2016/5/12/chartex" xmlns:cx7="http://schemas.microsoft.com/office/drawing/2016/5/13/chartex" xmlns:cx8="http://schemas.microsoft.com/office/drawing/2016/5/14/chartex" xmlns:mc="http://schemas.openxmlformats.org/markup-compatibility/2006" xmlns:aink="http://schemas.microsoft.com/office/drawing/2016/ink" xmlns:am3d="http://schemas.microsoft.com/office/drawing/2017/model3d" xmlns:o="urn:schemas-microsoft-com:office:office" xmlns:oel="http://schemas.microsoft.com/office/2019/extlst" xmlns:r="http://schemas.openxmlformats.org/officeDocument/2006/relationships" xmlns:m="http://schemas.openxmlformats.org/officeDocument/2006/math" xmlns:v="urn:schemas-microsoft-com:vml" xmlns:wp14="http://schemas.microsoft.com/office/word/2010/wordprocessingDrawing" xmlns:wp="http://schemas.openxmlformats.org/drawingml/2006/wordprocessingDrawing" xmlns:w10="urn:schemas-microsoft-com:office:word" xmlns:w="http://schemas.openxmlformats.org/wordprocessingml/2006/main" xmlns:w14="http://schemas.microsoft.com/office/word/2010/wordml" xmlns:w15="http://schemas.microsoft.com/office/word/2012/wordml" xmlns:w16cex="http://schemas.microsoft.com/office/word/2018/wordml/cex" xmlns:w16cid="http://schemas.microsoft.com/office/word/2016/wordml/cid" xmlns:w16="http://schemas.microsoft.com/office/word/2018/wordml" xmlns:w16du="http://schemas.microsoft.com/office/word/2023/wordml/word16du" xmlns:w16sdtdh="http://schemas.microsoft.com/office/word/2020/wordml/sdtdatahash" xmlns:w16sdtfl="http://schemas.microsoft.com/office/word/2024/wordml/sdtformatlock" xmlns:w16se="http://schemas.microsoft.com/office/word/2015/wordml/symex" xmlns:wpg="http://schemas.microsoft.com/office/word/2010/wordprocessingGroup" xmlns:wpi="http://schemas.microsoft.com/office/word/2010/wordprocessingInk" xmlns:wne="http://schemas.microsoft.com/office/word/2006/wordml" xmlns:wps="http://schemas.microsoft.com/office/word/2010/wordprocessingShape" mc:Ignorable="w14 w15 w16se w16cid w16 w16cex w16sdtdh w16sdtfl w16du wp14">
+  <w:sdt>
+    <w:sdtPr>
+      <w:id w:val="-1658447685"/>
+      <w:docPartObj>
+        <w:docPartGallery w:val="Page Numbers (Bottom of Page)"/>
+        <w:docPartUnique/>
+      </w:docPartObj>
+    </w:sdtPr>
+    <w:sdtEndPr>
+      <w:rPr>
+        <w:noProof/>
+      </w:rPr>
+    </w:sdtEndPr>
+    <w:sdtContent>
+      <w:p>
+        <w:pPr>
+          <w:pStyle w:val="Footer"/>
+          <w:jc w:val="right"/>
+        </w:pPr>
+        <w:r>
+          <w:fldChar w:fldCharType="begin"/>
+        </w:r>
+        <w:r>
+          <w:instrText xml:space="preserve"> PAGE   \* MERGEFORMAT </w:instrText>
+        </w:r>
+        <w:r>
+          <w:fldChar w:fldCharType="separate"/>
+        </w:r>
+        <w:r>
+          <w:rPr>
+            <w:noProof/>
+          </w:rPr>
+          <w:t>2</w:t>
+        </w:r>
+        <w:r>
+          <w:rPr>
+            <w:noProof/>
+          </w:rPr>
+          <w:fldChar w:fldCharType="end"/>
+        </w:r>
+      </w:p>
+    </w:sdtContent>
+  </w:sdt>
+  <w:p>
+    <w:pPr>
+      <w:pStyle w:val="Footer"/>
+    </w:pPr>
+  </w:p>
+</w:ftr>
+</file>
+
+<file path=word/footer2.xml><?xml version="1.0" encoding="utf-8"?>
+<w:ftr xmlns:wpc="http://schemas.microsoft.com/office/word/2010/wordprocessingCanvas" xmlns:cx="http://schemas.microsoft.com/office/drawing/2014/chartex" xmlns:cx1="http://schemas.microsoft.com/office/drawing/2015/9/8/chartex" xmlns:cx2="http://schemas.microsoft.com/office/drawing/2015/10/21/chartex" xmlns:cx3="http://schemas.microsoft.com/office/drawing/2016/5/9/chartex" xmlns:cx4="http://schemas.microsoft.com/office/drawing/2016/5/10/chartex" xmlns:cx5="http://schemas.microsoft.com/office/drawing/2016/5/11/chartex" xmlns:cx6="http://schemas.microsoft.com/office/drawing/2016/5/12/chartex" xmlns:cx7="http://schemas.microsoft.com/office/drawing/2016/5/13/chartex" xmlns:cx8="http://schemas.microsoft.com/office/drawing/2016/5/14/chartex" xmlns:mc="http://schemas.openxmlformats.org/markup-compatibility/2006" xmlns:aink="http://schemas.microsoft.com/office/drawing/2016/ink" xmlns:am3d="http://schemas.microsoft.com/office/drawing/2017/model3d" xmlns:o="urn:schemas-microsoft-com:office:office" xmlns:oel="http://schemas.microsoft.com/office/2019/extlst" xmlns:r="http://schemas.openxmlformats.org/officeDocument/2006/relationships" xmlns:m="http://schemas.openxmlformats.org/officeDocument/2006/math" xmlns:v="urn:schemas-microsoft-com:vml" xmlns:wp14="http://schemas.microsoft.com/office/word/2010/wordprocessingDrawing" xmlns:wp="http://schemas.openxmlformats.org/drawingml/2006/wordprocessingDrawing" xmlns:w10="urn:schemas-microsoft-com:office:word" xmlns:w="http://schemas.openxmlformats.org/wordprocessingml/2006/main" xmlns:w14="http://schemas.microsoft.com/office/word/2010/wordml" xmlns:w15="http://schemas.microsoft.com/office/word/2012/wordml" xmlns:w16cex="http://schemas.microsoft.com/office/word/2018/wordml/cex" xmlns:w16cid="http://schemas.microsoft.com/office/word/2016/wordml/cid" xmlns:w16="http://schemas.microsoft.com/office/word/2018/wordml" xmlns:w16du="http://schemas.microsoft.com/office/word/2023/wordml/word16du" xmlns:w16sdtdh="http://schemas.microsoft.com/office/word/2020/wordml/sdtdatahash" xmlns:w16sdtfl="http://schemas.microsoft.com/office/word/2024/wordml/sdtformatlock" xmlns:w16se="http://schemas.microsoft.com/office/word/2015/wordml/symex" xmlns:wpg="http://schemas.microsoft.com/office/word/2010/wordprocessingGroup" xmlns:wpi="http://schemas.microsoft.com/office/word/2010/wordprocessingInk" xmlns:wne="http://schemas.microsoft.com/office/word/2006/wordml" xmlns:wps="http://schemas.microsoft.com/office/word/2010/wordprocessingShape" mc:Ignorable="w14 w15 w16se w16cid w16 w16cex w16sdtdh w16sdtfl w16du wp14">
+  <w:sdt>
+    <w:sdtPr>
+      <w:id w:val="-1884469676"/>
+      <w:docPartObj>
+        <w:docPartGallery w:val="Page Numbers (Bottom of Page)"/>
+        <w:docPartUnique/>
+      </w:docPartObj>
+    </w:sdtPr>
+    <w:sdtEndPr>
+      <w:rPr>
+        <w:noProof/>
+      </w:rPr>
+    </w:sdtEndPr>
+    <w:sdtContent>
+      <w:p>
+        <w:pPr>
+          <w:pStyle w:val="Footer"/>
+          <w:jc w:val="right"/>
+        </w:pPr>
+        <w:r>
+          <w:fldChar w:fldCharType="begin"/>
+        </w:r>
+        <w:r>
+          <w:instrText xml:space="preserve"> PAGE   \* MERGEFORMAT </w:instrText>
+        </w:r>
+        <w:r>
+          <w:fldChar w:fldCharType="separate"/>
+        </w:r>
+        <w:r>
+          <w:rPr>
+            <w:noProof/>
+          </w:rPr>
+          <w:t>2</w:t>
+        </w:r>
+        <w:r>
+          <w:rPr>
+            <w:noProof/>
+          </w:rPr>
+          <w:fldChar w:fldCharType="end"/>
+        </w:r>
+      </w:p>
+    </w:sdtContent>
+  </w:sdt>
+  <w:p>
+    <w:pPr>
+      <w:pStyle w:val="Footer"/>
+    </w:pPr>
+  </w:p>
+</w:ftr>
+</file>
+
+<file path=word/footer3.xml><?xml version="1.0" encoding="utf-8"?>
+<w:ftr xmlns:wpc="http://schemas.microsoft.com/office/word/2010/wordprocessingCanvas" xmlns:cx="http://schemas.microsoft.com/office/drawing/2014/chartex" xmlns:cx1="http://schemas.microsoft.com/office/drawing/2015/9/8/chartex" xmlns:cx2="http://schemas.microsoft.com/office/drawing/2015/10/21/chartex" xmlns:cx3="http://schemas.microsoft.com/office/drawing/2016/5/9/chartex" xmlns:cx4="http://schemas.microsoft.com/office/drawing/2016/5/10/chartex" xmlns:cx5="http://schemas.microsoft.com/office/drawing/2016/5/11/chartex" xmlns:cx6="http://schemas.microsoft.com/office/drawing/2016/5/12/chartex" xmlns:cx7="http://schemas.microsoft.com/office/drawing/2016/5/13/chartex" xmlns:cx8="http://schemas.microsoft.com/office/drawing/2016/5/14/chartex" xmlns:mc="http://schemas.openxmlformats.org/markup-compatibility/2006" xmlns:aink="http://schemas.microsoft.com/office/drawing/2016/ink" xmlns:am3d="http://schemas.microsoft.com/office/drawing/2017/model3d" xmlns:o="urn:schemas-microsoft-com:office:office" xmlns:oel="http://schemas.microsoft.com/office/2019/extlst" xmlns:r="http://schemas.openxmlformats.org/officeDocument/2006/relationships" xmlns:m="http://schemas.openxmlformats.org/officeDocument/2006/math" xmlns:v="urn:schemas-microsoft-com:vml" xmlns:wp14="http://schemas.microsoft.com/office/word/2010/wordprocessingDrawing" xmlns:wp="http://schemas.openxmlformats.org/drawingml/2006/wordprocessingDrawing" xmlns:w10="urn:schemas-microsoft-com:office:word" xmlns:w="http://schemas.openxmlformats.org/wordprocessingml/2006/main" xmlns:w14="http://schemas.microsoft.com/office/word/2010/wordml" xmlns:w15="http://schemas.microsoft.com/office/word/2012/wordml" xmlns:w16cex="http://schemas.microsoft.com/office/word/2018/wordml/cex" xmlns:w16cid="http://schemas.microsoft.com/office/word/2016/wordml/cid" xmlns:w16="http://schemas.microsoft.com/office/word/2018/wordml" xmlns:w16du="http://schemas.microsoft.com/office/word/2023/wordml/word16du" xmlns:w16sdtdh="http://schemas.microsoft.com/office/word/2020/wordml/sdtdatahash" xmlns:w16sdtfl="http://schemas.microsoft.com/office/word/2024/wordml/sdtformatlock" xmlns:w16se="http://schemas.microsoft.com/office/word/2015/wordml/symex" xmlns:wpg="http://schemas.microsoft.com/office/word/2010/wordprocessingGroup" xmlns:wpi="http://schemas.microsoft.com/office/word/2010/wordprocessingInk" xmlns:wne="http://schemas.microsoft.com/office/word/2006/wordml" xmlns:wps="http://schemas.microsoft.com/office/word/2010/wordprocessingShape" mc:Ignorable="w14 w15 w16se w16cid w16 w16cex w16sdtdh w16sdtfl w16du wp14">
+  <w:sdt>
+    <w:sdtPr>
+      <w:id w:val="904643417"/>
+      <w:docPartObj>
+        <w:docPartGallery w:val="Page Numbers (Bottom of Page)"/>
+        <w:docPartUnique/>
+      </w:docPartObj>
+    </w:sdtPr>
+    <w:sdtEndPr>
+      <w:rPr>
+        <w:noProof/>
+      </w:rPr>
+    </w:sdtEndPr>
+    <w:sdtContent>
+      <w:p>
+        <w:pPr>
+          <w:pStyle w:val="Footer"/>
+          <w:jc w:val="right"/>
+        </w:pPr>
+        <w:r>
+          <w:fldChar w:fldCharType="begin"/>
+        </w:r>
+        <w:r>
+          <w:instrText xml:space="preserve"> PAGE   \* MERGEFORMAT </w:instrText>
+        </w:r>
+        <w:r>
+          <w:fldChar w:fldCharType="separate"/>
+        </w:r>
+        <w:r>
+          <w:rPr>
+            <w:noProof/>
+          </w:rPr>
+          <w:t>2</w:t>
+        </w:r>
+        <w:r>
+          <w:rPr>
+            <w:noProof/>
+          </w:rPr>
+          <w:fldChar w:fldCharType="end"/>
+        </w:r>
+      </w:p>
+    </w:sdtContent>
+  </w:sdt>
+  <w:p>
+    <w:pPr>
+      <w:pStyle w:val="Footer"/>
+    </w:pPr>
+  </w:p>
+</w:ftr>
+</file>
+
+<file path=word/footnotes.xml><?xml version="1.0" encoding="utf-8"?>
+<w:footnotes xmlns:wpc="http://schemas.microsoft.com/office/word/2010/wordprocessingCanvas" xmlns:cx="http://schemas.microsoft.com/office/drawing/2014/chartex" xmlns:cx1="http://schemas.microsoft.com/office/drawing/2015/9/8/chartex" xmlns:cx2="http://schemas.microsoft.com/office/drawing/2015/10/21/chartex" xmlns:cx3="http://schemas.microsoft.com/office/drawing/2016/5/9/chartex" xmlns:cx4="http://schemas.microsoft.com/office/drawing/2016/5/10/chartex" xmlns:cx5="http://schemas.microsoft.com/office/drawing/2016/5/11/chartex" xmlns:cx6="http://schemas.microsoft.com/office/drawing/2016/5/12/chartex" xmlns:cx7="http://schemas.microsoft.com/office/drawing/2016/5/13/chartex" xmlns:cx8="http://schemas.microsoft.com/office/drawing/2016/5/14/chartex" xmlns:mc="http://schemas.openxmlformats.org/markup-compatibility/2006" xmlns:aink="http://schemas.microsoft.com/office/drawing/2016/ink" xmlns:am3d="http://schemas.microsoft.com/office/drawing/2017/model3d" xmlns:o="urn:schemas-microsoft-com:office:office" xmlns:oel="http://schemas.microsoft.com/office/2019/extlst" xmlns:r="http://schemas.openxmlformats.org/officeDocument/2006/relationships" xmlns:m="http://schemas.openxmlformats.org/officeDocument/2006/math" xmlns:v="urn:schemas-microsoft-com:vml" xmlns:wp14="http://schemas.microsoft.com/office/word/2010/wordprocessingDrawing" xmlns:wp="http://schemas.openxmlformats.org/drawingml/2006/wordprocessingDrawing" xmlns:w10="urn:schemas-microsoft-com:office:word" xmlns:w="http://schemas.openxmlformats.org/wordprocessingml/2006/main" xmlns:w14="http://schemas.microsoft.com/office/word/2010/wordml" xmlns:w15="http://schemas.microsoft.com/office/word/2012/wordml" xmlns:w16cex="http://schemas.microsoft.com/office/word/2018/wordml/cex" xmlns:w16cid="http://schemas.microsoft.com/office/word/2016/wordml/cid" xmlns:w16="http://schemas.microsoft.com/office/word/2018/wordml" xmlns:w16du="http://schemas.microsoft.com/office/word/2023/wordml/word16du" xmlns:w16sdtdh="http://schemas.microsoft.com/office/word/2020/wordml/sdtdatahash" xmlns:w16sdtfl="http://schemas.microsoft.com/office/word/2024/wordml/sdtformatlock" xmlns:w16se="http://schemas.microsoft.com/office/word/2015/wordml/symex" xmlns:wpg="http://schemas.microsoft.com/office/word/2010/wordprocessingGroup" xmlns:wpi="http://schemas.microsoft.com/office/word/2010/wordprocessingInk" xmlns:wne="http://schemas.microsoft.com/office/word/2006/wordml" xmlns:wps="http://schemas.microsoft.com/office/word/2010/wordprocessingShape" mc:Ignorable="w14 w15 w16se w16cid w16 w16cex w16sdtdh w16sdtfl w16du wp14">
+  <w:footnote w:type="separator" w:id="-1">
+    <w:p>
+      <w:pPr>
+        <w:spacing w:after="0" w:line="240" w:lineRule="auto"/>
+      </w:pPr>
+      <w:r>
+        <w:separator/>
+      </w:r>
+    </w:p>
+  </w:footnote>
+  <w:footnote w:type="continuationSeparator" w:id="0">
+    <w:p>
+      <w:pPr>
+        <w:spacing w:after="0" w:line="240" w:lineRule="auto"/>
+      </w:pPr>
+      <w:r>
+        <w:continuationSeparator/>
+      </w:r>
+    </w:p>
+  </w:footnote>
+</w:footnotes>
 </file>
 
 <file path=word/numbering.xml><?xml version="1.0" encoding="utf-8"?>
@@ -3517,6 +6185,155 @@
     </w:lvl>
   </w:abstractNum>
   <w:abstractNum w:abstractNumId="1" w15:restartNumberingAfterBreak="0">
+    <w:nsid w:val="1476364F"/>
+    <w:multiLevelType w:val="multilevel"/>
+    <w:tmpl w:val="6C4066EC"/>
+    <w:lvl w:ilvl="0">
+      <w:start w:val="1"/>
+      <w:numFmt w:val="bullet"/>
+      <w:lvlText w:val=""/>
+      <w:lvlJc w:val="left"/>
+      <w:pPr>
+        <w:tabs>
+          <w:tab w:val="num" w:pos="720"/>
+        </w:tabs>
+        <w:ind w:left="720" w:hanging="360"/>
+      </w:pPr>
+      <w:rPr>
+        <w:rFonts w:ascii="Symbol" w:hAnsi="Symbol" w:hint="default"/>
+        <w:sz w:val="20"/>
+      </w:rPr>
+    </w:lvl>
+    <w:lvl w:ilvl="1" w:tentative="1">
+      <w:start w:val="1"/>
+      <w:numFmt w:val="bullet"/>
+      <w:lvlText w:val="o"/>
+      <w:lvlJc w:val="left"/>
+      <w:pPr>
+        <w:tabs>
+          <w:tab w:val="num" w:pos="1440"/>
+        </w:tabs>
+        <w:ind w:left="1440" w:hanging="360"/>
+      </w:pPr>
+      <w:rPr>
+        <w:rFonts w:ascii="Courier New" w:hAnsi="Courier New" w:hint="default"/>
+        <w:sz w:val="20"/>
+      </w:rPr>
+    </w:lvl>
+    <w:lvl w:ilvl="2" w:tentative="1">
+      <w:start w:val="1"/>
+      <w:numFmt w:val="bullet"/>
+      <w:lvlText w:val=""/>
+      <w:lvlJc w:val="left"/>
+      <w:pPr>
+        <w:tabs>
+          <w:tab w:val="num" w:pos="2160"/>
+        </w:tabs>
+        <w:ind w:left="2160" w:hanging="360"/>
+      </w:pPr>
+      <w:rPr>
+        <w:rFonts w:ascii="Wingdings" w:hAnsi="Wingdings" w:hint="default"/>
+        <w:sz w:val="20"/>
+      </w:rPr>
+    </w:lvl>
+    <w:lvl w:ilvl="3" w:tentative="1">
+      <w:start w:val="1"/>
+      <w:numFmt w:val="bullet"/>
+      <w:lvlText w:val=""/>
+      <w:lvlJc w:val="left"/>
+      <w:pPr>
+        <w:tabs>
+          <w:tab w:val="num" w:pos="2880"/>
+        </w:tabs>
+        <w:ind w:left="2880" w:hanging="360"/>
+      </w:pPr>
+      <w:rPr>
+        <w:rFonts w:ascii="Wingdings" w:hAnsi="Wingdings" w:hint="default"/>
+        <w:sz w:val="20"/>
+      </w:rPr>
+    </w:lvl>
+    <w:lvl w:ilvl="4" w:tentative="1">
+      <w:start w:val="1"/>
+      <w:numFmt w:val="bullet"/>
+      <w:lvlText w:val=""/>
+      <w:lvlJc w:val="left"/>
+      <w:pPr>
+        <w:tabs>
+          <w:tab w:val="num" w:pos="3600"/>
+        </w:tabs>
+        <w:ind w:left="3600" w:hanging="360"/>
+      </w:pPr>
+      <w:rPr>
+        <w:rFonts w:ascii="Wingdings" w:hAnsi="Wingdings" w:hint="default"/>
+        <w:sz w:val="20"/>
+      </w:rPr>
+    </w:lvl>
+    <w:lvl w:ilvl="5" w:tentative="1">
+      <w:start w:val="1"/>
+      <w:numFmt w:val="bullet"/>
+      <w:lvlText w:val=""/>
+      <w:lvlJc w:val="left"/>
+      <w:pPr>
+        <w:tabs>
+          <w:tab w:val="num" w:pos="4320"/>
+        </w:tabs>
+        <w:ind w:left="4320" w:hanging="360"/>
+      </w:pPr>
+      <w:rPr>
+        <w:rFonts w:ascii="Wingdings" w:hAnsi="Wingdings" w:hint="default"/>
+        <w:sz w:val="20"/>
+      </w:rPr>
+    </w:lvl>
+    <w:lvl w:ilvl="6" w:tentative="1">
+      <w:start w:val="1"/>
+      <w:numFmt w:val="bullet"/>
+      <w:lvlText w:val=""/>
+      <w:lvlJc w:val="left"/>
+      <w:pPr>
+        <w:tabs>
+          <w:tab w:val="num" w:pos="5040"/>
+        </w:tabs>
+        <w:ind w:left="5040" w:hanging="360"/>
+      </w:pPr>
+      <w:rPr>
+        <w:rFonts w:ascii="Wingdings" w:hAnsi="Wingdings" w:hint="default"/>
+        <w:sz w:val="20"/>
+      </w:rPr>
+    </w:lvl>
+    <w:lvl w:ilvl="7" w:tentative="1">
+      <w:start w:val="1"/>
+      <w:numFmt w:val="bullet"/>
+      <w:lvlText w:val=""/>
+      <w:lvlJc w:val="left"/>
+      <w:pPr>
+        <w:tabs>
+          <w:tab w:val="num" w:pos="5760"/>
+        </w:tabs>
+        <w:ind w:left="5760" w:hanging="360"/>
+      </w:pPr>
+      <w:rPr>
+        <w:rFonts w:ascii="Wingdings" w:hAnsi="Wingdings" w:hint="default"/>
+        <w:sz w:val="20"/>
+      </w:rPr>
+    </w:lvl>
+    <w:lvl w:ilvl="8" w:tentative="1">
+      <w:start w:val="1"/>
+      <w:numFmt w:val="bullet"/>
+      <w:lvlText w:val=""/>
+      <w:lvlJc w:val="left"/>
+      <w:pPr>
+        <w:tabs>
+          <w:tab w:val="num" w:pos="6480"/>
+        </w:tabs>
+        <w:ind w:left="6480" w:hanging="360"/>
+      </w:pPr>
+      <w:rPr>
+        <w:rFonts w:ascii="Wingdings" w:hAnsi="Wingdings" w:hint="default"/>
+        <w:sz w:val="20"/>
+      </w:rPr>
+    </w:lvl>
+  </w:abstractNum>
+  <w:abstractNum w:abstractNumId="2" w15:restartNumberingAfterBreak="0">
     <w:nsid w:val="14FA737E"/>
     <w:multiLevelType w:val="hybridMultilevel"/>
     <w:tmpl w:val="97F06124"/>
@@ -3628,7 +6445,7 @@
       </w:rPr>
     </w:lvl>
   </w:abstractNum>
-  <w:abstractNum w:abstractNumId="2" w15:restartNumberingAfterBreak="0">
+  <w:abstractNum w:abstractNumId="3" w15:restartNumberingAfterBreak="0">
     <w:nsid w:val="1695128F"/>
     <w:multiLevelType w:val="hybridMultilevel"/>
     <w:tmpl w:val="BC9058BE"/>
@@ -3718,7 +6535,156 @@
       </w:pPr>
     </w:lvl>
   </w:abstractNum>
-  <w:abstractNum w:abstractNumId="3" w15:restartNumberingAfterBreak="0">
+  <w:abstractNum w:abstractNumId="4" w15:restartNumberingAfterBreak="0">
+    <w:nsid w:val="18830817"/>
+    <w:multiLevelType w:val="multilevel"/>
+    <w:tmpl w:val="37262918"/>
+    <w:lvl w:ilvl="0">
+      <w:start w:val="1"/>
+      <w:numFmt w:val="bullet"/>
+      <w:lvlText w:val=""/>
+      <w:lvlJc w:val="left"/>
+      <w:pPr>
+        <w:tabs>
+          <w:tab w:val="num" w:pos="720"/>
+        </w:tabs>
+        <w:ind w:left="720" w:hanging="360"/>
+      </w:pPr>
+      <w:rPr>
+        <w:rFonts w:ascii="Symbol" w:hAnsi="Symbol" w:hint="default"/>
+        <w:sz w:val="20"/>
+      </w:rPr>
+    </w:lvl>
+    <w:lvl w:ilvl="1" w:tentative="1">
+      <w:start w:val="1"/>
+      <w:numFmt w:val="bullet"/>
+      <w:lvlText w:val="o"/>
+      <w:lvlJc w:val="left"/>
+      <w:pPr>
+        <w:tabs>
+          <w:tab w:val="num" w:pos="1440"/>
+        </w:tabs>
+        <w:ind w:left="1440" w:hanging="360"/>
+      </w:pPr>
+      <w:rPr>
+        <w:rFonts w:ascii="Courier New" w:hAnsi="Courier New" w:hint="default"/>
+        <w:sz w:val="20"/>
+      </w:rPr>
+    </w:lvl>
+    <w:lvl w:ilvl="2" w:tentative="1">
+      <w:start w:val="1"/>
+      <w:numFmt w:val="bullet"/>
+      <w:lvlText w:val=""/>
+      <w:lvlJc w:val="left"/>
+      <w:pPr>
+        <w:tabs>
+          <w:tab w:val="num" w:pos="2160"/>
+        </w:tabs>
+        <w:ind w:left="2160" w:hanging="360"/>
+      </w:pPr>
+      <w:rPr>
+        <w:rFonts w:ascii="Wingdings" w:hAnsi="Wingdings" w:hint="default"/>
+        <w:sz w:val="20"/>
+      </w:rPr>
+    </w:lvl>
+    <w:lvl w:ilvl="3" w:tentative="1">
+      <w:start w:val="1"/>
+      <w:numFmt w:val="bullet"/>
+      <w:lvlText w:val=""/>
+      <w:lvlJc w:val="left"/>
+      <w:pPr>
+        <w:tabs>
+          <w:tab w:val="num" w:pos="2880"/>
+        </w:tabs>
+        <w:ind w:left="2880" w:hanging="360"/>
+      </w:pPr>
+      <w:rPr>
+        <w:rFonts w:ascii="Wingdings" w:hAnsi="Wingdings" w:hint="default"/>
+        <w:sz w:val="20"/>
+      </w:rPr>
+    </w:lvl>
+    <w:lvl w:ilvl="4" w:tentative="1">
+      <w:start w:val="1"/>
+      <w:numFmt w:val="bullet"/>
+      <w:lvlText w:val=""/>
+      <w:lvlJc w:val="left"/>
+      <w:pPr>
+        <w:tabs>
+          <w:tab w:val="num" w:pos="3600"/>
+        </w:tabs>
+        <w:ind w:left="3600" w:hanging="360"/>
+      </w:pPr>
+      <w:rPr>
+        <w:rFonts w:ascii="Wingdings" w:hAnsi="Wingdings" w:hint="default"/>
+        <w:sz w:val="20"/>
+      </w:rPr>
+    </w:lvl>
+    <w:lvl w:ilvl="5" w:tentative="1">
+      <w:start w:val="1"/>
+      <w:numFmt w:val="bullet"/>
+      <w:lvlText w:val=""/>
+      <w:lvlJc w:val="left"/>
+      <w:pPr>
+        <w:tabs>
+          <w:tab w:val="num" w:pos="4320"/>
+        </w:tabs>
+        <w:ind w:left="4320" w:hanging="360"/>
+      </w:pPr>
+      <w:rPr>
+        <w:rFonts w:ascii="Wingdings" w:hAnsi="Wingdings" w:hint="default"/>
+        <w:sz w:val="20"/>
+      </w:rPr>
+    </w:lvl>
+    <w:lvl w:ilvl="6" w:tentative="1">
+      <w:start w:val="1"/>
+      <w:numFmt w:val="bullet"/>
+      <w:lvlText w:val=""/>
+      <w:lvlJc w:val="left"/>
+      <w:pPr>
+        <w:tabs>
+          <w:tab w:val="num" w:pos="5040"/>
+        </w:tabs>
+        <w:ind w:left="5040" w:hanging="360"/>
+      </w:pPr>
+      <w:rPr>
+        <w:rFonts w:ascii="Wingdings" w:hAnsi="Wingdings" w:hint="default"/>
+        <w:sz w:val="20"/>
+      </w:rPr>
+    </w:lvl>
+    <w:lvl w:ilvl="7" w:tentative="1">
+      <w:start w:val="1"/>
+      <w:numFmt w:val="bullet"/>
+      <w:lvlText w:val=""/>
+      <w:lvlJc w:val="left"/>
+      <w:pPr>
+        <w:tabs>
+          <w:tab w:val="num" w:pos="5760"/>
+        </w:tabs>
+        <w:ind w:left="5760" w:hanging="360"/>
+      </w:pPr>
+      <w:rPr>
+        <w:rFonts w:ascii="Wingdings" w:hAnsi="Wingdings" w:hint="default"/>
+        <w:sz w:val="20"/>
+      </w:rPr>
+    </w:lvl>
+    <w:lvl w:ilvl="8" w:tentative="1">
+      <w:start w:val="1"/>
+      <w:numFmt w:val="bullet"/>
+      <w:lvlText w:val=""/>
+      <w:lvlJc w:val="left"/>
+      <w:pPr>
+        <w:tabs>
+          <w:tab w:val="num" w:pos="6480"/>
+        </w:tabs>
+        <w:ind w:left="6480" w:hanging="360"/>
+      </w:pPr>
+      <w:rPr>
+        <w:rFonts w:ascii="Wingdings" w:hAnsi="Wingdings" w:hint="default"/>
+        <w:sz w:val="20"/>
+      </w:rPr>
+    </w:lvl>
+  </w:abstractNum>
+  <w:abstractNum w:abstractNumId="5" w15:restartNumberingAfterBreak="0">
     <w:nsid w:val="1E4A38F6"/>
     <w:multiLevelType w:val="hybridMultilevel"/>
     <w:tmpl w:val="16C84000"/>
@@ -3808,7 +6774,7 @@
       </w:pPr>
     </w:lvl>
   </w:abstractNum>
-  <w:abstractNum w:abstractNumId="4" w15:restartNumberingAfterBreak="0">
+  <w:abstractNum w:abstractNumId="6" w15:restartNumberingAfterBreak="0">
     <w:nsid w:val="29D751FA"/>
     <w:multiLevelType w:val="hybridMultilevel"/>
     <w:tmpl w:val="79A4EE5C"/>
@@ -3898,7 +6864,7 @@
       </w:pPr>
     </w:lvl>
   </w:abstractNum>
-  <w:abstractNum w:abstractNumId="5" w15:restartNumberingAfterBreak="0">
+  <w:abstractNum w:abstractNumId="7" w15:restartNumberingAfterBreak="0">
     <w:nsid w:val="2CFD17D8"/>
     <w:multiLevelType w:val="hybridMultilevel"/>
     <w:tmpl w:val="C610E64C"/>
@@ -4010,7 +6976,7 @@
       </w:rPr>
     </w:lvl>
   </w:abstractNum>
-  <w:abstractNum w:abstractNumId="6" w15:restartNumberingAfterBreak="0">
+  <w:abstractNum w:abstractNumId="8" w15:restartNumberingAfterBreak="0">
     <w:nsid w:val="3BE8004D"/>
     <w:multiLevelType w:val="hybridMultilevel"/>
     <w:tmpl w:val="815AD7A4"/>
@@ -4122,7 +7088,7 @@
       </w:rPr>
     </w:lvl>
   </w:abstractNum>
-  <w:abstractNum w:abstractNumId="7" w15:restartNumberingAfterBreak="0">
+  <w:abstractNum w:abstractNumId="9" w15:restartNumberingAfterBreak="0">
     <w:nsid w:val="4A487D35"/>
     <w:multiLevelType w:val="hybridMultilevel"/>
     <w:tmpl w:val="D08657A4"/>
@@ -4212,7 +7178,238 @@
       </w:pPr>
     </w:lvl>
   </w:abstractNum>
-  <w:abstractNum w:abstractNumId="8" w15:restartNumberingAfterBreak="0">
+  <w:abstractNum w:abstractNumId="10" w15:restartNumberingAfterBreak="0">
+    <w:nsid w:val="521B2DE9"/>
+    <w:multiLevelType w:val="hybridMultilevel"/>
+    <w:tmpl w:val="073E44D4"/>
+    <w:lvl w:ilvl="0" w:tplc="0409000F">
+      <w:start w:val="1"/>
+      <w:numFmt w:val="decimal"/>
+      <w:lvlText w:val="%1."/>
+      <w:lvlJc w:val="left"/>
+      <w:pPr>
+        <w:ind w:left="720" w:hanging="360"/>
+      </w:pPr>
+    </w:lvl>
+    <w:lvl w:ilvl="1" w:tplc="04090019" w:tentative="1">
+      <w:start w:val="1"/>
+      <w:numFmt w:val="lowerLetter"/>
+      <w:lvlText w:val="%2."/>
+      <w:lvlJc w:val="left"/>
+      <w:pPr>
+        <w:ind w:left="1440" w:hanging="360"/>
+      </w:pPr>
+    </w:lvl>
+    <w:lvl w:ilvl="2" w:tplc="0409001B" w:tentative="1">
+      <w:start w:val="1"/>
+      <w:numFmt w:val="lowerRoman"/>
+      <w:lvlText w:val="%3."/>
+      <w:lvlJc w:val="right"/>
+      <w:pPr>
+        <w:ind w:left="2160" w:hanging="180"/>
+      </w:pPr>
+    </w:lvl>
+    <w:lvl w:ilvl="3" w:tplc="0409000F" w:tentative="1">
+      <w:start w:val="1"/>
+      <w:numFmt w:val="decimal"/>
+      <w:lvlText w:val="%4."/>
+      <w:lvlJc w:val="left"/>
+      <w:pPr>
+        <w:ind w:left="2880" w:hanging="360"/>
+      </w:pPr>
+    </w:lvl>
+    <w:lvl w:ilvl="4" w:tplc="04090019" w:tentative="1">
+      <w:start w:val="1"/>
+      <w:numFmt w:val="lowerLetter"/>
+      <w:lvlText w:val="%5."/>
+      <w:lvlJc w:val="left"/>
+      <w:pPr>
+        <w:ind w:left="3600" w:hanging="360"/>
+      </w:pPr>
+    </w:lvl>
+    <w:lvl w:ilvl="5" w:tplc="0409001B" w:tentative="1">
+      <w:start w:val="1"/>
+      <w:numFmt w:val="lowerRoman"/>
+      <w:lvlText w:val="%6."/>
+      <w:lvlJc w:val="right"/>
+      <w:pPr>
+        <w:ind w:left="4320" w:hanging="180"/>
+      </w:pPr>
+    </w:lvl>
+    <w:lvl w:ilvl="6" w:tplc="0409000F" w:tentative="1">
+      <w:start w:val="1"/>
+      <w:numFmt w:val="decimal"/>
+      <w:lvlText w:val="%7."/>
+      <w:lvlJc w:val="left"/>
+      <w:pPr>
+        <w:ind w:left="5040" w:hanging="360"/>
+      </w:pPr>
+    </w:lvl>
+    <w:lvl w:ilvl="7" w:tplc="04090019" w:tentative="1">
+      <w:start w:val="1"/>
+      <w:numFmt w:val="lowerLetter"/>
+      <w:lvlText w:val="%8."/>
+      <w:lvlJc w:val="left"/>
+      <w:pPr>
+        <w:ind w:left="5760" w:hanging="360"/>
+      </w:pPr>
+    </w:lvl>
+    <w:lvl w:ilvl="8" w:tplc="0409001B" w:tentative="1">
+      <w:start w:val="1"/>
+      <w:numFmt w:val="lowerRoman"/>
+      <w:lvlText w:val="%9."/>
+      <w:lvlJc w:val="right"/>
+      <w:pPr>
+        <w:ind w:left="6480" w:hanging="180"/>
+      </w:pPr>
+    </w:lvl>
+  </w:abstractNum>
+  <w:abstractNum w:abstractNumId="11" w15:restartNumberingAfterBreak="0">
+    <w:nsid w:val="5B884332"/>
+    <w:multiLevelType w:val="multilevel"/>
+    <w:tmpl w:val="C4D264A2"/>
+    <w:lvl w:ilvl="0">
+      <w:start w:val="1"/>
+      <w:numFmt w:val="bullet"/>
+      <w:lvlText w:val=""/>
+      <w:lvlJc w:val="left"/>
+      <w:pPr>
+        <w:tabs>
+          <w:tab w:val="num" w:pos="720"/>
+        </w:tabs>
+        <w:ind w:left="720" w:hanging="360"/>
+      </w:pPr>
+      <w:rPr>
+        <w:rFonts w:ascii="Symbol" w:hAnsi="Symbol" w:hint="default"/>
+        <w:sz w:val="20"/>
+      </w:rPr>
+    </w:lvl>
+    <w:lvl w:ilvl="1">
+      <w:start w:val="9"/>
+      <w:numFmt w:val="decimal"/>
+      <w:lvlText w:val="%2."/>
+      <w:lvlJc w:val="left"/>
+      <w:pPr>
+        <w:ind w:left="1440" w:hanging="360"/>
+      </w:pPr>
+      <w:rPr>
+        <w:rFonts w:hint="default"/>
+      </w:rPr>
+    </w:lvl>
+    <w:lvl w:ilvl="2" w:tentative="1">
+      <w:start w:val="1"/>
+      <w:numFmt w:val="bullet"/>
+      <w:lvlText w:val=""/>
+      <w:lvlJc w:val="left"/>
+      <w:pPr>
+        <w:tabs>
+          <w:tab w:val="num" w:pos="2160"/>
+        </w:tabs>
+        <w:ind w:left="2160" w:hanging="360"/>
+      </w:pPr>
+      <w:rPr>
+        <w:rFonts w:ascii="Wingdings" w:hAnsi="Wingdings" w:hint="default"/>
+        <w:sz w:val="20"/>
+      </w:rPr>
+    </w:lvl>
+    <w:lvl w:ilvl="3" w:tentative="1">
+      <w:start w:val="1"/>
+      <w:numFmt w:val="bullet"/>
+      <w:lvlText w:val=""/>
+      <w:lvlJc w:val="left"/>
+      <w:pPr>
+        <w:tabs>
+          <w:tab w:val="num" w:pos="2880"/>
+        </w:tabs>
+        <w:ind w:left="2880" w:hanging="360"/>
+      </w:pPr>
+      <w:rPr>
+        <w:rFonts w:ascii="Wingdings" w:hAnsi="Wingdings" w:hint="default"/>
+        <w:sz w:val="20"/>
+      </w:rPr>
+    </w:lvl>
+    <w:lvl w:ilvl="4" w:tentative="1">
+      <w:start w:val="1"/>
+      <w:numFmt w:val="bullet"/>
+      <w:lvlText w:val=""/>
+      <w:lvlJc w:val="left"/>
+      <w:pPr>
+        <w:tabs>
+          <w:tab w:val="num" w:pos="3600"/>
+        </w:tabs>
+        <w:ind w:left="3600" w:hanging="360"/>
+      </w:pPr>
+      <w:rPr>
+        <w:rFonts w:ascii="Wingdings" w:hAnsi="Wingdings" w:hint="default"/>
+        <w:sz w:val="20"/>
+      </w:rPr>
+    </w:lvl>
+    <w:lvl w:ilvl="5" w:tentative="1">
+      <w:start w:val="1"/>
+      <w:numFmt w:val="bullet"/>
+      <w:lvlText w:val=""/>
+      <w:lvlJc w:val="left"/>
+      <w:pPr>
+        <w:tabs>
+          <w:tab w:val="num" w:pos="4320"/>
+        </w:tabs>
+        <w:ind w:left="4320" w:hanging="360"/>
+      </w:pPr>
+      <w:rPr>
+        <w:rFonts w:ascii="Wingdings" w:hAnsi="Wingdings" w:hint="default"/>
+        <w:sz w:val="20"/>
+      </w:rPr>
+    </w:lvl>
+    <w:lvl w:ilvl="6" w:tentative="1">
+      <w:start w:val="1"/>
+      <w:numFmt w:val="bullet"/>
+      <w:lvlText w:val=""/>
+      <w:lvlJc w:val="left"/>
+      <w:pPr>
+        <w:tabs>
+          <w:tab w:val="num" w:pos="5040"/>
+        </w:tabs>
+        <w:ind w:left="5040" w:hanging="360"/>
+      </w:pPr>
+      <w:rPr>
+        <w:rFonts w:ascii="Wingdings" w:hAnsi="Wingdings" w:hint="default"/>
+        <w:sz w:val="20"/>
+      </w:rPr>
+    </w:lvl>
+    <w:lvl w:ilvl="7" w:tentative="1">
+      <w:start w:val="1"/>
+      <w:numFmt w:val="bullet"/>
+      <w:lvlText w:val=""/>
+      <w:lvlJc w:val="left"/>
+      <w:pPr>
+        <w:tabs>
+          <w:tab w:val="num" w:pos="5760"/>
+        </w:tabs>
+        <w:ind w:left="5760" w:hanging="360"/>
+      </w:pPr>
+      <w:rPr>
+        <w:rFonts w:ascii="Wingdings" w:hAnsi="Wingdings" w:hint="default"/>
+        <w:sz w:val="20"/>
+      </w:rPr>
+    </w:lvl>
+    <w:lvl w:ilvl="8" w:tentative="1">
+      <w:start w:val="1"/>
+      <w:numFmt w:val="bullet"/>
+      <w:lvlText w:val=""/>
+      <w:lvlJc w:val="left"/>
+      <w:pPr>
+        <w:tabs>
+          <w:tab w:val="num" w:pos="6480"/>
+        </w:tabs>
+        <w:ind w:left="6480" w:hanging="360"/>
+      </w:pPr>
+      <w:rPr>
+        <w:rFonts w:ascii="Wingdings" w:hAnsi="Wingdings" w:hint="default"/>
+        <w:sz w:val="20"/>
+      </w:rPr>
+    </w:lvl>
+  </w:abstractNum>
+  <w:abstractNum w:abstractNumId="12" w15:restartNumberingAfterBreak="0">
     <w:nsid w:val="5F00407D"/>
     <w:multiLevelType w:val="hybridMultilevel"/>
     <w:tmpl w:val="5CAE0500"/>
@@ -4325,10 +7522,10 @@
       </w:rPr>
     </w:lvl>
   </w:abstractNum>
-  <w:abstractNum w:abstractNumId="9" w15:restartNumberingAfterBreak="0">
+  <w:abstractNum w:abstractNumId="13" w15:restartNumberingAfterBreak="0">
     <w:nsid w:val="60975DAC"/>
     <w:multiLevelType w:val="hybridMultilevel"/>
-    <w:tmpl w:val="EDAA3DEC"/>
+    <w:tmpl w:val="FA7E5FD4"/>
     <w:lvl w:ilvl="0" w:tplc="02723DC4">
       <w:start w:val="1"/>
       <w:numFmt w:val="decimal"/>
@@ -4415,7 +7612,7 @@
       </w:pPr>
     </w:lvl>
   </w:abstractNum>
-  <w:abstractNum w:abstractNumId="10" w15:restartNumberingAfterBreak="0">
+  <w:abstractNum w:abstractNumId="14" w15:restartNumberingAfterBreak="0">
     <w:nsid w:val="64694DAB"/>
     <w:multiLevelType w:val="hybridMultilevel"/>
     <w:tmpl w:val="AB46081E"/>
@@ -4527,7 +7724,97 @@
       </w:rPr>
     </w:lvl>
   </w:abstractNum>
-  <w:abstractNum w:abstractNumId="11" w15:restartNumberingAfterBreak="0">
+  <w:abstractNum w:abstractNumId="15" w15:restartNumberingAfterBreak="0">
+    <w:nsid w:val="64E873B1"/>
+    <w:multiLevelType w:val="hybridMultilevel"/>
+    <w:tmpl w:val="D982F02C"/>
+    <w:lvl w:ilvl="0" w:tplc="04090001">
+      <w:start w:val="1"/>
+      <w:numFmt w:val="bullet"/>
+      <w:lvlText w:val=""/>
+      <w:lvlJc w:val="left"/>
+      <w:pPr>
+        <w:ind w:left="360" w:hanging="360"/>
+      </w:pPr>
+      <w:rPr>
+        <w:rFonts w:ascii="Symbol" w:hAnsi="Symbol" w:hint="default"/>
+        <w:color w:val="auto"/>
+      </w:rPr>
+    </w:lvl>
+    <w:lvl w:ilvl="1" w:tplc="FFFFFFFF" w:tentative="1">
+      <w:start w:val="1"/>
+      <w:numFmt w:val="lowerLetter"/>
+      <w:lvlText w:val="%2."/>
+      <w:lvlJc w:val="left"/>
+      <w:pPr>
+        <w:ind w:left="1080" w:hanging="360"/>
+      </w:pPr>
+    </w:lvl>
+    <w:lvl w:ilvl="2" w:tplc="FFFFFFFF" w:tentative="1">
+      <w:start w:val="1"/>
+      <w:numFmt w:val="lowerRoman"/>
+      <w:lvlText w:val="%3."/>
+      <w:lvlJc w:val="right"/>
+      <w:pPr>
+        <w:ind w:left="1800" w:hanging="180"/>
+      </w:pPr>
+    </w:lvl>
+    <w:lvl w:ilvl="3" w:tplc="FFFFFFFF" w:tentative="1">
+      <w:start w:val="1"/>
+      <w:numFmt w:val="decimal"/>
+      <w:lvlText w:val="%4."/>
+      <w:lvlJc w:val="left"/>
+      <w:pPr>
+        <w:ind w:left="2520" w:hanging="360"/>
+      </w:pPr>
+    </w:lvl>
+    <w:lvl w:ilvl="4" w:tplc="FFFFFFFF" w:tentative="1">
+      <w:start w:val="1"/>
+      <w:numFmt w:val="lowerLetter"/>
+      <w:lvlText w:val="%5."/>
+      <w:lvlJc w:val="left"/>
+      <w:pPr>
+        <w:ind w:left="3240" w:hanging="360"/>
+      </w:pPr>
+    </w:lvl>
+    <w:lvl w:ilvl="5" w:tplc="FFFFFFFF" w:tentative="1">
+      <w:start w:val="1"/>
+      <w:numFmt w:val="lowerRoman"/>
+      <w:lvlText w:val="%6."/>
+      <w:lvlJc w:val="right"/>
+      <w:pPr>
+        <w:ind w:left="3960" w:hanging="180"/>
+      </w:pPr>
+    </w:lvl>
+    <w:lvl w:ilvl="6" w:tplc="FFFFFFFF" w:tentative="1">
+      <w:start w:val="1"/>
+      <w:numFmt w:val="decimal"/>
+      <w:lvlText w:val="%7."/>
+      <w:lvlJc w:val="left"/>
+      <w:pPr>
+        <w:ind w:left="4680" w:hanging="360"/>
+      </w:pPr>
+    </w:lvl>
+    <w:lvl w:ilvl="7" w:tplc="FFFFFFFF" w:tentative="1">
+      <w:start w:val="1"/>
+      <w:numFmt w:val="lowerLetter"/>
+      <w:lvlText w:val="%8."/>
+      <w:lvlJc w:val="left"/>
+      <w:pPr>
+        <w:ind w:left="5400" w:hanging="360"/>
+      </w:pPr>
+    </w:lvl>
+    <w:lvl w:ilvl="8" w:tplc="FFFFFFFF" w:tentative="1">
+      <w:start w:val="1"/>
+      <w:numFmt w:val="lowerRoman"/>
+      <w:lvlText w:val="%9."/>
+      <w:lvlJc w:val="right"/>
+      <w:pPr>
+        <w:ind w:left="6120" w:hanging="180"/>
+      </w:pPr>
+    </w:lvl>
+  </w:abstractNum>
+  <w:abstractNum w:abstractNumId="16" w15:restartNumberingAfterBreak="0">
     <w:nsid w:val="69CA3B02"/>
     <w:multiLevelType w:val="hybridMultilevel"/>
     <w:tmpl w:val="F642E598"/>
@@ -4640,41 +7927,208 @@
       </w:rPr>
     </w:lvl>
   </w:abstractNum>
+  <w:abstractNum w:abstractNumId="17" w15:restartNumberingAfterBreak="0">
+    <w:nsid w:val="73031B90"/>
+    <w:multiLevelType w:val="multilevel"/>
+    <w:tmpl w:val="477271B4"/>
+    <w:lvl w:ilvl="0">
+      <w:start w:val="1"/>
+      <w:numFmt w:val="bullet"/>
+      <w:lvlText w:val=""/>
+      <w:lvlJc w:val="left"/>
+      <w:pPr>
+        <w:tabs>
+          <w:tab w:val="num" w:pos="720"/>
+        </w:tabs>
+        <w:ind w:left="720" w:hanging="360"/>
+      </w:pPr>
+      <w:rPr>
+        <w:rFonts w:ascii="Symbol" w:hAnsi="Symbol" w:hint="default"/>
+        <w:sz w:val="20"/>
+      </w:rPr>
+    </w:lvl>
+    <w:lvl w:ilvl="1" w:tentative="1">
+      <w:start w:val="1"/>
+      <w:numFmt w:val="bullet"/>
+      <w:lvlText w:val="o"/>
+      <w:lvlJc w:val="left"/>
+      <w:pPr>
+        <w:tabs>
+          <w:tab w:val="num" w:pos="1440"/>
+        </w:tabs>
+        <w:ind w:left="1440" w:hanging="360"/>
+      </w:pPr>
+      <w:rPr>
+        <w:rFonts w:ascii="Courier New" w:hAnsi="Courier New" w:hint="default"/>
+        <w:sz w:val="20"/>
+      </w:rPr>
+    </w:lvl>
+    <w:lvl w:ilvl="2" w:tentative="1">
+      <w:start w:val="1"/>
+      <w:numFmt w:val="bullet"/>
+      <w:lvlText w:val=""/>
+      <w:lvlJc w:val="left"/>
+      <w:pPr>
+        <w:tabs>
+          <w:tab w:val="num" w:pos="2160"/>
+        </w:tabs>
+        <w:ind w:left="2160" w:hanging="360"/>
+      </w:pPr>
+      <w:rPr>
+        <w:rFonts w:ascii="Wingdings" w:hAnsi="Wingdings" w:hint="default"/>
+        <w:sz w:val="20"/>
+      </w:rPr>
+    </w:lvl>
+    <w:lvl w:ilvl="3" w:tentative="1">
+      <w:start w:val="1"/>
+      <w:numFmt w:val="bullet"/>
+      <w:lvlText w:val=""/>
+      <w:lvlJc w:val="left"/>
+      <w:pPr>
+        <w:tabs>
+          <w:tab w:val="num" w:pos="2880"/>
+        </w:tabs>
+        <w:ind w:left="2880" w:hanging="360"/>
+      </w:pPr>
+      <w:rPr>
+        <w:rFonts w:ascii="Wingdings" w:hAnsi="Wingdings" w:hint="default"/>
+        <w:sz w:val="20"/>
+      </w:rPr>
+    </w:lvl>
+    <w:lvl w:ilvl="4" w:tentative="1">
+      <w:start w:val="1"/>
+      <w:numFmt w:val="bullet"/>
+      <w:lvlText w:val=""/>
+      <w:lvlJc w:val="left"/>
+      <w:pPr>
+        <w:tabs>
+          <w:tab w:val="num" w:pos="3600"/>
+        </w:tabs>
+        <w:ind w:left="3600" w:hanging="360"/>
+      </w:pPr>
+      <w:rPr>
+        <w:rFonts w:ascii="Wingdings" w:hAnsi="Wingdings" w:hint="default"/>
+        <w:sz w:val="20"/>
+      </w:rPr>
+    </w:lvl>
+    <w:lvl w:ilvl="5" w:tentative="1">
+      <w:start w:val="1"/>
+      <w:numFmt w:val="bullet"/>
+      <w:lvlText w:val=""/>
+      <w:lvlJc w:val="left"/>
+      <w:pPr>
+        <w:tabs>
+          <w:tab w:val="num" w:pos="4320"/>
+        </w:tabs>
+        <w:ind w:left="4320" w:hanging="360"/>
+      </w:pPr>
+      <w:rPr>
+        <w:rFonts w:ascii="Wingdings" w:hAnsi="Wingdings" w:hint="default"/>
+        <w:sz w:val="20"/>
+      </w:rPr>
+    </w:lvl>
+    <w:lvl w:ilvl="6" w:tentative="1">
+      <w:start w:val="1"/>
+      <w:numFmt w:val="bullet"/>
+      <w:lvlText w:val=""/>
+      <w:lvlJc w:val="left"/>
+      <w:pPr>
+        <w:tabs>
+          <w:tab w:val="num" w:pos="5040"/>
+        </w:tabs>
+        <w:ind w:left="5040" w:hanging="360"/>
+      </w:pPr>
+      <w:rPr>
+        <w:rFonts w:ascii="Wingdings" w:hAnsi="Wingdings" w:hint="default"/>
+        <w:sz w:val="20"/>
+      </w:rPr>
+    </w:lvl>
+    <w:lvl w:ilvl="7" w:tentative="1">
+      <w:start w:val="1"/>
+      <w:numFmt w:val="bullet"/>
+      <w:lvlText w:val=""/>
+      <w:lvlJc w:val="left"/>
+      <w:pPr>
+        <w:tabs>
+          <w:tab w:val="num" w:pos="5760"/>
+        </w:tabs>
+        <w:ind w:left="5760" w:hanging="360"/>
+      </w:pPr>
+      <w:rPr>
+        <w:rFonts w:ascii="Wingdings" w:hAnsi="Wingdings" w:hint="default"/>
+        <w:sz w:val="20"/>
+      </w:rPr>
+    </w:lvl>
+    <w:lvl w:ilvl="8" w:tentative="1">
+      <w:start w:val="1"/>
+      <w:numFmt w:val="bullet"/>
+      <w:lvlText w:val=""/>
+      <w:lvlJc w:val="left"/>
+      <w:pPr>
+        <w:tabs>
+          <w:tab w:val="num" w:pos="6480"/>
+        </w:tabs>
+        <w:ind w:left="6480" w:hanging="360"/>
+      </w:pPr>
+      <w:rPr>
+        <w:rFonts w:ascii="Wingdings" w:hAnsi="Wingdings" w:hint="default"/>
+        <w:sz w:val="20"/>
+      </w:rPr>
+    </w:lvl>
+  </w:abstractNum>
   <w:num w:numId="1" w16cid:durableId="273564089">
-    <w:abstractNumId w:val="9"/>
+    <w:abstractNumId w:val="13"/>
   </w:num>
   <w:num w:numId="2" w16cid:durableId="713503026">
-    <w:abstractNumId w:val="1"/>
+    <w:abstractNumId w:val="2"/>
   </w:num>
   <w:num w:numId="3" w16cid:durableId="432164846">
-    <w:abstractNumId w:val="2"/>
+    <w:abstractNumId w:val="3"/>
   </w:num>
   <w:num w:numId="4" w16cid:durableId="1467044780">
-    <w:abstractNumId w:val="4"/>
+    <w:abstractNumId w:val="6"/>
   </w:num>
   <w:num w:numId="5" w16cid:durableId="225141024">
+    <w:abstractNumId w:val="12"/>
+  </w:num>
+  <w:num w:numId="6" w16cid:durableId="193229649">
     <w:abstractNumId w:val="8"/>
   </w:num>
-  <w:num w:numId="6" w16cid:durableId="193229649">
-    <w:abstractNumId w:val="6"/>
-  </w:num>
   <w:num w:numId="7" w16cid:durableId="1799643270">
-    <w:abstractNumId w:val="5"/>
+    <w:abstractNumId w:val="7"/>
   </w:num>
   <w:num w:numId="8" w16cid:durableId="834414136">
-    <w:abstractNumId w:val="10"/>
+    <w:abstractNumId w:val="14"/>
   </w:num>
   <w:num w:numId="9" w16cid:durableId="923761605">
     <w:abstractNumId w:val="0"/>
   </w:num>
   <w:num w:numId="10" w16cid:durableId="1296988395">
-    <w:abstractNumId w:val="3"/>
+    <w:abstractNumId w:val="5"/>
   </w:num>
   <w:num w:numId="11" w16cid:durableId="378482456">
-    <w:abstractNumId w:val="7"/>
+    <w:abstractNumId w:val="9"/>
   </w:num>
   <w:num w:numId="12" w16cid:durableId="1283607070">
+    <w:abstractNumId w:val="16"/>
+  </w:num>
+  <w:num w:numId="13" w16cid:durableId="1964460489">
+    <w:abstractNumId w:val="4"/>
+  </w:num>
+  <w:num w:numId="14" w16cid:durableId="1730763405">
+    <w:abstractNumId w:val="1"/>
+  </w:num>
+  <w:num w:numId="15" w16cid:durableId="1242526743">
+    <w:abstractNumId w:val="17"/>
+  </w:num>
+  <w:num w:numId="16" w16cid:durableId="793328497">
     <w:abstractNumId w:val="11"/>
+  </w:num>
+  <w:num w:numId="17" w16cid:durableId="711537105">
+    <w:abstractNumId w:val="15"/>
+  </w:num>
+  <w:num w:numId="18" w16cid:durableId="696932269">
+    <w:abstractNumId w:val="10"/>
   </w:num>
 </w:numbering>
 </file>
@@ -5119,7 +8573,6 @@
     <w:next w:val="Normal"/>
     <w:link w:val="Heading2Char"/>
     <w:uiPriority w:val="9"/>
-    <w:semiHidden/>
     <w:unhideWhenUsed/>
     <w:qFormat/>
     <w:rsid w:val="008664F5"/>
@@ -5294,6 +8747,7 @@
   <w:style w:type="character" w:default="1" w:styleId="DefaultParagraphFont">
     <w:name w:val="Default Paragraph Font"/>
     <w:uiPriority w:val="1"/>
+    <w:semiHidden/>
     <w:unhideWhenUsed/>
   </w:style>
   <w:style w:type="table" w:default="1" w:styleId="TableNormal">
@@ -5335,7 +8789,6 @@
     <w:basedOn w:val="DefaultParagraphFont"/>
     <w:link w:val="Heading2"/>
     <w:uiPriority w:val="9"/>
-    <w:semiHidden/>
     <w:rsid w:val="008664F5"/>
     <w:rPr>
       <w:rFonts w:asciiTheme="majorHAnsi" w:eastAsiaTheme="majorEastAsia" w:hAnsiTheme="majorHAnsi" w:cstheme="majorBidi"/>
@@ -5649,15 +9102,15 @@
     <w:uiPriority w:val="35"/>
     <w:unhideWhenUsed/>
     <w:qFormat/>
-    <w:rsid w:val="00F328D8"/>
+    <w:rsid w:val="0027369A"/>
     <w:pPr>
       <w:spacing w:after="200" w:line="240" w:lineRule="auto"/>
+      <w:jc w:val="center"/>
     </w:pPr>
     <w:rPr>
-      <w:i/>
       <w:iCs/>
-      <w:color w:val="0E2841" w:themeColor="text2"/>
-      <w:sz w:val="18"/>
+      <w:color w:val="000000" w:themeColor="text1"/>
+      <w:sz w:val="20"/>
       <w:szCs w:val="18"/>
     </w:rPr>
   </w:style>
@@ -5676,7 +9129,1037 @@
       <w:lang w:val="en-US"/>
     </w:rPr>
   </w:style>
+  <w:style w:type="character" w:styleId="Emphasis">
+    <w:name w:val="Emphasis"/>
+    <w:basedOn w:val="DefaultParagraphFont"/>
+    <w:uiPriority w:val="20"/>
+    <w:qFormat/>
+    <w:rsid w:val="00CB6535"/>
+    <w:rPr>
+      <w:i/>
+      <w:iCs/>
+    </w:rPr>
+  </w:style>
+  <w:style w:type="character" w:styleId="Hyperlink">
+    <w:name w:val="Hyperlink"/>
+    <w:basedOn w:val="DefaultParagraphFont"/>
+    <w:uiPriority w:val="99"/>
+    <w:unhideWhenUsed/>
+    <w:rsid w:val="00CB6535"/>
+    <w:rPr>
+      <w:color w:val="0000FF"/>
+      <w:u w:val="single"/>
+    </w:rPr>
+  </w:style>
+  <w:style w:type="paragraph" w:styleId="TOCHeading">
+    <w:name w:val="TOC Heading"/>
+    <w:basedOn w:val="Heading1"/>
+    <w:next w:val="Normal"/>
+    <w:uiPriority w:val="39"/>
+    <w:unhideWhenUsed/>
+    <w:qFormat/>
+    <w:rsid w:val="009316B9"/>
+    <w:pPr>
+      <w:spacing w:before="240" w:after="0"/>
+      <w:outlineLvl w:val="9"/>
+    </w:pPr>
+    <w:rPr>
+      <w:sz w:val="32"/>
+      <w:szCs w:val="32"/>
+      <w:lang w:val="en-US"/>
+    </w:rPr>
+  </w:style>
+  <w:style w:type="paragraph" w:styleId="TOC1">
+    <w:name w:val="toc 1"/>
+    <w:basedOn w:val="Normal"/>
+    <w:next w:val="Normal"/>
+    <w:autoRedefine/>
+    <w:uiPriority w:val="39"/>
+    <w:unhideWhenUsed/>
+    <w:rsid w:val="009316B9"/>
+    <w:pPr>
+      <w:spacing w:after="100"/>
+    </w:pPr>
+  </w:style>
+  <w:style w:type="paragraph" w:styleId="TOC2">
+    <w:name w:val="toc 2"/>
+    <w:basedOn w:val="Normal"/>
+    <w:next w:val="Normal"/>
+    <w:autoRedefine/>
+    <w:uiPriority w:val="39"/>
+    <w:unhideWhenUsed/>
+    <w:rsid w:val="009316B9"/>
+    <w:pPr>
+      <w:spacing w:after="100"/>
+      <w:ind w:left="240"/>
+    </w:pPr>
+  </w:style>
+  <w:style w:type="paragraph" w:styleId="TableofFigures">
+    <w:name w:val="table of figures"/>
+    <w:basedOn w:val="Normal"/>
+    <w:next w:val="Normal"/>
+    <w:uiPriority w:val="99"/>
+    <w:unhideWhenUsed/>
+    <w:rsid w:val="00EA73C6"/>
+    <w:pPr>
+      <w:spacing w:after="0"/>
+    </w:pPr>
+  </w:style>
+  <w:style w:type="paragraph" w:styleId="Header">
+    <w:name w:val="header"/>
+    <w:basedOn w:val="Normal"/>
+    <w:link w:val="HeaderChar"/>
+    <w:uiPriority w:val="99"/>
+    <w:unhideWhenUsed/>
+    <w:rsid w:val="004835D5"/>
+    <w:pPr>
+      <w:tabs>
+        <w:tab w:val="center" w:pos="4680"/>
+        <w:tab w:val="right" w:pos="9360"/>
+      </w:tabs>
+      <w:spacing w:after="0" w:line="240" w:lineRule="auto"/>
+    </w:pPr>
+  </w:style>
+  <w:style w:type="character" w:customStyle="1" w:styleId="HeaderChar">
+    <w:name w:val="Header Char"/>
+    <w:basedOn w:val="DefaultParagraphFont"/>
+    <w:link w:val="Header"/>
+    <w:uiPriority w:val="99"/>
+    <w:rsid w:val="004835D5"/>
+    <w:rPr>
+      <w:rFonts w:ascii="Times New Roman" w:hAnsi="Times New Roman"/>
+      <w:kern w:val="0"/>
+      <w:szCs w:val="22"/>
+      <w:lang w:val="en-GB"/>
+      <w14:ligatures w14:val="none"/>
+    </w:rPr>
+  </w:style>
+  <w:style w:type="paragraph" w:styleId="Footer">
+    <w:name w:val="footer"/>
+    <w:basedOn w:val="Normal"/>
+    <w:link w:val="FooterChar"/>
+    <w:uiPriority w:val="99"/>
+    <w:unhideWhenUsed/>
+    <w:rsid w:val="004835D5"/>
+    <w:pPr>
+      <w:tabs>
+        <w:tab w:val="center" w:pos="4680"/>
+        <w:tab w:val="right" w:pos="9360"/>
+      </w:tabs>
+      <w:spacing w:after="0" w:line="240" w:lineRule="auto"/>
+    </w:pPr>
+  </w:style>
+  <w:style w:type="character" w:customStyle="1" w:styleId="FooterChar">
+    <w:name w:val="Footer Char"/>
+    <w:basedOn w:val="DefaultParagraphFont"/>
+    <w:link w:val="Footer"/>
+    <w:uiPriority w:val="99"/>
+    <w:rsid w:val="004835D5"/>
+    <w:rPr>
+      <w:rFonts w:ascii="Times New Roman" w:hAnsi="Times New Roman"/>
+      <w:kern w:val="0"/>
+      <w:szCs w:val="22"/>
+      <w:lang w:val="en-GB"/>
+      <w14:ligatures w14:val="none"/>
+    </w:rPr>
+  </w:style>
 </w:styles>
+</file>
+
+<file path=word/charts/chart1.xml><?xml version="1.0" encoding="utf-8"?>
+<c:chartSpace xmlns:c="http://schemas.openxmlformats.org/drawingml/2006/chart" xmlns:a="http://schemas.openxmlformats.org/drawingml/2006/main" xmlns:r="http://schemas.openxmlformats.org/officeDocument/2006/relationships" xmlns:c16r2="http://schemas.microsoft.com/office/drawing/2015/06/chart">
+  <c:date1904 val="0"/>
+  <c:lang val="en-US"/>
+  <c:roundedCorners val="0"/>
+  <mc:AlternateContent xmlns:mc="http://schemas.openxmlformats.org/markup-compatibility/2006">
+    <mc:Choice xmlns:c14="http://schemas.microsoft.com/office/drawing/2007/8/2/chart" Requires="c14">
+      <c14:style val="102"/>
+    </mc:Choice>
+    <mc:Fallback>
+      <c:style val="2"/>
+    </mc:Fallback>
+  </mc:AlternateContent>
+  <c:chart>
+    <c:autoTitleDeleted val="0"/>
+    <c:plotArea>
+      <c:layout/>
+      <c:barChart>
+        <c:barDir val="bar"/>
+        <c:grouping val="stacked"/>
+        <c:varyColors val="0"/>
+        <c:ser>
+          <c:idx val="0"/>
+          <c:order val="0"/>
+          <c:tx>
+            <c:strRef>
+              <c:f>Sheet1!$B$1</c:f>
+              <c:strCache>
+                <c:ptCount val="1"/>
+                <c:pt idx="0">
+                  <c:v>Start Date</c:v>
+                </c:pt>
+              </c:strCache>
+            </c:strRef>
+          </c:tx>
+          <c:spPr>
+            <a:noFill/>
+            <a:ln>
+              <a:noFill/>
+            </a:ln>
+            <a:effectLst/>
+          </c:spPr>
+          <c:invertIfNegative val="0"/>
+          <c:cat>
+            <c:strRef>
+              <c:f>Sheet1!$A$2:$A$7</c:f>
+              <c:strCache>
+                <c:ptCount val="6"/>
+                <c:pt idx="0">
+                  <c:v>Project kickoff</c:v>
+                </c:pt>
+                <c:pt idx="1">
+                  <c:v>Gather Requirements</c:v>
+                </c:pt>
+                <c:pt idx="2">
+                  <c:v>Quick Design</c:v>
+                </c:pt>
+                <c:pt idx="3">
+                  <c:v>User Evaluation</c:v>
+                </c:pt>
+                <c:pt idx="4">
+                  <c:v>System Development</c:v>
+                </c:pt>
+                <c:pt idx="5">
+                  <c:v>Deployment and Maintain</c:v>
+                </c:pt>
+              </c:strCache>
+            </c:strRef>
+          </c:cat>
+          <c:val>
+            <c:numRef>
+              <c:f>Sheet1!$B$2:$B$7</c:f>
+              <c:numCache>
+                <c:formatCode>m/d/yyyy</c:formatCode>
+                <c:ptCount val="6"/>
+                <c:pt idx="0">
+                  <c:v>46138</c:v>
+                </c:pt>
+                <c:pt idx="1">
+                  <c:v>46141</c:v>
+                </c:pt>
+                <c:pt idx="2">
+                  <c:v>46145</c:v>
+                </c:pt>
+                <c:pt idx="3">
+                  <c:v>46148</c:v>
+                </c:pt>
+                <c:pt idx="4">
+                  <c:v>46151</c:v>
+                </c:pt>
+                <c:pt idx="5">
+                  <c:v>46153</c:v>
+                </c:pt>
+              </c:numCache>
+            </c:numRef>
+          </c:val>
+          <c:extLst>
+            <c:ext xmlns:c16="http://schemas.microsoft.com/office/drawing/2014/chart" uri="{C3380CC4-5D6E-409C-BE32-E72D297353CC}">
+              <c16:uniqueId val="{00000000-9895-4F84-937F-30C5CC5A9975}"/>
+            </c:ext>
+          </c:extLst>
+        </c:ser>
+        <c:ser>
+          <c:idx val="1"/>
+          <c:order val="1"/>
+          <c:tx>
+            <c:strRef>
+              <c:f>Sheet1!$D$1</c:f>
+              <c:strCache>
+                <c:ptCount val="1"/>
+                <c:pt idx="0">
+                  <c:v>Duration</c:v>
+                </c:pt>
+              </c:strCache>
+            </c:strRef>
+          </c:tx>
+          <c:spPr>
+            <a:solidFill>
+              <a:schemeClr val="tx1"/>
+            </a:solidFill>
+            <a:ln>
+              <a:noFill/>
+            </a:ln>
+            <a:effectLst/>
+          </c:spPr>
+          <c:invertIfNegative val="0"/>
+          <c:cat>
+            <c:strRef>
+              <c:f>Sheet1!$A$2:$A$7</c:f>
+              <c:strCache>
+                <c:ptCount val="6"/>
+                <c:pt idx="0">
+                  <c:v>Project kickoff</c:v>
+                </c:pt>
+                <c:pt idx="1">
+                  <c:v>Gather Requirements</c:v>
+                </c:pt>
+                <c:pt idx="2">
+                  <c:v>Quick Design</c:v>
+                </c:pt>
+                <c:pt idx="3">
+                  <c:v>User Evaluation</c:v>
+                </c:pt>
+                <c:pt idx="4">
+                  <c:v>System Development</c:v>
+                </c:pt>
+                <c:pt idx="5">
+                  <c:v>Deployment and Maintain</c:v>
+                </c:pt>
+              </c:strCache>
+            </c:strRef>
+          </c:cat>
+          <c:val>
+            <c:numRef>
+              <c:f>Sheet1!$D$2:$D$7</c:f>
+              <c:numCache>
+                <c:formatCode>General</c:formatCode>
+                <c:ptCount val="6"/>
+                <c:pt idx="0">
+                  <c:v>3</c:v>
+                </c:pt>
+                <c:pt idx="1">
+                  <c:v>2</c:v>
+                </c:pt>
+                <c:pt idx="2">
+                  <c:v>2</c:v>
+                </c:pt>
+                <c:pt idx="3">
+                  <c:v>2</c:v>
+                </c:pt>
+                <c:pt idx="4">
+                  <c:v>1</c:v>
+                </c:pt>
+                <c:pt idx="5">
+                  <c:v>2</c:v>
+                </c:pt>
+              </c:numCache>
+            </c:numRef>
+          </c:val>
+          <c:extLst>
+            <c:ext xmlns:c16="http://schemas.microsoft.com/office/drawing/2014/chart" uri="{C3380CC4-5D6E-409C-BE32-E72D297353CC}">
+              <c16:uniqueId val="{00000001-9895-4F84-937F-30C5CC5A9975}"/>
+            </c:ext>
+          </c:extLst>
+        </c:ser>
+        <c:dLbls>
+          <c:showLegendKey val="0"/>
+          <c:showVal val="0"/>
+          <c:showCatName val="0"/>
+          <c:showSerName val="0"/>
+          <c:showPercent val="0"/>
+          <c:showBubbleSize val="0"/>
+        </c:dLbls>
+        <c:gapWidth val="150"/>
+        <c:overlap val="100"/>
+        <c:axId val="604323584"/>
+        <c:axId val="604324064"/>
+      </c:barChart>
+      <c:catAx>
+        <c:axId val="604323584"/>
+        <c:scaling>
+          <c:orientation val="maxMin"/>
+        </c:scaling>
+        <c:delete val="0"/>
+        <c:axPos val="l"/>
+        <c:numFmt formatCode="General" sourceLinked="1"/>
+        <c:majorTickMark val="none"/>
+        <c:minorTickMark val="none"/>
+        <c:tickLblPos val="nextTo"/>
+        <c:spPr>
+          <a:noFill/>
+          <a:ln w="9525" cap="flat" cmpd="sng" algn="ctr">
+            <a:solidFill>
+              <a:schemeClr val="tx1">
+                <a:lumMod val="15000"/>
+                <a:lumOff val="85000"/>
+              </a:schemeClr>
+            </a:solidFill>
+            <a:round/>
+          </a:ln>
+          <a:effectLst/>
+        </c:spPr>
+        <c:txPr>
+          <a:bodyPr rot="-60000000" spcFirstLastPara="1" vertOverflow="ellipsis" vert="horz" wrap="square" anchor="ctr" anchorCtr="1"/>
+          <a:lstStyle/>
+          <a:p>
+            <a:pPr>
+              <a:defRPr sz="900" b="0" i="0" u="none" strike="noStrike" kern="1200" baseline="0">
+                <a:solidFill>
+                  <a:schemeClr val="tx1"/>
+                </a:solidFill>
+                <a:latin typeface="+mn-lt"/>
+                <a:ea typeface="+mn-ea"/>
+                <a:cs typeface="+mn-cs"/>
+              </a:defRPr>
+            </a:pPr>
+            <a:endParaRPr lang="en-US"/>
+          </a:p>
+        </c:txPr>
+        <c:crossAx val="604324064"/>
+        <c:crosses val="autoZero"/>
+        <c:auto val="1"/>
+        <c:lblAlgn val="ctr"/>
+        <c:lblOffset val="100"/>
+        <c:noMultiLvlLbl val="0"/>
+      </c:catAx>
+      <c:valAx>
+        <c:axId val="604324064"/>
+        <c:scaling>
+          <c:orientation val="minMax"/>
+          <c:max val="46155"/>
+          <c:min val="46138"/>
+        </c:scaling>
+        <c:delete val="0"/>
+        <c:axPos val="t"/>
+        <c:majorGridlines>
+          <c:spPr>
+            <a:ln w="9525" cap="flat" cmpd="sng" algn="ctr">
+              <a:solidFill>
+                <a:schemeClr val="tx1">
+                  <a:lumMod val="15000"/>
+                  <a:lumOff val="85000"/>
+                </a:schemeClr>
+              </a:solidFill>
+              <a:round/>
+            </a:ln>
+            <a:effectLst/>
+          </c:spPr>
+        </c:majorGridlines>
+        <c:numFmt formatCode="m/d/yyyy" sourceLinked="1"/>
+        <c:majorTickMark val="none"/>
+        <c:minorTickMark val="none"/>
+        <c:tickLblPos val="nextTo"/>
+        <c:spPr>
+          <a:noFill/>
+          <a:ln>
+            <a:noFill/>
+          </a:ln>
+          <a:effectLst/>
+        </c:spPr>
+        <c:txPr>
+          <a:bodyPr rot="-60000000" spcFirstLastPara="1" vertOverflow="ellipsis" vert="horz" wrap="square" anchor="ctr" anchorCtr="1"/>
+          <a:lstStyle/>
+          <a:p>
+            <a:pPr>
+              <a:defRPr sz="900" b="0" i="0" u="none" strike="noStrike" kern="1200" baseline="0">
+                <a:solidFill>
+                  <a:schemeClr val="tx1"/>
+                </a:solidFill>
+                <a:latin typeface="+mn-lt"/>
+                <a:ea typeface="+mn-ea"/>
+                <a:cs typeface="+mn-cs"/>
+              </a:defRPr>
+            </a:pPr>
+            <a:endParaRPr lang="en-US"/>
+          </a:p>
+        </c:txPr>
+        <c:crossAx val="604323584"/>
+        <c:crosses val="autoZero"/>
+        <c:crossBetween val="between"/>
+      </c:valAx>
+      <c:spPr>
+        <a:noFill/>
+        <a:ln w="25400">
+          <a:noFill/>
+        </a:ln>
+        <a:effectLst/>
+      </c:spPr>
+    </c:plotArea>
+    <c:plotVisOnly val="1"/>
+    <c:dispBlanksAs val="gap"/>
+    <c:showDLblsOverMax val="0"/>
+    <c:extLst>
+      <c:ext xmlns:c16r3="http://schemas.microsoft.com/office/drawing/2017/03/chart" uri="{56B9EC1D-385E-4148-901F-78D8002777C0}">
+        <c16r3:dataDisplayOptions16>
+          <c16r3:dispNaAsBlank val="1"/>
+        </c16r3:dataDisplayOptions16>
+      </c:ext>
+    </c:extLst>
+  </c:chart>
+  <c:spPr>
+    <a:solidFill>
+      <a:schemeClr val="bg1"/>
+    </a:solidFill>
+    <a:ln w="9525" cap="flat" cmpd="sng" algn="ctr">
+      <a:solidFill>
+        <a:schemeClr val="tx1">
+          <a:lumMod val="15000"/>
+          <a:lumOff val="85000"/>
+        </a:schemeClr>
+      </a:solidFill>
+      <a:round/>
+    </a:ln>
+    <a:effectLst/>
+  </c:spPr>
+  <c:txPr>
+    <a:bodyPr/>
+    <a:lstStyle/>
+    <a:p>
+      <a:pPr>
+        <a:defRPr/>
+      </a:pPr>
+      <a:endParaRPr lang="en-US"/>
+    </a:p>
+  </c:txPr>
+  <c:externalData r:id="rId3">
+    <c:autoUpdate val="0"/>
+  </c:externalData>
+</c:chartSpace>
+</file>
+
+<file path=word/charts/colors1.xml><?xml version="1.0" encoding="utf-8"?>
+<cs:colorStyle xmlns:cs="http://schemas.microsoft.com/office/drawing/2012/chartStyle" xmlns:a="http://schemas.openxmlformats.org/drawingml/2006/main" meth="cycle" id="10">
+  <a:schemeClr val="accent1"/>
+  <a:schemeClr val="accent2"/>
+  <a:schemeClr val="accent3"/>
+  <a:schemeClr val="accent4"/>
+  <a:schemeClr val="accent5"/>
+  <a:schemeClr val="accent6"/>
+  <cs:variation/>
+  <cs:variation>
+    <a:lumMod val="60000"/>
+  </cs:variation>
+  <cs:variation>
+    <a:lumMod val="80000"/>
+    <a:lumOff val="20000"/>
+  </cs:variation>
+  <cs:variation>
+    <a:lumMod val="80000"/>
+  </cs:variation>
+  <cs:variation>
+    <a:lumMod val="60000"/>
+    <a:lumOff val="40000"/>
+  </cs:variation>
+  <cs:variation>
+    <a:lumMod val="50000"/>
+  </cs:variation>
+  <cs:variation>
+    <a:lumMod val="70000"/>
+    <a:lumOff val="30000"/>
+  </cs:variation>
+  <cs:variation>
+    <a:lumMod val="70000"/>
+  </cs:variation>
+  <cs:variation>
+    <a:lumMod val="50000"/>
+    <a:lumOff val="50000"/>
+  </cs:variation>
+</cs:colorStyle>
+</file>
+
+<file path=word/charts/style1.xml><?xml version="1.0" encoding="utf-8"?>
+<cs:chartStyle xmlns:cs="http://schemas.microsoft.com/office/drawing/2012/chartStyle" xmlns:a="http://schemas.openxmlformats.org/drawingml/2006/main" id="297">
+  <cs:axisTitle>
+    <cs:lnRef idx="0"/>
+    <cs:fillRef idx="0"/>
+    <cs:effectRef idx="0"/>
+    <cs:fontRef idx="minor">
+      <a:schemeClr val="tx1">
+        <a:lumMod val="65000"/>
+        <a:lumOff val="35000"/>
+      </a:schemeClr>
+    </cs:fontRef>
+    <cs:defRPr sz="1000" kern="1200"/>
+  </cs:axisTitle>
+  <cs:categoryAxis>
+    <cs:lnRef idx="0"/>
+    <cs:fillRef idx="0"/>
+    <cs:effectRef idx="0"/>
+    <cs:fontRef idx="minor">
+      <a:schemeClr val="tx1">
+        <a:lumMod val="65000"/>
+        <a:lumOff val="35000"/>
+      </a:schemeClr>
+    </cs:fontRef>
+    <cs:spPr>
+      <a:ln w="9525" cap="flat" cmpd="sng" algn="ctr">
+        <a:solidFill>
+          <a:schemeClr val="tx1">
+            <a:lumMod val="15000"/>
+            <a:lumOff val="85000"/>
+          </a:schemeClr>
+        </a:solidFill>
+        <a:round/>
+      </a:ln>
+    </cs:spPr>
+    <cs:defRPr sz="900" kern="1200"/>
+  </cs:categoryAxis>
+  <cs:chartArea mods="allowNoFillOverride allowNoLineOverride">
+    <cs:lnRef idx="0"/>
+    <cs:fillRef idx="0"/>
+    <cs:effectRef idx="0"/>
+    <cs:fontRef idx="minor">
+      <a:schemeClr val="tx1"/>
+    </cs:fontRef>
+    <cs:spPr>
+      <a:solidFill>
+        <a:schemeClr val="bg1"/>
+      </a:solidFill>
+      <a:ln w="9525" cap="flat" cmpd="sng" algn="ctr">
+        <a:solidFill>
+          <a:schemeClr val="tx1">
+            <a:lumMod val="15000"/>
+            <a:lumOff val="85000"/>
+          </a:schemeClr>
+        </a:solidFill>
+        <a:round/>
+      </a:ln>
+    </cs:spPr>
+    <cs:defRPr sz="1000" kern="1200"/>
+  </cs:chartArea>
+  <cs:dataLabel>
+    <cs:lnRef idx="0"/>
+    <cs:fillRef idx="0"/>
+    <cs:effectRef idx="0"/>
+    <cs:fontRef idx="minor">
+      <a:schemeClr val="tx1">
+        <a:lumMod val="75000"/>
+        <a:lumOff val="25000"/>
+      </a:schemeClr>
+    </cs:fontRef>
+    <cs:defRPr sz="900" kern="1200"/>
+  </cs:dataLabel>
+  <cs:dataLabelCallout>
+    <cs:lnRef idx="0"/>
+    <cs:fillRef idx="0"/>
+    <cs:effectRef idx="0"/>
+    <cs:fontRef idx="minor">
+      <a:schemeClr val="dk1">
+        <a:lumMod val="65000"/>
+        <a:lumOff val="35000"/>
+      </a:schemeClr>
+    </cs:fontRef>
+    <cs:spPr>
+      <a:solidFill>
+        <a:schemeClr val="lt1"/>
+      </a:solidFill>
+      <a:ln>
+        <a:solidFill>
+          <a:schemeClr val="dk1">
+            <a:lumMod val="25000"/>
+            <a:lumOff val="75000"/>
+          </a:schemeClr>
+        </a:solidFill>
+      </a:ln>
+    </cs:spPr>
+    <cs:defRPr sz="900" kern="1200"/>
+    <cs:bodyPr rot="0" spcFirstLastPara="1" vertOverflow="clip" horzOverflow="clip" vert="horz" wrap="square" lIns="36576" tIns="18288" rIns="36576" bIns="18288" anchor="ctr" anchorCtr="1">
+      <a:spAutoFit/>
+    </cs:bodyPr>
+  </cs:dataLabelCallout>
+  <cs:dataPoint>
+    <cs:lnRef idx="0"/>
+    <cs:fillRef idx="1">
+      <cs:styleClr val="auto"/>
+    </cs:fillRef>
+    <cs:effectRef idx="0"/>
+    <cs:fontRef idx="minor">
+      <a:schemeClr val="tx1"/>
+    </cs:fontRef>
+  </cs:dataPoint>
+  <cs:dataPoint3D>
+    <cs:lnRef idx="0"/>
+    <cs:fillRef idx="1">
+      <cs:styleClr val="auto"/>
+    </cs:fillRef>
+    <cs:effectRef idx="0"/>
+    <cs:fontRef idx="minor">
+      <a:schemeClr val="tx1"/>
+    </cs:fontRef>
+  </cs:dataPoint3D>
+  <cs:dataPointLine>
+    <cs:lnRef idx="0">
+      <cs:styleClr val="auto"/>
+    </cs:lnRef>
+    <cs:fillRef idx="1"/>
+    <cs:effectRef idx="0"/>
+    <cs:fontRef idx="minor">
+      <a:schemeClr val="tx1"/>
+    </cs:fontRef>
+    <cs:spPr>
+      <a:ln w="28575" cap="rnd">
+        <a:solidFill>
+          <a:schemeClr val="phClr"/>
+        </a:solidFill>
+        <a:round/>
+      </a:ln>
+    </cs:spPr>
+  </cs:dataPointLine>
+  <cs:dataPointMarker>
+    <cs:lnRef idx="0">
+      <cs:styleClr val="auto"/>
+    </cs:lnRef>
+    <cs:fillRef idx="1">
+      <cs:styleClr val="auto"/>
+    </cs:fillRef>
+    <cs:effectRef idx="0"/>
+    <cs:fontRef idx="minor">
+      <a:schemeClr val="tx1"/>
+    </cs:fontRef>
+    <cs:spPr>
+      <a:ln w="9525">
+        <a:solidFill>
+          <a:schemeClr val="phClr"/>
+        </a:solidFill>
+      </a:ln>
+    </cs:spPr>
+  </cs:dataPointMarker>
+  <cs:dataPointMarkerLayout symbol="circle" size="5"/>
+  <cs:dataPointWireframe>
+    <cs:lnRef idx="0">
+      <cs:styleClr val="auto"/>
+    </cs:lnRef>
+    <cs:fillRef idx="1"/>
+    <cs:effectRef idx="0"/>
+    <cs:fontRef idx="minor">
+      <a:schemeClr val="tx1"/>
+    </cs:fontRef>
+    <cs:spPr>
+      <a:ln w="9525" cap="rnd">
+        <a:solidFill>
+          <a:schemeClr val="phClr"/>
+        </a:solidFill>
+        <a:round/>
+      </a:ln>
+    </cs:spPr>
+  </cs:dataPointWireframe>
+  <cs:dataTable>
+    <cs:lnRef idx="0"/>
+    <cs:fillRef idx="0"/>
+    <cs:effectRef idx="0"/>
+    <cs:fontRef idx="minor">
+      <a:schemeClr val="tx1">
+        <a:lumMod val="65000"/>
+        <a:lumOff val="35000"/>
+      </a:schemeClr>
+    </cs:fontRef>
+    <cs:spPr>
+      <a:noFill/>
+      <a:ln w="9525" cap="flat" cmpd="sng" algn="ctr">
+        <a:solidFill>
+          <a:schemeClr val="tx1">
+            <a:lumMod val="15000"/>
+            <a:lumOff val="85000"/>
+          </a:schemeClr>
+        </a:solidFill>
+        <a:round/>
+      </a:ln>
+    </cs:spPr>
+    <cs:defRPr sz="900" kern="1200"/>
+  </cs:dataTable>
+  <cs:downBar>
+    <cs:lnRef idx="0"/>
+    <cs:fillRef idx="0"/>
+    <cs:effectRef idx="0"/>
+    <cs:fontRef idx="minor">
+      <a:schemeClr val="tx1"/>
+    </cs:fontRef>
+    <cs:spPr>
+      <a:solidFill>
+        <a:schemeClr val="dk1">
+          <a:lumMod val="75000"/>
+          <a:lumOff val="25000"/>
+        </a:schemeClr>
+      </a:solidFill>
+      <a:ln w="9525" cap="flat" cmpd="sng" algn="ctr">
+        <a:solidFill>
+          <a:schemeClr val="tx1">
+            <a:lumMod val="65000"/>
+            <a:lumOff val="35000"/>
+          </a:schemeClr>
+        </a:solidFill>
+        <a:round/>
+      </a:ln>
+    </cs:spPr>
+  </cs:downBar>
+  <cs:dropLine>
+    <cs:lnRef idx="0"/>
+    <cs:fillRef idx="0"/>
+    <cs:effectRef idx="0"/>
+    <cs:fontRef idx="minor">
+      <a:schemeClr val="tx1"/>
+    </cs:fontRef>
+    <cs:spPr>
+      <a:ln w="9525" cap="flat" cmpd="sng" algn="ctr">
+        <a:solidFill>
+          <a:schemeClr val="tx1">
+            <a:lumMod val="35000"/>
+            <a:lumOff val="65000"/>
+          </a:schemeClr>
+        </a:solidFill>
+        <a:round/>
+      </a:ln>
+    </cs:spPr>
+  </cs:dropLine>
+  <cs:errorBar>
+    <cs:lnRef idx="0"/>
+    <cs:fillRef idx="0"/>
+    <cs:effectRef idx="0"/>
+    <cs:fontRef idx="minor">
+      <a:schemeClr val="tx1"/>
+    </cs:fontRef>
+    <cs:spPr>
+      <a:ln w="9525" cap="flat" cmpd="sng" algn="ctr">
+        <a:solidFill>
+          <a:schemeClr val="tx1">
+            <a:lumMod val="65000"/>
+            <a:lumOff val="35000"/>
+          </a:schemeClr>
+        </a:solidFill>
+        <a:round/>
+      </a:ln>
+    </cs:spPr>
+  </cs:errorBar>
+  <cs:floor>
+    <cs:lnRef idx="0"/>
+    <cs:fillRef idx="0"/>
+    <cs:effectRef idx="0"/>
+    <cs:fontRef idx="minor">
+      <a:schemeClr val="tx1"/>
+    </cs:fontRef>
+    <cs:spPr>
+      <a:noFill/>
+      <a:ln>
+        <a:noFill/>
+      </a:ln>
+    </cs:spPr>
+  </cs:floor>
+  <cs:gridlineMajor>
+    <cs:lnRef idx="0"/>
+    <cs:fillRef idx="0"/>
+    <cs:effectRef idx="0"/>
+    <cs:fontRef idx="minor">
+      <a:schemeClr val="tx1"/>
+    </cs:fontRef>
+    <cs:spPr>
+      <a:ln w="9525" cap="flat" cmpd="sng" algn="ctr">
+        <a:solidFill>
+          <a:schemeClr val="tx1">
+            <a:lumMod val="15000"/>
+            <a:lumOff val="85000"/>
+          </a:schemeClr>
+        </a:solidFill>
+        <a:round/>
+      </a:ln>
+    </cs:spPr>
+  </cs:gridlineMajor>
+  <cs:gridlineMinor>
+    <cs:lnRef idx="0"/>
+    <cs:fillRef idx="0"/>
+    <cs:effectRef idx="0"/>
+    <cs:fontRef idx="minor">
+      <a:schemeClr val="tx1"/>
+    </cs:fontRef>
+    <cs:spPr>
+      <a:ln w="9525" cap="flat" cmpd="sng" algn="ctr">
+        <a:solidFill>
+          <a:schemeClr val="tx1">
+            <a:lumMod val="5000"/>
+            <a:lumOff val="95000"/>
+          </a:schemeClr>
+        </a:solidFill>
+        <a:round/>
+      </a:ln>
+    </cs:spPr>
+  </cs:gridlineMinor>
+  <cs:hiLoLine>
+    <cs:lnRef idx="0"/>
+    <cs:fillRef idx="0"/>
+    <cs:effectRef idx="0"/>
+    <cs:fontRef idx="minor">
+      <a:schemeClr val="tx1"/>
+    </cs:fontRef>
+    <cs:spPr>
+      <a:ln w="9525" cap="flat" cmpd="sng" algn="ctr">
+        <a:solidFill>
+          <a:schemeClr val="tx1">
+            <a:lumMod val="50000"/>
+            <a:lumOff val="50000"/>
+          </a:schemeClr>
+        </a:solidFill>
+        <a:round/>
+      </a:ln>
+    </cs:spPr>
+  </cs:hiLoLine>
+  <cs:leaderLine>
+    <cs:lnRef idx="0"/>
+    <cs:fillRef idx="0"/>
+    <cs:effectRef idx="0"/>
+    <cs:fontRef idx="minor">
+      <a:schemeClr val="tx1"/>
+    </cs:fontRef>
+    <cs:spPr>
+      <a:ln w="9525" cap="flat" cmpd="sng" algn="ctr">
+        <a:solidFill>
+          <a:schemeClr val="tx1">
+            <a:lumMod val="35000"/>
+            <a:lumOff val="65000"/>
+          </a:schemeClr>
+        </a:solidFill>
+        <a:round/>
+      </a:ln>
+    </cs:spPr>
+  </cs:leaderLine>
+  <cs:legend>
+    <cs:lnRef idx="0"/>
+    <cs:fillRef idx="0"/>
+    <cs:effectRef idx="0"/>
+    <cs:fontRef idx="minor">
+      <a:schemeClr val="tx1">
+        <a:lumMod val="65000"/>
+        <a:lumOff val="35000"/>
+      </a:schemeClr>
+    </cs:fontRef>
+    <cs:defRPr sz="900" kern="1200"/>
+  </cs:legend>
+  <cs:plotArea mods="allowNoFillOverride allowNoLineOverride">
+    <cs:lnRef idx="0"/>
+    <cs:fillRef idx="0"/>
+    <cs:effectRef idx="0"/>
+    <cs:fontRef idx="minor">
+      <a:schemeClr val="tx1"/>
+    </cs:fontRef>
+  </cs:plotArea>
+  <cs:plotArea3D mods="allowNoFillOverride allowNoLineOverride">
+    <cs:lnRef idx="0"/>
+    <cs:fillRef idx="0"/>
+    <cs:effectRef idx="0"/>
+    <cs:fontRef idx="minor">
+      <a:schemeClr val="tx1"/>
+    </cs:fontRef>
+  </cs:plotArea3D>
+  <cs:seriesAxis>
+    <cs:lnRef idx="0"/>
+    <cs:fillRef idx="0"/>
+    <cs:effectRef idx="0"/>
+    <cs:fontRef idx="minor">
+      <a:schemeClr val="tx1">
+        <a:lumMod val="65000"/>
+        <a:lumOff val="35000"/>
+      </a:schemeClr>
+    </cs:fontRef>
+    <cs:defRPr sz="900" kern="1200"/>
+  </cs:seriesAxis>
+  <cs:seriesLine>
+    <cs:lnRef idx="0"/>
+    <cs:fillRef idx="0"/>
+    <cs:effectRef idx="0"/>
+    <cs:fontRef idx="minor">
+      <a:schemeClr val="tx1"/>
+    </cs:fontRef>
+    <cs:spPr>
+      <a:ln w="9525" cap="flat" cmpd="sng" algn="ctr">
+        <a:solidFill>
+          <a:schemeClr val="tx1">
+            <a:lumMod val="35000"/>
+            <a:lumOff val="65000"/>
+          </a:schemeClr>
+        </a:solidFill>
+        <a:round/>
+      </a:ln>
+    </cs:spPr>
+  </cs:seriesLine>
+  <cs:title>
+    <cs:lnRef idx="0"/>
+    <cs:fillRef idx="0"/>
+    <cs:effectRef idx="0"/>
+    <cs:fontRef idx="minor">
+      <a:schemeClr val="tx1">
+        <a:lumMod val="65000"/>
+        <a:lumOff val="35000"/>
+      </a:schemeClr>
+    </cs:fontRef>
+    <cs:defRPr sz="1400" b="0" kern="1200" spc="0" baseline="0"/>
+  </cs:title>
+  <cs:trendline>
+    <cs:lnRef idx="0">
+      <cs:styleClr val="auto"/>
+    </cs:lnRef>
+    <cs:fillRef idx="0"/>
+    <cs:effectRef idx="0"/>
+    <cs:fontRef idx="minor">
+      <a:schemeClr val="tx1"/>
+    </cs:fontRef>
+    <cs:spPr>
+      <a:ln w="19050" cap="rnd">
+        <a:solidFill>
+          <a:schemeClr val="phClr"/>
+        </a:solidFill>
+        <a:prstDash val="sysDot"/>
+      </a:ln>
+    </cs:spPr>
+  </cs:trendline>
+  <cs:trendlineLabel>
+    <cs:lnRef idx="0"/>
+    <cs:fillRef idx="0"/>
+    <cs:effectRef idx="0"/>
+    <cs:fontRef idx="minor">
+      <a:schemeClr val="tx1">
+        <a:lumMod val="65000"/>
+        <a:lumOff val="35000"/>
+      </a:schemeClr>
+    </cs:fontRef>
+    <cs:defRPr sz="900" kern="1200"/>
+  </cs:trendlineLabel>
+  <cs:upBar>
+    <cs:lnRef idx="0"/>
+    <cs:fillRef idx="0"/>
+    <cs:effectRef idx="0"/>
+    <cs:fontRef idx="minor">
+      <a:schemeClr val="tx1"/>
+    </cs:fontRef>
+    <cs:spPr>
+      <a:solidFill>
+        <a:schemeClr val="lt1"/>
+      </a:solidFill>
+      <a:ln w="9525" cap="flat" cmpd="sng" algn="ctr">
+        <a:solidFill>
+          <a:schemeClr val="tx1">
+            <a:lumMod val="65000"/>
+            <a:lumOff val="35000"/>
+          </a:schemeClr>
+        </a:solidFill>
+        <a:round/>
+      </a:ln>
+    </cs:spPr>
+  </cs:upBar>
+  <cs:valueAxis>
+    <cs:lnRef idx="0"/>
+    <cs:fillRef idx="0"/>
+    <cs:effectRef idx="0"/>
+    <cs:fontRef idx="minor">
+      <a:schemeClr val="tx1">
+        <a:lumMod val="65000"/>
+        <a:lumOff val="35000"/>
+      </a:schemeClr>
+    </cs:fontRef>
+    <cs:defRPr sz="900" kern="1200"/>
+  </cs:valueAxis>
+  <cs:wall>
+    <cs:lnRef idx="0"/>
+    <cs:fillRef idx="0"/>
+    <cs:effectRef idx="0"/>
+    <cs:fontRef idx="minor">
+      <a:schemeClr val="tx1"/>
+    </cs:fontRef>
+    <cs:spPr>
+      <a:noFill/>
+      <a:ln>
+        <a:noFill/>
+      </a:ln>
+    </cs:spPr>
+  </cs:wall>
+</cs:chartStyle>
 </file>
 
 <file path=word/glossary/document.xml><?xml version="1.0" encoding="utf-8"?>
@@ -5746,13 +10229,6 @@
 
 <file path=word/glossary/fontTable.xml><?xml version="1.0" encoding="utf-8"?>
 <w:fonts xmlns:mc="http://schemas.openxmlformats.org/markup-compatibility/2006" xmlns:r="http://schemas.openxmlformats.org/officeDocument/2006/relationships" xmlns:w="http://schemas.openxmlformats.org/wordprocessingml/2006/main" xmlns:w14="http://schemas.microsoft.com/office/word/2010/wordml" xmlns:w15="http://schemas.microsoft.com/office/word/2012/wordml" xmlns:w16cex="http://schemas.microsoft.com/office/word/2018/wordml/cex" xmlns:w16cid="http://schemas.microsoft.com/office/word/2016/wordml/cid" xmlns:w16="http://schemas.microsoft.com/office/word/2018/wordml" xmlns:w16du="http://schemas.microsoft.com/office/word/2023/wordml/word16du" xmlns:w16sdtdh="http://schemas.microsoft.com/office/word/2020/wordml/sdtdatahash" xmlns:w16sdtfl="http://schemas.microsoft.com/office/word/2024/wordml/sdtformatlock" xmlns:w16se="http://schemas.microsoft.com/office/word/2015/wordml/symex" mc:Ignorable="w14 w15 w16se w16cid w16 w16cex w16sdtdh w16sdtfl w16du">
-  <w:font w:name="Times New Roman">
-    <w:panose1 w:val="02020603050405020304"/>
-    <w:charset w:val="00"/>
-    <w:family w:val="roman"/>
-    <w:pitch w:val="variable"/>
-    <w:sig w:usb0="E0002EFF" w:usb1="C000785B" w:usb2="00000009" w:usb3="00000000" w:csb0="000001FF" w:csb1="00000000"/>
-  </w:font>
   <w:font w:name="Symbol">
     <w:panose1 w:val="05050102010706020507"/>
     <w:charset w:val="02"/>
@@ -5760,11 +10236,12 @@
     <w:pitch w:val="variable"/>
     <w:sig w:usb0="00000000" w:usb1="10000000" w:usb2="00000000" w:usb3="00000000" w:csb0="80000000" w:csb1="00000000"/>
   </w:font>
-  <w:font w:name="Aptos">
+  <w:font w:name="Times New Roman">
+    <w:panose1 w:val="02020603050405020304"/>
     <w:charset w:val="00"/>
-    <w:family w:val="swiss"/>
+    <w:family w:val="roman"/>
     <w:pitch w:val="variable"/>
-    <w:sig w:usb0="20000287" w:usb1="00000003" w:usb2="00000000" w:usb3="00000000" w:csb0="0000019F" w:csb1="00000000"/>
+    <w:sig w:usb0="E0002EFF" w:usb1="C000785B" w:usb2="00000009" w:usb3="00000000" w:csb0="000001FF" w:csb1="00000000"/>
   </w:font>
   <w:font w:name="Courier New">
     <w:panose1 w:val="02070309020205020404"/>
@@ -5779,6 +10256,12 @@
     <w:family w:val="auto"/>
     <w:pitch w:val="variable"/>
     <w:sig w:usb0="00000000" w:usb1="10000000" w:usb2="00000000" w:usb3="00000000" w:csb0="80000000" w:csb1="00000000"/>
+  </w:font>
+  <w:font w:name="Aptos">
+    <w:charset w:val="00"/>
+    <w:family w:val="swiss"/>
+    <w:pitch w:val="variable"/>
+    <w:sig w:usb0="20000287" w:usb1="00000003" w:usb2="00000000" w:usb3="00000000" w:csb0="0000019F" w:csb1="00000000"/>
   </w:font>
   <w:font w:name="Aptos Display">
     <w:charset w:val="00"/>
@@ -5805,12 +10288,30 @@
   </w:compat>
   <w:rsids>
     <w:rsidRoot w:val="00BE66DE"/>
+    <w:rsid w:val="000A522E"/>
+    <w:rsid w:val="000D153B"/>
+    <w:rsid w:val="00125EFC"/>
     <w:rsid w:val="001C3BE0"/>
+    <w:rsid w:val="002D026C"/>
+    <w:rsid w:val="002E61D8"/>
+    <w:rsid w:val="00363B63"/>
+    <w:rsid w:val="003B3B28"/>
+    <w:rsid w:val="003D201C"/>
+    <w:rsid w:val="003D3434"/>
     <w:rsid w:val="004F564A"/>
+    <w:rsid w:val="005A176D"/>
+    <w:rsid w:val="006C4390"/>
     <w:rsid w:val="00742CE9"/>
+    <w:rsid w:val="00853523"/>
+    <w:rsid w:val="008B7173"/>
+    <w:rsid w:val="008E3088"/>
     <w:rsid w:val="008E3E01"/>
     <w:rsid w:val="00A13C51"/>
+    <w:rsid w:val="00A70E8D"/>
+    <w:rsid w:val="00AB70FA"/>
     <w:rsid w:val="00BE66DE"/>
+    <w:rsid w:val="00D23031"/>
+    <w:rsid w:val="00F34E93"/>
   </w:rsids>
   <m:mathPr>
     <m:mathFont m:val="Cambria Math"/>

--- a/Scripts/Project.docx
+++ b/Scripts/Project.docx
@@ -201,6 +201,7 @@
           <w:dataBinding w:prefixMappings="xmlns:ns0='http://purl.org/dc/elements/1.1/' xmlns:ns1='http://schemas.openxmlformats.org/package/2006/metadata/core-properties' " w:xpath="/ns1:coreProperties[1]/ns0:title[1]" w:storeItemID="{6C3C8BC8-F283-45AE-878A-BAB7291924A1}"/>
           <w:text/>
         </w:sdtPr>
+        <w:sdtEndPr/>
         <w:sdtContent>
           <w:r>
             <w:rPr>
@@ -632,6 +633,7 @@
             <w:dataBinding w:prefixMappings="xmlns:ns0='http://purl.org/dc/elements/1.1/' xmlns:ns1='http://schemas.openxmlformats.org/package/2006/metadata/core-properties' " w:xpath="/ns1:coreProperties[1]/ns0:creator[1]" w:storeItemID="{6C3C8BC8-F283-45AE-878A-BAB7291924A1}"/>
             <w:text/>
           </w:sdtPr>
+          <w:sdtEndPr/>
           <w:sdtContent>
             <w:tc>
               <w:tcPr>
@@ -1115,7 +1117,7 @@
           <w:noProof/>
           <w:szCs w:val="24"/>
         </w:rPr>
-        <w:t>13/05/2026</w:t>
+        <w:t>16/06/2026</w:t>
       </w:r>
       <w:r>
         <w:rPr>
@@ -2933,7 +2935,19 @@
         <w:rPr>
           <w:lang w:val="en-US"/>
         </w:rPr>
-        <w:t>The scope of the Tic-Tac-Toe game is limited to a 3×3 game board where two players take turns marking “X” and “O” in empty spaces. The system checks for winning conditions, draw situations, and valid player moves. The game can be used for educational purposes to help beginners understand the fundamentals of programming and game logic.</w:t>
+        <w:t xml:space="preserve">The scope of the Tic-Tac-Toe game is limited to a 3×3 game board where two players take turns marking “X” and “O” in empty spaces. The system </w:t>
+      </w:r>
+      <w:r>
+        <w:rPr>
+          <w:lang w:val="en-US"/>
+        </w:rPr>
+        <w:t>checks</w:t>
+      </w:r>
+      <w:r>
+        <w:rPr>
+          <w:lang w:val="en-US"/>
+        </w:rPr>
+        <w:t xml:space="preserve"> winning conditions, draw situations, and valid player moves. The game can be used for educational purposes to help beginners understand the fundamentals of programming and game logic.</w:t>
       </w:r>
     </w:p>
     <w:p>
@@ -2969,7 +2983,7 @@
         <w:rPr>
           <w:lang w:val="en-US"/>
         </w:rPr>
-        <w:t xml:space="preserve">Single-player mode with computer AI </w:t>
+        <w:t>Multiplayer mode within the computer</w:t>
       </w:r>
     </w:p>
     <w:p>
@@ -3035,57 +3049,8 @@
         <w:rPr>
           <w:lang w:val="en-US"/>
         </w:rPr>
-        <w:t xml:space="preserve">Different board sizes </w:t>
-      </w:r>
-    </w:p>
-    <w:p>
-      <w:pPr>
-        <w:numPr>
-          <w:ilvl w:val="0"/>
-          <w:numId w:val="13"/>
-        </w:numPr>
-        <w:tabs>
-          <w:tab w:val="left" w:pos="270"/>
-        </w:tabs>
-        <w:spacing w:after="0" w:line="360" w:lineRule="auto"/>
-        <w:ind w:hanging="720"/>
-        <w:rPr>
-          <w:lang w:val="en-US"/>
-        </w:rPr>
-      </w:pPr>
-      <w:r>
-        <w:rPr>
-          <w:lang w:val="en-US"/>
-        </w:rPr>
-        <w:t xml:space="preserve">Online multiplayer support </w:t>
-      </w:r>
-    </w:p>
-    <w:p>
-      <w:pPr>
-        <w:numPr>
-          <w:ilvl w:val="0"/>
-          <w:numId w:val="13"/>
-        </w:numPr>
-        <w:tabs>
-          <w:tab w:val="left" w:pos="270"/>
-        </w:tabs>
-        <w:spacing w:after="0" w:line="360" w:lineRule="auto"/>
-        <w:ind w:hanging="720"/>
-        <w:rPr>
-          <w:lang w:val="en-US"/>
-        </w:rPr>
-      </w:pPr>
-      <w:r>
-        <w:rPr>
-          <w:lang w:val="en-US"/>
-        </w:rPr>
-        <w:t xml:space="preserve">Sound effects and animations </w:t>
-      </w:r>
-    </w:p>
-    <w:p>
-      <w:pPr>
-        <w:spacing w:after="0" w:line="360" w:lineRule="auto"/>
-      </w:pPr>
+        <w:t>Creating New board feature</w:t>
+      </w:r>
       <w:r>
         <w:br w:type="page"/>
       </w:r>
@@ -3206,7 +3171,7 @@
         <w:jc w:val="both"/>
       </w:pPr>
       <w:r>
-        <w:t>Invalid or repeating moves recognition.</w:t>
+        <w:t>Winning or draw situations assessment automatically through programming.</w:t>
       </w:r>
     </w:p>
     <w:p>
@@ -3222,7 +3187,7 @@
         <w:jc w:val="both"/>
       </w:pPr>
       <w:r>
-        <w:t>Winning or draw situations assessment automatically through programming.</w:t>
+        <w:t>Game process execution without errors due to coding techniques application.</w:t>
       </w:r>
     </w:p>
     <w:p>
@@ -3238,7 +3203,7 @@
         <w:jc w:val="both"/>
       </w:pPr>
       <w:r>
-        <w:t>Game process execution without errors due to coding techniques application.</w:t>
+        <w:t>Utilization of loops, arrays, conditions, and functions in programming practice.</w:t>
       </w:r>
     </w:p>
     <w:p>
@@ -3254,7 +3219,7 @@
         <w:jc w:val="both"/>
       </w:pPr>
       <w:r>
-        <w:t>Utilization of loops, arrays, conditions, and functions in programming practice.</w:t>
+        <w:t>Limitations reduction in comparison with the usual paper Tic Tac Toe game.</w:t>
       </w:r>
     </w:p>
     <w:p>
@@ -3270,55 +3235,7 @@
         <w:jc w:val="both"/>
       </w:pPr>
       <w:r>
-        <w:t>Demonstration of an attractive interface for the users' convenience.</w:t>
-      </w:r>
-    </w:p>
-    <w:p>
-      <w:pPr>
-        <w:pStyle w:val="ListParagraph"/>
-        <w:keepNext/>
-        <w:numPr>
-          <w:ilvl w:val="0"/>
-          <w:numId w:val="2"/>
-        </w:numPr>
-        <w:spacing w:after="0" w:line="360" w:lineRule="auto"/>
-        <w:ind w:left="360"/>
-        <w:jc w:val="both"/>
-      </w:pPr>
-      <w:r>
-        <w:t>Limitations reduction in comparison with the usual paper Tic Tac Toe game.</w:t>
-      </w:r>
-    </w:p>
-    <w:p>
-      <w:pPr>
-        <w:pStyle w:val="ListParagraph"/>
-        <w:keepNext/>
-        <w:numPr>
-          <w:ilvl w:val="0"/>
-          <w:numId w:val="2"/>
-        </w:numPr>
-        <w:spacing w:after="0" w:line="360" w:lineRule="auto"/>
-        <w:ind w:left="360"/>
-        <w:jc w:val="both"/>
-      </w:pPr>
-      <w:r>
         <w:t>Enhancement of logical reasoning and problem solving due to the project development.</w:t>
-      </w:r>
-    </w:p>
-    <w:p>
-      <w:pPr>
-        <w:pStyle w:val="ListParagraph"/>
-        <w:keepNext/>
-        <w:numPr>
-          <w:ilvl w:val="0"/>
-          <w:numId w:val="2"/>
-        </w:numPr>
-        <w:spacing w:after="0" w:line="360" w:lineRule="auto"/>
-        <w:ind w:left="360"/>
-        <w:jc w:val="both"/>
-      </w:pPr>
-      <w:r>
-        <w:t>Success in accomplishment of the assigned task within the specified time period and required resources.</w:t>
       </w:r>
     </w:p>
     <w:p>
@@ -3563,7 +3480,49 @@
         <w:jc w:val="both"/>
       </w:pPr>
       <w:r>
-        <w:t>In educational environments, students learning programming need simple projects that help them understand concepts like arrays, loops, functions, and conditional statements. However, many available examples are incomplete, difficult to understand, or not user-friendly. This creates difficulty for beginners in learning game development and logical problem-solving skills effectively.</w:t>
+        <w:t xml:space="preserve">Our game </w:t>
+      </w:r>
+      <w:r>
+        <w:t>has</w:t>
+      </w:r>
+      <w:r>
+        <w:t xml:space="preserve"> features like</w:t>
+      </w:r>
+      <w:r>
+        <w:t xml:space="preserve"> creating account/si</w:t>
+      </w:r>
+      <w:r>
+        <w:t>gn</w:t>
+      </w:r>
+      <w:r>
+        <w:t xml:space="preserve"> in, then login the </w:t>
+      </w:r>
+      <w:r>
+        <w:t>account, win</w:t>
+      </w:r>
+      <w:r>
+        <w:t xml:space="preserve"> lose or draw history checking, </w:t>
+      </w:r>
+      <w:r>
+        <w:t xml:space="preserve">simple and beginner friendly UI, </w:t>
+      </w:r>
+      <w:r>
+        <w:t>easy window mouse click option,</w:t>
+      </w:r>
+      <w:r>
+        <w:t xml:space="preserve"> and after the </w:t>
+      </w:r>
+      <w:r>
+        <w:t xml:space="preserve">completion of one match, we have added the option of new game which creates a new </w:t>
+      </w:r>
+      <w:r>
+        <w:t xml:space="preserve"> </w:t>
+      </w:r>
+      <w:r>
+        <w:t>3</w:t>
+      </w:r>
+      <w:r>
+        <w:t>X3 board where players can start a new match.</w:t>
       </w:r>
     </w:p>
     <w:p>
@@ -3573,7 +3532,143 @@
         <w:jc w:val="both"/>
       </w:pPr>
       <w:r>
-        <w:t>To solve the problems found in previous Tic-Tac-Toe games, a simple and reliable game system will be developed using the C programming language. The proposed system will focus on easy gameplay, proper input handling, and accurate result checking so that users can enjoy the game without errors or confusion.</w:t>
+        <w:t xml:space="preserve">While we were coding </w:t>
+      </w:r>
+      <w:r>
+        <w:t xml:space="preserve">for this game we faced many different problems, some include </w:t>
+      </w:r>
+      <w:r>
+        <w:t>repetition of same code multiple time</w:t>
+      </w:r>
+      <w:r>
+        <w:t>s</w:t>
+      </w:r>
+      <w:r>
+        <w:t xml:space="preserve"> which resulted </w:t>
+      </w:r>
+      <w:r>
+        <w:t xml:space="preserve">in </w:t>
+      </w:r>
+      <w:r>
+        <w:t xml:space="preserve">program </w:t>
+      </w:r>
+      <w:r>
+        <w:t>errors,</w:t>
+      </w:r>
+      <w:r>
+        <w:t xml:space="preserve"> writing the syntax of </w:t>
+      </w:r>
+      <w:r>
+        <w:t>statements</w:t>
+      </w:r>
+      <w:r>
+        <w:t xml:space="preserve"> incorrectly</w:t>
+      </w:r>
+      <w:r>
+        <w:t xml:space="preserve"> and so on</w:t>
+      </w:r>
+      <w:r>
+        <w:t xml:space="preserve">. </w:t>
+      </w:r>
+      <w:r>
+        <w:t xml:space="preserve">One of the difficult problems was the login and </w:t>
+      </w:r>
+      <w:r>
+        <w:t xml:space="preserve">sign in feature, at </w:t>
+      </w:r>
+      <w:r>
+        <w:t>first,</w:t>
+      </w:r>
+      <w:r>
+        <w:t xml:space="preserve"> </w:t>
+      </w:r>
+      <w:r>
+        <w:t xml:space="preserve">we </w:t>
+      </w:r>
+      <w:r>
+        <w:t>could not</w:t>
+      </w:r>
+      <w:r>
+        <w:t xml:space="preserve"> type in the </w:t>
+      </w:r>
+      <w:r>
+        <w:t xml:space="preserve">username and </w:t>
+      </w:r>
+      <w:r>
+        <w:t>password,</w:t>
+      </w:r>
+      <w:r>
+        <w:t xml:space="preserve"> later we </w:t>
+      </w:r>
+      <w:r>
+        <w:t>fixed</w:t>
+      </w:r>
+      <w:r>
+        <w:t xml:space="preserve"> the problem with correct interp</w:t>
+      </w:r>
+      <w:r>
+        <w:t>retation.</w:t>
+      </w:r>
+      <w:r>
+        <w:t xml:space="preserve"> </w:t>
+      </w:r>
+      <w:r>
+        <w:t xml:space="preserve">The advance </w:t>
+      </w:r>
+      <w:r>
+        <w:t xml:space="preserve">feature </w:t>
+      </w:r>
+      <w:r>
+        <w:t>of creating</w:t>
+      </w:r>
+      <w:r>
+        <w:t xml:space="preserve"> new bo</w:t>
+      </w:r>
+      <w:r>
+        <w:t xml:space="preserve">ard was really </w:t>
+      </w:r>
+      <w:r>
+        <w:t xml:space="preserve">hard and complected, but with the help of </w:t>
+      </w:r>
+      <w:r>
+        <w:t>YouTube we were able to correctly</w:t>
+      </w:r>
+      <w:r>
+        <w:t xml:space="preserve"> and easily </w:t>
+      </w:r>
+      <w:r>
+        <w:t>add this feature.</w:t>
+      </w:r>
+    </w:p>
+    <w:p>
+      <w:pPr>
+        <w:pStyle w:val="NormalWeb"/>
+        <w:spacing w:before="0" w:beforeAutospacing="0" w:after="0" w:afterAutospacing="0" w:line="360" w:lineRule="auto"/>
+        <w:jc w:val="both"/>
+      </w:pPr>
+      <w:r>
+        <w:t>To solve the problems found Tic-Tac-Toe game, a simple and reliable game system will be developed using the C programming language</w:t>
+      </w:r>
+      <w:r>
+        <w:t xml:space="preserve"> and Raylib </w:t>
+      </w:r>
+      <w:r>
+        <w:t>l</w:t>
+      </w:r>
+      <w:r>
+        <w:t>ibrary with GCC compiler (Min</w:t>
+      </w:r>
+      <w:r>
+        <w:t>GW</w:t>
+      </w:r>
+      <w:r>
+        <w:t>)</w:t>
+      </w:r>
+      <w:r>
+        <w:t>.</w:t>
+      </w:r>
+      <w:r>
+        <w:t xml:space="preserve"> The proposed system will focus on easy gameplay, proper input handling, and accurate result checking so that users can enjoy the game without errors or confusion.</w:t>
       </w:r>
     </w:p>
     <w:p>
@@ -3659,7 +3754,13 @@
         <w:jc w:val="both"/>
       </w:pPr>
       <w:r>
-        <w:t xml:space="preserve">Validate user input to prevent invalid entries. </w:t>
+        <w:t xml:space="preserve">Validate </w:t>
+      </w:r>
+      <w:r>
+        <w:t>score tracking</w:t>
+      </w:r>
+      <w:r>
+        <w:t xml:space="preserve">. </w:t>
       </w:r>
     </w:p>
     <w:p>
@@ -3678,7 +3779,13 @@
         <w:jc w:val="both"/>
       </w:pPr>
       <w:r>
-        <w:t xml:space="preserve">Prevent players from selecting already occupied positions. </w:t>
+        <w:t xml:space="preserve">Easy </w:t>
+      </w:r>
+      <w:r>
+        <w:t>account creation and sign in</w:t>
+      </w:r>
+      <w:r>
+        <w:t xml:space="preserve"> feature </w:t>
       </w:r>
     </w:p>
     <w:p>
@@ -3735,6 +3842,7 @@
         <w:jc w:val="both"/>
       </w:pPr>
       <w:r>
+        <w:lastRenderedPageBreak/>
         <w:t xml:space="preserve">Avoid infinite loops and logical programming errors. </w:t>
       </w:r>
     </w:p>
@@ -3773,7 +3881,13 @@
         <w:jc w:val="both"/>
       </w:pPr>
       <w:r>
-        <w:t xml:space="preserve">Use programming concepts like arrays, loops, functions, and conditional statements properly. </w:t>
+        <w:t>Use programming concepts like arrays, loops</w:t>
+      </w:r>
+      <w:r>
+        <w:t xml:space="preserve">, </w:t>
+      </w:r>
+      <w:r>
+        <w:t xml:space="preserve">and conditional statements properly. </w:t>
       </w:r>
     </w:p>
     <w:p>
@@ -3783,17 +3897,13 @@
         <w:jc w:val="both"/>
       </w:pPr>
       <w:r>
-        <w:t xml:space="preserve">In addition, the project will be designed in a simple and understandable manner so that beginners can learn programming logic easily. The system can also be improved in the </w:t>
-      </w:r>
-      <w:r>
-        <w:lastRenderedPageBreak/>
-        <w:t xml:space="preserve">future by adding features such as computer AI, </w:t>
+        <w:t xml:space="preserve">In addition, the project will be designed in a simple and understandable manner so that beginners can learn programming logic easily. The system can also be improved in the future by adding features such as computer AI, </w:t>
       </w:r>
       <w:r>
         <w:t>GUI</w:t>
       </w:r>
       <w:r>
-        <w:t>, score tracking system, and multiplayer support.</w:t>
+        <w:t>, and multiplayer support.</w:t>
       </w:r>
     </w:p>
     <w:p>
@@ -10290,6 +10400,7 @@
     <w:rsidRoot w:val="00BE66DE"/>
     <w:rsid w:val="000A522E"/>
     <w:rsid w:val="000D153B"/>
+    <w:rsid w:val="000E4636"/>
     <w:rsid w:val="00125EFC"/>
     <w:rsid w:val="001C3BE0"/>
     <w:rsid w:val="002D026C"/>
@@ -10311,6 +10422,7 @@
     <w:rsid w:val="00AB70FA"/>
     <w:rsid w:val="00BE66DE"/>
     <w:rsid w:val="00D23031"/>
+    <w:rsid w:val="00DE4F4A"/>
     <w:rsid w:val="00F34E93"/>
   </w:rsids>
   <m:mathPr>

--- a/Scripts/Project.docx
+++ b/Scripts/Project.docx
@@ -201,7 +201,6 @@
           <w:dataBinding w:prefixMappings="xmlns:ns0='http://purl.org/dc/elements/1.1/' xmlns:ns1='http://schemas.openxmlformats.org/package/2006/metadata/core-properties' " w:xpath="/ns1:coreProperties[1]/ns0:title[1]" w:storeItemID="{6C3C8BC8-F283-45AE-878A-BAB7291924A1}"/>
           <w:text/>
         </w:sdtPr>
-        <w:sdtEndPr/>
         <w:sdtContent>
           <w:r>
             <w:rPr>
@@ -633,7 +632,6 @@
             <w:dataBinding w:prefixMappings="xmlns:ns0='http://purl.org/dc/elements/1.1/' xmlns:ns1='http://schemas.openxmlformats.org/package/2006/metadata/core-properties' " w:xpath="/ns1:coreProperties[1]/ns0:creator[1]" w:storeItemID="{6C3C8BC8-F283-45AE-878A-BAB7291924A1}"/>
             <w:text/>
           </w:sdtPr>
-          <w:sdtEndPr/>
           <w:sdtContent>
             <w:tc>
               <w:tcPr>
@@ -648,11 +646,19 @@
                     <w:rFonts w:cs="Times New Roman"/>
                   </w:rPr>
                 </w:pPr>
+                <w:proofErr w:type="spellStart"/>
                 <w:r>
                   <w:rPr>
                     <w:rFonts w:cs="Times New Roman"/>
                   </w:rPr>
-                  <w:t>Aabishkar Acharya</w:t>
+                  <w:t>Aabishkar</w:t>
+                </w:r>
+                <w:proofErr w:type="spellEnd"/>
+                <w:r>
+                  <w:rPr>
+                    <w:rFonts w:cs="Times New Roman"/>
+                  </w:rPr>
+                  <w:t xml:space="preserve"> Acharya</w:t>
                 </w:r>
               </w:p>
             </w:tc>
@@ -3513,13 +3519,10 @@
         <w:t xml:space="preserve"> and after the </w:t>
       </w:r>
       <w:r>
-        <w:t xml:space="preserve">completion of one match, we have added the option of new game which creates a new </w:t>
-      </w:r>
-      <w:r>
-        <w:t xml:space="preserve"> </w:t>
-      </w:r>
-      <w:r>
-        <w:t>3</w:t>
+        <w:t xml:space="preserve">completion of one match, we have added the option of new game which creates a </w:t>
+      </w:r>
+      <w:r>
+        <w:t>new 3</w:t>
       </w:r>
       <w:r>
         <w:t>X3 board where players can start a new match.</w:t>
@@ -3650,7 +3653,15 @@
         <w:t>To solve the problems found Tic-Tac-Toe game, a simple and reliable game system will be developed using the C programming language</w:t>
       </w:r>
       <w:r>
-        <w:t xml:space="preserve"> and Raylib </w:t>
+        <w:t xml:space="preserve"> and </w:t>
+      </w:r>
+      <w:proofErr w:type="spellStart"/>
+      <w:r>
+        <w:t>Raylib</w:t>
+      </w:r>
+      <w:proofErr w:type="spellEnd"/>
+      <w:r>
+        <w:t xml:space="preserve"> </w:t>
       </w:r>
       <w:r>
         <w:t>l</w:t>
@@ -10410,6 +10421,7 @@
     <w:rsid w:val="003D201C"/>
     <w:rsid w:val="003D3434"/>
     <w:rsid w:val="004F564A"/>
+    <w:rsid w:val="005221C5"/>
     <w:rsid w:val="005A176D"/>
     <w:rsid w:val="006C4390"/>
     <w:rsid w:val="00742CE9"/>
@@ -10417,6 +10429,7 @@
     <w:rsid w:val="008B7173"/>
     <w:rsid w:val="008E3088"/>
     <w:rsid w:val="008E3E01"/>
+    <w:rsid w:val="009B333C"/>
     <w:rsid w:val="00A13C51"/>
     <w:rsid w:val="00A70E8D"/>
     <w:rsid w:val="00AB70FA"/>
